--- a/BGIL_DBT/validation/DM-H/DM-H2_OPUS.docx
+++ b/BGIL_DBT/validation/DM-H/DM-H2_OPUS.docx
@@ -575,6 +575,12 @@
             <w:r>
               <w:t xml:space="preserve">SAT_AGREEMENT_COMMERCIAL_TERMS</w:t>
             </w:r>
+            <w:r>
+              <w:rPr>
+                <w:b/>
+              </w:rPr>
+              <w:t xml:space="preserve"> [Partner LOB]</w:t>
+            </w:r>
           </w:p>
         </w:tc>
         <w:tc>
@@ -633,6 +639,12 @@
             <w:r>
               <w:t xml:space="preserve">SAT_AGREEMENT_DEFINITION</w:t>
             </w:r>
+            <w:r>
+              <w:rPr>
+                <w:b/>
+              </w:rPr>
+              <w:t xml:space="preserve"> [Partner LOB]</w:t>
+            </w:r>
           </w:p>
         </w:tc>
         <w:tc>
@@ -691,6 +703,12 @@
             <w:r>
               <w:t xml:space="preserve">SAT_COMMON_ADDRESS</w:t>
             </w:r>
+            <w:r>
+              <w:rPr>
+                <w:b/>
+              </w:rPr>
+              <w:t xml:space="preserve"> [Partner LOB]</w:t>
+            </w:r>
           </w:p>
         </w:tc>
         <w:tc>
@@ -807,6 +825,12 @@
             <w:r>
               <w:t xml:space="preserve">SAT_COMMON_CLASSIFICATION</w:t>
             </w:r>
+            <w:r>
+              <w:rPr>
+                <w:b/>
+              </w:rPr>
+              <w:t xml:space="preserve"> [Partner LOB]</w:t>
+            </w:r>
           </w:p>
         </w:tc>
         <w:tc>
@@ -865,6 +889,12 @@
             <w:r>
               <w:t xml:space="preserve">SAT_COMMON_COMMUNICATION_PREFERENCE</w:t>
             </w:r>
+            <w:r>
+              <w:rPr>
+                <w:b/>
+              </w:rPr>
+              <w:t xml:space="preserve"> [Partner LOB]</w:t>
+            </w:r>
           </w:p>
         </w:tc>
         <w:tc>
@@ -923,6 +953,12 @@
             <w:r>
               <w:t xml:space="preserve">SAT_COMMON_CONSENT</w:t>
             </w:r>
+            <w:r>
+              <w:rPr>
+                <w:b/>
+              </w:rPr>
+              <w:t xml:space="preserve"> [Partner LOB]</w:t>
+            </w:r>
           </w:p>
         </w:tc>
         <w:tc>
@@ -981,6 +1017,12 @@
             <w:r>
               <w:t xml:space="preserve">SAT_COMMON_CONTACT</w:t>
             </w:r>
+            <w:r>
+              <w:rPr>
+                <w:b/>
+              </w:rPr>
+              <w:t xml:space="preserve"> [Partner LOB]</w:t>
+            </w:r>
           </w:p>
         </w:tc>
         <w:tc>
@@ -1039,6 +1081,12 @@
             <w:r>
               <w:t xml:space="preserve">SAT_COMMON_GEO</w:t>
             </w:r>
+            <w:r>
+              <w:rPr>
+                <w:b/>
+              </w:rPr>
+              <w:t xml:space="preserve"> [Partner LOB]</w:t>
+            </w:r>
           </w:p>
         </w:tc>
         <w:tc>
@@ -1097,6 +1145,12 @@
             <w:r>
               <w:t xml:space="preserve">SAT_DOCUMENT_DEFINITION</w:t>
             </w:r>
+            <w:r>
+              <w:rPr>
+                <w:b/>
+              </w:rPr>
+              <w:t xml:space="preserve"> [Partner LOB]</w:t>
+            </w:r>
           </w:p>
         </w:tc>
         <w:tc>
@@ -1213,6 +1267,12 @@
             <w:r>
               <w:t xml:space="preserve">SAT_LNK_PARTY_ROLE_CORE</w:t>
             </w:r>
+            <w:r>
+              <w:rPr>
+                <w:b/>
+              </w:rPr>
+              <w:t xml:space="preserve"> [Partner LOB]</w:t>
+            </w:r>
           </w:p>
         </w:tc>
         <w:tc>
@@ -1271,6 +1331,12 @@
             <w:r>
               <w:t xml:space="preserve">SAT_LNK_POLICY_PARTY_ROLE</w:t>
             </w:r>
+            <w:r>
+              <w:rPr>
+                <w:b/>
+              </w:rPr>
+              <w:t xml:space="preserve"> [Partner LOB]</w:t>
+            </w:r>
           </w:p>
         </w:tc>
         <w:tc>
@@ -1329,6 +1395,12 @@
             <w:r>
               <w:t xml:space="preserve">SAT_LNK_ROLE_AGENT</w:t>
             </w:r>
+            <w:r>
+              <w:rPr>
+                <w:b/>
+              </w:rPr>
+              <w:t xml:space="preserve"> [Partner LOB]</w:t>
+            </w:r>
           </w:p>
         </w:tc>
         <w:tc>
@@ -1387,6 +1459,12 @@
             <w:r>
               <w:t xml:space="preserve">SAT_LNK_ROLE_CUSTOMER</w:t>
             </w:r>
+            <w:r>
+              <w:rPr>
+                <w:b/>
+              </w:rPr>
+              <w:t xml:space="preserve"> [Partner LOB]</w:t>
+            </w:r>
           </w:p>
         </w:tc>
         <w:tc>
@@ -1503,6 +1581,12 @@
             <w:r>
               <w:t xml:space="preserve">SAT_LNK_ROLE_PROVIDER</w:t>
             </w:r>
+            <w:r>
+              <w:rPr>
+                <w:b/>
+              </w:rPr>
+              <w:t xml:space="preserve"> [Partner LOB]</w:t>
+            </w:r>
           </w:p>
         </w:tc>
         <w:tc>
@@ -1561,6 +1645,12 @@
             <w:r>
               <w:t xml:space="preserve">SAT_LNK_ROLE_SURVEYOR</w:t>
             </w:r>
+            <w:r>
+              <w:rPr>
+                <w:b/>
+              </w:rPr>
+              <w:t xml:space="preserve"> [Partner LOB]</w:t>
+            </w:r>
           </w:p>
         </w:tc>
         <w:tc>
@@ -1619,6 +1709,12 @@
             <w:r>
               <w:t xml:space="preserve">SAT_PARTY_AML_SCREENING</w:t>
             </w:r>
+            <w:r>
+              <w:rPr>
+                <w:b/>
+              </w:rPr>
+              <w:t xml:space="preserve"> [Partner LOB]</w:t>
+            </w:r>
           </w:p>
         </w:tc>
         <w:tc>
@@ -1677,6 +1773,12 @@
             <w:r>
               <w:t xml:space="preserve">SAT_PARTY_BANKING</w:t>
             </w:r>
+            <w:r>
+              <w:rPr>
+                <w:b/>
+              </w:rPr>
+              <w:t xml:space="preserve"> [Partner LOB]</w:t>
+            </w:r>
           </w:p>
         </w:tc>
         <w:tc>
@@ -1793,6 +1895,12 @@
             <w:r>
               <w:t xml:space="preserve">SAT_PARTY_CONTACT_ADDRESS_LINK</w:t>
             </w:r>
+            <w:r>
+              <w:rPr>
+                <w:b/>
+              </w:rPr>
+              <w:t xml:space="preserve"> [Partner LOB]</w:t>
+            </w:r>
           </w:p>
         </w:tc>
         <w:tc>
@@ -1851,6 +1959,12 @@
             <w:r>
               <w:t xml:space="preserve">SAT_PARTY_EMPLOYMENT</w:t>
             </w:r>
+            <w:r>
+              <w:rPr>
+                <w:b/>
+              </w:rPr>
+              <w:t xml:space="preserve"> [Partner LOB]</w:t>
+            </w:r>
           </w:p>
         </w:tc>
         <w:tc>
@@ -1909,6 +2023,12 @@
             <w:r>
               <w:t xml:space="preserve">SAT_PARTY_GROUP_CENSUS</w:t>
             </w:r>
+            <w:r>
+              <w:rPr>
+                <w:b/>
+              </w:rPr>
+              <w:t xml:space="preserve"> [Partner LOB]</w:t>
+            </w:r>
           </w:p>
         </w:tc>
         <w:tc>
@@ -1967,6 +2087,12 @@
             <w:r>
               <w:t xml:space="preserve">SAT_PARTY_GROUP_HOUSEHOLD</w:t>
             </w:r>
+            <w:r>
+              <w:rPr>
+                <w:b/>
+              </w:rPr>
+              <w:t xml:space="preserve"> [Partner LOB]</w:t>
+            </w:r>
           </w:p>
         </w:tc>
         <w:tc>
@@ -2025,6 +2151,12 @@
             <w:r>
               <w:t xml:space="preserve">SAT_PARTY_HEALTH_PROFILE</w:t>
             </w:r>
+            <w:r>
+              <w:rPr>
+                <w:b/>
+              </w:rPr>
+              <w:t xml:space="preserve"> [Partner LOB]</w:t>
+            </w:r>
           </w:p>
         </w:tc>
         <w:tc>
@@ -2083,6 +2215,12 @@
             <w:r>
               <w:t xml:space="preserve">SAT_PARTY_IDENTIFICATION</w:t>
             </w:r>
+            <w:r>
+              <w:rPr>
+                <w:b/>
+              </w:rPr>
+              <w:t xml:space="preserve"> [Partner LOB]</w:t>
+            </w:r>
           </w:p>
         </w:tc>
         <w:tc>
@@ -2141,6 +2279,12 @@
             <w:r>
               <w:t xml:space="preserve">SAT_PARTY_IDENTITY</w:t>
             </w:r>
+            <w:r>
+              <w:rPr>
+                <w:b/>
+              </w:rPr>
+              <w:t xml:space="preserve"> [Partner LOB]</w:t>
+            </w:r>
           </w:p>
         </w:tc>
         <w:tc>
@@ -2199,6 +2343,12 @@
             <w:r>
               <w:t xml:space="preserve">SAT_PARTY_INDIVIDUAL_DEMOGRAPHICS</w:t>
             </w:r>
+            <w:r>
+              <w:rPr>
+                <w:b/>
+              </w:rPr>
+              <w:t xml:space="preserve"> [Partner LOB]</w:t>
+            </w:r>
           </w:p>
         </w:tc>
         <w:tc>
@@ -2257,6 +2407,12 @@
             <w:r>
               <w:t xml:space="preserve">SAT_PARTY_KYC</w:t>
             </w:r>
+            <w:r>
+              <w:rPr>
+                <w:b/>
+              </w:rPr>
+              <w:t xml:space="preserve"> [Partner LOB]</w:t>
+            </w:r>
           </w:p>
         </w:tc>
         <w:tc>
@@ -2315,6 +2471,12 @@
             <w:r>
               <w:t xml:space="preserve">SAT_PARTY_KYC_REFERENCE</w:t>
             </w:r>
+            <w:r>
+              <w:rPr>
+                <w:b/>
+              </w:rPr>
+              <w:t xml:space="preserve"> [Partner LOB]</w:t>
+            </w:r>
           </w:p>
         </w:tc>
         <w:tc>
@@ -2373,6 +2535,12 @@
             <w:r>
               <w:t xml:space="preserve">SAT_PARTY_ORGANISATION_PROFILE</w:t>
             </w:r>
+            <w:r>
+              <w:rPr>
+                <w:b/>
+              </w:rPr>
+              <w:t xml:space="preserve"> [Partner LOB]</w:t>
+            </w:r>
           </w:p>
         </w:tc>
         <w:tc>
@@ -2605,6 +2773,12 @@
             <w:r>
               <w:t xml:space="preserve">SAT_POLICY_CLASSIFICATION</w:t>
             </w:r>
+            <w:r>
+              <w:rPr>
+                <w:b/>
+              </w:rPr>
+              <w:t xml:space="preserve"> [Partner LOB]</w:t>
+            </w:r>
           </w:p>
         </w:tc>
         <w:tc>
@@ -2779,6 +2953,12 @@
             <w:r>
               <w:t xml:space="preserve">SAT_POLICY_HEADER</w:t>
             </w:r>
+            <w:r>
+              <w:rPr>
+                <w:b/>
+              </w:rPr>
+              <w:t xml:space="preserve"> [Partner LOB]</w:t>
+            </w:r>
           </w:p>
         </w:tc>
         <w:tc>
@@ -2895,6 +3075,12 @@
             <w:r>
               <w:t xml:space="preserve">SAT_POLICY_PREMIUM_SUMMARY</w:t>
             </w:r>
+            <w:r>
+              <w:rPr>
+                <w:b/>
+              </w:rPr>
+              <w:t xml:space="preserve"> [Partner LOB]</w:t>
+            </w:r>
           </w:p>
         </w:tc>
         <w:tc>
@@ -3011,6 +3197,12 @@
             <w:r>
               <w:t xml:space="preserve">SAT_PROVIDER_BANKING</w:t>
             </w:r>
+            <w:r>
+              <w:rPr>
+                <w:b/>
+              </w:rPr>
+              <w:t xml:space="preserve"> [Partner LOB]</w:t>
+            </w:r>
           </w:p>
         </w:tc>
         <w:tc>
@@ -3069,6 +3261,12 @@
             <w:r>
               <w:t xml:space="preserve">SAT_PROVIDER_TARIFF</w:t>
             </w:r>
+            <w:r>
+              <w:rPr>
+                <w:b/>
+              </w:rPr>
+              <w:t xml:space="preserve"> [Partner LOB]</w:t>
+            </w:r>
           </w:p>
         </w:tc>
         <w:tc>
@@ -3591,6 +3789,12 @@
             <w:r>
               <w:t xml:space="preserve">SAT_AUG_LNK_ROLE_AGENT</w:t>
             </w:r>
+            <w:r>
+              <w:rPr>
+                <w:b/>
+              </w:rPr>
+              <w:t xml:space="preserve"> [Partner LOB]</w:t>
+            </w:r>
           </w:p>
         </w:tc>
         <w:tc>
@@ -3649,6 +3853,12 @@
             <w:r>
               <w:t xml:space="preserve">SAT_AUG_LNK_ROLE_CUSTOMER</w:t>
             </w:r>
+            <w:r>
+              <w:rPr>
+                <w:b/>
+              </w:rPr>
+              <w:t xml:space="preserve"> [Partner LOB]</w:t>
+            </w:r>
           </w:p>
         </w:tc>
         <w:tc>
@@ -3707,6 +3917,12 @@
             <w:r>
               <w:t xml:space="preserve">SAT_AUG_LNK_ROLE_PROVIDER</w:t>
             </w:r>
+            <w:r>
+              <w:rPr>
+                <w:b/>
+              </w:rPr>
+              <w:t xml:space="preserve"> [Partner LOB]</w:t>
+            </w:r>
           </w:p>
         </w:tc>
         <w:tc>
@@ -3764,6 +3980,12 @@
           <w:p>
             <w:r>
               <w:t xml:space="preserve">SAT_AUG_LNK_ROLE_SURVEYOR</w:t>
+            </w:r>
+            <w:r>
+              <w:rPr>
+                <w:b/>
+              </w:rPr>
+              <w:t xml:space="preserve"> [Partner LOB]</w:t>
             </w:r>
           </w:p>
         </w:tc>
@@ -4043,6 +4265,12 @@
       <w:r>
         <w:t xml:space="preserve">1. OPUS — SAT_AGREEMENT_COMMERCIAL_TERMS</w:t>
       </w:r>
+      <w:r>
+        <w:rPr>
+          <w:b/>
+        </w:rPr>
+        <w:t xml:space="preserve"> [Partner LOB]</w:t>
+      </w:r>
     </w:p>
     <w:tbl>
       <w:tblPr>
@@ -4100,6 +4328,12 @@
           <w:p>
             <w:r>
               <w:t xml:space="preserve">SAT_AGREEMENT_COMMERCIAL_TERMS</w:t>
+            </w:r>
+            <w:r>
+              <w:rPr>
+                <w:b/>
+              </w:rPr>
+              <w:t xml:space="preserve"> [Partner LOB]</w:t>
             </w:r>
           </w:p>
         </w:tc>
@@ -4363,6 +4597,12 @@
       <w:r>
         <w:t xml:space="preserve">2. OPUS — SAT_AGREEMENT_DEFINITION</w:t>
       </w:r>
+      <w:r>
+        <w:rPr>
+          <w:b/>
+        </w:rPr>
+        <w:t xml:space="preserve"> [Partner LOB]</w:t>
+      </w:r>
     </w:p>
     <w:tbl>
       <w:tblPr>
@@ -4420,6 +4660,12 @@
           <w:p>
             <w:r>
               <w:t xml:space="preserve">SAT_AGREEMENT_DEFINITION</w:t>
+            </w:r>
+            <w:r>
+              <w:rPr>
+                <w:b/>
+              </w:rPr>
+              <w:t xml:space="preserve"> [Partner LOB]</w:t>
             </w:r>
           </w:p>
         </w:tc>
@@ -4683,6 +4929,12 @@
       <w:r>
         <w:t xml:space="preserve">3. OPUS — SAT_COMMON_ADDRESS</w:t>
       </w:r>
+      <w:r>
+        <w:rPr>
+          <w:b/>
+        </w:rPr>
+        <w:t xml:space="preserve"> [Partner LOB]</w:t>
+      </w:r>
     </w:p>
     <w:tbl>
       <w:tblPr>
@@ -4740,6 +4992,12 @@
           <w:p>
             <w:r>
               <w:t xml:space="preserve">SAT_COMMON_ADDRESS</w:t>
+            </w:r>
+            <w:r>
+              <w:rPr>
+                <w:b/>
+              </w:rPr>
+              <w:t xml:space="preserve"> [Partner LOB]</w:t>
             </w:r>
           </w:p>
         </w:tc>
@@ -5323,6 +5581,12 @@
       <w:r>
         <w:t xml:space="preserve">5. OPUS — SAT_COMMON_CLASSIFICATION</w:t>
       </w:r>
+      <w:r>
+        <w:rPr>
+          <w:b/>
+        </w:rPr>
+        <w:t xml:space="preserve"> [Partner LOB]</w:t>
+      </w:r>
     </w:p>
     <w:tbl>
       <w:tblPr>
@@ -5380,6 +5644,12 @@
           <w:p>
             <w:r>
               <w:t xml:space="preserve">SAT_COMMON_CLASSIFICATION</w:t>
+            </w:r>
+            <w:r>
+              <w:rPr>
+                <w:b/>
+              </w:rPr>
+              <w:t xml:space="preserve"> [Partner LOB]</w:t>
             </w:r>
           </w:p>
         </w:tc>
@@ -5643,6 +5913,12 @@
       <w:r>
         <w:t xml:space="preserve">6. OPUS — SAT_COMMON_COMMUNICATION_PREFERENCE</w:t>
       </w:r>
+      <w:r>
+        <w:rPr>
+          <w:b/>
+        </w:rPr>
+        <w:t xml:space="preserve"> [Partner LOB]</w:t>
+      </w:r>
     </w:p>
     <w:tbl>
       <w:tblPr>
@@ -5700,6 +5976,12 @@
           <w:p>
             <w:r>
               <w:t xml:space="preserve">SAT_COMMON_COMMUNICATION_PREFERENCE</w:t>
+            </w:r>
+            <w:r>
+              <w:rPr>
+                <w:b/>
+              </w:rPr>
+              <w:t xml:space="preserve"> [Partner LOB]</w:t>
             </w:r>
           </w:p>
         </w:tc>
@@ -5963,6 +6245,12 @@
       <w:r>
         <w:t xml:space="preserve">7. OPUS — SAT_COMMON_CONSENT</w:t>
       </w:r>
+      <w:r>
+        <w:rPr>
+          <w:b/>
+        </w:rPr>
+        <w:t xml:space="preserve"> [Partner LOB]</w:t>
+      </w:r>
     </w:p>
     <w:tbl>
       <w:tblPr>
@@ -6020,6 +6308,12 @@
           <w:p>
             <w:r>
               <w:t xml:space="preserve">SAT_COMMON_CONSENT</w:t>
+            </w:r>
+            <w:r>
+              <w:rPr>
+                <w:b/>
+              </w:rPr>
+              <w:t xml:space="preserve"> [Partner LOB]</w:t>
             </w:r>
           </w:p>
         </w:tc>
@@ -6283,6 +6577,12 @@
       <w:r>
         <w:t xml:space="preserve">8. OPUS — SAT_COMMON_CONTACT</w:t>
       </w:r>
+      <w:r>
+        <w:rPr>
+          <w:b/>
+        </w:rPr>
+        <w:t xml:space="preserve"> [Partner LOB]</w:t>
+      </w:r>
     </w:p>
     <w:tbl>
       <w:tblPr>
@@ -6340,6 +6640,12 @@
           <w:p>
             <w:r>
               <w:t xml:space="preserve">SAT_COMMON_CONTACT</w:t>
+            </w:r>
+            <w:r>
+              <w:rPr>
+                <w:b/>
+              </w:rPr>
+              <w:t xml:space="preserve"> [Partner LOB]</w:t>
             </w:r>
           </w:p>
         </w:tc>
@@ -6603,6 +6909,12 @@
       <w:r>
         <w:t xml:space="preserve">9. OPUS — SAT_COMMON_GEO</w:t>
       </w:r>
+      <w:r>
+        <w:rPr>
+          <w:b/>
+        </w:rPr>
+        <w:t xml:space="preserve"> [Partner LOB]</w:t>
+      </w:r>
     </w:p>
     <w:tbl>
       <w:tblPr>
@@ -6660,6 +6972,12 @@
           <w:p>
             <w:r>
               <w:t xml:space="preserve">SAT_COMMON_GEO</w:t>
+            </w:r>
+            <w:r>
+              <w:rPr>
+                <w:b/>
+              </w:rPr>
+              <w:t xml:space="preserve"> [Partner LOB]</w:t>
             </w:r>
           </w:p>
         </w:tc>
@@ -6923,6 +7241,12 @@
       <w:r>
         <w:t xml:space="preserve">10. OPUS — SAT_DOCUMENT_DEFINITION</w:t>
       </w:r>
+      <w:r>
+        <w:rPr>
+          <w:b/>
+        </w:rPr>
+        <w:t xml:space="preserve"> [Partner LOB]</w:t>
+      </w:r>
     </w:p>
     <w:tbl>
       <w:tblPr>
@@ -6980,6 +7304,12 @@
           <w:p>
             <w:r>
               <w:t xml:space="preserve">SAT_DOCUMENT_DEFINITION</w:t>
+            </w:r>
+            <w:r>
+              <w:rPr>
+                <w:b/>
+              </w:rPr>
+              <w:t xml:space="preserve"> [Partner LOB]</w:t>
             </w:r>
           </w:p>
         </w:tc>
@@ -7555,6 +7885,12 @@
       <w:r>
         <w:t xml:space="preserve">12. OPUS — SAT_LNK_PARTY_ROLE_CORE</w:t>
       </w:r>
+      <w:r>
+        <w:rPr>
+          <w:b/>
+        </w:rPr>
+        <w:t xml:space="preserve"> [Partner LOB]</w:t>
+      </w:r>
     </w:p>
     <w:tbl>
       <w:tblPr>
@@ -7612,6 +7948,12 @@
           <w:p>
             <w:r>
               <w:t xml:space="preserve">SAT_LNK_PARTY_ROLE_CORE</w:t>
+            </w:r>
+            <w:r>
+              <w:rPr>
+                <w:b/>
+              </w:rPr>
+              <w:t xml:space="preserve"> [Partner LOB]</w:t>
             </w:r>
           </w:p>
         </w:tc>
@@ -7867,6 +8209,12 @@
       <w:r>
         <w:t xml:space="preserve">13. OPUS — SAT_LNK_POLICY_PARTY_ROLE</w:t>
       </w:r>
+      <w:r>
+        <w:rPr>
+          <w:b/>
+        </w:rPr>
+        <w:t xml:space="preserve"> [Partner LOB]</w:t>
+      </w:r>
     </w:p>
     <w:tbl>
       <w:tblPr>
@@ -7924,6 +8272,12 @@
           <w:p>
             <w:r>
               <w:t xml:space="preserve">SAT_LNK_POLICY_PARTY_ROLE</w:t>
+            </w:r>
+            <w:r>
+              <w:rPr>
+                <w:b/>
+              </w:rPr>
+              <w:t xml:space="preserve"> [Partner LOB]</w:t>
             </w:r>
           </w:p>
         </w:tc>
@@ -8179,6 +8533,12 @@
       <w:r>
         <w:t xml:space="preserve">14. OPUS — SAT_LNK_ROLE_AGENT</w:t>
       </w:r>
+      <w:r>
+        <w:rPr>
+          <w:b/>
+        </w:rPr>
+        <w:t xml:space="preserve"> [Partner LOB]</w:t>
+      </w:r>
     </w:p>
     <w:tbl>
       <w:tblPr>
@@ -8236,6 +8596,12 @@
           <w:p>
             <w:r>
               <w:t xml:space="preserve">SAT_LNK_ROLE_AGENT</w:t>
+            </w:r>
+            <w:r>
+              <w:rPr>
+                <w:b/>
+              </w:rPr>
+              <w:t xml:space="preserve"> [Partner LOB]</w:t>
             </w:r>
           </w:p>
         </w:tc>
@@ -8499,6 +8865,12 @@
       <w:r>
         <w:t xml:space="preserve">15. OPUS — SAT_LNK_ROLE_CUSTOMER</w:t>
       </w:r>
+      <w:r>
+        <w:rPr>
+          <w:b/>
+        </w:rPr>
+        <w:t xml:space="preserve"> [Partner LOB]</w:t>
+      </w:r>
     </w:p>
     <w:tbl>
       <w:tblPr>
@@ -8556,6 +8928,12 @@
           <w:p>
             <w:r>
               <w:t xml:space="preserve">SAT_LNK_ROLE_CUSTOMER</w:t>
+            </w:r>
+            <w:r>
+              <w:rPr>
+                <w:b/>
+              </w:rPr>
+              <w:t xml:space="preserve"> [Partner LOB]</w:t>
             </w:r>
           </w:p>
         </w:tc>
@@ -9139,6 +9517,12 @@
       <w:r>
         <w:t xml:space="preserve">17. OPUS — SAT_LNK_ROLE_PROVIDER</w:t>
       </w:r>
+      <w:r>
+        <w:rPr>
+          <w:b/>
+        </w:rPr>
+        <w:t xml:space="preserve"> [Partner LOB]</w:t>
+      </w:r>
     </w:p>
     <w:tbl>
       <w:tblPr>
@@ -9196,6 +9580,12 @@
           <w:p>
             <w:r>
               <w:t xml:space="preserve">SAT_LNK_ROLE_PROVIDER</w:t>
+            </w:r>
+            <w:r>
+              <w:rPr>
+                <w:b/>
+              </w:rPr>
+              <w:t xml:space="preserve"> [Partner LOB]</w:t>
             </w:r>
           </w:p>
         </w:tc>
@@ -9459,6 +9849,12 @@
       <w:r>
         <w:t xml:space="preserve">18. OPUS — SAT_LNK_ROLE_SURVEYOR</w:t>
       </w:r>
+      <w:r>
+        <w:rPr>
+          <w:b/>
+        </w:rPr>
+        <w:t xml:space="preserve"> [Partner LOB]</w:t>
+      </w:r>
     </w:p>
     <w:tbl>
       <w:tblPr>
@@ -9516,6 +9912,12 @@
           <w:p>
             <w:r>
               <w:t xml:space="preserve">SAT_LNK_ROLE_SURVEYOR</w:t>
+            </w:r>
+            <w:r>
+              <w:rPr>
+                <w:b/>
+              </w:rPr>
+              <w:t xml:space="preserve"> [Partner LOB]</w:t>
             </w:r>
           </w:p>
         </w:tc>
@@ -9779,6 +10181,12 @@
       <w:r>
         <w:t xml:space="preserve">19. OPUS — SAT_PARTY_AML_SCREENING</w:t>
       </w:r>
+      <w:r>
+        <w:rPr>
+          <w:b/>
+        </w:rPr>
+        <w:t xml:space="preserve"> [Partner LOB]</w:t>
+      </w:r>
     </w:p>
     <w:tbl>
       <w:tblPr>
@@ -9836,6 +10244,12 @@
           <w:p>
             <w:r>
               <w:t xml:space="preserve">SAT_PARTY_AML_SCREENING</w:t>
+            </w:r>
+            <w:r>
+              <w:rPr>
+                <w:b/>
+              </w:rPr>
+              <w:t xml:space="preserve"> [Partner LOB]</w:t>
             </w:r>
           </w:p>
         </w:tc>
@@ -10099,6 +10513,12 @@
       <w:r>
         <w:t xml:space="preserve">20. OPUS — SAT_PARTY_BANKING</w:t>
       </w:r>
+      <w:r>
+        <w:rPr>
+          <w:b/>
+        </w:rPr>
+        <w:t xml:space="preserve"> [Partner LOB]</w:t>
+      </w:r>
     </w:p>
     <w:tbl>
       <w:tblPr>
@@ -10156,6 +10576,12 @@
           <w:p>
             <w:r>
               <w:t xml:space="preserve">SAT_PARTY_BANKING</w:t>
+            </w:r>
+            <w:r>
+              <w:rPr>
+                <w:b/>
+              </w:rPr>
+              <w:t xml:space="preserve"> [Partner LOB]</w:t>
             </w:r>
           </w:p>
         </w:tc>
@@ -10739,6 +11165,12 @@
       <w:r>
         <w:t xml:space="preserve">22. OPUS — SAT_PARTY_CONTACT_ADDRESS_LINK</w:t>
       </w:r>
+      <w:r>
+        <w:rPr>
+          <w:b/>
+        </w:rPr>
+        <w:t xml:space="preserve"> [Partner LOB]</w:t>
+      </w:r>
     </w:p>
     <w:tbl>
       <w:tblPr>
@@ -10796,6 +11228,12 @@
           <w:p>
             <w:r>
               <w:t xml:space="preserve">SAT_PARTY_CONTACT_ADDRESS_LINK</w:t>
+            </w:r>
+            <w:r>
+              <w:rPr>
+                <w:b/>
+              </w:rPr>
+              <w:t xml:space="preserve"> [Partner LOB]</w:t>
             </w:r>
           </w:p>
         </w:tc>
@@ -11051,6 +11489,12 @@
       <w:r>
         <w:t xml:space="preserve">23. OPUS — SAT_PARTY_EMPLOYMENT</w:t>
       </w:r>
+      <w:r>
+        <w:rPr>
+          <w:b/>
+        </w:rPr>
+        <w:t xml:space="preserve"> [Partner LOB]</w:t>
+      </w:r>
     </w:p>
     <w:tbl>
       <w:tblPr>
@@ -11108,6 +11552,12 @@
           <w:p>
             <w:r>
               <w:t xml:space="preserve">SAT_PARTY_EMPLOYMENT</w:t>
+            </w:r>
+            <w:r>
+              <w:rPr>
+                <w:b/>
+              </w:rPr>
+              <w:t xml:space="preserve"> [Partner LOB]</w:t>
             </w:r>
           </w:p>
         </w:tc>
@@ -11371,6 +11821,12 @@
       <w:r>
         <w:t xml:space="preserve">24. OPUS — SAT_PARTY_GROUP_CENSUS</w:t>
       </w:r>
+      <w:r>
+        <w:rPr>
+          <w:b/>
+        </w:rPr>
+        <w:t xml:space="preserve"> [Partner LOB]</w:t>
+      </w:r>
     </w:p>
     <w:tbl>
       <w:tblPr>
@@ -11428,6 +11884,12 @@
           <w:p>
             <w:r>
               <w:t xml:space="preserve">SAT_PARTY_GROUP_CENSUS</w:t>
+            </w:r>
+            <w:r>
+              <w:rPr>
+                <w:b/>
+              </w:rPr>
+              <w:t xml:space="preserve"> [Partner LOB]</w:t>
             </w:r>
           </w:p>
         </w:tc>
@@ -11691,6 +12153,12 @@
       <w:r>
         <w:t xml:space="preserve">25. OPUS — SAT_PARTY_GROUP_HOUSEHOLD</w:t>
       </w:r>
+      <w:r>
+        <w:rPr>
+          <w:b/>
+        </w:rPr>
+        <w:t xml:space="preserve"> [Partner LOB]</w:t>
+      </w:r>
     </w:p>
     <w:tbl>
       <w:tblPr>
@@ -11748,6 +12216,12 @@
           <w:p>
             <w:r>
               <w:t xml:space="preserve">SAT_PARTY_GROUP_HOUSEHOLD</w:t>
+            </w:r>
+            <w:r>
+              <w:rPr>
+                <w:b/>
+              </w:rPr>
+              <w:t xml:space="preserve"> [Partner LOB]</w:t>
             </w:r>
           </w:p>
         </w:tc>
@@ -12011,6 +12485,12 @@
       <w:r>
         <w:t xml:space="preserve">26. OPUS — SAT_PARTY_HEALTH_PROFILE</w:t>
       </w:r>
+      <w:r>
+        <w:rPr>
+          <w:b/>
+        </w:rPr>
+        <w:t xml:space="preserve"> [Partner LOB]</w:t>
+      </w:r>
     </w:p>
     <w:tbl>
       <w:tblPr>
@@ -12068,6 +12548,12 @@
           <w:p>
             <w:r>
               <w:t xml:space="preserve">SAT_PARTY_HEALTH_PROFILE</w:t>
+            </w:r>
+            <w:r>
+              <w:rPr>
+                <w:b/>
+              </w:rPr>
+              <w:t xml:space="preserve"> [Partner LOB]</w:t>
             </w:r>
           </w:p>
         </w:tc>
@@ -12331,6 +12817,12 @@
       <w:r>
         <w:t xml:space="preserve">27. OPUS — SAT_PARTY_IDENTIFICATION</w:t>
       </w:r>
+      <w:r>
+        <w:rPr>
+          <w:b/>
+        </w:rPr>
+        <w:t xml:space="preserve"> [Partner LOB]</w:t>
+      </w:r>
     </w:p>
     <w:tbl>
       <w:tblPr>
@@ -12388,6 +12880,12 @@
           <w:p>
             <w:r>
               <w:t xml:space="preserve">SAT_PARTY_IDENTIFICATION</w:t>
+            </w:r>
+            <w:r>
+              <w:rPr>
+                <w:b/>
+              </w:rPr>
+              <w:t xml:space="preserve"> [Partner LOB]</w:t>
             </w:r>
           </w:p>
         </w:tc>
@@ -12651,6 +13149,12 @@
       <w:r>
         <w:t xml:space="preserve">28. OPUS — SAT_PARTY_IDENTITY</w:t>
       </w:r>
+      <w:r>
+        <w:rPr>
+          <w:b/>
+        </w:rPr>
+        <w:t xml:space="preserve"> [Partner LOB]</w:t>
+      </w:r>
     </w:p>
     <w:tbl>
       <w:tblPr>
@@ -12708,6 +13212,12 @@
           <w:p>
             <w:r>
               <w:t xml:space="preserve">SAT_PARTY_IDENTITY</w:t>
+            </w:r>
+            <w:r>
+              <w:rPr>
+                <w:b/>
+              </w:rPr>
+              <w:t xml:space="preserve"> [Partner LOB]</w:t>
             </w:r>
           </w:p>
         </w:tc>
@@ -12971,6 +13481,12 @@
       <w:r>
         <w:t xml:space="preserve">29. OPUS — SAT_PARTY_INDIVIDUAL_DEMOGRAPHICS</w:t>
       </w:r>
+      <w:r>
+        <w:rPr>
+          <w:b/>
+        </w:rPr>
+        <w:t xml:space="preserve"> [Partner LOB]</w:t>
+      </w:r>
     </w:p>
     <w:tbl>
       <w:tblPr>
@@ -13028,6 +13544,12 @@
           <w:p>
             <w:r>
               <w:t xml:space="preserve">SAT_PARTY_INDIVIDUAL_DEMOGRAPHICS</w:t>
+            </w:r>
+            <w:r>
+              <w:rPr>
+                <w:b/>
+              </w:rPr>
+              <w:t xml:space="preserve"> [Partner LOB]</w:t>
             </w:r>
           </w:p>
         </w:tc>
@@ -13291,6 +13813,12 @@
       <w:r>
         <w:t xml:space="preserve">30. OPUS — SAT_PARTY_KYC</w:t>
       </w:r>
+      <w:r>
+        <w:rPr>
+          <w:b/>
+        </w:rPr>
+        <w:t xml:space="preserve"> [Partner LOB]</w:t>
+      </w:r>
     </w:p>
     <w:tbl>
       <w:tblPr>
@@ -13348,6 +13876,12 @@
           <w:p>
             <w:r>
               <w:t xml:space="preserve">SAT_PARTY_KYC</w:t>
+            </w:r>
+            <w:r>
+              <w:rPr>
+                <w:b/>
+              </w:rPr>
+              <w:t xml:space="preserve"> [Partner LOB]</w:t>
             </w:r>
           </w:p>
         </w:tc>
@@ -13611,6 +14145,12 @@
       <w:r>
         <w:t xml:space="preserve">31. OPUS — SAT_PARTY_KYC_REFERENCE</w:t>
       </w:r>
+      <w:r>
+        <w:rPr>
+          <w:b/>
+        </w:rPr>
+        <w:t xml:space="preserve"> [Partner LOB]</w:t>
+      </w:r>
     </w:p>
     <w:tbl>
       <w:tblPr>
@@ -13668,6 +14208,12 @@
           <w:p>
             <w:r>
               <w:t xml:space="preserve">SAT_PARTY_KYC_REFERENCE</w:t>
+            </w:r>
+            <w:r>
+              <w:rPr>
+                <w:b/>
+              </w:rPr>
+              <w:t xml:space="preserve"> [Partner LOB]</w:t>
             </w:r>
           </w:p>
         </w:tc>
@@ -13931,6 +14477,12 @@
       <w:r>
         <w:t xml:space="preserve">32. OPUS — SAT_PARTY_ORGANISATION_PROFILE</w:t>
       </w:r>
+      <w:r>
+        <w:rPr>
+          <w:b/>
+        </w:rPr>
+        <w:t xml:space="preserve"> [Partner LOB]</w:t>
+      </w:r>
     </w:p>
     <w:tbl>
       <w:tblPr>
@@ -13988,6 +14540,12 @@
           <w:p>
             <w:r>
               <w:t xml:space="preserve">SAT_PARTY_ORGANISATION_PROFILE</w:t>
+            </w:r>
+            <w:r>
+              <w:rPr>
+                <w:b/>
+              </w:rPr>
+              <w:t xml:space="preserve"> [Partner LOB]</w:t>
             </w:r>
           </w:p>
         </w:tc>
@@ -15211,6 +15769,12 @@
       <w:r>
         <w:t xml:space="preserve">36. OPUS — SAT_POLICY_CLASSIFICATION</w:t>
       </w:r>
+      <w:r>
+        <w:rPr>
+          <w:b/>
+        </w:rPr>
+        <w:t xml:space="preserve"> [Partner LOB]</w:t>
+      </w:r>
     </w:p>
     <w:tbl>
       <w:tblPr>
@@ -15268,6 +15832,12 @@
           <w:p>
             <w:r>
               <w:t xml:space="preserve">SAT_POLICY_CLASSIFICATION</w:t>
+            </w:r>
+            <w:r>
+              <w:rPr>
+                <w:b/>
+              </w:rPr>
+              <w:t xml:space="preserve"> [Partner LOB]</w:t>
             </w:r>
           </w:p>
         </w:tc>
@@ -16163,6 +16733,12 @@
       <w:r>
         <w:t xml:space="preserve">39. OPUS — SAT_POLICY_HEADER</w:t>
       </w:r>
+      <w:r>
+        <w:rPr>
+          <w:b/>
+        </w:rPr>
+        <w:t xml:space="preserve"> [Partner LOB]</w:t>
+      </w:r>
     </w:p>
     <w:tbl>
       <w:tblPr>
@@ -16220,6 +16796,12 @@
           <w:p>
             <w:r>
               <w:t xml:space="preserve">SAT_POLICY_HEADER</w:t>
+            </w:r>
+            <w:r>
+              <w:rPr>
+                <w:b/>
+              </w:rPr>
+              <w:t xml:space="preserve"> [Partner LOB]</w:t>
             </w:r>
           </w:p>
         </w:tc>
@@ -16803,6 +17385,12 @@
       <w:r>
         <w:t xml:space="preserve">41. OPUS — SAT_POLICY_PREMIUM_SUMMARY</w:t>
       </w:r>
+      <w:r>
+        <w:rPr>
+          <w:b/>
+        </w:rPr>
+        <w:t xml:space="preserve"> [Partner LOB]</w:t>
+      </w:r>
     </w:p>
     <w:tbl>
       <w:tblPr>
@@ -16860,6 +17448,12 @@
           <w:p>
             <w:r>
               <w:t xml:space="preserve">SAT_POLICY_PREMIUM_SUMMARY</w:t>
+            </w:r>
+            <w:r>
+              <w:rPr>
+                <w:b/>
+              </w:rPr>
+              <w:t xml:space="preserve"> [Partner LOB]</w:t>
             </w:r>
           </w:p>
         </w:tc>
@@ -17443,6 +18037,12 @@
       <w:r>
         <w:t xml:space="preserve">43. OPUS — SAT_PROVIDER_BANKING</w:t>
       </w:r>
+      <w:r>
+        <w:rPr>
+          <w:b/>
+        </w:rPr>
+        <w:t xml:space="preserve"> [Partner LOB]</w:t>
+      </w:r>
     </w:p>
     <w:tbl>
       <w:tblPr>
@@ -17500,6 +18100,12 @@
           <w:p>
             <w:r>
               <w:t xml:space="preserve">SAT_PROVIDER_BANKING</w:t>
+            </w:r>
+            <w:r>
+              <w:rPr>
+                <w:b/>
+              </w:rPr>
+              <w:t xml:space="preserve"> [Partner LOB]</w:t>
             </w:r>
           </w:p>
         </w:tc>
@@ -17763,6 +18369,12 @@
       <w:r>
         <w:t xml:space="preserve">44. OPUS — SAT_PROVIDER_TARIFF</w:t>
       </w:r>
+      <w:r>
+        <w:rPr>
+          <w:b/>
+        </w:rPr>
+        <w:t xml:space="preserve"> [Partner LOB]</w:t>
+      </w:r>
     </w:p>
     <w:tbl>
       <w:tblPr>
@@ -17820,6 +18432,12 @@
           <w:p>
             <w:r>
               <w:t xml:space="preserve">SAT_PROVIDER_TARIFF</w:t>
+            </w:r>
+            <w:r>
+              <w:rPr>
+                <w:b/>
+              </w:rPr>
+              <w:t xml:space="preserve"> [Partner LOB]</w:t>
             </w:r>
           </w:p>
         </w:tc>
@@ -20643,6 +21261,12 @@
       <w:r>
         <w:t xml:space="preserve">53. OPUS — SAT_AUG_LNK_ROLE_AGENT</w:t>
       </w:r>
+      <w:r>
+        <w:rPr>
+          <w:b/>
+        </w:rPr>
+        <w:t xml:space="preserve"> [Partner LOB]</w:t>
+      </w:r>
     </w:p>
     <w:tbl>
       <w:tblPr>
@@ -20700,6 +21324,12 @@
           <w:p>
             <w:r>
               <w:t xml:space="preserve">SAT_AUG_LNK_ROLE_AGENT</w:t>
+            </w:r>
+            <w:r>
+              <w:rPr>
+                <w:b/>
+              </w:rPr>
+              <w:t xml:space="preserve"> [Partner LOB]</w:t>
             </w:r>
           </w:p>
         </w:tc>
@@ -20963,6 +21593,12 @@
       <w:r>
         <w:t xml:space="preserve">54. OPUS — SAT_AUG_LNK_ROLE_CUSTOMER</w:t>
       </w:r>
+      <w:r>
+        <w:rPr>
+          <w:b/>
+        </w:rPr>
+        <w:t xml:space="preserve"> [Partner LOB]</w:t>
+      </w:r>
     </w:p>
     <w:tbl>
       <w:tblPr>
@@ -21020,6 +21656,12 @@
           <w:p>
             <w:r>
               <w:t xml:space="preserve">SAT_AUG_LNK_ROLE_CUSTOMER</w:t>
+            </w:r>
+            <w:r>
+              <w:rPr>
+                <w:b/>
+              </w:rPr>
+              <w:t xml:space="preserve"> [Partner LOB]</w:t>
             </w:r>
           </w:p>
         </w:tc>
@@ -21283,6 +21925,12 @@
       <w:r>
         <w:t xml:space="preserve">55. OPUS — SAT_AUG_LNK_ROLE_PROVIDER</w:t>
       </w:r>
+      <w:r>
+        <w:rPr>
+          <w:b/>
+        </w:rPr>
+        <w:t xml:space="preserve"> [Partner LOB]</w:t>
+      </w:r>
     </w:p>
     <w:tbl>
       <w:tblPr>
@@ -21340,6 +21988,12 @@
           <w:p>
             <w:r>
               <w:t xml:space="preserve">SAT_AUG_LNK_ROLE_PROVIDER</w:t>
+            </w:r>
+            <w:r>
+              <w:rPr>
+                <w:b/>
+              </w:rPr>
+              <w:t xml:space="preserve"> [Partner LOB]</w:t>
             </w:r>
           </w:p>
         </w:tc>
@@ -21603,6 +22257,12 @@
       <w:r>
         <w:t xml:space="preserve">56. OPUS — SAT_AUG_LNK_ROLE_SURVEYOR</w:t>
       </w:r>
+      <w:r>
+        <w:rPr>
+          <w:b/>
+        </w:rPr>
+        <w:t xml:space="preserve"> [Partner LOB]</w:t>
+      </w:r>
     </w:p>
     <w:tbl>
       <w:tblPr>
@@ -21660,6 +22320,12 @@
           <w:p>
             <w:r>
               <w:t xml:space="preserve">SAT_AUG_LNK_ROLE_SURVEYOR</w:t>
+            </w:r>
+            <w:r>
+              <w:rPr>
+                <w:b/>
+              </w:rPr>
+              <w:t xml:space="preserve"> [Partner LOB]</w:t>
             </w:r>
           </w:p>
         </w:tc>

--- a/BGIL_DBT/validation/DM-H/DM-H2_OPUS.docx
+++ b/BGIL_DBT/validation/DM-H/DM-H2_OPUS.docx
@@ -34,7 +34,7 @@
         <w:t xml:space="preserve">• Scratch schema: </w:t>
       </w:r>
       <w:r>
-        <w:t xml:space="preserve">Part (b) writes snapshots to BAGIC_PREPROD_CURATED_DB.BGIL_VALIDATION (tables DM_H_CDC_SNAPSHOT and DM_H_RELOAD_SNAPSHOT). The running role needs CREATE SCHEMA / CREATE TABLE / INSERT on it. The name is a placeholder: change VALIDATION_SCHEMA in validation/tools/gen_dm_h.py and regenerate to use another schema.</w:t>
+        <w:t xml:space="preserve">Part (b) writes snapshots to BAGIC_PREPROD_CURATED_DB.UTILS (tables DM_H_CDC_SNAPSHOT and DM_H_RELOAD_SNAPSHOT). The running role needs CREATE SCHEMA / CREATE TABLE / INSERT on it. The name is a placeholder: change VALIDATION_SCHEMA in validation/tools/gen_dm_h.py and regenerate to use another schema.</w:t>
       </w:r>
     </w:p>
     <w:p>
@@ -384,7 +384,7 @@
           </w:tcPr>
           <w:p>
             <w:r>
-              <w:t xml:space="preserve">BAGIC_PREPROD_CURATED_DB.BGIL_VALIDATION -- tables DM_H_CDC_SNAPSHOT / DM_H_RELOAD_SNAPSHOT (transient).</w:t>
+              <w:t xml:space="preserve">BAGIC_PREPROD_CURATED_DB.UTILS -- tables DM_H_CDC_SNAPSHOT / DM_H_RELOAD_SNAPSHOT (transient).</w:t>
             </w:r>
           </w:p>
         </w:tc>
@@ -12890,9 +12890,9 @@
                 <w:rFonts w:ascii="Consolas" w:hAnsi="Consolas"/>
                 <w:sz w:val="17"/>
               </w:rPr>
-              <w:t xml:space="preserve">with b as (select * from BAGIC_PREPROD_CURATED_DB.BGIL_VALIDATION.DM_H_CDC_SNAPSHOT where run_id = $DM_H_RUN and phase = 'BEFORE' and project = 'OPUS'),</w:t>
-              <w:br/>
-              <w:t xml:space="preserve">     a as (select * from BAGIC_PREPROD_CURATED_DB.BGIL_VALIDATION.DM_H_CDC_SNAPSHOT where run_id = $DM_H_RUN and phase = 'AFTER'  and project = 'OPUS'),</w:t>
+              <w:t xml:space="preserve">with b as (select * from BAGIC_PREPROD_CURATED_DB.UTILS.DM_H_CDC_SNAPSHOT where run_id = $DM_H_RUN and phase = 'BEFORE' and project = 'OPUS'),</w:t>
+              <w:br/>
+              <w:t xml:space="preserve">     a as (select * from BAGIC_PREPROD_CURATED_DB.UTILS.DM_H_CDC_SNAPSHOT where run_id = $DM_H_RUN and phase = 'AFTER'  and project = 'OPUS'),</w:t>
               <w:br/>
               <w:t xml:space="preserve">     k as (</w:t>
               <w:br/>
@@ -12981,7 +12981,7 @@
     </w:tbl>
     <w:p/>
     <w:sectPr>
-      <w:pgSz w:w="12240" w:h="15840"/>
+      <w:pgSz w:w="12240" w:h="15840" w:orient="portrait"/>
       <w:pgMar w:top="1440" w:right="1800" w:bottom="1440" w:left="1800" w:header="720" w:footer="720" w:gutter="0"/>
       <w:cols w:space="720"/>
       <w:docGrid w:linePitch="360"/>
@@ -13078,7 +13078,7 @@
         <w:ind w:left="1440" w:hanging="360"/>
       </w:pPr>
       <w:rPr>
-        <w:rFonts w:ascii="Symbol" w:hAnsi="Symbol" w:hint="default"/>
+        <w:rFonts w:hint="default" w:ascii="Symbol" w:hAnsi="Symbol"/>
       </w:rPr>
     </w:lvl>
   </w:abstractNum>
@@ -13099,7 +13099,7 @@
         <w:ind w:left="1080" w:hanging="360"/>
       </w:pPr>
       <w:rPr>
-        <w:rFonts w:ascii="Symbol" w:hAnsi="Symbol" w:hint="default"/>
+        <w:rFonts w:hint="default" w:ascii="Symbol" w:hAnsi="Symbol"/>
       </w:rPr>
     </w:lvl>
   </w:abstractNum>
@@ -13120,7 +13120,7 @@
         <w:ind w:left="720" w:hanging="360"/>
       </w:pPr>
       <w:rPr>
-        <w:rFonts w:ascii="Symbol" w:hAnsi="Symbol" w:hint="default"/>
+        <w:rFonts w:hint="default" w:ascii="Symbol" w:hAnsi="Symbol"/>
       </w:rPr>
     </w:lvl>
   </w:abstractNum>
@@ -13159,7 +13159,7 @@
         <w:ind w:left="360" w:hanging="360"/>
       </w:pPr>
       <w:rPr>
-        <w:rFonts w:ascii="Symbol" w:hAnsi="Symbol" w:hint="default"/>
+        <w:rFonts w:hint="default" w:ascii="Symbol" w:hAnsi="Symbol"/>
       </w:rPr>
     </w:lvl>
   </w:abstractNum>
@@ -13194,11 +13194,11 @@
 </file>
 
 <file path=word/styles.xml><?xml version="1.0" encoding="utf-8"?>
-<w:styles xmlns:mc="http://schemas.openxmlformats.org/markup-compatibility/2006" xmlns:r="http://schemas.openxmlformats.org/officeDocument/2006/relationships" xmlns:w="http://schemas.openxmlformats.org/wordprocessingml/2006/main" xmlns:w14="http://schemas.microsoft.com/office/word/2010/wordml" mc:Ignorable="w14">
+<w:styles xmlns:wp14="http://schemas.microsoft.com/office/word/2010/wordprocessingDrawing" xmlns:mc="http://schemas.openxmlformats.org/markup-compatibility/2006" xmlns:r="http://schemas.openxmlformats.org/officeDocument/2006/relationships" xmlns:w="http://schemas.openxmlformats.org/wordprocessingml/2006/main" xmlns:w14="http://schemas.microsoft.com/office/word/2010/wordml" mc:Ignorable="w14 wp14">
   <w:docDefaults>
     <w:rPrDefault>
       <w:rPr>
-        <w:rFonts w:asciiTheme="minorHAnsi" w:eastAsiaTheme="minorEastAsia" w:hAnsiTheme="minorHAnsi" w:cstheme="minorBidi"/>
+        <w:rFonts w:asciiTheme="minorHAnsi" w:hAnsiTheme="minorHAnsi" w:eastAsiaTheme="minorEastAsia" w:cstheme="minorBidi"/>
         <w:sz w:val="22"/>
         <w:szCs w:val="22"/>
         <w:lang w:val="en-US" w:eastAsia="en-US" w:bidi="ar-SA"/>
@@ -13211,8 +13211,8 @@
     </w:pPrDefault>
   </w:docDefaults>
   <w:latentStyles w:defLockedState="0" w:defUIPriority="99" w:defSemiHidden="1" w:defUnhideWhenUsed="1" w:defQFormat="0" w:count="276">
-    <w:lsdException w:name="Normal" w:semiHidden="0" w:uiPriority="0" w:unhideWhenUsed="0" w:qFormat="1"/>
-    <w:lsdException w:name="heading 1" w:semiHidden="0" w:uiPriority="9" w:unhideWhenUsed="0" w:qFormat="1"/>
+    <w:lsdException w:name="Normal" w:uiPriority="0" w:semiHidden="0" w:unhideWhenUsed="0" w:qFormat="1"/>
+    <w:lsdException w:name="heading 1" w:uiPriority="9" w:semiHidden="0" w:unhideWhenUsed="0" w:qFormat="1"/>
     <w:lsdException w:name="heading 2" w:uiPriority="9" w:qFormat="1"/>
     <w:lsdException w:name="heading 3" w:uiPriority="9" w:qFormat="1"/>
     <w:lsdException w:name="heading 4" w:uiPriority="9" w:qFormat="1"/>
@@ -13231,125 +13231,125 @@
     <w:lsdException w:name="toc 8" w:uiPriority="39"/>
     <w:lsdException w:name="toc 9" w:uiPriority="39"/>
     <w:lsdException w:name="caption" w:uiPriority="35" w:qFormat="1"/>
-    <w:lsdException w:name="Title" w:semiHidden="0" w:uiPriority="10" w:unhideWhenUsed="0" w:qFormat="1"/>
+    <w:lsdException w:name="Title" w:uiPriority="10" w:semiHidden="0" w:unhideWhenUsed="0" w:qFormat="1"/>
     <w:lsdException w:name="Default Paragraph Font" w:uiPriority="1"/>
-    <w:lsdException w:name="Subtitle" w:semiHidden="0" w:uiPriority="11" w:unhideWhenUsed="0" w:qFormat="1"/>
-    <w:lsdException w:name="Strong" w:semiHidden="0" w:uiPriority="22" w:unhideWhenUsed="0" w:qFormat="1"/>
-    <w:lsdException w:name="Emphasis" w:semiHidden="0" w:uiPriority="20" w:unhideWhenUsed="0" w:qFormat="1"/>
-    <w:lsdException w:name="Table Grid" w:semiHidden="0" w:uiPriority="59" w:unhideWhenUsed="0"/>
+    <w:lsdException w:name="Subtitle" w:uiPriority="11" w:semiHidden="0" w:unhideWhenUsed="0" w:qFormat="1"/>
+    <w:lsdException w:name="Strong" w:uiPriority="22" w:semiHidden="0" w:unhideWhenUsed="0" w:qFormat="1"/>
+    <w:lsdException w:name="Emphasis" w:uiPriority="20" w:semiHidden="0" w:unhideWhenUsed="0" w:qFormat="1"/>
+    <w:lsdException w:name="Table Grid" w:uiPriority="59" w:semiHidden="0" w:unhideWhenUsed="0"/>
     <w:lsdException w:name="Placeholder Text" w:unhideWhenUsed="0"/>
-    <w:lsdException w:name="No Spacing" w:semiHidden="0" w:uiPriority="1" w:unhideWhenUsed="0" w:qFormat="1"/>
-    <w:lsdException w:name="Light Shading" w:semiHidden="0" w:uiPriority="60" w:unhideWhenUsed="0"/>
-    <w:lsdException w:name="Light List" w:semiHidden="0" w:uiPriority="61" w:unhideWhenUsed="0"/>
-    <w:lsdException w:name="Light Grid" w:semiHidden="0" w:uiPriority="62" w:unhideWhenUsed="0"/>
-    <w:lsdException w:name="Medium Shading 1" w:semiHidden="0" w:uiPriority="63" w:unhideWhenUsed="0"/>
-    <w:lsdException w:name="Medium Shading 2" w:semiHidden="0" w:uiPriority="64" w:unhideWhenUsed="0"/>
-    <w:lsdException w:name="Medium List 1" w:semiHidden="0" w:uiPriority="65" w:unhideWhenUsed="0"/>
-    <w:lsdException w:name="Medium List 2" w:semiHidden="0" w:uiPriority="66" w:unhideWhenUsed="0"/>
-    <w:lsdException w:name="Medium Grid 1" w:semiHidden="0" w:uiPriority="67" w:unhideWhenUsed="0"/>
-    <w:lsdException w:name="Medium Grid 2" w:semiHidden="0" w:uiPriority="68" w:unhideWhenUsed="0"/>
-    <w:lsdException w:name="Medium Grid 3" w:semiHidden="0" w:uiPriority="69" w:unhideWhenUsed="0"/>
-    <w:lsdException w:name="Dark List" w:semiHidden="0" w:uiPriority="70" w:unhideWhenUsed="0"/>
-    <w:lsdException w:name="Colorful Shading" w:semiHidden="0" w:uiPriority="71" w:unhideWhenUsed="0"/>
-    <w:lsdException w:name="Colorful List" w:semiHidden="0" w:uiPriority="72" w:unhideWhenUsed="0"/>
-    <w:lsdException w:name="Colorful Grid" w:semiHidden="0" w:uiPriority="73" w:unhideWhenUsed="0"/>
-    <w:lsdException w:name="Light Shading Accent 1" w:semiHidden="0" w:uiPriority="60" w:unhideWhenUsed="0"/>
-    <w:lsdException w:name="Light List Accent 1" w:semiHidden="0" w:uiPriority="61" w:unhideWhenUsed="0"/>
-    <w:lsdException w:name="Light Grid Accent 1" w:semiHidden="0" w:uiPriority="62" w:unhideWhenUsed="0"/>
-    <w:lsdException w:name="Medium Shading 1 Accent 1" w:semiHidden="0" w:uiPriority="63" w:unhideWhenUsed="0"/>
-    <w:lsdException w:name="Medium Shading 2 Accent 1" w:semiHidden="0" w:uiPriority="64" w:unhideWhenUsed="0"/>
-    <w:lsdException w:name="Medium List 1 Accent 1" w:semiHidden="0" w:uiPriority="65" w:unhideWhenUsed="0"/>
+    <w:lsdException w:name="No Spacing" w:uiPriority="1" w:semiHidden="0" w:unhideWhenUsed="0" w:qFormat="1"/>
+    <w:lsdException w:name="Light Shading" w:uiPriority="60" w:semiHidden="0" w:unhideWhenUsed="0"/>
+    <w:lsdException w:name="Light List" w:uiPriority="61" w:semiHidden="0" w:unhideWhenUsed="0"/>
+    <w:lsdException w:name="Light Grid" w:uiPriority="62" w:semiHidden="0" w:unhideWhenUsed="0"/>
+    <w:lsdException w:name="Medium Shading 1" w:uiPriority="63" w:semiHidden="0" w:unhideWhenUsed="0"/>
+    <w:lsdException w:name="Medium Shading 2" w:uiPriority="64" w:semiHidden="0" w:unhideWhenUsed="0"/>
+    <w:lsdException w:name="Medium List 1" w:uiPriority="65" w:semiHidden="0" w:unhideWhenUsed="0"/>
+    <w:lsdException w:name="Medium List 2" w:uiPriority="66" w:semiHidden="0" w:unhideWhenUsed="0"/>
+    <w:lsdException w:name="Medium Grid 1" w:uiPriority="67" w:semiHidden="0" w:unhideWhenUsed="0"/>
+    <w:lsdException w:name="Medium Grid 2" w:uiPriority="68" w:semiHidden="0" w:unhideWhenUsed="0"/>
+    <w:lsdException w:name="Medium Grid 3" w:uiPriority="69" w:semiHidden="0" w:unhideWhenUsed="0"/>
+    <w:lsdException w:name="Dark List" w:uiPriority="70" w:semiHidden="0" w:unhideWhenUsed="0"/>
+    <w:lsdException w:name="Colorful Shading" w:uiPriority="71" w:semiHidden="0" w:unhideWhenUsed="0"/>
+    <w:lsdException w:name="Colorful List" w:uiPriority="72" w:semiHidden="0" w:unhideWhenUsed="0"/>
+    <w:lsdException w:name="Colorful Grid" w:uiPriority="73" w:semiHidden="0" w:unhideWhenUsed="0"/>
+    <w:lsdException w:name="Light Shading Accent 1" w:uiPriority="60" w:semiHidden="0" w:unhideWhenUsed="0"/>
+    <w:lsdException w:name="Light List Accent 1" w:uiPriority="61" w:semiHidden="0" w:unhideWhenUsed="0"/>
+    <w:lsdException w:name="Light Grid Accent 1" w:uiPriority="62" w:semiHidden="0" w:unhideWhenUsed="0"/>
+    <w:lsdException w:name="Medium Shading 1 Accent 1" w:uiPriority="63" w:semiHidden="0" w:unhideWhenUsed="0"/>
+    <w:lsdException w:name="Medium Shading 2 Accent 1" w:uiPriority="64" w:semiHidden="0" w:unhideWhenUsed="0"/>
+    <w:lsdException w:name="Medium List 1 Accent 1" w:uiPriority="65" w:semiHidden="0" w:unhideWhenUsed="0"/>
     <w:lsdException w:name="Revision" w:unhideWhenUsed="0"/>
-    <w:lsdException w:name="List Paragraph" w:semiHidden="0" w:uiPriority="34" w:unhideWhenUsed="0" w:qFormat="1"/>
-    <w:lsdException w:name="Quote" w:semiHidden="0" w:uiPriority="29" w:unhideWhenUsed="0" w:qFormat="1"/>
-    <w:lsdException w:name="Intense Quote" w:semiHidden="0" w:uiPriority="30" w:unhideWhenUsed="0" w:qFormat="1"/>
-    <w:lsdException w:name="Medium List 2 Accent 1" w:semiHidden="0" w:uiPriority="66" w:unhideWhenUsed="0"/>
-    <w:lsdException w:name="Medium Grid 1 Accent 1" w:semiHidden="0" w:uiPriority="67" w:unhideWhenUsed="0"/>
-    <w:lsdException w:name="Medium Grid 2 Accent 1" w:semiHidden="0" w:uiPriority="68" w:unhideWhenUsed="0"/>
-    <w:lsdException w:name="Medium Grid 3 Accent 1" w:semiHidden="0" w:uiPriority="69" w:unhideWhenUsed="0"/>
-    <w:lsdException w:name="Dark List Accent 1" w:semiHidden="0" w:uiPriority="70" w:unhideWhenUsed="0"/>
-    <w:lsdException w:name="Colorful Shading Accent 1" w:semiHidden="0" w:uiPriority="71" w:unhideWhenUsed="0"/>
-    <w:lsdException w:name="Colorful List Accent 1" w:semiHidden="0" w:uiPriority="72" w:unhideWhenUsed="0"/>
-    <w:lsdException w:name="Colorful Grid Accent 1" w:semiHidden="0" w:uiPriority="73" w:unhideWhenUsed="0"/>
-    <w:lsdException w:name="Light Shading Accent 2" w:semiHidden="0" w:uiPriority="60" w:unhideWhenUsed="0"/>
-    <w:lsdException w:name="Light List Accent 2" w:semiHidden="0" w:uiPriority="61" w:unhideWhenUsed="0"/>
-    <w:lsdException w:name="Light Grid Accent 2" w:semiHidden="0" w:uiPriority="62" w:unhideWhenUsed="0"/>
-    <w:lsdException w:name="Medium Shading 1 Accent 2" w:semiHidden="0" w:uiPriority="63" w:unhideWhenUsed="0"/>
-    <w:lsdException w:name="Medium Shading 2 Accent 2" w:semiHidden="0" w:uiPriority="64" w:unhideWhenUsed="0"/>
-    <w:lsdException w:name="Medium List 1 Accent 2" w:semiHidden="0" w:uiPriority="65" w:unhideWhenUsed="0"/>
-    <w:lsdException w:name="Medium List 2 Accent 2" w:semiHidden="0" w:uiPriority="66" w:unhideWhenUsed="0"/>
-    <w:lsdException w:name="Medium Grid 1 Accent 2" w:semiHidden="0" w:uiPriority="67" w:unhideWhenUsed="0"/>
-    <w:lsdException w:name="Medium Grid 2 Accent 2" w:semiHidden="0" w:uiPriority="68" w:unhideWhenUsed="0"/>
-    <w:lsdException w:name="Medium Grid 3 Accent 2" w:semiHidden="0" w:uiPriority="69" w:unhideWhenUsed="0"/>
-    <w:lsdException w:name="Dark List Accent 2" w:semiHidden="0" w:uiPriority="70" w:unhideWhenUsed="0"/>
-    <w:lsdException w:name="Colorful Shading Accent 2" w:semiHidden="0" w:uiPriority="71" w:unhideWhenUsed="0"/>
-    <w:lsdException w:name="Colorful List Accent 2" w:semiHidden="0" w:uiPriority="72" w:unhideWhenUsed="0"/>
-    <w:lsdException w:name="Colorful Grid Accent 2" w:semiHidden="0" w:uiPriority="73" w:unhideWhenUsed="0"/>
-    <w:lsdException w:name="Light Shading Accent 3" w:semiHidden="0" w:uiPriority="60" w:unhideWhenUsed="0"/>
-    <w:lsdException w:name="Light List Accent 3" w:semiHidden="0" w:uiPriority="61" w:unhideWhenUsed="0"/>
-    <w:lsdException w:name="Light Grid Accent 3" w:semiHidden="0" w:uiPriority="62" w:unhideWhenUsed="0"/>
-    <w:lsdException w:name="Medium Shading 1 Accent 3" w:semiHidden="0" w:uiPriority="63" w:unhideWhenUsed="0"/>
-    <w:lsdException w:name="Medium Shading 2 Accent 3" w:semiHidden="0" w:uiPriority="64" w:unhideWhenUsed="0"/>
-    <w:lsdException w:name="Medium List 1 Accent 3" w:semiHidden="0" w:uiPriority="65" w:unhideWhenUsed="0"/>
-    <w:lsdException w:name="Medium List 2 Accent 3" w:semiHidden="0" w:uiPriority="66" w:unhideWhenUsed="0"/>
-    <w:lsdException w:name="Medium Grid 1 Accent 3" w:semiHidden="0" w:uiPriority="67" w:unhideWhenUsed="0"/>
-    <w:lsdException w:name="Medium Grid 2 Accent 3" w:semiHidden="0" w:uiPriority="68" w:unhideWhenUsed="0"/>
-    <w:lsdException w:name="Medium Grid 3 Accent 3" w:semiHidden="0" w:uiPriority="69" w:unhideWhenUsed="0"/>
-    <w:lsdException w:name="Dark List Accent 3" w:semiHidden="0" w:uiPriority="70" w:unhideWhenUsed="0"/>
-    <w:lsdException w:name="Colorful Shading Accent 3" w:semiHidden="0" w:uiPriority="71" w:unhideWhenUsed="0"/>
-    <w:lsdException w:name="Colorful List Accent 3" w:semiHidden="0" w:uiPriority="72" w:unhideWhenUsed="0"/>
-    <w:lsdException w:name="Colorful Grid Accent 3" w:semiHidden="0" w:uiPriority="73" w:unhideWhenUsed="0"/>
-    <w:lsdException w:name="Light Shading Accent 4" w:semiHidden="0" w:uiPriority="60" w:unhideWhenUsed="0"/>
-    <w:lsdException w:name="Light List Accent 4" w:semiHidden="0" w:uiPriority="61" w:unhideWhenUsed="0"/>
-    <w:lsdException w:name="Light Grid Accent 4" w:semiHidden="0" w:uiPriority="62" w:unhideWhenUsed="0"/>
-    <w:lsdException w:name="Medium Shading 1 Accent 4" w:semiHidden="0" w:uiPriority="63" w:unhideWhenUsed="0"/>
-    <w:lsdException w:name="Medium Shading 2 Accent 4" w:semiHidden="0" w:uiPriority="64" w:unhideWhenUsed="0"/>
-    <w:lsdException w:name="Medium List 1 Accent 4" w:semiHidden="0" w:uiPriority="65" w:unhideWhenUsed="0"/>
-    <w:lsdException w:name="Medium List 2 Accent 4" w:semiHidden="0" w:uiPriority="66" w:unhideWhenUsed="0"/>
-    <w:lsdException w:name="Medium Grid 1 Accent 4" w:semiHidden="0" w:uiPriority="67" w:unhideWhenUsed="0"/>
-    <w:lsdException w:name="Medium Grid 2 Accent 4" w:semiHidden="0" w:uiPriority="68" w:unhideWhenUsed="0"/>
-    <w:lsdException w:name="Medium Grid 3 Accent 4" w:semiHidden="0" w:uiPriority="69" w:unhideWhenUsed="0"/>
-    <w:lsdException w:name="Dark List Accent 4" w:semiHidden="0" w:uiPriority="70" w:unhideWhenUsed="0"/>
-    <w:lsdException w:name="Colorful Shading Accent 4" w:semiHidden="0" w:uiPriority="71" w:unhideWhenUsed="0"/>
-    <w:lsdException w:name="Colorful List Accent 4" w:semiHidden="0" w:uiPriority="72" w:unhideWhenUsed="0"/>
-    <w:lsdException w:name="Colorful Grid Accent 4" w:semiHidden="0" w:uiPriority="73" w:unhideWhenUsed="0"/>
-    <w:lsdException w:name="Light Shading Accent 5" w:semiHidden="0" w:uiPriority="60" w:unhideWhenUsed="0"/>
-    <w:lsdException w:name="Light List Accent 5" w:semiHidden="0" w:uiPriority="61" w:unhideWhenUsed="0"/>
-    <w:lsdException w:name="Light Grid Accent 5" w:semiHidden="0" w:uiPriority="62" w:unhideWhenUsed="0"/>
-    <w:lsdException w:name="Medium Shading 1 Accent 5" w:semiHidden="0" w:uiPriority="63" w:unhideWhenUsed="0"/>
-    <w:lsdException w:name="Medium Shading 2 Accent 5" w:semiHidden="0" w:uiPriority="64" w:unhideWhenUsed="0"/>
-    <w:lsdException w:name="Medium List 1 Accent 5" w:semiHidden="0" w:uiPriority="65" w:unhideWhenUsed="0"/>
-    <w:lsdException w:name="Medium List 2 Accent 5" w:semiHidden="0" w:uiPriority="66" w:unhideWhenUsed="0"/>
-    <w:lsdException w:name="Medium Grid 1 Accent 5" w:semiHidden="0" w:uiPriority="67" w:unhideWhenUsed="0"/>
-    <w:lsdException w:name="Medium Grid 2 Accent 5" w:semiHidden="0" w:uiPriority="68" w:unhideWhenUsed="0"/>
-    <w:lsdException w:name="Medium Grid 3 Accent 5" w:semiHidden="0" w:uiPriority="69" w:unhideWhenUsed="0"/>
-    <w:lsdException w:name="Dark List Accent 5" w:semiHidden="0" w:uiPriority="70" w:unhideWhenUsed="0"/>
-    <w:lsdException w:name="Colorful Shading Accent 5" w:semiHidden="0" w:uiPriority="71" w:unhideWhenUsed="0"/>
-    <w:lsdException w:name="Colorful List Accent 5" w:semiHidden="0" w:uiPriority="72" w:unhideWhenUsed="0"/>
-    <w:lsdException w:name="Colorful Grid Accent 5" w:semiHidden="0" w:uiPriority="73" w:unhideWhenUsed="0"/>
-    <w:lsdException w:name="Light Shading Accent 6" w:semiHidden="0" w:uiPriority="60" w:unhideWhenUsed="0"/>
-    <w:lsdException w:name="Light List Accent 6" w:semiHidden="0" w:uiPriority="61" w:unhideWhenUsed="0"/>
-    <w:lsdException w:name="Light Grid Accent 6" w:semiHidden="0" w:uiPriority="62" w:unhideWhenUsed="0"/>
-    <w:lsdException w:name="Medium Shading 1 Accent 6" w:semiHidden="0" w:uiPriority="63" w:unhideWhenUsed="0"/>
-    <w:lsdException w:name="Medium Shading 2 Accent 6" w:semiHidden="0" w:uiPriority="64" w:unhideWhenUsed="0"/>
-    <w:lsdException w:name="Medium List 1 Accent 6" w:semiHidden="0" w:uiPriority="65" w:unhideWhenUsed="0"/>
-    <w:lsdException w:name="Medium List 2 Accent 6" w:semiHidden="0" w:uiPriority="66" w:unhideWhenUsed="0"/>
-    <w:lsdException w:name="Medium Grid 1 Accent 6" w:semiHidden="0" w:uiPriority="67" w:unhideWhenUsed="0"/>
-    <w:lsdException w:name="Medium Grid 2 Accent 6" w:semiHidden="0" w:uiPriority="68" w:unhideWhenUsed="0"/>
-    <w:lsdException w:name="Medium Grid 3 Accent 6" w:semiHidden="0" w:uiPriority="69" w:unhideWhenUsed="0"/>
-    <w:lsdException w:name="Dark List Accent 6" w:semiHidden="0" w:uiPriority="70" w:unhideWhenUsed="0"/>
-    <w:lsdException w:name="Colorful Shading Accent 6" w:semiHidden="0" w:uiPriority="71" w:unhideWhenUsed="0"/>
-    <w:lsdException w:name="Colorful List Accent 6" w:semiHidden="0" w:uiPriority="72" w:unhideWhenUsed="0"/>
-    <w:lsdException w:name="Colorful Grid Accent 6" w:semiHidden="0" w:uiPriority="73" w:unhideWhenUsed="0"/>
-    <w:lsdException w:name="Subtle Emphasis" w:semiHidden="0" w:uiPriority="19" w:unhideWhenUsed="0" w:qFormat="1"/>
-    <w:lsdException w:name="Intense Emphasis" w:semiHidden="0" w:uiPriority="21" w:unhideWhenUsed="0" w:qFormat="1"/>
-    <w:lsdException w:name="Subtle Reference" w:semiHidden="0" w:uiPriority="31" w:unhideWhenUsed="0" w:qFormat="1"/>
-    <w:lsdException w:name="Intense Reference" w:semiHidden="0" w:uiPriority="32" w:unhideWhenUsed="0" w:qFormat="1"/>
-    <w:lsdException w:name="Book Title" w:semiHidden="0" w:uiPriority="33" w:unhideWhenUsed="0" w:qFormat="1"/>
+    <w:lsdException w:name="List Paragraph" w:uiPriority="34" w:semiHidden="0" w:unhideWhenUsed="0" w:qFormat="1"/>
+    <w:lsdException w:name="Quote" w:uiPriority="29" w:semiHidden="0" w:unhideWhenUsed="0" w:qFormat="1"/>
+    <w:lsdException w:name="Intense Quote" w:uiPriority="30" w:semiHidden="0" w:unhideWhenUsed="0" w:qFormat="1"/>
+    <w:lsdException w:name="Medium List 2 Accent 1" w:uiPriority="66" w:semiHidden="0" w:unhideWhenUsed="0"/>
+    <w:lsdException w:name="Medium Grid 1 Accent 1" w:uiPriority="67" w:semiHidden="0" w:unhideWhenUsed="0"/>
+    <w:lsdException w:name="Medium Grid 2 Accent 1" w:uiPriority="68" w:semiHidden="0" w:unhideWhenUsed="0"/>
+    <w:lsdException w:name="Medium Grid 3 Accent 1" w:uiPriority="69" w:semiHidden="0" w:unhideWhenUsed="0"/>
+    <w:lsdException w:name="Dark List Accent 1" w:uiPriority="70" w:semiHidden="0" w:unhideWhenUsed="0"/>
+    <w:lsdException w:name="Colorful Shading Accent 1" w:uiPriority="71" w:semiHidden="0" w:unhideWhenUsed="0"/>
+    <w:lsdException w:name="Colorful List Accent 1" w:uiPriority="72" w:semiHidden="0" w:unhideWhenUsed="0"/>
+    <w:lsdException w:name="Colorful Grid Accent 1" w:uiPriority="73" w:semiHidden="0" w:unhideWhenUsed="0"/>
+    <w:lsdException w:name="Light Shading Accent 2" w:uiPriority="60" w:semiHidden="0" w:unhideWhenUsed="0"/>
+    <w:lsdException w:name="Light List Accent 2" w:uiPriority="61" w:semiHidden="0" w:unhideWhenUsed="0"/>
+    <w:lsdException w:name="Light Grid Accent 2" w:uiPriority="62" w:semiHidden="0" w:unhideWhenUsed="0"/>
+    <w:lsdException w:name="Medium Shading 1 Accent 2" w:uiPriority="63" w:semiHidden="0" w:unhideWhenUsed="0"/>
+    <w:lsdException w:name="Medium Shading 2 Accent 2" w:uiPriority="64" w:semiHidden="0" w:unhideWhenUsed="0"/>
+    <w:lsdException w:name="Medium List 1 Accent 2" w:uiPriority="65" w:semiHidden="0" w:unhideWhenUsed="0"/>
+    <w:lsdException w:name="Medium List 2 Accent 2" w:uiPriority="66" w:semiHidden="0" w:unhideWhenUsed="0"/>
+    <w:lsdException w:name="Medium Grid 1 Accent 2" w:uiPriority="67" w:semiHidden="0" w:unhideWhenUsed="0"/>
+    <w:lsdException w:name="Medium Grid 2 Accent 2" w:uiPriority="68" w:semiHidden="0" w:unhideWhenUsed="0"/>
+    <w:lsdException w:name="Medium Grid 3 Accent 2" w:uiPriority="69" w:semiHidden="0" w:unhideWhenUsed="0"/>
+    <w:lsdException w:name="Dark List Accent 2" w:uiPriority="70" w:semiHidden="0" w:unhideWhenUsed="0"/>
+    <w:lsdException w:name="Colorful Shading Accent 2" w:uiPriority="71" w:semiHidden="0" w:unhideWhenUsed="0"/>
+    <w:lsdException w:name="Colorful List Accent 2" w:uiPriority="72" w:semiHidden="0" w:unhideWhenUsed="0"/>
+    <w:lsdException w:name="Colorful Grid Accent 2" w:uiPriority="73" w:semiHidden="0" w:unhideWhenUsed="0"/>
+    <w:lsdException w:name="Light Shading Accent 3" w:uiPriority="60" w:semiHidden="0" w:unhideWhenUsed="0"/>
+    <w:lsdException w:name="Light List Accent 3" w:uiPriority="61" w:semiHidden="0" w:unhideWhenUsed="0"/>
+    <w:lsdException w:name="Light Grid Accent 3" w:uiPriority="62" w:semiHidden="0" w:unhideWhenUsed="0"/>
+    <w:lsdException w:name="Medium Shading 1 Accent 3" w:uiPriority="63" w:semiHidden="0" w:unhideWhenUsed="0"/>
+    <w:lsdException w:name="Medium Shading 2 Accent 3" w:uiPriority="64" w:semiHidden="0" w:unhideWhenUsed="0"/>
+    <w:lsdException w:name="Medium List 1 Accent 3" w:uiPriority="65" w:semiHidden="0" w:unhideWhenUsed="0"/>
+    <w:lsdException w:name="Medium List 2 Accent 3" w:uiPriority="66" w:semiHidden="0" w:unhideWhenUsed="0"/>
+    <w:lsdException w:name="Medium Grid 1 Accent 3" w:uiPriority="67" w:semiHidden="0" w:unhideWhenUsed="0"/>
+    <w:lsdException w:name="Medium Grid 2 Accent 3" w:uiPriority="68" w:semiHidden="0" w:unhideWhenUsed="0"/>
+    <w:lsdException w:name="Medium Grid 3 Accent 3" w:uiPriority="69" w:semiHidden="0" w:unhideWhenUsed="0"/>
+    <w:lsdException w:name="Dark List Accent 3" w:uiPriority="70" w:semiHidden="0" w:unhideWhenUsed="0"/>
+    <w:lsdException w:name="Colorful Shading Accent 3" w:uiPriority="71" w:semiHidden="0" w:unhideWhenUsed="0"/>
+    <w:lsdException w:name="Colorful List Accent 3" w:uiPriority="72" w:semiHidden="0" w:unhideWhenUsed="0"/>
+    <w:lsdException w:name="Colorful Grid Accent 3" w:uiPriority="73" w:semiHidden="0" w:unhideWhenUsed="0"/>
+    <w:lsdException w:name="Light Shading Accent 4" w:uiPriority="60" w:semiHidden="0" w:unhideWhenUsed="0"/>
+    <w:lsdException w:name="Light List Accent 4" w:uiPriority="61" w:semiHidden="0" w:unhideWhenUsed="0"/>
+    <w:lsdException w:name="Light Grid Accent 4" w:uiPriority="62" w:semiHidden="0" w:unhideWhenUsed="0"/>
+    <w:lsdException w:name="Medium Shading 1 Accent 4" w:uiPriority="63" w:semiHidden="0" w:unhideWhenUsed="0"/>
+    <w:lsdException w:name="Medium Shading 2 Accent 4" w:uiPriority="64" w:semiHidden="0" w:unhideWhenUsed="0"/>
+    <w:lsdException w:name="Medium List 1 Accent 4" w:uiPriority="65" w:semiHidden="0" w:unhideWhenUsed="0"/>
+    <w:lsdException w:name="Medium List 2 Accent 4" w:uiPriority="66" w:semiHidden="0" w:unhideWhenUsed="0"/>
+    <w:lsdException w:name="Medium Grid 1 Accent 4" w:uiPriority="67" w:semiHidden="0" w:unhideWhenUsed="0"/>
+    <w:lsdException w:name="Medium Grid 2 Accent 4" w:uiPriority="68" w:semiHidden="0" w:unhideWhenUsed="0"/>
+    <w:lsdException w:name="Medium Grid 3 Accent 4" w:uiPriority="69" w:semiHidden="0" w:unhideWhenUsed="0"/>
+    <w:lsdException w:name="Dark List Accent 4" w:uiPriority="70" w:semiHidden="0" w:unhideWhenUsed="0"/>
+    <w:lsdException w:name="Colorful Shading Accent 4" w:uiPriority="71" w:semiHidden="0" w:unhideWhenUsed="0"/>
+    <w:lsdException w:name="Colorful List Accent 4" w:uiPriority="72" w:semiHidden="0" w:unhideWhenUsed="0"/>
+    <w:lsdException w:name="Colorful Grid Accent 4" w:uiPriority="73" w:semiHidden="0" w:unhideWhenUsed="0"/>
+    <w:lsdException w:name="Light Shading Accent 5" w:uiPriority="60" w:semiHidden="0" w:unhideWhenUsed="0"/>
+    <w:lsdException w:name="Light List Accent 5" w:uiPriority="61" w:semiHidden="0" w:unhideWhenUsed="0"/>
+    <w:lsdException w:name="Light Grid Accent 5" w:uiPriority="62" w:semiHidden="0" w:unhideWhenUsed="0"/>
+    <w:lsdException w:name="Medium Shading 1 Accent 5" w:uiPriority="63" w:semiHidden="0" w:unhideWhenUsed="0"/>
+    <w:lsdException w:name="Medium Shading 2 Accent 5" w:uiPriority="64" w:semiHidden="0" w:unhideWhenUsed="0"/>
+    <w:lsdException w:name="Medium List 1 Accent 5" w:uiPriority="65" w:semiHidden="0" w:unhideWhenUsed="0"/>
+    <w:lsdException w:name="Medium List 2 Accent 5" w:uiPriority="66" w:semiHidden="0" w:unhideWhenUsed="0"/>
+    <w:lsdException w:name="Medium Grid 1 Accent 5" w:uiPriority="67" w:semiHidden="0" w:unhideWhenUsed="0"/>
+    <w:lsdException w:name="Medium Grid 2 Accent 5" w:uiPriority="68" w:semiHidden="0" w:unhideWhenUsed="0"/>
+    <w:lsdException w:name="Medium Grid 3 Accent 5" w:uiPriority="69" w:semiHidden="0" w:unhideWhenUsed="0"/>
+    <w:lsdException w:name="Dark List Accent 5" w:uiPriority="70" w:semiHidden="0" w:unhideWhenUsed="0"/>
+    <w:lsdException w:name="Colorful Shading Accent 5" w:uiPriority="71" w:semiHidden="0" w:unhideWhenUsed="0"/>
+    <w:lsdException w:name="Colorful List Accent 5" w:uiPriority="72" w:semiHidden="0" w:unhideWhenUsed="0"/>
+    <w:lsdException w:name="Colorful Grid Accent 5" w:uiPriority="73" w:semiHidden="0" w:unhideWhenUsed="0"/>
+    <w:lsdException w:name="Light Shading Accent 6" w:uiPriority="60" w:semiHidden="0" w:unhideWhenUsed="0"/>
+    <w:lsdException w:name="Light List Accent 6" w:uiPriority="61" w:semiHidden="0" w:unhideWhenUsed="0"/>
+    <w:lsdException w:name="Light Grid Accent 6" w:uiPriority="62" w:semiHidden="0" w:unhideWhenUsed="0"/>
+    <w:lsdException w:name="Medium Shading 1 Accent 6" w:uiPriority="63" w:semiHidden="0" w:unhideWhenUsed="0"/>
+    <w:lsdException w:name="Medium Shading 2 Accent 6" w:uiPriority="64" w:semiHidden="0" w:unhideWhenUsed="0"/>
+    <w:lsdException w:name="Medium List 1 Accent 6" w:uiPriority="65" w:semiHidden="0" w:unhideWhenUsed="0"/>
+    <w:lsdException w:name="Medium List 2 Accent 6" w:uiPriority="66" w:semiHidden="0" w:unhideWhenUsed="0"/>
+    <w:lsdException w:name="Medium Grid 1 Accent 6" w:uiPriority="67" w:semiHidden="0" w:unhideWhenUsed="0"/>
+    <w:lsdException w:name="Medium Grid 2 Accent 6" w:uiPriority="68" w:semiHidden="0" w:unhideWhenUsed="0"/>
+    <w:lsdException w:name="Medium Grid 3 Accent 6" w:uiPriority="69" w:semiHidden="0" w:unhideWhenUsed="0"/>
+    <w:lsdException w:name="Dark List Accent 6" w:uiPriority="70" w:semiHidden="0" w:unhideWhenUsed="0"/>
+    <w:lsdException w:name="Colorful Shading Accent 6" w:uiPriority="71" w:semiHidden="0" w:unhideWhenUsed="0"/>
+    <w:lsdException w:name="Colorful List Accent 6" w:uiPriority="72" w:semiHidden="0" w:unhideWhenUsed="0"/>
+    <w:lsdException w:name="Colorful Grid Accent 6" w:uiPriority="73" w:semiHidden="0" w:unhideWhenUsed="0"/>
+    <w:lsdException w:name="Subtle Emphasis" w:uiPriority="19" w:semiHidden="0" w:unhideWhenUsed="0" w:qFormat="1"/>
+    <w:lsdException w:name="Intense Emphasis" w:uiPriority="21" w:semiHidden="0" w:unhideWhenUsed="0" w:qFormat="1"/>
+    <w:lsdException w:name="Subtle Reference" w:uiPriority="31" w:semiHidden="0" w:unhideWhenUsed="0" w:qFormat="1"/>
+    <w:lsdException w:name="Intense Reference" w:uiPriority="32" w:semiHidden="0" w:unhideWhenUsed="0" w:qFormat="1"/>
+    <w:lsdException w:name="Book Title" w:uiPriority="33" w:semiHidden="0" w:unhideWhenUsed="0" w:qFormat="1"/>
     <w:lsdException w:name="Bibliography" w:uiPriority="37"/>
     <w:lsdException w:name="TOC Heading" w:uiPriority="39" w:qFormat="1"/>
   </w:latentStyles>
-  <w:style w:type="paragraph" w:default="1" w:styleId="Normal">
+  <w:style w:type="paragraph" w:styleId="Normal" w:default="1">
     <w:name w:val="Normal"/>
     <w:qFormat/>
     <w:rsid w:val="00FC693F"/>
@@ -13369,7 +13369,7 @@
       <w:spacing w:after="0" w:line="240" w:lineRule="auto"/>
     </w:pPr>
   </w:style>
-  <w:style w:type="character" w:customStyle="1" w:styleId="HeaderChar">
+  <w:style w:type="character" w:styleId="HeaderChar" w:customStyle="1">
     <w:name w:val="Header Char"/>
     <w:basedOn w:val="DefaultParagraphFont"/>
     <w:link w:val="Header"/>
@@ -13391,7 +13391,7 @@
       <w:spacing w:after="0" w:line="240" w:lineRule="auto"/>
     </w:pPr>
   </w:style>
-  <w:style w:type="character" w:customStyle="1" w:styleId="FooterChar">
+  <w:style w:type="character" w:styleId="FooterChar" w:customStyle="1">
     <w:name w:val="Footer Char"/>
     <w:basedOn w:val="DefaultParagraphFont"/>
     <w:link w:val="Footer"/>
@@ -13413,7 +13413,7 @@
       <w:outlineLvl w:val="0"/>
     </w:pPr>
     <w:rPr>
-      <w:rFonts w:asciiTheme="majorHAnsi" w:eastAsiaTheme="majorEastAsia" w:hAnsiTheme="majorHAnsi" w:cstheme="majorBidi"/>
+      <w:rFonts w:asciiTheme="majorHAnsi" w:hAnsiTheme="majorHAnsi" w:eastAsiaTheme="majorEastAsia" w:cstheme="majorBidi"/>
       <w:b/>
       <w:bCs/>
       <w:color w:val="365F91" w:themeColor="accent1" w:themeShade="BF"/>
@@ -13437,7 +13437,7 @@
       <w:outlineLvl w:val="1"/>
     </w:pPr>
     <w:rPr>
-      <w:rFonts w:asciiTheme="majorHAnsi" w:eastAsiaTheme="majorEastAsia" w:hAnsiTheme="majorHAnsi" w:cstheme="majorBidi"/>
+      <w:rFonts w:asciiTheme="majorHAnsi" w:hAnsiTheme="majorHAnsi" w:eastAsiaTheme="majorEastAsia" w:cstheme="majorBidi"/>
       <w:b/>
       <w:bCs/>
       <w:color w:val="4F81BD" w:themeColor="accent1"/>
@@ -13461,7 +13461,7 @@
       <w:outlineLvl w:val="2"/>
     </w:pPr>
     <w:rPr>
-      <w:rFonts w:asciiTheme="majorHAnsi" w:eastAsiaTheme="majorEastAsia" w:hAnsiTheme="majorHAnsi" w:cstheme="majorBidi"/>
+      <w:rFonts w:asciiTheme="majorHAnsi" w:hAnsiTheme="majorHAnsi" w:eastAsiaTheme="majorEastAsia" w:cstheme="majorBidi"/>
       <w:b/>
       <w:bCs/>
       <w:color w:val="4F81BD" w:themeColor="accent1"/>
@@ -13484,7 +13484,7 @@
       <w:outlineLvl w:val="3"/>
     </w:pPr>
     <w:rPr>
-      <w:rFonts w:asciiTheme="majorHAnsi" w:eastAsiaTheme="majorEastAsia" w:hAnsiTheme="majorHAnsi" w:cstheme="majorBidi"/>
+      <w:rFonts w:asciiTheme="majorHAnsi" w:hAnsiTheme="majorHAnsi" w:eastAsiaTheme="majorEastAsia" w:cstheme="majorBidi"/>
       <w:b/>
       <w:bCs/>
       <w:i/>
@@ -13509,7 +13509,7 @@
       <w:outlineLvl w:val="4"/>
     </w:pPr>
     <w:rPr>
-      <w:rFonts w:asciiTheme="majorHAnsi" w:eastAsiaTheme="majorEastAsia" w:hAnsiTheme="majorHAnsi" w:cstheme="majorBidi"/>
+      <w:rFonts w:asciiTheme="majorHAnsi" w:hAnsiTheme="majorHAnsi" w:eastAsiaTheme="majorEastAsia" w:cstheme="majorBidi"/>
       <w:color w:val="243F60" w:themeColor="accent1" w:themeShade="7F"/>
     </w:rPr>
   </w:style>
@@ -13530,7 +13530,7 @@
       <w:outlineLvl w:val="5"/>
     </w:pPr>
     <w:rPr>
-      <w:rFonts w:asciiTheme="majorHAnsi" w:eastAsiaTheme="majorEastAsia" w:hAnsiTheme="majorHAnsi" w:cstheme="majorBidi"/>
+      <w:rFonts w:asciiTheme="majorHAnsi" w:hAnsiTheme="majorHAnsi" w:eastAsiaTheme="majorEastAsia" w:cstheme="majorBidi"/>
       <w:i/>
       <w:iCs/>
       <w:color w:val="243F60" w:themeColor="accent1" w:themeShade="7F"/>
@@ -13553,7 +13553,7 @@
       <w:outlineLvl w:val="6"/>
     </w:pPr>
     <w:rPr>
-      <w:rFonts w:asciiTheme="majorHAnsi" w:eastAsiaTheme="majorEastAsia" w:hAnsiTheme="majorHAnsi" w:cstheme="majorBidi"/>
+      <w:rFonts w:asciiTheme="majorHAnsi" w:hAnsiTheme="majorHAnsi" w:eastAsiaTheme="majorEastAsia" w:cstheme="majorBidi"/>
       <w:i/>
       <w:iCs/>
       <w:color w:val="404040" w:themeColor="text1" w:themeTint="BF"/>
@@ -13576,7 +13576,7 @@
       <w:outlineLvl w:val="7"/>
     </w:pPr>
     <w:rPr>
-      <w:rFonts w:asciiTheme="majorHAnsi" w:eastAsiaTheme="majorEastAsia" w:hAnsiTheme="majorHAnsi" w:cstheme="majorBidi"/>
+      <w:rFonts w:asciiTheme="majorHAnsi" w:hAnsiTheme="majorHAnsi" w:eastAsiaTheme="majorEastAsia" w:cstheme="majorBidi"/>
       <w:color w:val="4F81BD" w:themeColor="accent1"/>
       <w:sz w:val="20"/>
       <w:szCs w:val="20"/>
@@ -13599,7 +13599,7 @@
       <w:outlineLvl w:val="8"/>
     </w:pPr>
     <w:rPr>
-      <w:rFonts w:asciiTheme="majorHAnsi" w:eastAsiaTheme="majorEastAsia" w:hAnsiTheme="majorHAnsi" w:cstheme="majorBidi"/>
+      <w:rFonts w:asciiTheme="majorHAnsi" w:hAnsiTheme="majorHAnsi" w:eastAsiaTheme="majorEastAsia" w:cstheme="majorBidi"/>
       <w:i/>
       <w:iCs/>
       <w:color w:val="404040" w:themeColor="text1" w:themeTint="BF"/>
@@ -13607,13 +13607,13 @@
       <w:szCs w:val="20"/>
     </w:rPr>
   </w:style>
-  <w:style w:type="character" w:default="1" w:styleId="DefaultParagraphFont">
+  <w:style w:type="character" w:styleId="DefaultParagraphFont" w:default="1">
     <w:name w:val="Default Paragraph Font"/>
     <w:uiPriority w:val="1"/>
     <w:semiHidden/>
     <w:unhideWhenUsed/>
   </w:style>
-  <w:style w:type="table" w:default="1" w:styleId="TableNormal">
+  <w:style w:type="table" w:styleId="TableNormal" w:default="1">
     <w:name w:val="Normal Table"/>
     <w:uiPriority w:val="99"/>
     <w:semiHidden/>
@@ -13628,7 +13628,7 @@
       </w:tblCellMar>
     </w:tblPr>
   </w:style>
-  <w:style w:type="numbering" w:default="1" w:styleId="NoList">
+  <w:style w:type="numbering" w:styleId="NoList" w:default="1">
     <w:name w:val="No List"/>
     <w:uiPriority w:val="99"/>
     <w:semiHidden/>
@@ -13643,14 +13643,14 @@
       <w:spacing w:after="0" w:line="240" w:lineRule="auto"/>
     </w:pPr>
   </w:style>
-  <w:style w:type="character" w:customStyle="1" w:styleId="Heading1Char">
+  <w:style w:type="character" w:styleId="Heading1Char" w:customStyle="1">
     <w:name w:val="Heading 1 Char"/>
     <w:basedOn w:val="DefaultParagraphFont"/>
     <w:link w:val="Heading1"/>
     <w:uiPriority w:val="9"/>
     <w:rsid w:val="00FC693F"/>
     <w:rPr>
-      <w:rFonts w:asciiTheme="majorHAnsi" w:eastAsiaTheme="majorEastAsia" w:hAnsiTheme="majorHAnsi" w:cstheme="majorBidi"/>
+      <w:rFonts w:asciiTheme="majorHAnsi" w:hAnsiTheme="majorHAnsi" w:eastAsiaTheme="majorEastAsia" w:cstheme="majorBidi"/>
       <w:b/>
       <w:bCs/>
       <w:color w:val="365F91" w:themeColor="accent1" w:themeShade="BF"/>
@@ -13658,14 +13658,14 @@
       <w:szCs w:val="28"/>
     </w:rPr>
   </w:style>
-  <w:style w:type="character" w:customStyle="1" w:styleId="Heading2Char">
+  <w:style w:type="character" w:styleId="Heading2Char" w:customStyle="1">
     <w:name w:val="Heading 2 Char"/>
     <w:basedOn w:val="DefaultParagraphFont"/>
     <w:link w:val="Heading2"/>
     <w:uiPriority w:val="9"/>
     <w:rsid w:val="00FC693F"/>
     <w:rPr>
-      <w:rFonts w:asciiTheme="majorHAnsi" w:eastAsiaTheme="majorEastAsia" w:hAnsiTheme="majorHAnsi" w:cstheme="majorBidi"/>
+      <w:rFonts w:asciiTheme="majorHAnsi" w:hAnsiTheme="majorHAnsi" w:eastAsiaTheme="majorEastAsia" w:cstheme="majorBidi"/>
       <w:b/>
       <w:bCs/>
       <w:color w:val="4F81BD" w:themeColor="accent1"/>
@@ -13673,14 +13673,14 @@
       <w:szCs w:val="26"/>
     </w:rPr>
   </w:style>
-  <w:style w:type="character" w:customStyle="1" w:styleId="Heading3Char">
+  <w:style w:type="character" w:styleId="Heading3Char" w:customStyle="1">
     <w:name w:val="Heading 3 Char"/>
     <w:basedOn w:val="DefaultParagraphFont"/>
     <w:link w:val="Heading3"/>
     <w:uiPriority w:val="9"/>
     <w:rsid w:val="00FC693F"/>
     <w:rPr>
-      <w:rFonts w:asciiTheme="majorHAnsi" w:eastAsiaTheme="majorEastAsia" w:hAnsiTheme="majorHAnsi" w:cstheme="majorBidi"/>
+      <w:rFonts w:asciiTheme="majorHAnsi" w:hAnsiTheme="majorHAnsi" w:eastAsiaTheme="majorEastAsia" w:cstheme="majorBidi"/>
       <w:b/>
       <w:bCs/>
       <w:color w:val="4F81BD" w:themeColor="accent1"/>
@@ -13696,13 +13696,13 @@
     <w:rsid w:val="00FC693F"/>
     <w:pPr>
       <w:pBdr>
-        <w:bottom w:val="single" w:sz="8" w:space="4" w:color="4F81BD" w:themeColor="accent1"/>
+        <w:bottom w:val="single" w:color="4F81BD" w:themeColor="accent1" w:sz="8" w:space="4"/>
       </w:pBdr>
       <w:spacing w:after="300" w:line="240" w:lineRule="auto"/>
       <w:contextualSpacing/>
     </w:pPr>
     <w:rPr>
-      <w:rFonts w:asciiTheme="majorHAnsi" w:eastAsiaTheme="majorEastAsia" w:hAnsiTheme="majorHAnsi" w:cstheme="majorBidi"/>
+      <w:rFonts w:asciiTheme="majorHAnsi" w:hAnsiTheme="majorHAnsi" w:eastAsiaTheme="majorEastAsia" w:cstheme="majorBidi"/>
       <w:color w:val="17365D" w:themeColor="text2" w:themeShade="BF"/>
       <w:spacing w:val="5"/>
       <w:kern w:val="28"/>
@@ -13710,14 +13710,14 @@
       <w:szCs w:val="52"/>
     </w:rPr>
   </w:style>
-  <w:style w:type="character" w:customStyle="1" w:styleId="TitleChar">
+  <w:style w:type="character" w:styleId="TitleChar" w:customStyle="1">
     <w:name w:val="Title Char"/>
     <w:basedOn w:val="DefaultParagraphFont"/>
     <w:link w:val="Title"/>
     <w:uiPriority w:val="10"/>
     <w:rsid w:val="00FC693F"/>
     <w:rPr>
-      <w:rFonts w:asciiTheme="majorHAnsi" w:eastAsiaTheme="majorEastAsia" w:hAnsiTheme="majorHAnsi" w:cstheme="majorBidi"/>
+      <w:rFonts w:asciiTheme="majorHAnsi" w:hAnsiTheme="majorHAnsi" w:eastAsiaTheme="majorEastAsia" w:cstheme="majorBidi"/>
       <w:color w:val="17365D" w:themeColor="text2" w:themeShade="BF"/>
       <w:spacing w:val="5"/>
       <w:kern w:val="28"/>
@@ -13739,7 +13739,7 @@
       </w:numPr>
     </w:pPr>
     <w:rPr>
-      <w:rFonts w:asciiTheme="majorHAnsi" w:eastAsiaTheme="majorEastAsia" w:hAnsiTheme="majorHAnsi" w:cstheme="majorBidi"/>
+      <w:rFonts w:asciiTheme="majorHAnsi" w:hAnsiTheme="majorHAnsi" w:eastAsiaTheme="majorEastAsia" w:cstheme="majorBidi"/>
       <w:i/>
       <w:iCs/>
       <w:color w:val="4F81BD" w:themeColor="accent1"/>
@@ -13748,14 +13748,14 @@
       <w:szCs w:val="24"/>
     </w:rPr>
   </w:style>
-  <w:style w:type="character" w:customStyle="1" w:styleId="SubtitleChar">
+  <w:style w:type="character" w:styleId="SubtitleChar" w:customStyle="1">
     <w:name w:val="Subtitle Char"/>
     <w:basedOn w:val="DefaultParagraphFont"/>
     <w:link w:val="Subtitle"/>
     <w:uiPriority w:val="11"/>
     <w:rsid w:val="00FC693F"/>
     <w:rPr>
-      <w:rFonts w:asciiTheme="majorHAnsi" w:eastAsiaTheme="majorEastAsia" w:hAnsiTheme="majorHAnsi" w:cstheme="majorBidi"/>
+      <w:rFonts w:asciiTheme="majorHAnsi" w:hAnsiTheme="majorHAnsi" w:eastAsiaTheme="majorEastAsia" w:cstheme="majorBidi"/>
       <w:i/>
       <w:iCs/>
       <w:color w:val="4F81BD" w:themeColor="accent1"/>
@@ -13786,7 +13786,7 @@
       <w:spacing w:after="120"/>
     </w:pPr>
   </w:style>
-  <w:style w:type="character" w:customStyle="1" w:styleId="BodyTextChar">
+  <w:style w:type="character" w:styleId="BodyTextChar" w:customStyle="1">
     <w:name w:val="Body Text Char"/>
     <w:basedOn w:val="DefaultParagraphFont"/>
     <w:link w:val="BodyText"/>
@@ -13804,7 +13804,7 @@
       <w:spacing w:after="120" w:line="480" w:lineRule="auto"/>
     </w:pPr>
   </w:style>
-  <w:style w:type="character" w:customStyle="1" w:styleId="BodyText2Char">
+  <w:style w:type="character" w:styleId="BodyText2Char" w:customStyle="1">
     <w:name w:val="Body Text 2 Char"/>
     <w:basedOn w:val="DefaultParagraphFont"/>
     <w:link w:val="BodyText2"/>
@@ -13826,7 +13826,7 @@
       <w:szCs w:val="16"/>
     </w:rPr>
   </w:style>
-  <w:style w:type="character" w:customStyle="1" w:styleId="BodyText3Char">
+  <w:style w:type="character" w:styleId="BodyText3Char" w:customStyle="1">
     <w:name w:val="Body Text 3 Char"/>
     <w:basedOn w:val="DefaultParagraphFont"/>
     <w:link w:val="BodyText3"/>
@@ -14007,7 +14007,7 @@
       <w:szCs w:val="20"/>
     </w:rPr>
   </w:style>
-  <w:style w:type="character" w:customStyle="1" w:styleId="MacroTextChar">
+  <w:style w:type="character" w:styleId="MacroTextChar" w:customStyle="1">
     <w:name w:val="Macro Text Char"/>
     <w:basedOn w:val="DefaultParagraphFont"/>
     <w:link w:val="MacroText"/>
@@ -14033,7 +14033,7 @@
       <w:color w:val="000000" w:themeColor="text1"/>
     </w:rPr>
   </w:style>
-  <w:style w:type="character" w:customStyle="1" w:styleId="QuoteChar">
+  <w:style w:type="character" w:styleId="QuoteChar" w:customStyle="1">
     <w:name w:val="Quote Char"/>
     <w:basedOn w:val="DefaultParagraphFont"/>
     <w:link w:val="Quote"/>
@@ -14045,7 +14045,7 @@
       <w:color w:val="000000" w:themeColor="text1"/>
     </w:rPr>
   </w:style>
-  <w:style w:type="character" w:customStyle="1" w:styleId="Heading4Char">
+  <w:style w:type="character" w:styleId="Heading4Char" w:customStyle="1">
     <w:name w:val="Heading 4 Char"/>
     <w:basedOn w:val="DefaultParagraphFont"/>
     <w:link w:val="Heading4"/>
@@ -14053,7 +14053,7 @@
     <w:semiHidden/>
     <w:rsid w:val="00FC693F"/>
     <w:rPr>
-      <w:rFonts w:asciiTheme="majorHAnsi" w:eastAsiaTheme="majorEastAsia" w:hAnsiTheme="majorHAnsi" w:cstheme="majorBidi"/>
+      <w:rFonts w:asciiTheme="majorHAnsi" w:hAnsiTheme="majorHAnsi" w:eastAsiaTheme="majorEastAsia" w:cstheme="majorBidi"/>
       <w:b/>
       <w:bCs/>
       <w:i/>
@@ -14061,7 +14061,7 @@
       <w:color w:val="4F81BD" w:themeColor="accent1"/>
     </w:rPr>
   </w:style>
-  <w:style w:type="character" w:customStyle="1" w:styleId="Heading5Char">
+  <w:style w:type="character" w:styleId="Heading5Char" w:customStyle="1">
     <w:name w:val="Heading 5 Char"/>
     <w:basedOn w:val="DefaultParagraphFont"/>
     <w:link w:val="Heading5"/>
@@ -14069,11 +14069,11 @@
     <w:semiHidden/>
     <w:rsid w:val="00FC693F"/>
     <w:rPr>
-      <w:rFonts w:asciiTheme="majorHAnsi" w:eastAsiaTheme="majorEastAsia" w:hAnsiTheme="majorHAnsi" w:cstheme="majorBidi"/>
+      <w:rFonts w:asciiTheme="majorHAnsi" w:hAnsiTheme="majorHAnsi" w:eastAsiaTheme="majorEastAsia" w:cstheme="majorBidi"/>
       <w:color w:val="243F60" w:themeColor="accent1" w:themeShade="7F"/>
     </w:rPr>
   </w:style>
-  <w:style w:type="character" w:customStyle="1" w:styleId="Heading6Char">
+  <w:style w:type="character" w:styleId="Heading6Char" w:customStyle="1">
     <w:name w:val="Heading 6 Char"/>
     <w:basedOn w:val="DefaultParagraphFont"/>
     <w:link w:val="Heading6"/>
@@ -14081,13 +14081,13 @@
     <w:semiHidden/>
     <w:rsid w:val="00FC693F"/>
     <w:rPr>
-      <w:rFonts w:asciiTheme="majorHAnsi" w:eastAsiaTheme="majorEastAsia" w:hAnsiTheme="majorHAnsi" w:cstheme="majorBidi"/>
+      <w:rFonts w:asciiTheme="majorHAnsi" w:hAnsiTheme="majorHAnsi" w:eastAsiaTheme="majorEastAsia" w:cstheme="majorBidi"/>
       <w:i/>
       <w:iCs/>
       <w:color w:val="243F60" w:themeColor="accent1" w:themeShade="7F"/>
     </w:rPr>
   </w:style>
-  <w:style w:type="character" w:customStyle="1" w:styleId="Heading7Char">
+  <w:style w:type="character" w:styleId="Heading7Char" w:customStyle="1">
     <w:name w:val="Heading 7 Char"/>
     <w:basedOn w:val="DefaultParagraphFont"/>
     <w:link w:val="Heading7"/>
@@ -14095,13 +14095,13 @@
     <w:semiHidden/>
     <w:rsid w:val="00FC693F"/>
     <w:rPr>
-      <w:rFonts w:asciiTheme="majorHAnsi" w:eastAsiaTheme="majorEastAsia" w:hAnsiTheme="majorHAnsi" w:cstheme="majorBidi"/>
+      <w:rFonts w:asciiTheme="majorHAnsi" w:hAnsiTheme="majorHAnsi" w:eastAsiaTheme="majorEastAsia" w:cstheme="majorBidi"/>
       <w:i/>
       <w:iCs/>
       <w:color w:val="404040" w:themeColor="text1" w:themeTint="BF"/>
     </w:rPr>
   </w:style>
-  <w:style w:type="character" w:customStyle="1" w:styleId="Heading8Char">
+  <w:style w:type="character" w:styleId="Heading8Char" w:customStyle="1">
     <w:name w:val="Heading 8 Char"/>
     <w:basedOn w:val="DefaultParagraphFont"/>
     <w:link w:val="Heading8"/>
@@ -14109,13 +14109,13 @@
     <w:semiHidden/>
     <w:rsid w:val="00FC693F"/>
     <w:rPr>
-      <w:rFonts w:asciiTheme="majorHAnsi" w:eastAsiaTheme="majorEastAsia" w:hAnsiTheme="majorHAnsi" w:cstheme="majorBidi"/>
+      <w:rFonts w:asciiTheme="majorHAnsi" w:hAnsiTheme="majorHAnsi" w:eastAsiaTheme="majorEastAsia" w:cstheme="majorBidi"/>
       <w:color w:val="4F81BD" w:themeColor="accent1"/>
       <w:sz w:val="20"/>
       <w:szCs w:val="20"/>
     </w:rPr>
   </w:style>
-  <w:style w:type="character" w:customStyle="1" w:styleId="Heading9Char">
+  <w:style w:type="character" w:styleId="Heading9Char" w:customStyle="1">
     <w:name w:val="Heading 9 Char"/>
     <w:basedOn w:val="DefaultParagraphFont"/>
     <w:link w:val="Heading9"/>
@@ -14123,7 +14123,7 @@
     <w:semiHidden/>
     <w:rsid w:val="00FC693F"/>
     <w:rPr>
-      <w:rFonts w:asciiTheme="majorHAnsi" w:eastAsiaTheme="majorEastAsia" w:hAnsiTheme="majorHAnsi" w:cstheme="majorBidi"/>
+      <w:rFonts w:asciiTheme="majorHAnsi" w:hAnsiTheme="majorHAnsi" w:eastAsiaTheme="majorEastAsia" w:cstheme="majorBidi"/>
       <w:i/>
       <w:iCs/>
       <w:color w:val="404040" w:themeColor="text1" w:themeTint="BF"/>
@@ -14183,7 +14183,7 @@
     <w:rsid w:val="00FC693F"/>
     <w:pPr>
       <w:pBdr>
-        <w:bottom w:val="single" w:sz="4" w:space="4" w:color="4F81BD" w:themeColor="accent1"/>
+        <w:bottom w:val="single" w:color="4F81BD" w:themeColor="accent1" w:sz="4" w:space="4"/>
       </w:pBdr>
       <w:spacing w:before="200" w:after="280"/>
       <w:ind w:left="936" w:right="936"/>
@@ -14196,7 +14196,7 @@
       <w:color w:val="4F81BD" w:themeColor="accent1"/>
     </w:rPr>
   </w:style>
-  <w:style w:type="character" w:customStyle="1" w:styleId="IntenseQuoteChar">
+  <w:style w:type="character" w:styleId="IntenseQuoteChar" w:customStyle="1">
     <w:name w:val="Intense Quote Char"/>
     <w:basedOn w:val="DefaultParagraphFont"/>
     <w:link w:val="IntenseQuote"/>
@@ -14300,12 +14300,12 @@
     <w:tblPr>
       <w:tblInd w:w="0" w:type="dxa"/>
       <w:tblBorders>
-        <w:top w:val="single" w:sz="4" w:space="0" w:color="auto"/>
-        <w:left w:val="single" w:sz="4" w:space="0" w:color="auto"/>
-        <w:bottom w:val="single" w:sz="4" w:space="0" w:color="auto"/>
-        <w:right w:val="single" w:sz="4" w:space="0" w:color="auto"/>
-        <w:insideH w:val="single" w:sz="4" w:space="0" w:color="auto"/>
-        <w:insideV w:val="single" w:sz="4" w:space="0" w:color="auto"/>
+        <w:top w:val="single" w:color="auto" w:sz="4" w:space="0"/>
+        <w:left w:val="single" w:color="auto" w:sz="4" w:space="0"/>
+        <w:bottom w:val="single" w:color="auto" w:sz="4" w:space="0"/>
+        <w:right w:val="single" w:color="auto" w:sz="4" w:space="0"/>
+        <w:insideH w:val="single" w:color="auto" w:sz="4" w:space="0"/>
+        <w:insideV w:val="single" w:color="auto" w:sz="4" w:space="0"/>
       </w:tblBorders>
       <w:tblCellMar>
         <w:top w:w="0" w:type="dxa"/>
@@ -14331,8 +14331,8 @@
       <w:tblStyleColBandSize w:val="1"/>
       <w:tblInd w:w="0" w:type="dxa"/>
       <w:tblBorders>
-        <w:top w:val="single" w:sz="8" w:space="0" w:color="000000" w:themeColor="text1"/>
-        <w:bottom w:val="single" w:sz="8" w:space="0" w:color="000000" w:themeColor="text1"/>
+        <w:top w:val="single" w:color="000000" w:themeColor="text1" w:sz="8" w:space="0"/>
+        <w:bottom w:val="single" w:color="000000" w:themeColor="text1" w:sz="8" w:space="0"/>
       </w:tblBorders>
       <w:tblCellMar>
         <w:top w:w="0" w:type="dxa"/>
@@ -14352,9 +14352,9 @@
       <w:tblPr/>
       <w:tcPr>
         <w:tcBorders>
-          <w:top w:val="single" w:sz="8" w:space="0" w:color="000000" w:themeColor="text1"/>
-          <w:left w:val="nil"/>
-          <w:bottom w:val="single" w:sz="8" w:space="0" w:color="000000" w:themeColor="text1"/>
+          <w:top w:val="single" w:color="000000" w:themeColor="text1" w:sz="8" w:space="0"/>
+          <w:left w:val="nil"/>
+          <w:bottom w:val="single" w:color="000000" w:themeColor="text1" w:sz="8" w:space="0"/>
           <w:right w:val="nil"/>
           <w:insideH w:val="nil"/>
           <w:insideV w:val="nil"/>
@@ -14372,9 +14372,9 @@
       <w:tblPr/>
       <w:tcPr>
         <w:tcBorders>
-          <w:top w:val="single" w:sz="8" w:space="0" w:color="000000" w:themeColor="text1"/>
-          <w:left w:val="nil"/>
-          <w:bottom w:val="single" w:sz="8" w:space="0" w:color="000000" w:themeColor="text1"/>
+          <w:top w:val="single" w:color="000000" w:themeColor="text1" w:sz="8" w:space="0"/>
+          <w:left w:val="nil"/>
+          <w:bottom w:val="single" w:color="000000" w:themeColor="text1" w:sz="8" w:space="0"/>
           <w:right w:val="nil"/>
           <w:insideH w:val="nil"/>
           <w:insideV w:val="nil"/>
@@ -14434,8 +14434,8 @@
       <w:tblStyleColBandSize w:val="1"/>
       <w:tblInd w:w="0" w:type="dxa"/>
       <w:tblBorders>
-        <w:top w:val="single" w:sz="8" w:space="0" w:color="4F81BD" w:themeColor="accent1"/>
-        <w:bottom w:val="single" w:sz="8" w:space="0" w:color="4F81BD" w:themeColor="accent1"/>
+        <w:top w:val="single" w:color="4F81BD" w:themeColor="accent1" w:sz="8" w:space="0"/>
+        <w:bottom w:val="single" w:color="4F81BD" w:themeColor="accent1" w:sz="8" w:space="0"/>
       </w:tblBorders>
       <w:tblCellMar>
         <w:top w:w="0" w:type="dxa"/>
@@ -14455,9 +14455,9 @@
       <w:tblPr/>
       <w:tcPr>
         <w:tcBorders>
-          <w:top w:val="single" w:sz="8" w:space="0" w:color="4F81BD" w:themeColor="accent1"/>
-          <w:left w:val="nil"/>
-          <w:bottom w:val="single" w:sz="8" w:space="0" w:color="4F81BD" w:themeColor="accent1"/>
+          <w:top w:val="single" w:color="4F81BD" w:themeColor="accent1" w:sz="8" w:space="0"/>
+          <w:left w:val="nil"/>
+          <w:bottom w:val="single" w:color="4F81BD" w:themeColor="accent1" w:sz="8" w:space="0"/>
           <w:right w:val="nil"/>
           <w:insideH w:val="nil"/>
           <w:insideV w:val="nil"/>
@@ -14475,9 +14475,9 @@
       <w:tblPr/>
       <w:tcPr>
         <w:tcBorders>
-          <w:top w:val="single" w:sz="8" w:space="0" w:color="4F81BD" w:themeColor="accent1"/>
-          <w:left w:val="nil"/>
-          <w:bottom w:val="single" w:sz="8" w:space="0" w:color="4F81BD" w:themeColor="accent1"/>
+          <w:top w:val="single" w:color="4F81BD" w:themeColor="accent1" w:sz="8" w:space="0"/>
+          <w:left w:val="nil"/>
+          <w:bottom w:val="single" w:color="4F81BD" w:themeColor="accent1" w:sz="8" w:space="0"/>
           <w:right w:val="nil"/>
           <w:insideH w:val="nil"/>
           <w:insideV w:val="nil"/>
@@ -14537,8 +14537,8 @@
       <w:tblStyleColBandSize w:val="1"/>
       <w:tblInd w:w="0" w:type="dxa"/>
       <w:tblBorders>
-        <w:top w:val="single" w:sz="8" w:space="0" w:color="C0504D" w:themeColor="accent2"/>
-        <w:bottom w:val="single" w:sz="8" w:space="0" w:color="C0504D" w:themeColor="accent2"/>
+        <w:top w:val="single" w:color="C0504D" w:themeColor="accent2" w:sz="8" w:space="0"/>
+        <w:bottom w:val="single" w:color="C0504D" w:themeColor="accent2" w:sz="8" w:space="0"/>
       </w:tblBorders>
       <w:tblCellMar>
         <w:top w:w="0" w:type="dxa"/>
@@ -14558,9 +14558,9 @@
       <w:tblPr/>
       <w:tcPr>
         <w:tcBorders>
-          <w:top w:val="single" w:sz="8" w:space="0" w:color="C0504D" w:themeColor="accent2"/>
-          <w:left w:val="nil"/>
-          <w:bottom w:val="single" w:sz="8" w:space="0" w:color="C0504D" w:themeColor="accent2"/>
+          <w:top w:val="single" w:color="C0504D" w:themeColor="accent2" w:sz="8" w:space="0"/>
+          <w:left w:val="nil"/>
+          <w:bottom w:val="single" w:color="C0504D" w:themeColor="accent2" w:sz="8" w:space="0"/>
           <w:right w:val="nil"/>
           <w:insideH w:val="nil"/>
           <w:insideV w:val="nil"/>
@@ -14578,9 +14578,9 @@
       <w:tblPr/>
       <w:tcPr>
         <w:tcBorders>
-          <w:top w:val="single" w:sz="8" w:space="0" w:color="C0504D" w:themeColor="accent2"/>
-          <w:left w:val="nil"/>
-          <w:bottom w:val="single" w:sz="8" w:space="0" w:color="C0504D" w:themeColor="accent2"/>
+          <w:top w:val="single" w:color="C0504D" w:themeColor="accent2" w:sz="8" w:space="0"/>
+          <w:left w:val="nil"/>
+          <w:bottom w:val="single" w:color="C0504D" w:themeColor="accent2" w:sz="8" w:space="0"/>
           <w:right w:val="nil"/>
           <w:insideH w:val="nil"/>
           <w:insideV w:val="nil"/>
@@ -14640,8 +14640,8 @@
       <w:tblStyleColBandSize w:val="1"/>
       <w:tblInd w:w="0" w:type="dxa"/>
       <w:tblBorders>
-        <w:top w:val="single" w:sz="8" w:space="0" w:color="9BBB59" w:themeColor="accent3"/>
-        <w:bottom w:val="single" w:sz="8" w:space="0" w:color="9BBB59" w:themeColor="accent3"/>
+        <w:top w:val="single" w:color="9BBB59" w:themeColor="accent3" w:sz="8" w:space="0"/>
+        <w:bottom w:val="single" w:color="9BBB59" w:themeColor="accent3" w:sz="8" w:space="0"/>
       </w:tblBorders>
       <w:tblCellMar>
         <w:top w:w="0" w:type="dxa"/>
@@ -14661,9 +14661,9 @@
       <w:tblPr/>
       <w:tcPr>
         <w:tcBorders>
-          <w:top w:val="single" w:sz="8" w:space="0" w:color="9BBB59" w:themeColor="accent3"/>
-          <w:left w:val="nil"/>
-          <w:bottom w:val="single" w:sz="8" w:space="0" w:color="9BBB59" w:themeColor="accent3"/>
+          <w:top w:val="single" w:color="9BBB59" w:themeColor="accent3" w:sz="8" w:space="0"/>
+          <w:left w:val="nil"/>
+          <w:bottom w:val="single" w:color="9BBB59" w:themeColor="accent3" w:sz="8" w:space="0"/>
           <w:right w:val="nil"/>
           <w:insideH w:val="nil"/>
           <w:insideV w:val="nil"/>
@@ -14681,9 +14681,9 @@
       <w:tblPr/>
       <w:tcPr>
         <w:tcBorders>
-          <w:top w:val="single" w:sz="8" w:space="0" w:color="9BBB59" w:themeColor="accent3"/>
-          <w:left w:val="nil"/>
-          <w:bottom w:val="single" w:sz="8" w:space="0" w:color="9BBB59" w:themeColor="accent3"/>
+          <w:top w:val="single" w:color="9BBB59" w:themeColor="accent3" w:sz="8" w:space="0"/>
+          <w:left w:val="nil"/>
+          <w:bottom w:val="single" w:color="9BBB59" w:themeColor="accent3" w:sz="8" w:space="0"/>
           <w:right w:val="nil"/>
           <w:insideH w:val="nil"/>
           <w:insideV w:val="nil"/>
@@ -14743,8 +14743,8 @@
       <w:tblStyleColBandSize w:val="1"/>
       <w:tblInd w:w="0" w:type="dxa"/>
       <w:tblBorders>
-        <w:top w:val="single" w:sz="8" w:space="0" w:color="8064A2" w:themeColor="accent4"/>
-        <w:bottom w:val="single" w:sz="8" w:space="0" w:color="8064A2" w:themeColor="accent4"/>
+        <w:top w:val="single" w:color="8064A2" w:themeColor="accent4" w:sz="8" w:space="0"/>
+        <w:bottom w:val="single" w:color="8064A2" w:themeColor="accent4" w:sz="8" w:space="0"/>
       </w:tblBorders>
       <w:tblCellMar>
         <w:top w:w="0" w:type="dxa"/>
@@ -14764,9 +14764,9 @@
       <w:tblPr/>
       <w:tcPr>
         <w:tcBorders>
-          <w:top w:val="single" w:sz="8" w:space="0" w:color="8064A2" w:themeColor="accent4"/>
-          <w:left w:val="nil"/>
-          <w:bottom w:val="single" w:sz="8" w:space="0" w:color="8064A2" w:themeColor="accent4"/>
+          <w:top w:val="single" w:color="8064A2" w:themeColor="accent4" w:sz="8" w:space="0"/>
+          <w:left w:val="nil"/>
+          <w:bottom w:val="single" w:color="8064A2" w:themeColor="accent4" w:sz="8" w:space="0"/>
           <w:right w:val="nil"/>
           <w:insideH w:val="nil"/>
           <w:insideV w:val="nil"/>
@@ -14784,9 +14784,9 @@
       <w:tblPr/>
       <w:tcPr>
         <w:tcBorders>
-          <w:top w:val="single" w:sz="8" w:space="0" w:color="8064A2" w:themeColor="accent4"/>
-          <w:left w:val="nil"/>
-          <w:bottom w:val="single" w:sz="8" w:space="0" w:color="8064A2" w:themeColor="accent4"/>
+          <w:top w:val="single" w:color="8064A2" w:themeColor="accent4" w:sz="8" w:space="0"/>
+          <w:left w:val="nil"/>
+          <w:bottom w:val="single" w:color="8064A2" w:themeColor="accent4" w:sz="8" w:space="0"/>
           <w:right w:val="nil"/>
           <w:insideH w:val="nil"/>
           <w:insideV w:val="nil"/>
@@ -14846,8 +14846,8 @@
       <w:tblStyleColBandSize w:val="1"/>
       <w:tblInd w:w="0" w:type="dxa"/>
       <w:tblBorders>
-        <w:top w:val="single" w:sz="8" w:space="0" w:color="4BACC6" w:themeColor="accent5"/>
-        <w:bottom w:val="single" w:sz="8" w:space="0" w:color="4BACC6" w:themeColor="accent5"/>
+        <w:top w:val="single" w:color="4BACC6" w:themeColor="accent5" w:sz="8" w:space="0"/>
+        <w:bottom w:val="single" w:color="4BACC6" w:themeColor="accent5" w:sz="8" w:space="0"/>
       </w:tblBorders>
       <w:tblCellMar>
         <w:top w:w="0" w:type="dxa"/>
@@ -14867,9 +14867,9 @@
       <w:tblPr/>
       <w:tcPr>
         <w:tcBorders>
-          <w:top w:val="single" w:sz="8" w:space="0" w:color="4BACC6" w:themeColor="accent5"/>
-          <w:left w:val="nil"/>
-          <w:bottom w:val="single" w:sz="8" w:space="0" w:color="4BACC6" w:themeColor="accent5"/>
+          <w:top w:val="single" w:color="4BACC6" w:themeColor="accent5" w:sz="8" w:space="0"/>
+          <w:left w:val="nil"/>
+          <w:bottom w:val="single" w:color="4BACC6" w:themeColor="accent5" w:sz="8" w:space="0"/>
           <w:right w:val="nil"/>
           <w:insideH w:val="nil"/>
           <w:insideV w:val="nil"/>
@@ -14887,9 +14887,9 @@
       <w:tblPr/>
       <w:tcPr>
         <w:tcBorders>
-          <w:top w:val="single" w:sz="8" w:space="0" w:color="4BACC6" w:themeColor="accent5"/>
-          <w:left w:val="nil"/>
-          <w:bottom w:val="single" w:sz="8" w:space="0" w:color="4BACC6" w:themeColor="accent5"/>
+          <w:top w:val="single" w:color="4BACC6" w:themeColor="accent5" w:sz="8" w:space="0"/>
+          <w:left w:val="nil"/>
+          <w:bottom w:val="single" w:color="4BACC6" w:themeColor="accent5" w:sz="8" w:space="0"/>
           <w:right w:val="nil"/>
           <w:insideH w:val="nil"/>
           <w:insideV w:val="nil"/>
@@ -14949,8 +14949,8 @@
       <w:tblStyleColBandSize w:val="1"/>
       <w:tblInd w:w="0" w:type="dxa"/>
       <w:tblBorders>
-        <w:top w:val="single" w:sz="8" w:space="0" w:color="F79646" w:themeColor="accent6"/>
-        <w:bottom w:val="single" w:sz="8" w:space="0" w:color="F79646" w:themeColor="accent6"/>
+        <w:top w:val="single" w:color="F79646" w:themeColor="accent6" w:sz="8" w:space="0"/>
+        <w:bottom w:val="single" w:color="F79646" w:themeColor="accent6" w:sz="8" w:space="0"/>
       </w:tblBorders>
       <w:tblCellMar>
         <w:top w:w="0" w:type="dxa"/>
@@ -14970,9 +14970,9 @@
       <w:tblPr/>
       <w:tcPr>
         <w:tcBorders>
-          <w:top w:val="single" w:sz="8" w:space="0" w:color="F79646" w:themeColor="accent6"/>
-          <w:left w:val="nil"/>
-          <w:bottom w:val="single" w:sz="8" w:space="0" w:color="F79646" w:themeColor="accent6"/>
+          <w:top w:val="single" w:color="F79646" w:themeColor="accent6" w:sz="8" w:space="0"/>
+          <w:left w:val="nil"/>
+          <w:bottom w:val="single" w:color="F79646" w:themeColor="accent6" w:sz="8" w:space="0"/>
           <w:right w:val="nil"/>
           <w:insideH w:val="nil"/>
           <w:insideV w:val="nil"/>
@@ -14990,9 +14990,9 @@
       <w:tblPr/>
       <w:tcPr>
         <w:tcBorders>
-          <w:top w:val="single" w:sz="8" w:space="0" w:color="F79646" w:themeColor="accent6"/>
-          <w:left w:val="nil"/>
-          <w:bottom w:val="single" w:sz="8" w:space="0" w:color="F79646" w:themeColor="accent6"/>
+          <w:top w:val="single" w:color="F79646" w:themeColor="accent6" w:sz="8" w:space="0"/>
+          <w:left w:val="nil"/>
+          <w:bottom w:val="single" w:color="F79646" w:themeColor="accent6" w:sz="8" w:space="0"/>
           <w:right w:val="nil"/>
           <w:insideH w:val="nil"/>
           <w:insideV w:val="nil"/>
@@ -15049,10 +15049,10 @@
       <w:tblStyleColBandSize w:val="1"/>
       <w:tblInd w:w="0" w:type="dxa"/>
       <w:tblBorders>
-        <w:top w:val="single" w:sz="8" w:space="0" w:color="000000" w:themeColor="text1"/>
-        <w:left w:val="single" w:sz="8" w:space="0" w:color="000000" w:themeColor="text1"/>
-        <w:bottom w:val="single" w:sz="8" w:space="0" w:color="000000" w:themeColor="text1"/>
-        <w:right w:val="single" w:sz="8" w:space="0" w:color="000000" w:themeColor="text1"/>
+        <w:top w:val="single" w:color="000000" w:themeColor="text1" w:sz="8" w:space="0"/>
+        <w:left w:val="single" w:color="000000" w:themeColor="text1" w:sz="8" w:space="0"/>
+        <w:bottom w:val="single" w:color="000000" w:themeColor="text1" w:sz="8" w:space="0"/>
+        <w:right w:val="single" w:color="000000" w:themeColor="text1" w:sz="8" w:space="0"/>
       </w:tblBorders>
       <w:tblCellMar>
         <w:top w:w="0" w:type="dxa"/>
@@ -15086,10 +15086,10 @@
       <w:tblPr/>
       <w:tcPr>
         <w:tcBorders>
-          <w:top w:val="double" w:sz="6" w:space="0" w:color="000000" w:themeColor="text1"/>
-          <w:left w:val="single" w:sz="8" w:space="0" w:color="000000" w:themeColor="text1"/>
-          <w:bottom w:val="single" w:sz="8" w:space="0" w:color="000000" w:themeColor="text1"/>
-          <w:right w:val="single" w:sz="8" w:space="0" w:color="000000" w:themeColor="text1"/>
+          <w:top w:val="double" w:color="000000" w:themeColor="text1" w:sz="6" w:space="0"/>
+          <w:left w:val="single" w:color="000000" w:themeColor="text1" w:sz="8" w:space="0"/>
+          <w:bottom w:val="single" w:color="000000" w:themeColor="text1" w:sz="8" w:space="0"/>
+          <w:right w:val="single" w:color="000000" w:themeColor="text1" w:sz="8" w:space="0"/>
         </w:tcBorders>
       </w:tcPr>
     </w:tblStylePr>
@@ -15109,10 +15109,10 @@
       <w:tblPr/>
       <w:tcPr>
         <w:tcBorders>
-          <w:top w:val="single" w:sz="8" w:space="0" w:color="000000" w:themeColor="text1"/>
-          <w:left w:val="single" w:sz="8" w:space="0" w:color="000000" w:themeColor="text1"/>
-          <w:bottom w:val="single" w:sz="8" w:space="0" w:color="000000" w:themeColor="text1"/>
-          <w:right w:val="single" w:sz="8" w:space="0" w:color="000000" w:themeColor="text1"/>
+          <w:top w:val="single" w:color="000000" w:themeColor="text1" w:sz="8" w:space="0"/>
+          <w:left w:val="single" w:color="000000" w:themeColor="text1" w:sz="8" w:space="0"/>
+          <w:bottom w:val="single" w:color="000000" w:themeColor="text1" w:sz="8" w:space="0"/>
+          <w:right w:val="single" w:color="000000" w:themeColor="text1" w:sz="8" w:space="0"/>
         </w:tcBorders>
       </w:tcPr>
     </w:tblStylePr>
@@ -15120,10 +15120,10 @@
       <w:tblPr/>
       <w:tcPr>
         <w:tcBorders>
-          <w:top w:val="single" w:sz="8" w:space="0" w:color="000000" w:themeColor="text1"/>
-          <w:left w:val="single" w:sz="8" w:space="0" w:color="000000" w:themeColor="text1"/>
-          <w:bottom w:val="single" w:sz="8" w:space="0" w:color="000000" w:themeColor="text1"/>
-          <w:right w:val="single" w:sz="8" w:space="0" w:color="000000" w:themeColor="text1"/>
+          <w:top w:val="single" w:color="000000" w:themeColor="text1" w:sz="8" w:space="0"/>
+          <w:left w:val="single" w:color="000000" w:themeColor="text1" w:sz="8" w:space="0"/>
+          <w:bottom w:val="single" w:color="000000" w:themeColor="text1" w:sz="8" w:space="0"/>
+          <w:right w:val="single" w:color="000000" w:themeColor="text1" w:sz="8" w:space="0"/>
         </w:tcBorders>
       </w:tcPr>
     </w:tblStylePr>
@@ -15141,10 +15141,10 @@
       <w:tblStyleColBandSize w:val="1"/>
       <w:tblInd w:w="0" w:type="dxa"/>
       <w:tblBorders>
-        <w:top w:val="single" w:sz="8" w:space="0" w:color="4F81BD" w:themeColor="accent1"/>
-        <w:left w:val="single" w:sz="8" w:space="0" w:color="4F81BD" w:themeColor="accent1"/>
-        <w:bottom w:val="single" w:sz="8" w:space="0" w:color="4F81BD" w:themeColor="accent1"/>
-        <w:right w:val="single" w:sz="8" w:space="0" w:color="4F81BD" w:themeColor="accent1"/>
+        <w:top w:val="single" w:color="4F81BD" w:themeColor="accent1" w:sz="8" w:space="0"/>
+        <w:left w:val="single" w:color="4F81BD" w:themeColor="accent1" w:sz="8" w:space="0"/>
+        <w:bottom w:val="single" w:color="4F81BD" w:themeColor="accent1" w:sz="8" w:space="0"/>
+        <w:right w:val="single" w:color="4F81BD" w:themeColor="accent1" w:sz="8" w:space="0"/>
       </w:tblBorders>
       <w:tblCellMar>
         <w:top w:w="0" w:type="dxa"/>
@@ -15178,10 +15178,10 @@
       <w:tblPr/>
       <w:tcPr>
         <w:tcBorders>
-          <w:top w:val="double" w:sz="6" w:space="0" w:color="4F81BD" w:themeColor="accent1"/>
-          <w:left w:val="single" w:sz="8" w:space="0" w:color="4F81BD" w:themeColor="accent1"/>
-          <w:bottom w:val="single" w:sz="8" w:space="0" w:color="4F81BD" w:themeColor="accent1"/>
-          <w:right w:val="single" w:sz="8" w:space="0" w:color="4F81BD" w:themeColor="accent1"/>
+          <w:top w:val="double" w:color="4F81BD" w:themeColor="accent1" w:sz="6" w:space="0"/>
+          <w:left w:val="single" w:color="4F81BD" w:themeColor="accent1" w:sz="8" w:space="0"/>
+          <w:bottom w:val="single" w:color="4F81BD" w:themeColor="accent1" w:sz="8" w:space="0"/>
+          <w:right w:val="single" w:color="4F81BD" w:themeColor="accent1" w:sz="8" w:space="0"/>
         </w:tcBorders>
       </w:tcPr>
     </w:tblStylePr>
@@ -15201,10 +15201,10 @@
       <w:tblPr/>
       <w:tcPr>
         <w:tcBorders>
-          <w:top w:val="single" w:sz="8" w:space="0" w:color="4F81BD" w:themeColor="accent1"/>
-          <w:left w:val="single" w:sz="8" w:space="0" w:color="4F81BD" w:themeColor="accent1"/>
-          <w:bottom w:val="single" w:sz="8" w:space="0" w:color="4F81BD" w:themeColor="accent1"/>
-          <w:right w:val="single" w:sz="8" w:space="0" w:color="4F81BD" w:themeColor="accent1"/>
+          <w:top w:val="single" w:color="4F81BD" w:themeColor="accent1" w:sz="8" w:space="0"/>
+          <w:left w:val="single" w:color="4F81BD" w:themeColor="accent1" w:sz="8" w:space="0"/>
+          <w:bottom w:val="single" w:color="4F81BD" w:themeColor="accent1" w:sz="8" w:space="0"/>
+          <w:right w:val="single" w:color="4F81BD" w:themeColor="accent1" w:sz="8" w:space="0"/>
         </w:tcBorders>
       </w:tcPr>
     </w:tblStylePr>
@@ -15212,10 +15212,10 @@
       <w:tblPr/>
       <w:tcPr>
         <w:tcBorders>
-          <w:top w:val="single" w:sz="8" w:space="0" w:color="4F81BD" w:themeColor="accent1"/>
-          <w:left w:val="single" w:sz="8" w:space="0" w:color="4F81BD" w:themeColor="accent1"/>
-          <w:bottom w:val="single" w:sz="8" w:space="0" w:color="4F81BD" w:themeColor="accent1"/>
-          <w:right w:val="single" w:sz="8" w:space="0" w:color="4F81BD" w:themeColor="accent1"/>
+          <w:top w:val="single" w:color="4F81BD" w:themeColor="accent1" w:sz="8" w:space="0"/>
+          <w:left w:val="single" w:color="4F81BD" w:themeColor="accent1" w:sz="8" w:space="0"/>
+          <w:bottom w:val="single" w:color="4F81BD" w:themeColor="accent1" w:sz="8" w:space="0"/>
+          <w:right w:val="single" w:color="4F81BD" w:themeColor="accent1" w:sz="8" w:space="0"/>
         </w:tcBorders>
       </w:tcPr>
     </w:tblStylePr>
@@ -15233,10 +15233,10 @@
       <w:tblStyleColBandSize w:val="1"/>
       <w:tblInd w:w="0" w:type="dxa"/>
       <w:tblBorders>
-        <w:top w:val="single" w:sz="8" w:space="0" w:color="C0504D" w:themeColor="accent2"/>
-        <w:left w:val="single" w:sz="8" w:space="0" w:color="C0504D" w:themeColor="accent2"/>
-        <w:bottom w:val="single" w:sz="8" w:space="0" w:color="C0504D" w:themeColor="accent2"/>
-        <w:right w:val="single" w:sz="8" w:space="0" w:color="C0504D" w:themeColor="accent2"/>
+        <w:top w:val="single" w:color="C0504D" w:themeColor="accent2" w:sz="8" w:space="0"/>
+        <w:left w:val="single" w:color="C0504D" w:themeColor="accent2" w:sz="8" w:space="0"/>
+        <w:bottom w:val="single" w:color="C0504D" w:themeColor="accent2" w:sz="8" w:space="0"/>
+        <w:right w:val="single" w:color="C0504D" w:themeColor="accent2" w:sz="8" w:space="0"/>
       </w:tblBorders>
       <w:tblCellMar>
         <w:top w:w="0" w:type="dxa"/>
@@ -15270,10 +15270,10 @@
       <w:tblPr/>
       <w:tcPr>
         <w:tcBorders>
-          <w:top w:val="double" w:sz="6" w:space="0" w:color="C0504D" w:themeColor="accent2"/>
-          <w:left w:val="single" w:sz="8" w:space="0" w:color="C0504D" w:themeColor="accent2"/>
-          <w:bottom w:val="single" w:sz="8" w:space="0" w:color="C0504D" w:themeColor="accent2"/>
-          <w:right w:val="single" w:sz="8" w:space="0" w:color="C0504D" w:themeColor="accent2"/>
+          <w:top w:val="double" w:color="C0504D" w:themeColor="accent2" w:sz="6" w:space="0"/>
+          <w:left w:val="single" w:color="C0504D" w:themeColor="accent2" w:sz="8" w:space="0"/>
+          <w:bottom w:val="single" w:color="C0504D" w:themeColor="accent2" w:sz="8" w:space="0"/>
+          <w:right w:val="single" w:color="C0504D" w:themeColor="accent2" w:sz="8" w:space="0"/>
         </w:tcBorders>
       </w:tcPr>
     </w:tblStylePr>
@@ -15293,10 +15293,10 @@
       <w:tblPr/>
       <w:tcPr>
         <w:tcBorders>
-          <w:top w:val="single" w:sz="8" w:space="0" w:color="C0504D" w:themeColor="accent2"/>
-          <w:left w:val="single" w:sz="8" w:space="0" w:color="C0504D" w:themeColor="accent2"/>
-          <w:bottom w:val="single" w:sz="8" w:space="0" w:color="C0504D" w:themeColor="accent2"/>
-          <w:right w:val="single" w:sz="8" w:space="0" w:color="C0504D" w:themeColor="accent2"/>
+          <w:top w:val="single" w:color="C0504D" w:themeColor="accent2" w:sz="8" w:space="0"/>
+          <w:left w:val="single" w:color="C0504D" w:themeColor="accent2" w:sz="8" w:space="0"/>
+          <w:bottom w:val="single" w:color="C0504D" w:themeColor="accent2" w:sz="8" w:space="0"/>
+          <w:right w:val="single" w:color="C0504D" w:themeColor="accent2" w:sz="8" w:space="0"/>
         </w:tcBorders>
       </w:tcPr>
     </w:tblStylePr>
@@ -15304,10 +15304,10 @@
       <w:tblPr/>
       <w:tcPr>
         <w:tcBorders>
-          <w:top w:val="single" w:sz="8" w:space="0" w:color="C0504D" w:themeColor="accent2"/>
-          <w:left w:val="single" w:sz="8" w:space="0" w:color="C0504D" w:themeColor="accent2"/>
-          <w:bottom w:val="single" w:sz="8" w:space="0" w:color="C0504D" w:themeColor="accent2"/>
-          <w:right w:val="single" w:sz="8" w:space="0" w:color="C0504D" w:themeColor="accent2"/>
+          <w:top w:val="single" w:color="C0504D" w:themeColor="accent2" w:sz="8" w:space="0"/>
+          <w:left w:val="single" w:color="C0504D" w:themeColor="accent2" w:sz="8" w:space="0"/>
+          <w:bottom w:val="single" w:color="C0504D" w:themeColor="accent2" w:sz="8" w:space="0"/>
+          <w:right w:val="single" w:color="C0504D" w:themeColor="accent2" w:sz="8" w:space="0"/>
         </w:tcBorders>
       </w:tcPr>
     </w:tblStylePr>
@@ -15325,10 +15325,10 @@
       <w:tblStyleColBandSize w:val="1"/>
       <w:tblInd w:w="0" w:type="dxa"/>
       <w:tblBorders>
-        <w:top w:val="single" w:sz="8" w:space="0" w:color="9BBB59" w:themeColor="accent3"/>
-        <w:left w:val="single" w:sz="8" w:space="0" w:color="9BBB59" w:themeColor="accent3"/>
-        <w:bottom w:val="single" w:sz="8" w:space="0" w:color="9BBB59" w:themeColor="accent3"/>
-        <w:right w:val="single" w:sz="8" w:space="0" w:color="9BBB59" w:themeColor="accent3"/>
+        <w:top w:val="single" w:color="9BBB59" w:themeColor="accent3" w:sz="8" w:space="0"/>
+        <w:left w:val="single" w:color="9BBB59" w:themeColor="accent3" w:sz="8" w:space="0"/>
+        <w:bottom w:val="single" w:color="9BBB59" w:themeColor="accent3" w:sz="8" w:space="0"/>
+        <w:right w:val="single" w:color="9BBB59" w:themeColor="accent3" w:sz="8" w:space="0"/>
       </w:tblBorders>
       <w:tblCellMar>
         <w:top w:w="0" w:type="dxa"/>
@@ -15362,10 +15362,10 @@
       <w:tblPr/>
       <w:tcPr>
         <w:tcBorders>
-          <w:top w:val="double" w:sz="6" w:space="0" w:color="9BBB59" w:themeColor="accent3"/>
-          <w:left w:val="single" w:sz="8" w:space="0" w:color="9BBB59" w:themeColor="accent3"/>
-          <w:bottom w:val="single" w:sz="8" w:space="0" w:color="9BBB59" w:themeColor="accent3"/>
-          <w:right w:val="single" w:sz="8" w:space="0" w:color="9BBB59" w:themeColor="accent3"/>
+          <w:top w:val="double" w:color="9BBB59" w:themeColor="accent3" w:sz="6" w:space="0"/>
+          <w:left w:val="single" w:color="9BBB59" w:themeColor="accent3" w:sz="8" w:space="0"/>
+          <w:bottom w:val="single" w:color="9BBB59" w:themeColor="accent3" w:sz="8" w:space="0"/>
+          <w:right w:val="single" w:color="9BBB59" w:themeColor="accent3" w:sz="8" w:space="0"/>
         </w:tcBorders>
       </w:tcPr>
     </w:tblStylePr>
@@ -15385,10 +15385,10 @@
       <w:tblPr/>
       <w:tcPr>
         <w:tcBorders>
-          <w:top w:val="single" w:sz="8" w:space="0" w:color="9BBB59" w:themeColor="accent3"/>
-          <w:left w:val="single" w:sz="8" w:space="0" w:color="9BBB59" w:themeColor="accent3"/>
-          <w:bottom w:val="single" w:sz="8" w:space="0" w:color="9BBB59" w:themeColor="accent3"/>
-          <w:right w:val="single" w:sz="8" w:space="0" w:color="9BBB59" w:themeColor="accent3"/>
+          <w:top w:val="single" w:color="9BBB59" w:themeColor="accent3" w:sz="8" w:space="0"/>
+          <w:left w:val="single" w:color="9BBB59" w:themeColor="accent3" w:sz="8" w:space="0"/>
+          <w:bottom w:val="single" w:color="9BBB59" w:themeColor="accent3" w:sz="8" w:space="0"/>
+          <w:right w:val="single" w:color="9BBB59" w:themeColor="accent3" w:sz="8" w:space="0"/>
         </w:tcBorders>
       </w:tcPr>
     </w:tblStylePr>
@@ -15396,10 +15396,10 @@
       <w:tblPr/>
       <w:tcPr>
         <w:tcBorders>
-          <w:top w:val="single" w:sz="8" w:space="0" w:color="9BBB59" w:themeColor="accent3"/>
-          <w:left w:val="single" w:sz="8" w:space="0" w:color="9BBB59" w:themeColor="accent3"/>
-          <w:bottom w:val="single" w:sz="8" w:space="0" w:color="9BBB59" w:themeColor="accent3"/>
-          <w:right w:val="single" w:sz="8" w:space="0" w:color="9BBB59" w:themeColor="accent3"/>
+          <w:top w:val="single" w:color="9BBB59" w:themeColor="accent3" w:sz="8" w:space="0"/>
+          <w:left w:val="single" w:color="9BBB59" w:themeColor="accent3" w:sz="8" w:space="0"/>
+          <w:bottom w:val="single" w:color="9BBB59" w:themeColor="accent3" w:sz="8" w:space="0"/>
+          <w:right w:val="single" w:color="9BBB59" w:themeColor="accent3" w:sz="8" w:space="0"/>
         </w:tcBorders>
       </w:tcPr>
     </w:tblStylePr>
@@ -15417,10 +15417,10 @@
       <w:tblStyleColBandSize w:val="1"/>
       <w:tblInd w:w="0" w:type="dxa"/>
       <w:tblBorders>
-        <w:top w:val="single" w:sz="8" w:space="0" w:color="8064A2" w:themeColor="accent4"/>
-        <w:left w:val="single" w:sz="8" w:space="0" w:color="8064A2" w:themeColor="accent4"/>
-        <w:bottom w:val="single" w:sz="8" w:space="0" w:color="8064A2" w:themeColor="accent4"/>
-        <w:right w:val="single" w:sz="8" w:space="0" w:color="8064A2" w:themeColor="accent4"/>
+        <w:top w:val="single" w:color="8064A2" w:themeColor="accent4" w:sz="8" w:space="0"/>
+        <w:left w:val="single" w:color="8064A2" w:themeColor="accent4" w:sz="8" w:space="0"/>
+        <w:bottom w:val="single" w:color="8064A2" w:themeColor="accent4" w:sz="8" w:space="0"/>
+        <w:right w:val="single" w:color="8064A2" w:themeColor="accent4" w:sz="8" w:space="0"/>
       </w:tblBorders>
       <w:tblCellMar>
         <w:top w:w="0" w:type="dxa"/>
@@ -15454,10 +15454,10 @@
       <w:tblPr/>
       <w:tcPr>
         <w:tcBorders>
-          <w:top w:val="double" w:sz="6" w:space="0" w:color="8064A2" w:themeColor="accent4"/>
-          <w:left w:val="single" w:sz="8" w:space="0" w:color="8064A2" w:themeColor="accent4"/>
-          <w:bottom w:val="single" w:sz="8" w:space="0" w:color="8064A2" w:themeColor="accent4"/>
-          <w:right w:val="single" w:sz="8" w:space="0" w:color="8064A2" w:themeColor="accent4"/>
+          <w:top w:val="double" w:color="8064A2" w:themeColor="accent4" w:sz="6" w:space="0"/>
+          <w:left w:val="single" w:color="8064A2" w:themeColor="accent4" w:sz="8" w:space="0"/>
+          <w:bottom w:val="single" w:color="8064A2" w:themeColor="accent4" w:sz="8" w:space="0"/>
+          <w:right w:val="single" w:color="8064A2" w:themeColor="accent4" w:sz="8" w:space="0"/>
         </w:tcBorders>
       </w:tcPr>
     </w:tblStylePr>
@@ -15477,10 +15477,10 @@
       <w:tblPr/>
       <w:tcPr>
         <w:tcBorders>
-          <w:top w:val="single" w:sz="8" w:space="0" w:color="8064A2" w:themeColor="accent4"/>
-          <w:left w:val="single" w:sz="8" w:space="0" w:color="8064A2" w:themeColor="accent4"/>
-          <w:bottom w:val="single" w:sz="8" w:space="0" w:color="8064A2" w:themeColor="accent4"/>
-          <w:right w:val="single" w:sz="8" w:space="0" w:color="8064A2" w:themeColor="accent4"/>
+          <w:top w:val="single" w:color="8064A2" w:themeColor="accent4" w:sz="8" w:space="0"/>
+          <w:left w:val="single" w:color="8064A2" w:themeColor="accent4" w:sz="8" w:space="0"/>
+          <w:bottom w:val="single" w:color="8064A2" w:themeColor="accent4" w:sz="8" w:space="0"/>
+          <w:right w:val="single" w:color="8064A2" w:themeColor="accent4" w:sz="8" w:space="0"/>
         </w:tcBorders>
       </w:tcPr>
     </w:tblStylePr>
@@ -15488,10 +15488,10 @@
       <w:tblPr/>
       <w:tcPr>
         <w:tcBorders>
-          <w:top w:val="single" w:sz="8" w:space="0" w:color="8064A2" w:themeColor="accent4"/>
-          <w:left w:val="single" w:sz="8" w:space="0" w:color="8064A2" w:themeColor="accent4"/>
-          <w:bottom w:val="single" w:sz="8" w:space="0" w:color="8064A2" w:themeColor="accent4"/>
-          <w:right w:val="single" w:sz="8" w:space="0" w:color="8064A2" w:themeColor="accent4"/>
+          <w:top w:val="single" w:color="8064A2" w:themeColor="accent4" w:sz="8" w:space="0"/>
+          <w:left w:val="single" w:color="8064A2" w:themeColor="accent4" w:sz="8" w:space="0"/>
+          <w:bottom w:val="single" w:color="8064A2" w:themeColor="accent4" w:sz="8" w:space="0"/>
+          <w:right w:val="single" w:color="8064A2" w:themeColor="accent4" w:sz="8" w:space="0"/>
         </w:tcBorders>
       </w:tcPr>
     </w:tblStylePr>
@@ -15509,10 +15509,10 @@
       <w:tblStyleColBandSize w:val="1"/>
       <w:tblInd w:w="0" w:type="dxa"/>
       <w:tblBorders>
-        <w:top w:val="single" w:sz="8" w:space="0" w:color="4BACC6" w:themeColor="accent5"/>
-        <w:left w:val="single" w:sz="8" w:space="0" w:color="4BACC6" w:themeColor="accent5"/>
-        <w:bottom w:val="single" w:sz="8" w:space="0" w:color="4BACC6" w:themeColor="accent5"/>
-        <w:right w:val="single" w:sz="8" w:space="0" w:color="4BACC6" w:themeColor="accent5"/>
+        <w:top w:val="single" w:color="4BACC6" w:themeColor="accent5" w:sz="8" w:space="0"/>
+        <w:left w:val="single" w:color="4BACC6" w:themeColor="accent5" w:sz="8" w:space="0"/>
+        <w:bottom w:val="single" w:color="4BACC6" w:themeColor="accent5" w:sz="8" w:space="0"/>
+        <w:right w:val="single" w:color="4BACC6" w:themeColor="accent5" w:sz="8" w:space="0"/>
       </w:tblBorders>
       <w:tblCellMar>
         <w:top w:w="0" w:type="dxa"/>
@@ -15546,10 +15546,10 @@
       <w:tblPr/>
       <w:tcPr>
         <w:tcBorders>
-          <w:top w:val="double" w:sz="6" w:space="0" w:color="4BACC6" w:themeColor="accent5"/>
-          <w:left w:val="single" w:sz="8" w:space="0" w:color="4BACC6" w:themeColor="accent5"/>
-          <w:bottom w:val="single" w:sz="8" w:space="0" w:color="4BACC6" w:themeColor="accent5"/>
-          <w:right w:val="single" w:sz="8" w:space="0" w:color="4BACC6" w:themeColor="accent5"/>
+          <w:top w:val="double" w:color="4BACC6" w:themeColor="accent5" w:sz="6" w:space="0"/>
+          <w:left w:val="single" w:color="4BACC6" w:themeColor="accent5" w:sz="8" w:space="0"/>
+          <w:bottom w:val="single" w:color="4BACC6" w:themeColor="accent5" w:sz="8" w:space="0"/>
+          <w:right w:val="single" w:color="4BACC6" w:themeColor="accent5" w:sz="8" w:space="0"/>
         </w:tcBorders>
       </w:tcPr>
     </w:tblStylePr>
@@ -15569,10 +15569,10 @@
       <w:tblPr/>
       <w:tcPr>
         <w:tcBorders>
-          <w:top w:val="single" w:sz="8" w:space="0" w:color="4BACC6" w:themeColor="accent5"/>
-          <w:left w:val="single" w:sz="8" w:space="0" w:color="4BACC6" w:themeColor="accent5"/>
-          <w:bottom w:val="single" w:sz="8" w:space="0" w:color="4BACC6" w:themeColor="accent5"/>
-          <w:right w:val="single" w:sz="8" w:space="0" w:color="4BACC6" w:themeColor="accent5"/>
+          <w:top w:val="single" w:color="4BACC6" w:themeColor="accent5" w:sz="8" w:space="0"/>
+          <w:left w:val="single" w:color="4BACC6" w:themeColor="accent5" w:sz="8" w:space="0"/>
+          <w:bottom w:val="single" w:color="4BACC6" w:themeColor="accent5" w:sz="8" w:space="0"/>
+          <w:right w:val="single" w:color="4BACC6" w:themeColor="accent5" w:sz="8" w:space="0"/>
         </w:tcBorders>
       </w:tcPr>
     </w:tblStylePr>
@@ -15580,10 +15580,10 @@
       <w:tblPr/>
       <w:tcPr>
         <w:tcBorders>
-          <w:top w:val="single" w:sz="8" w:space="0" w:color="4BACC6" w:themeColor="accent5"/>
-          <w:left w:val="single" w:sz="8" w:space="0" w:color="4BACC6" w:themeColor="accent5"/>
-          <w:bottom w:val="single" w:sz="8" w:space="0" w:color="4BACC6" w:themeColor="accent5"/>
-          <w:right w:val="single" w:sz="8" w:space="0" w:color="4BACC6" w:themeColor="accent5"/>
+          <w:top w:val="single" w:color="4BACC6" w:themeColor="accent5" w:sz="8" w:space="0"/>
+          <w:left w:val="single" w:color="4BACC6" w:themeColor="accent5" w:sz="8" w:space="0"/>
+          <w:bottom w:val="single" w:color="4BACC6" w:themeColor="accent5" w:sz="8" w:space="0"/>
+          <w:right w:val="single" w:color="4BACC6" w:themeColor="accent5" w:sz="8" w:space="0"/>
         </w:tcBorders>
       </w:tcPr>
     </w:tblStylePr>
@@ -15601,10 +15601,10 @@
       <w:tblStyleColBandSize w:val="1"/>
       <w:tblInd w:w="0" w:type="dxa"/>
       <w:tblBorders>
-        <w:top w:val="single" w:sz="8" w:space="0" w:color="F79646" w:themeColor="accent6"/>
-        <w:left w:val="single" w:sz="8" w:space="0" w:color="F79646" w:themeColor="accent6"/>
-        <w:bottom w:val="single" w:sz="8" w:space="0" w:color="F79646" w:themeColor="accent6"/>
-        <w:right w:val="single" w:sz="8" w:space="0" w:color="F79646" w:themeColor="accent6"/>
+        <w:top w:val="single" w:color="F79646" w:themeColor="accent6" w:sz="8" w:space="0"/>
+        <w:left w:val="single" w:color="F79646" w:themeColor="accent6" w:sz="8" w:space="0"/>
+        <w:bottom w:val="single" w:color="F79646" w:themeColor="accent6" w:sz="8" w:space="0"/>
+        <w:right w:val="single" w:color="F79646" w:themeColor="accent6" w:sz="8" w:space="0"/>
       </w:tblBorders>
       <w:tblCellMar>
         <w:top w:w="0" w:type="dxa"/>
@@ -15638,10 +15638,10 @@
       <w:tblPr/>
       <w:tcPr>
         <w:tcBorders>
-          <w:top w:val="double" w:sz="6" w:space="0" w:color="F79646" w:themeColor="accent6"/>
-          <w:left w:val="single" w:sz="8" w:space="0" w:color="F79646" w:themeColor="accent6"/>
-          <w:bottom w:val="single" w:sz="8" w:space="0" w:color="F79646" w:themeColor="accent6"/>
-          <w:right w:val="single" w:sz="8" w:space="0" w:color="F79646" w:themeColor="accent6"/>
+          <w:top w:val="double" w:color="F79646" w:themeColor="accent6" w:sz="6" w:space="0"/>
+          <w:left w:val="single" w:color="F79646" w:themeColor="accent6" w:sz="8" w:space="0"/>
+          <w:bottom w:val="single" w:color="F79646" w:themeColor="accent6" w:sz="8" w:space="0"/>
+          <w:right w:val="single" w:color="F79646" w:themeColor="accent6" w:sz="8" w:space="0"/>
         </w:tcBorders>
       </w:tcPr>
     </w:tblStylePr>
@@ -15661,10 +15661,10 @@
       <w:tblPr/>
       <w:tcPr>
         <w:tcBorders>
-          <w:top w:val="single" w:sz="8" w:space="0" w:color="F79646" w:themeColor="accent6"/>
-          <w:left w:val="single" w:sz="8" w:space="0" w:color="F79646" w:themeColor="accent6"/>
-          <w:bottom w:val="single" w:sz="8" w:space="0" w:color="F79646" w:themeColor="accent6"/>
-          <w:right w:val="single" w:sz="8" w:space="0" w:color="F79646" w:themeColor="accent6"/>
+          <w:top w:val="single" w:color="F79646" w:themeColor="accent6" w:sz="8" w:space="0"/>
+          <w:left w:val="single" w:color="F79646" w:themeColor="accent6" w:sz="8" w:space="0"/>
+          <w:bottom w:val="single" w:color="F79646" w:themeColor="accent6" w:sz="8" w:space="0"/>
+          <w:right w:val="single" w:color="F79646" w:themeColor="accent6" w:sz="8" w:space="0"/>
         </w:tcBorders>
       </w:tcPr>
     </w:tblStylePr>
@@ -15672,10 +15672,10 @@
       <w:tblPr/>
       <w:tcPr>
         <w:tcBorders>
-          <w:top w:val="single" w:sz="8" w:space="0" w:color="F79646" w:themeColor="accent6"/>
-          <w:left w:val="single" w:sz="8" w:space="0" w:color="F79646" w:themeColor="accent6"/>
-          <w:bottom w:val="single" w:sz="8" w:space="0" w:color="F79646" w:themeColor="accent6"/>
-          <w:right w:val="single" w:sz="8" w:space="0" w:color="F79646" w:themeColor="accent6"/>
+          <w:top w:val="single" w:color="F79646" w:themeColor="accent6" w:sz="8" w:space="0"/>
+          <w:left w:val="single" w:color="F79646" w:themeColor="accent6" w:sz="8" w:space="0"/>
+          <w:bottom w:val="single" w:color="F79646" w:themeColor="accent6" w:sz="8" w:space="0"/>
+          <w:right w:val="single" w:color="F79646" w:themeColor="accent6" w:sz="8" w:space="0"/>
         </w:tcBorders>
       </w:tcPr>
     </w:tblStylePr>
@@ -15693,12 +15693,12 @@
       <w:tblStyleColBandSize w:val="1"/>
       <w:tblInd w:w="0" w:type="dxa"/>
       <w:tblBorders>
-        <w:top w:val="single" w:sz="8" w:space="0" w:color="000000" w:themeColor="text1"/>
-        <w:left w:val="single" w:sz="8" w:space="0" w:color="000000" w:themeColor="text1"/>
-        <w:bottom w:val="single" w:sz="8" w:space="0" w:color="000000" w:themeColor="text1"/>
-        <w:right w:val="single" w:sz="8" w:space="0" w:color="000000" w:themeColor="text1"/>
-        <w:insideH w:val="single" w:sz="8" w:space="0" w:color="000000" w:themeColor="text1"/>
-        <w:insideV w:val="single" w:sz="8" w:space="0" w:color="000000" w:themeColor="text1"/>
+        <w:top w:val="single" w:color="000000" w:themeColor="text1" w:sz="8" w:space="0"/>
+        <w:left w:val="single" w:color="000000" w:themeColor="text1" w:sz="8" w:space="0"/>
+        <w:bottom w:val="single" w:color="000000" w:themeColor="text1" w:sz="8" w:space="0"/>
+        <w:right w:val="single" w:color="000000" w:themeColor="text1" w:sz="8" w:space="0"/>
+        <w:insideH w:val="single" w:color="000000" w:themeColor="text1" w:sz="8" w:space="0"/>
+        <w:insideV w:val="single" w:color="000000" w:themeColor="text1" w:sz="8" w:space="0"/>
       </w:tblBorders>
       <w:tblCellMar>
         <w:top w:w="0" w:type="dxa"/>
@@ -15712,19 +15712,19 @@
         <w:spacing w:before="0" w:after="0" w:line="240" w:lineRule="auto"/>
       </w:pPr>
       <w:rPr>
-        <w:rFonts w:asciiTheme="majorHAnsi" w:eastAsiaTheme="majorEastAsia" w:hAnsiTheme="majorHAnsi" w:cstheme="majorBidi"/>
-        <w:b/>
-        <w:bCs/>
-      </w:rPr>
-      <w:tblPr/>
-      <w:tcPr>
-        <w:tcBorders>
-          <w:top w:val="single" w:sz="8" w:space="0" w:color="000000" w:themeColor="text1"/>
-          <w:left w:val="single" w:sz="8" w:space="0" w:color="000000" w:themeColor="text1"/>
-          <w:bottom w:val="single" w:sz="18" w:space="0" w:color="000000" w:themeColor="text1"/>
-          <w:right w:val="single" w:sz="8" w:space="0" w:color="000000" w:themeColor="text1"/>
-          <w:insideH w:val="nil"/>
-          <w:insideV w:val="single" w:sz="8" w:space="0" w:color="000000" w:themeColor="text1"/>
+        <w:rFonts w:asciiTheme="majorHAnsi" w:hAnsiTheme="majorHAnsi" w:eastAsiaTheme="majorEastAsia" w:cstheme="majorBidi"/>
+        <w:b/>
+        <w:bCs/>
+      </w:rPr>
+      <w:tblPr/>
+      <w:tcPr>
+        <w:tcBorders>
+          <w:top w:val="single" w:color="000000" w:themeColor="text1" w:sz="8" w:space="0"/>
+          <w:left w:val="single" w:color="000000" w:themeColor="text1" w:sz="8" w:space="0"/>
+          <w:bottom w:val="single" w:color="000000" w:themeColor="text1" w:sz="18" w:space="0"/>
+          <w:right w:val="single" w:color="000000" w:themeColor="text1" w:sz="8" w:space="0"/>
+          <w:insideH w:val="nil"/>
+          <w:insideV w:val="single" w:color="000000" w:themeColor="text1" w:sz="8" w:space="0"/>
         </w:tcBorders>
       </w:tcPr>
     </w:tblStylePr>
@@ -15733,42 +15733,42 @@
         <w:spacing w:before="0" w:after="0" w:line="240" w:lineRule="auto"/>
       </w:pPr>
       <w:rPr>
-        <w:rFonts w:asciiTheme="majorHAnsi" w:eastAsiaTheme="majorEastAsia" w:hAnsiTheme="majorHAnsi" w:cstheme="majorBidi"/>
-        <w:b/>
-        <w:bCs/>
-      </w:rPr>
-      <w:tblPr/>
-      <w:tcPr>
-        <w:tcBorders>
-          <w:top w:val="double" w:sz="6" w:space="0" w:color="000000" w:themeColor="text1"/>
-          <w:left w:val="single" w:sz="8" w:space="0" w:color="000000" w:themeColor="text1"/>
-          <w:bottom w:val="single" w:sz="8" w:space="0" w:color="000000" w:themeColor="text1"/>
-          <w:right w:val="single" w:sz="8" w:space="0" w:color="000000" w:themeColor="text1"/>
-          <w:insideH w:val="nil"/>
-          <w:insideV w:val="single" w:sz="8" w:space="0" w:color="000000" w:themeColor="text1"/>
+        <w:rFonts w:asciiTheme="majorHAnsi" w:hAnsiTheme="majorHAnsi" w:eastAsiaTheme="majorEastAsia" w:cstheme="majorBidi"/>
+        <w:b/>
+        <w:bCs/>
+      </w:rPr>
+      <w:tblPr/>
+      <w:tcPr>
+        <w:tcBorders>
+          <w:top w:val="double" w:color="000000" w:themeColor="text1" w:sz="6" w:space="0"/>
+          <w:left w:val="single" w:color="000000" w:themeColor="text1" w:sz="8" w:space="0"/>
+          <w:bottom w:val="single" w:color="000000" w:themeColor="text1" w:sz="8" w:space="0"/>
+          <w:right w:val="single" w:color="000000" w:themeColor="text1" w:sz="8" w:space="0"/>
+          <w:insideH w:val="nil"/>
+          <w:insideV w:val="single" w:color="000000" w:themeColor="text1" w:sz="8" w:space="0"/>
         </w:tcBorders>
       </w:tcPr>
     </w:tblStylePr>
     <w:tblStylePr w:type="firstCol">
       <w:rPr>
-        <w:rFonts w:asciiTheme="majorHAnsi" w:eastAsiaTheme="majorEastAsia" w:hAnsiTheme="majorHAnsi" w:cstheme="majorBidi"/>
+        <w:rFonts w:asciiTheme="majorHAnsi" w:hAnsiTheme="majorHAnsi" w:eastAsiaTheme="majorEastAsia" w:cstheme="majorBidi"/>
         <w:b/>
         <w:bCs/>
       </w:rPr>
     </w:tblStylePr>
     <w:tblStylePr w:type="lastCol">
       <w:rPr>
-        <w:rFonts w:asciiTheme="majorHAnsi" w:eastAsiaTheme="majorEastAsia" w:hAnsiTheme="majorHAnsi" w:cstheme="majorBidi"/>
-        <w:b/>
-        <w:bCs/>
-      </w:rPr>
-      <w:tblPr/>
-      <w:tcPr>
-        <w:tcBorders>
-          <w:top w:val="single" w:sz="8" w:space="0" w:color="000000" w:themeColor="text1"/>
-          <w:left w:val="single" w:sz="8" w:space="0" w:color="000000" w:themeColor="text1"/>
-          <w:bottom w:val="single" w:sz="8" w:space="0" w:color="000000" w:themeColor="text1"/>
-          <w:right w:val="single" w:sz="8" w:space="0" w:color="000000" w:themeColor="text1"/>
+        <w:rFonts w:asciiTheme="majorHAnsi" w:hAnsiTheme="majorHAnsi" w:eastAsiaTheme="majorEastAsia" w:cstheme="majorBidi"/>
+        <w:b/>
+        <w:bCs/>
+      </w:rPr>
+      <w:tblPr/>
+      <w:tcPr>
+        <w:tcBorders>
+          <w:top w:val="single" w:color="000000" w:themeColor="text1" w:sz="8" w:space="0"/>
+          <w:left w:val="single" w:color="000000" w:themeColor="text1" w:sz="8" w:space="0"/>
+          <w:bottom w:val="single" w:color="000000" w:themeColor="text1" w:sz="8" w:space="0"/>
+          <w:right w:val="single" w:color="000000" w:themeColor="text1" w:sz="8" w:space="0"/>
         </w:tcBorders>
       </w:tcPr>
     </w:tblStylePr>
@@ -15776,10 +15776,10 @@
       <w:tblPr/>
       <w:tcPr>
         <w:tcBorders>
-          <w:top w:val="single" w:sz="8" w:space="0" w:color="000000" w:themeColor="text1"/>
-          <w:left w:val="single" w:sz="8" w:space="0" w:color="000000" w:themeColor="text1"/>
-          <w:bottom w:val="single" w:sz="8" w:space="0" w:color="000000" w:themeColor="text1"/>
-          <w:right w:val="single" w:sz="8" w:space="0" w:color="000000" w:themeColor="text1"/>
+          <w:top w:val="single" w:color="000000" w:themeColor="text1" w:sz="8" w:space="0"/>
+          <w:left w:val="single" w:color="000000" w:themeColor="text1" w:sz="8" w:space="0"/>
+          <w:bottom w:val="single" w:color="000000" w:themeColor="text1" w:sz="8" w:space="0"/>
+          <w:right w:val="single" w:color="000000" w:themeColor="text1" w:sz="8" w:space="0"/>
         </w:tcBorders>
         <w:shd w:val="clear" w:color="auto" w:fill="C0C0C0" w:themeFill="text1" w:themeFillTint="3F"/>
       </w:tcPr>
@@ -15788,11 +15788,11 @@
       <w:tblPr/>
       <w:tcPr>
         <w:tcBorders>
-          <w:top w:val="single" w:sz="8" w:space="0" w:color="000000" w:themeColor="text1"/>
-          <w:left w:val="single" w:sz="8" w:space="0" w:color="000000" w:themeColor="text1"/>
-          <w:bottom w:val="single" w:sz="8" w:space="0" w:color="000000" w:themeColor="text1"/>
-          <w:right w:val="single" w:sz="8" w:space="0" w:color="000000" w:themeColor="text1"/>
-          <w:insideV w:val="single" w:sz="8" w:space="0" w:color="000000" w:themeColor="text1"/>
+          <w:top w:val="single" w:color="000000" w:themeColor="text1" w:sz="8" w:space="0"/>
+          <w:left w:val="single" w:color="000000" w:themeColor="text1" w:sz="8" w:space="0"/>
+          <w:bottom w:val="single" w:color="000000" w:themeColor="text1" w:sz="8" w:space="0"/>
+          <w:right w:val="single" w:color="000000" w:themeColor="text1" w:sz="8" w:space="0"/>
+          <w:insideV w:val="single" w:color="000000" w:themeColor="text1" w:sz="8" w:space="0"/>
         </w:tcBorders>
         <w:shd w:val="clear" w:color="auto" w:fill="C0C0C0" w:themeFill="text1" w:themeFillTint="3F"/>
       </w:tcPr>
@@ -15801,11 +15801,11 @@
       <w:tblPr/>
       <w:tcPr>
         <w:tcBorders>
-          <w:top w:val="single" w:sz="8" w:space="0" w:color="000000" w:themeColor="text1"/>
-          <w:left w:val="single" w:sz="8" w:space="0" w:color="000000" w:themeColor="text1"/>
-          <w:bottom w:val="single" w:sz="8" w:space="0" w:color="000000" w:themeColor="text1"/>
-          <w:right w:val="single" w:sz="8" w:space="0" w:color="000000" w:themeColor="text1"/>
-          <w:insideV w:val="single" w:sz="8" w:space="0" w:color="000000" w:themeColor="text1"/>
+          <w:top w:val="single" w:color="000000" w:themeColor="text1" w:sz="8" w:space="0"/>
+          <w:left w:val="single" w:color="000000" w:themeColor="text1" w:sz="8" w:space="0"/>
+          <w:bottom w:val="single" w:color="000000" w:themeColor="text1" w:sz="8" w:space="0"/>
+          <w:right w:val="single" w:color="000000" w:themeColor="text1" w:sz="8" w:space="0"/>
+          <w:insideV w:val="single" w:color="000000" w:themeColor="text1" w:sz="8" w:space="0"/>
         </w:tcBorders>
       </w:tcPr>
     </w:tblStylePr>
@@ -15823,12 +15823,12 @@
       <w:tblStyleColBandSize w:val="1"/>
       <w:tblInd w:w="0" w:type="dxa"/>
       <w:tblBorders>
-        <w:top w:val="single" w:sz="8" w:space="0" w:color="4F81BD" w:themeColor="accent1"/>
-        <w:left w:val="single" w:sz="8" w:space="0" w:color="4F81BD" w:themeColor="accent1"/>
-        <w:bottom w:val="single" w:sz="8" w:space="0" w:color="4F81BD" w:themeColor="accent1"/>
-        <w:right w:val="single" w:sz="8" w:space="0" w:color="4F81BD" w:themeColor="accent1"/>
-        <w:insideH w:val="single" w:sz="8" w:space="0" w:color="4F81BD" w:themeColor="accent1"/>
-        <w:insideV w:val="single" w:sz="8" w:space="0" w:color="4F81BD" w:themeColor="accent1"/>
+        <w:top w:val="single" w:color="4F81BD" w:themeColor="accent1" w:sz="8" w:space="0"/>
+        <w:left w:val="single" w:color="4F81BD" w:themeColor="accent1" w:sz="8" w:space="0"/>
+        <w:bottom w:val="single" w:color="4F81BD" w:themeColor="accent1" w:sz="8" w:space="0"/>
+        <w:right w:val="single" w:color="4F81BD" w:themeColor="accent1" w:sz="8" w:space="0"/>
+        <w:insideH w:val="single" w:color="4F81BD" w:themeColor="accent1" w:sz="8" w:space="0"/>
+        <w:insideV w:val="single" w:color="4F81BD" w:themeColor="accent1" w:sz="8" w:space="0"/>
       </w:tblBorders>
       <w:tblCellMar>
         <w:top w:w="0" w:type="dxa"/>
@@ -15842,19 +15842,19 @@
         <w:spacing w:before="0" w:after="0" w:line="240" w:lineRule="auto"/>
       </w:pPr>
       <w:rPr>
-        <w:rFonts w:asciiTheme="majorHAnsi" w:eastAsiaTheme="majorEastAsia" w:hAnsiTheme="majorHAnsi" w:cstheme="majorBidi"/>
-        <w:b/>
-        <w:bCs/>
-      </w:rPr>
-      <w:tblPr/>
-      <w:tcPr>
-        <w:tcBorders>
-          <w:top w:val="single" w:sz="8" w:space="0" w:color="4F81BD" w:themeColor="accent1"/>
-          <w:left w:val="single" w:sz="8" w:space="0" w:color="4F81BD" w:themeColor="accent1"/>
-          <w:bottom w:val="single" w:sz="18" w:space="0" w:color="4F81BD" w:themeColor="accent1"/>
-          <w:right w:val="single" w:sz="8" w:space="0" w:color="4F81BD" w:themeColor="accent1"/>
-          <w:insideH w:val="nil"/>
-          <w:insideV w:val="single" w:sz="8" w:space="0" w:color="4F81BD" w:themeColor="accent1"/>
+        <w:rFonts w:asciiTheme="majorHAnsi" w:hAnsiTheme="majorHAnsi" w:eastAsiaTheme="majorEastAsia" w:cstheme="majorBidi"/>
+        <w:b/>
+        <w:bCs/>
+      </w:rPr>
+      <w:tblPr/>
+      <w:tcPr>
+        <w:tcBorders>
+          <w:top w:val="single" w:color="4F81BD" w:themeColor="accent1" w:sz="8" w:space="0"/>
+          <w:left w:val="single" w:color="4F81BD" w:themeColor="accent1" w:sz="8" w:space="0"/>
+          <w:bottom w:val="single" w:color="4F81BD" w:themeColor="accent1" w:sz="18" w:space="0"/>
+          <w:right w:val="single" w:color="4F81BD" w:themeColor="accent1" w:sz="8" w:space="0"/>
+          <w:insideH w:val="nil"/>
+          <w:insideV w:val="single" w:color="4F81BD" w:themeColor="accent1" w:sz="8" w:space="0"/>
         </w:tcBorders>
       </w:tcPr>
     </w:tblStylePr>
@@ -15863,42 +15863,42 @@
         <w:spacing w:before="0" w:after="0" w:line="240" w:lineRule="auto"/>
       </w:pPr>
       <w:rPr>
-        <w:rFonts w:asciiTheme="majorHAnsi" w:eastAsiaTheme="majorEastAsia" w:hAnsiTheme="majorHAnsi" w:cstheme="majorBidi"/>
-        <w:b/>
-        <w:bCs/>
-      </w:rPr>
-      <w:tblPr/>
-      <w:tcPr>
-        <w:tcBorders>
-          <w:top w:val="double" w:sz="6" w:space="0" w:color="4F81BD" w:themeColor="accent1"/>
-          <w:left w:val="single" w:sz="8" w:space="0" w:color="4F81BD" w:themeColor="accent1"/>
-          <w:bottom w:val="single" w:sz="8" w:space="0" w:color="4F81BD" w:themeColor="accent1"/>
-          <w:right w:val="single" w:sz="8" w:space="0" w:color="4F81BD" w:themeColor="accent1"/>
-          <w:insideH w:val="nil"/>
-          <w:insideV w:val="single" w:sz="8" w:space="0" w:color="4F81BD" w:themeColor="accent1"/>
+        <w:rFonts w:asciiTheme="majorHAnsi" w:hAnsiTheme="majorHAnsi" w:eastAsiaTheme="majorEastAsia" w:cstheme="majorBidi"/>
+        <w:b/>
+        <w:bCs/>
+      </w:rPr>
+      <w:tblPr/>
+      <w:tcPr>
+        <w:tcBorders>
+          <w:top w:val="double" w:color="4F81BD" w:themeColor="accent1" w:sz="6" w:space="0"/>
+          <w:left w:val="single" w:color="4F81BD" w:themeColor="accent1" w:sz="8" w:space="0"/>
+          <w:bottom w:val="single" w:color="4F81BD" w:themeColor="accent1" w:sz="8" w:space="0"/>
+          <w:right w:val="single" w:color="4F81BD" w:themeColor="accent1" w:sz="8" w:space="0"/>
+          <w:insideH w:val="nil"/>
+          <w:insideV w:val="single" w:color="4F81BD" w:themeColor="accent1" w:sz="8" w:space="0"/>
         </w:tcBorders>
       </w:tcPr>
     </w:tblStylePr>
     <w:tblStylePr w:type="firstCol">
       <w:rPr>
-        <w:rFonts w:asciiTheme="majorHAnsi" w:eastAsiaTheme="majorEastAsia" w:hAnsiTheme="majorHAnsi" w:cstheme="majorBidi"/>
+        <w:rFonts w:asciiTheme="majorHAnsi" w:hAnsiTheme="majorHAnsi" w:eastAsiaTheme="majorEastAsia" w:cstheme="majorBidi"/>
         <w:b/>
         <w:bCs/>
       </w:rPr>
     </w:tblStylePr>
     <w:tblStylePr w:type="lastCol">
       <w:rPr>
-        <w:rFonts w:asciiTheme="majorHAnsi" w:eastAsiaTheme="majorEastAsia" w:hAnsiTheme="majorHAnsi" w:cstheme="majorBidi"/>
-        <w:b/>
-        <w:bCs/>
-      </w:rPr>
-      <w:tblPr/>
-      <w:tcPr>
-        <w:tcBorders>
-          <w:top w:val="single" w:sz="8" w:space="0" w:color="4F81BD" w:themeColor="accent1"/>
-          <w:left w:val="single" w:sz="8" w:space="0" w:color="4F81BD" w:themeColor="accent1"/>
-          <w:bottom w:val="single" w:sz="8" w:space="0" w:color="4F81BD" w:themeColor="accent1"/>
-          <w:right w:val="single" w:sz="8" w:space="0" w:color="4F81BD" w:themeColor="accent1"/>
+        <w:rFonts w:asciiTheme="majorHAnsi" w:hAnsiTheme="majorHAnsi" w:eastAsiaTheme="majorEastAsia" w:cstheme="majorBidi"/>
+        <w:b/>
+        <w:bCs/>
+      </w:rPr>
+      <w:tblPr/>
+      <w:tcPr>
+        <w:tcBorders>
+          <w:top w:val="single" w:color="4F81BD" w:themeColor="accent1" w:sz="8" w:space="0"/>
+          <w:left w:val="single" w:color="4F81BD" w:themeColor="accent1" w:sz="8" w:space="0"/>
+          <w:bottom w:val="single" w:color="4F81BD" w:themeColor="accent1" w:sz="8" w:space="0"/>
+          <w:right w:val="single" w:color="4F81BD" w:themeColor="accent1" w:sz="8" w:space="0"/>
         </w:tcBorders>
       </w:tcPr>
     </w:tblStylePr>
@@ -15906,10 +15906,10 @@
       <w:tblPr/>
       <w:tcPr>
         <w:tcBorders>
-          <w:top w:val="single" w:sz="8" w:space="0" w:color="4F81BD" w:themeColor="accent1"/>
-          <w:left w:val="single" w:sz="8" w:space="0" w:color="4F81BD" w:themeColor="accent1"/>
-          <w:bottom w:val="single" w:sz="8" w:space="0" w:color="4F81BD" w:themeColor="accent1"/>
-          <w:right w:val="single" w:sz="8" w:space="0" w:color="4F81BD" w:themeColor="accent1"/>
+          <w:top w:val="single" w:color="4F81BD" w:themeColor="accent1" w:sz="8" w:space="0"/>
+          <w:left w:val="single" w:color="4F81BD" w:themeColor="accent1" w:sz="8" w:space="0"/>
+          <w:bottom w:val="single" w:color="4F81BD" w:themeColor="accent1" w:sz="8" w:space="0"/>
+          <w:right w:val="single" w:color="4F81BD" w:themeColor="accent1" w:sz="8" w:space="0"/>
         </w:tcBorders>
         <w:shd w:val="clear" w:color="auto" w:fill="D3DFEE" w:themeFill="accent1" w:themeFillTint="3F"/>
       </w:tcPr>
@@ -15918,11 +15918,11 @@
       <w:tblPr/>
       <w:tcPr>
         <w:tcBorders>
-          <w:top w:val="single" w:sz="8" w:space="0" w:color="4F81BD" w:themeColor="accent1"/>
-          <w:left w:val="single" w:sz="8" w:space="0" w:color="4F81BD" w:themeColor="accent1"/>
-          <w:bottom w:val="single" w:sz="8" w:space="0" w:color="4F81BD" w:themeColor="accent1"/>
-          <w:right w:val="single" w:sz="8" w:space="0" w:color="4F81BD" w:themeColor="accent1"/>
-          <w:insideV w:val="single" w:sz="8" w:space="0" w:color="4F81BD" w:themeColor="accent1"/>
+          <w:top w:val="single" w:color="4F81BD" w:themeColor="accent1" w:sz="8" w:space="0"/>
+          <w:left w:val="single" w:color="4F81BD" w:themeColor="accent1" w:sz="8" w:space="0"/>
+          <w:bottom w:val="single" w:color="4F81BD" w:themeColor="accent1" w:sz="8" w:space="0"/>
+          <w:right w:val="single" w:color="4F81BD" w:themeColor="accent1" w:sz="8" w:space="0"/>
+          <w:insideV w:val="single" w:color="4F81BD" w:themeColor="accent1" w:sz="8" w:space="0"/>
         </w:tcBorders>
         <w:shd w:val="clear" w:color="auto" w:fill="D3DFEE" w:themeFill="accent1" w:themeFillTint="3F"/>
       </w:tcPr>
@@ -15931,11 +15931,11 @@
       <w:tblPr/>
       <w:tcPr>
         <w:tcBorders>
-          <w:top w:val="single" w:sz="8" w:space="0" w:color="4F81BD" w:themeColor="accent1"/>
-          <w:left w:val="single" w:sz="8" w:space="0" w:color="4F81BD" w:themeColor="accent1"/>
-          <w:bottom w:val="single" w:sz="8" w:space="0" w:color="4F81BD" w:themeColor="accent1"/>
-          <w:right w:val="single" w:sz="8" w:space="0" w:color="4F81BD" w:themeColor="accent1"/>
-          <w:insideV w:val="single" w:sz="8" w:space="0" w:color="4F81BD" w:themeColor="accent1"/>
+          <w:top w:val="single" w:color="4F81BD" w:themeColor="accent1" w:sz="8" w:space="0"/>
+          <w:left w:val="single" w:color="4F81BD" w:themeColor="accent1" w:sz="8" w:space="0"/>
+          <w:bottom w:val="single" w:color="4F81BD" w:themeColor="accent1" w:sz="8" w:space="0"/>
+          <w:right w:val="single" w:color="4F81BD" w:themeColor="accent1" w:sz="8" w:space="0"/>
+          <w:insideV w:val="single" w:color="4F81BD" w:themeColor="accent1" w:sz="8" w:space="0"/>
         </w:tcBorders>
       </w:tcPr>
     </w:tblStylePr>
@@ -15953,12 +15953,12 @@
       <w:tblStyleColBandSize w:val="1"/>
       <w:tblInd w:w="0" w:type="dxa"/>
       <w:tblBorders>
-        <w:top w:val="single" w:sz="8" w:space="0" w:color="C0504D" w:themeColor="accent2"/>
-        <w:left w:val="single" w:sz="8" w:space="0" w:color="C0504D" w:themeColor="accent2"/>
-        <w:bottom w:val="single" w:sz="8" w:space="0" w:color="C0504D" w:themeColor="accent2"/>
-        <w:right w:val="single" w:sz="8" w:space="0" w:color="C0504D" w:themeColor="accent2"/>
-        <w:insideH w:val="single" w:sz="8" w:space="0" w:color="C0504D" w:themeColor="accent2"/>
-        <w:insideV w:val="single" w:sz="8" w:space="0" w:color="C0504D" w:themeColor="accent2"/>
+        <w:top w:val="single" w:color="C0504D" w:themeColor="accent2" w:sz="8" w:space="0"/>
+        <w:left w:val="single" w:color="C0504D" w:themeColor="accent2" w:sz="8" w:space="0"/>
+        <w:bottom w:val="single" w:color="C0504D" w:themeColor="accent2" w:sz="8" w:space="0"/>
+        <w:right w:val="single" w:color="C0504D" w:themeColor="accent2" w:sz="8" w:space="0"/>
+        <w:insideH w:val="single" w:color="C0504D" w:themeColor="accent2" w:sz="8" w:space="0"/>
+        <w:insideV w:val="single" w:color="C0504D" w:themeColor="accent2" w:sz="8" w:space="0"/>
       </w:tblBorders>
       <w:tblCellMar>
         <w:top w:w="0" w:type="dxa"/>
@@ -15972,19 +15972,19 @@
         <w:spacing w:before="0" w:after="0" w:line="240" w:lineRule="auto"/>
       </w:pPr>
       <w:rPr>
-        <w:rFonts w:asciiTheme="majorHAnsi" w:eastAsiaTheme="majorEastAsia" w:hAnsiTheme="majorHAnsi" w:cstheme="majorBidi"/>
-        <w:b/>
-        <w:bCs/>
-      </w:rPr>
-      <w:tblPr/>
-      <w:tcPr>
-        <w:tcBorders>
-          <w:top w:val="single" w:sz="8" w:space="0" w:color="C0504D" w:themeColor="accent2"/>
-          <w:left w:val="single" w:sz="8" w:space="0" w:color="C0504D" w:themeColor="accent2"/>
-          <w:bottom w:val="single" w:sz="18" w:space="0" w:color="C0504D" w:themeColor="accent2"/>
-          <w:right w:val="single" w:sz="8" w:space="0" w:color="C0504D" w:themeColor="accent2"/>
-          <w:insideH w:val="nil"/>
-          <w:insideV w:val="single" w:sz="8" w:space="0" w:color="C0504D" w:themeColor="accent2"/>
+        <w:rFonts w:asciiTheme="majorHAnsi" w:hAnsiTheme="majorHAnsi" w:eastAsiaTheme="majorEastAsia" w:cstheme="majorBidi"/>
+        <w:b/>
+        <w:bCs/>
+      </w:rPr>
+      <w:tblPr/>
+      <w:tcPr>
+        <w:tcBorders>
+          <w:top w:val="single" w:color="C0504D" w:themeColor="accent2" w:sz="8" w:space="0"/>
+          <w:left w:val="single" w:color="C0504D" w:themeColor="accent2" w:sz="8" w:space="0"/>
+          <w:bottom w:val="single" w:color="C0504D" w:themeColor="accent2" w:sz="18" w:space="0"/>
+          <w:right w:val="single" w:color="C0504D" w:themeColor="accent2" w:sz="8" w:space="0"/>
+          <w:insideH w:val="nil"/>
+          <w:insideV w:val="single" w:color="C0504D" w:themeColor="accent2" w:sz="8" w:space="0"/>
         </w:tcBorders>
       </w:tcPr>
     </w:tblStylePr>
@@ -15993,42 +15993,42 @@
         <w:spacing w:before="0" w:after="0" w:line="240" w:lineRule="auto"/>
       </w:pPr>
       <w:rPr>
-        <w:rFonts w:asciiTheme="majorHAnsi" w:eastAsiaTheme="majorEastAsia" w:hAnsiTheme="majorHAnsi" w:cstheme="majorBidi"/>
-        <w:b/>
-        <w:bCs/>
-      </w:rPr>
-      <w:tblPr/>
-      <w:tcPr>
-        <w:tcBorders>
-          <w:top w:val="double" w:sz="6" w:space="0" w:color="C0504D" w:themeColor="accent2"/>
-          <w:left w:val="single" w:sz="8" w:space="0" w:color="C0504D" w:themeColor="accent2"/>
-          <w:bottom w:val="single" w:sz="8" w:space="0" w:color="C0504D" w:themeColor="accent2"/>
-          <w:right w:val="single" w:sz="8" w:space="0" w:color="C0504D" w:themeColor="accent2"/>
-          <w:insideH w:val="nil"/>
-          <w:insideV w:val="single" w:sz="8" w:space="0" w:color="C0504D" w:themeColor="accent2"/>
+        <w:rFonts w:asciiTheme="majorHAnsi" w:hAnsiTheme="majorHAnsi" w:eastAsiaTheme="majorEastAsia" w:cstheme="majorBidi"/>
+        <w:b/>
+        <w:bCs/>
+      </w:rPr>
+      <w:tblPr/>
+      <w:tcPr>
+        <w:tcBorders>
+          <w:top w:val="double" w:color="C0504D" w:themeColor="accent2" w:sz="6" w:space="0"/>
+          <w:left w:val="single" w:color="C0504D" w:themeColor="accent2" w:sz="8" w:space="0"/>
+          <w:bottom w:val="single" w:color="C0504D" w:themeColor="accent2" w:sz="8" w:space="0"/>
+          <w:right w:val="single" w:color="C0504D" w:themeColor="accent2" w:sz="8" w:space="0"/>
+          <w:insideH w:val="nil"/>
+          <w:insideV w:val="single" w:color="C0504D" w:themeColor="accent2" w:sz="8" w:space="0"/>
         </w:tcBorders>
       </w:tcPr>
     </w:tblStylePr>
     <w:tblStylePr w:type="firstCol">
       <w:rPr>
-        <w:rFonts w:asciiTheme="majorHAnsi" w:eastAsiaTheme="majorEastAsia" w:hAnsiTheme="majorHAnsi" w:cstheme="majorBidi"/>
+        <w:rFonts w:asciiTheme="majorHAnsi" w:hAnsiTheme="majorHAnsi" w:eastAsiaTheme="majorEastAsia" w:cstheme="majorBidi"/>
         <w:b/>
         <w:bCs/>
       </w:rPr>
     </w:tblStylePr>
     <w:tblStylePr w:type="lastCol">
       <w:rPr>
-        <w:rFonts w:asciiTheme="majorHAnsi" w:eastAsiaTheme="majorEastAsia" w:hAnsiTheme="majorHAnsi" w:cstheme="majorBidi"/>
-        <w:b/>
-        <w:bCs/>
-      </w:rPr>
-      <w:tblPr/>
-      <w:tcPr>
-        <w:tcBorders>
-          <w:top w:val="single" w:sz="8" w:space="0" w:color="C0504D" w:themeColor="accent2"/>
-          <w:left w:val="single" w:sz="8" w:space="0" w:color="C0504D" w:themeColor="accent2"/>
-          <w:bottom w:val="single" w:sz="8" w:space="0" w:color="C0504D" w:themeColor="accent2"/>
-          <w:right w:val="single" w:sz="8" w:space="0" w:color="C0504D" w:themeColor="accent2"/>
+        <w:rFonts w:asciiTheme="majorHAnsi" w:hAnsiTheme="majorHAnsi" w:eastAsiaTheme="majorEastAsia" w:cstheme="majorBidi"/>
+        <w:b/>
+        <w:bCs/>
+      </w:rPr>
+      <w:tblPr/>
+      <w:tcPr>
+        <w:tcBorders>
+          <w:top w:val="single" w:color="C0504D" w:themeColor="accent2" w:sz="8" w:space="0"/>
+          <w:left w:val="single" w:color="C0504D" w:themeColor="accent2" w:sz="8" w:space="0"/>
+          <w:bottom w:val="single" w:color="C0504D" w:themeColor="accent2" w:sz="8" w:space="0"/>
+          <w:right w:val="single" w:color="C0504D" w:themeColor="accent2" w:sz="8" w:space="0"/>
         </w:tcBorders>
       </w:tcPr>
     </w:tblStylePr>
@@ -16036,10 +16036,10 @@
       <w:tblPr/>
       <w:tcPr>
         <w:tcBorders>
-          <w:top w:val="single" w:sz="8" w:space="0" w:color="C0504D" w:themeColor="accent2"/>
-          <w:left w:val="single" w:sz="8" w:space="0" w:color="C0504D" w:themeColor="accent2"/>
-          <w:bottom w:val="single" w:sz="8" w:space="0" w:color="C0504D" w:themeColor="accent2"/>
-          <w:right w:val="single" w:sz="8" w:space="0" w:color="C0504D" w:themeColor="accent2"/>
+          <w:top w:val="single" w:color="C0504D" w:themeColor="accent2" w:sz="8" w:space="0"/>
+          <w:left w:val="single" w:color="C0504D" w:themeColor="accent2" w:sz="8" w:space="0"/>
+          <w:bottom w:val="single" w:color="C0504D" w:themeColor="accent2" w:sz="8" w:space="0"/>
+          <w:right w:val="single" w:color="C0504D" w:themeColor="accent2" w:sz="8" w:space="0"/>
         </w:tcBorders>
         <w:shd w:val="clear" w:color="auto" w:fill="EFD3D2" w:themeFill="accent2" w:themeFillTint="3F"/>
       </w:tcPr>
@@ -16048,11 +16048,11 @@
       <w:tblPr/>
       <w:tcPr>
         <w:tcBorders>
-          <w:top w:val="single" w:sz="8" w:space="0" w:color="C0504D" w:themeColor="accent2"/>
-          <w:left w:val="single" w:sz="8" w:space="0" w:color="C0504D" w:themeColor="accent2"/>
-          <w:bottom w:val="single" w:sz="8" w:space="0" w:color="C0504D" w:themeColor="accent2"/>
-          <w:right w:val="single" w:sz="8" w:space="0" w:color="C0504D" w:themeColor="accent2"/>
-          <w:insideV w:val="single" w:sz="8" w:space="0" w:color="C0504D" w:themeColor="accent2"/>
+          <w:top w:val="single" w:color="C0504D" w:themeColor="accent2" w:sz="8" w:space="0"/>
+          <w:left w:val="single" w:color="C0504D" w:themeColor="accent2" w:sz="8" w:space="0"/>
+          <w:bottom w:val="single" w:color="C0504D" w:themeColor="accent2" w:sz="8" w:space="0"/>
+          <w:right w:val="single" w:color="C0504D" w:themeColor="accent2" w:sz="8" w:space="0"/>
+          <w:insideV w:val="single" w:color="C0504D" w:themeColor="accent2" w:sz="8" w:space="0"/>
         </w:tcBorders>
         <w:shd w:val="clear" w:color="auto" w:fill="EFD3D2" w:themeFill="accent2" w:themeFillTint="3F"/>
       </w:tcPr>
@@ -16061,11 +16061,11 @@
       <w:tblPr/>
       <w:tcPr>
         <w:tcBorders>
-          <w:top w:val="single" w:sz="8" w:space="0" w:color="C0504D" w:themeColor="accent2"/>
-          <w:left w:val="single" w:sz="8" w:space="0" w:color="C0504D" w:themeColor="accent2"/>
-          <w:bottom w:val="single" w:sz="8" w:space="0" w:color="C0504D" w:themeColor="accent2"/>
-          <w:right w:val="single" w:sz="8" w:space="0" w:color="C0504D" w:themeColor="accent2"/>
-          <w:insideV w:val="single" w:sz="8" w:space="0" w:color="C0504D" w:themeColor="accent2"/>
+          <w:top w:val="single" w:color="C0504D" w:themeColor="accent2" w:sz="8" w:space="0"/>
+          <w:left w:val="single" w:color="C0504D" w:themeColor="accent2" w:sz="8" w:space="0"/>
+          <w:bottom w:val="single" w:color="C0504D" w:themeColor="accent2" w:sz="8" w:space="0"/>
+          <w:right w:val="single" w:color="C0504D" w:themeColor="accent2" w:sz="8" w:space="0"/>
+          <w:insideV w:val="single" w:color="C0504D" w:themeColor="accent2" w:sz="8" w:space="0"/>
         </w:tcBorders>
       </w:tcPr>
     </w:tblStylePr>
@@ -16083,12 +16083,12 @@
       <w:tblStyleColBandSize w:val="1"/>
       <w:tblInd w:w="0" w:type="dxa"/>
       <w:tblBorders>
-        <w:top w:val="single" w:sz="8" w:space="0" w:color="9BBB59" w:themeColor="accent3"/>
-        <w:left w:val="single" w:sz="8" w:space="0" w:color="9BBB59" w:themeColor="accent3"/>
-        <w:bottom w:val="single" w:sz="8" w:space="0" w:color="9BBB59" w:themeColor="accent3"/>
-        <w:right w:val="single" w:sz="8" w:space="0" w:color="9BBB59" w:themeColor="accent3"/>
-        <w:insideH w:val="single" w:sz="8" w:space="0" w:color="9BBB59" w:themeColor="accent3"/>
-        <w:insideV w:val="single" w:sz="8" w:space="0" w:color="9BBB59" w:themeColor="accent3"/>
+        <w:top w:val="single" w:color="9BBB59" w:themeColor="accent3" w:sz="8" w:space="0"/>
+        <w:left w:val="single" w:color="9BBB59" w:themeColor="accent3" w:sz="8" w:space="0"/>
+        <w:bottom w:val="single" w:color="9BBB59" w:themeColor="accent3" w:sz="8" w:space="0"/>
+        <w:right w:val="single" w:color="9BBB59" w:themeColor="accent3" w:sz="8" w:space="0"/>
+        <w:insideH w:val="single" w:color="9BBB59" w:themeColor="accent3" w:sz="8" w:space="0"/>
+        <w:insideV w:val="single" w:color="9BBB59" w:themeColor="accent3" w:sz="8" w:space="0"/>
       </w:tblBorders>
       <w:tblCellMar>
         <w:top w:w="0" w:type="dxa"/>
@@ -16102,19 +16102,19 @@
         <w:spacing w:before="0" w:after="0" w:line="240" w:lineRule="auto"/>
       </w:pPr>
       <w:rPr>
-        <w:rFonts w:asciiTheme="majorHAnsi" w:eastAsiaTheme="majorEastAsia" w:hAnsiTheme="majorHAnsi" w:cstheme="majorBidi"/>
-        <w:b/>
-        <w:bCs/>
-      </w:rPr>
-      <w:tblPr/>
-      <w:tcPr>
-        <w:tcBorders>
-          <w:top w:val="single" w:sz="8" w:space="0" w:color="9BBB59" w:themeColor="accent3"/>
-          <w:left w:val="single" w:sz="8" w:space="0" w:color="9BBB59" w:themeColor="accent3"/>
-          <w:bottom w:val="single" w:sz="18" w:space="0" w:color="9BBB59" w:themeColor="accent3"/>
-          <w:right w:val="single" w:sz="8" w:space="0" w:color="9BBB59" w:themeColor="accent3"/>
-          <w:insideH w:val="nil"/>
-          <w:insideV w:val="single" w:sz="8" w:space="0" w:color="9BBB59" w:themeColor="accent3"/>
+        <w:rFonts w:asciiTheme="majorHAnsi" w:hAnsiTheme="majorHAnsi" w:eastAsiaTheme="majorEastAsia" w:cstheme="majorBidi"/>
+        <w:b/>
+        <w:bCs/>
+      </w:rPr>
+      <w:tblPr/>
+      <w:tcPr>
+        <w:tcBorders>
+          <w:top w:val="single" w:color="9BBB59" w:themeColor="accent3" w:sz="8" w:space="0"/>
+          <w:left w:val="single" w:color="9BBB59" w:themeColor="accent3" w:sz="8" w:space="0"/>
+          <w:bottom w:val="single" w:color="9BBB59" w:themeColor="accent3" w:sz="18" w:space="0"/>
+          <w:right w:val="single" w:color="9BBB59" w:themeColor="accent3" w:sz="8" w:space="0"/>
+          <w:insideH w:val="nil"/>
+          <w:insideV w:val="single" w:color="9BBB59" w:themeColor="accent3" w:sz="8" w:space="0"/>
         </w:tcBorders>
       </w:tcPr>
     </w:tblStylePr>
@@ -16123,42 +16123,42 @@
         <w:spacing w:before="0" w:after="0" w:line="240" w:lineRule="auto"/>
       </w:pPr>
       <w:rPr>
-        <w:rFonts w:asciiTheme="majorHAnsi" w:eastAsiaTheme="majorEastAsia" w:hAnsiTheme="majorHAnsi" w:cstheme="majorBidi"/>
-        <w:b/>
-        <w:bCs/>
-      </w:rPr>
-      <w:tblPr/>
-      <w:tcPr>
-        <w:tcBorders>
-          <w:top w:val="double" w:sz="6" w:space="0" w:color="9BBB59" w:themeColor="accent3"/>
-          <w:left w:val="single" w:sz="8" w:space="0" w:color="9BBB59" w:themeColor="accent3"/>
-          <w:bottom w:val="single" w:sz="8" w:space="0" w:color="9BBB59" w:themeColor="accent3"/>
-          <w:right w:val="single" w:sz="8" w:space="0" w:color="9BBB59" w:themeColor="accent3"/>
-          <w:insideH w:val="nil"/>
-          <w:insideV w:val="single" w:sz="8" w:space="0" w:color="9BBB59" w:themeColor="accent3"/>
+        <w:rFonts w:asciiTheme="majorHAnsi" w:hAnsiTheme="majorHAnsi" w:eastAsiaTheme="majorEastAsia" w:cstheme="majorBidi"/>
+        <w:b/>
+        <w:bCs/>
+      </w:rPr>
+      <w:tblPr/>
+      <w:tcPr>
+        <w:tcBorders>
+          <w:top w:val="double" w:color="9BBB59" w:themeColor="accent3" w:sz="6" w:space="0"/>
+          <w:left w:val="single" w:color="9BBB59" w:themeColor="accent3" w:sz="8" w:space="0"/>
+          <w:bottom w:val="single" w:color="9BBB59" w:themeColor="accent3" w:sz="8" w:space="0"/>
+          <w:right w:val="single" w:color="9BBB59" w:themeColor="accent3" w:sz="8" w:space="0"/>
+          <w:insideH w:val="nil"/>
+          <w:insideV w:val="single" w:color="9BBB59" w:themeColor="accent3" w:sz="8" w:space="0"/>
         </w:tcBorders>
       </w:tcPr>
     </w:tblStylePr>
     <w:tblStylePr w:type="firstCol">
       <w:rPr>
-        <w:rFonts w:asciiTheme="majorHAnsi" w:eastAsiaTheme="majorEastAsia" w:hAnsiTheme="majorHAnsi" w:cstheme="majorBidi"/>
+        <w:rFonts w:asciiTheme="majorHAnsi" w:hAnsiTheme="majorHAnsi" w:eastAsiaTheme="majorEastAsia" w:cstheme="majorBidi"/>
         <w:b/>
         <w:bCs/>
       </w:rPr>
     </w:tblStylePr>
     <w:tblStylePr w:type="lastCol">
       <w:rPr>
-        <w:rFonts w:asciiTheme="majorHAnsi" w:eastAsiaTheme="majorEastAsia" w:hAnsiTheme="majorHAnsi" w:cstheme="majorBidi"/>
-        <w:b/>
-        <w:bCs/>
-      </w:rPr>
-      <w:tblPr/>
-      <w:tcPr>
-        <w:tcBorders>
-          <w:top w:val="single" w:sz="8" w:space="0" w:color="9BBB59" w:themeColor="accent3"/>
-          <w:left w:val="single" w:sz="8" w:space="0" w:color="9BBB59" w:themeColor="accent3"/>
-          <w:bottom w:val="single" w:sz="8" w:space="0" w:color="9BBB59" w:themeColor="accent3"/>
-          <w:right w:val="single" w:sz="8" w:space="0" w:color="9BBB59" w:themeColor="accent3"/>
+        <w:rFonts w:asciiTheme="majorHAnsi" w:hAnsiTheme="majorHAnsi" w:eastAsiaTheme="majorEastAsia" w:cstheme="majorBidi"/>
+        <w:b/>
+        <w:bCs/>
+      </w:rPr>
+      <w:tblPr/>
+      <w:tcPr>
+        <w:tcBorders>
+          <w:top w:val="single" w:color="9BBB59" w:themeColor="accent3" w:sz="8" w:space="0"/>
+          <w:left w:val="single" w:color="9BBB59" w:themeColor="accent3" w:sz="8" w:space="0"/>
+          <w:bottom w:val="single" w:color="9BBB59" w:themeColor="accent3" w:sz="8" w:space="0"/>
+          <w:right w:val="single" w:color="9BBB59" w:themeColor="accent3" w:sz="8" w:space="0"/>
         </w:tcBorders>
       </w:tcPr>
     </w:tblStylePr>
@@ -16166,10 +16166,10 @@
       <w:tblPr/>
       <w:tcPr>
         <w:tcBorders>
-          <w:top w:val="single" w:sz="8" w:space="0" w:color="9BBB59" w:themeColor="accent3"/>
-          <w:left w:val="single" w:sz="8" w:space="0" w:color="9BBB59" w:themeColor="accent3"/>
-          <w:bottom w:val="single" w:sz="8" w:space="0" w:color="9BBB59" w:themeColor="accent3"/>
-          <w:right w:val="single" w:sz="8" w:space="0" w:color="9BBB59" w:themeColor="accent3"/>
+          <w:top w:val="single" w:color="9BBB59" w:themeColor="accent3" w:sz="8" w:space="0"/>
+          <w:left w:val="single" w:color="9BBB59" w:themeColor="accent3" w:sz="8" w:space="0"/>
+          <w:bottom w:val="single" w:color="9BBB59" w:themeColor="accent3" w:sz="8" w:space="0"/>
+          <w:right w:val="single" w:color="9BBB59" w:themeColor="accent3" w:sz="8" w:space="0"/>
         </w:tcBorders>
         <w:shd w:val="clear" w:color="auto" w:fill="E6EED5" w:themeFill="accent3" w:themeFillTint="3F"/>
       </w:tcPr>
@@ -16178,11 +16178,11 @@
       <w:tblPr/>
       <w:tcPr>
         <w:tcBorders>
-          <w:top w:val="single" w:sz="8" w:space="0" w:color="9BBB59" w:themeColor="accent3"/>
-          <w:left w:val="single" w:sz="8" w:space="0" w:color="9BBB59" w:themeColor="accent3"/>
-          <w:bottom w:val="single" w:sz="8" w:space="0" w:color="9BBB59" w:themeColor="accent3"/>
-          <w:right w:val="single" w:sz="8" w:space="0" w:color="9BBB59" w:themeColor="accent3"/>
-          <w:insideV w:val="single" w:sz="8" w:space="0" w:color="9BBB59" w:themeColor="accent3"/>
+          <w:top w:val="single" w:color="9BBB59" w:themeColor="accent3" w:sz="8" w:space="0"/>
+          <w:left w:val="single" w:color="9BBB59" w:themeColor="accent3" w:sz="8" w:space="0"/>
+          <w:bottom w:val="single" w:color="9BBB59" w:themeColor="accent3" w:sz="8" w:space="0"/>
+          <w:right w:val="single" w:color="9BBB59" w:themeColor="accent3" w:sz="8" w:space="0"/>
+          <w:insideV w:val="single" w:color="9BBB59" w:themeColor="accent3" w:sz="8" w:space="0"/>
         </w:tcBorders>
         <w:shd w:val="clear" w:color="auto" w:fill="E6EED5" w:themeFill="accent3" w:themeFillTint="3F"/>
       </w:tcPr>
@@ -16191,11 +16191,11 @@
       <w:tblPr/>
       <w:tcPr>
         <w:tcBorders>
-          <w:top w:val="single" w:sz="8" w:space="0" w:color="9BBB59" w:themeColor="accent3"/>
-          <w:left w:val="single" w:sz="8" w:space="0" w:color="9BBB59" w:themeColor="accent3"/>
-          <w:bottom w:val="single" w:sz="8" w:space="0" w:color="9BBB59" w:themeColor="accent3"/>
-          <w:right w:val="single" w:sz="8" w:space="0" w:color="9BBB59" w:themeColor="accent3"/>
-          <w:insideV w:val="single" w:sz="8" w:space="0" w:color="9BBB59" w:themeColor="accent3"/>
+          <w:top w:val="single" w:color="9BBB59" w:themeColor="accent3" w:sz="8" w:space="0"/>
+          <w:left w:val="single" w:color="9BBB59" w:themeColor="accent3" w:sz="8" w:space="0"/>
+          <w:bottom w:val="single" w:color="9BBB59" w:themeColor="accent3" w:sz="8" w:space="0"/>
+          <w:right w:val="single" w:color="9BBB59" w:themeColor="accent3" w:sz="8" w:space="0"/>
+          <w:insideV w:val="single" w:color="9BBB59" w:themeColor="accent3" w:sz="8" w:space="0"/>
         </w:tcBorders>
       </w:tcPr>
     </w:tblStylePr>
@@ -16213,12 +16213,12 @@
       <w:tblStyleColBandSize w:val="1"/>
       <w:tblInd w:w="0" w:type="dxa"/>
       <w:tblBorders>
-        <w:top w:val="single" w:sz="8" w:space="0" w:color="8064A2" w:themeColor="accent4"/>
-        <w:left w:val="single" w:sz="8" w:space="0" w:color="8064A2" w:themeColor="accent4"/>
-        <w:bottom w:val="single" w:sz="8" w:space="0" w:color="8064A2" w:themeColor="accent4"/>
-        <w:right w:val="single" w:sz="8" w:space="0" w:color="8064A2" w:themeColor="accent4"/>
-        <w:insideH w:val="single" w:sz="8" w:space="0" w:color="8064A2" w:themeColor="accent4"/>
-        <w:insideV w:val="single" w:sz="8" w:space="0" w:color="8064A2" w:themeColor="accent4"/>
+        <w:top w:val="single" w:color="8064A2" w:themeColor="accent4" w:sz="8" w:space="0"/>
+        <w:left w:val="single" w:color="8064A2" w:themeColor="accent4" w:sz="8" w:space="0"/>
+        <w:bottom w:val="single" w:color="8064A2" w:themeColor="accent4" w:sz="8" w:space="0"/>
+        <w:right w:val="single" w:color="8064A2" w:themeColor="accent4" w:sz="8" w:space="0"/>
+        <w:insideH w:val="single" w:color="8064A2" w:themeColor="accent4" w:sz="8" w:space="0"/>
+        <w:insideV w:val="single" w:color="8064A2" w:themeColor="accent4" w:sz="8" w:space="0"/>
       </w:tblBorders>
       <w:tblCellMar>
         <w:top w:w="0" w:type="dxa"/>
@@ -16232,19 +16232,19 @@
         <w:spacing w:before="0" w:after="0" w:line="240" w:lineRule="auto"/>
       </w:pPr>
       <w:rPr>
-        <w:rFonts w:asciiTheme="majorHAnsi" w:eastAsiaTheme="majorEastAsia" w:hAnsiTheme="majorHAnsi" w:cstheme="majorBidi"/>
-        <w:b/>
-        <w:bCs/>
-      </w:rPr>
-      <w:tblPr/>
-      <w:tcPr>
-        <w:tcBorders>
-          <w:top w:val="single" w:sz="8" w:space="0" w:color="8064A2" w:themeColor="accent4"/>
-          <w:left w:val="single" w:sz="8" w:space="0" w:color="8064A2" w:themeColor="accent4"/>
-          <w:bottom w:val="single" w:sz="18" w:space="0" w:color="8064A2" w:themeColor="accent4"/>
-          <w:right w:val="single" w:sz="8" w:space="0" w:color="8064A2" w:themeColor="accent4"/>
-          <w:insideH w:val="nil"/>
-          <w:insideV w:val="single" w:sz="8" w:space="0" w:color="8064A2" w:themeColor="accent4"/>
+        <w:rFonts w:asciiTheme="majorHAnsi" w:hAnsiTheme="majorHAnsi" w:eastAsiaTheme="majorEastAsia" w:cstheme="majorBidi"/>
+        <w:b/>
+        <w:bCs/>
+      </w:rPr>
+      <w:tblPr/>
+      <w:tcPr>
+        <w:tcBorders>
+          <w:top w:val="single" w:color="8064A2" w:themeColor="accent4" w:sz="8" w:space="0"/>
+          <w:left w:val="single" w:color="8064A2" w:themeColor="accent4" w:sz="8" w:space="0"/>
+          <w:bottom w:val="single" w:color="8064A2" w:themeColor="accent4" w:sz="18" w:space="0"/>
+          <w:right w:val="single" w:color="8064A2" w:themeColor="accent4" w:sz="8" w:space="0"/>
+          <w:insideH w:val="nil"/>
+          <w:insideV w:val="single" w:color="8064A2" w:themeColor="accent4" w:sz="8" w:space="0"/>
         </w:tcBorders>
       </w:tcPr>
     </w:tblStylePr>
@@ -16253,42 +16253,42 @@
         <w:spacing w:before="0" w:after="0" w:line="240" w:lineRule="auto"/>
       </w:pPr>
       <w:rPr>
-        <w:rFonts w:asciiTheme="majorHAnsi" w:eastAsiaTheme="majorEastAsia" w:hAnsiTheme="majorHAnsi" w:cstheme="majorBidi"/>
-        <w:b/>
-        <w:bCs/>
-      </w:rPr>
-      <w:tblPr/>
-      <w:tcPr>
-        <w:tcBorders>
-          <w:top w:val="double" w:sz="6" w:space="0" w:color="8064A2" w:themeColor="accent4"/>
-          <w:left w:val="single" w:sz="8" w:space="0" w:color="8064A2" w:themeColor="accent4"/>
-          <w:bottom w:val="single" w:sz="8" w:space="0" w:color="8064A2" w:themeColor="accent4"/>
-          <w:right w:val="single" w:sz="8" w:space="0" w:color="8064A2" w:themeColor="accent4"/>
-          <w:insideH w:val="nil"/>
-          <w:insideV w:val="single" w:sz="8" w:space="0" w:color="8064A2" w:themeColor="accent4"/>
+        <w:rFonts w:asciiTheme="majorHAnsi" w:hAnsiTheme="majorHAnsi" w:eastAsiaTheme="majorEastAsia" w:cstheme="majorBidi"/>
+        <w:b/>
+        <w:bCs/>
+      </w:rPr>
+      <w:tblPr/>
+      <w:tcPr>
+        <w:tcBorders>
+          <w:top w:val="double" w:color="8064A2" w:themeColor="accent4" w:sz="6" w:space="0"/>
+          <w:left w:val="single" w:color="8064A2" w:themeColor="accent4" w:sz="8" w:space="0"/>
+          <w:bottom w:val="single" w:color="8064A2" w:themeColor="accent4" w:sz="8" w:space="0"/>
+          <w:right w:val="single" w:color="8064A2" w:themeColor="accent4" w:sz="8" w:space="0"/>
+          <w:insideH w:val="nil"/>
+          <w:insideV w:val="single" w:color="8064A2" w:themeColor="accent4" w:sz="8" w:space="0"/>
         </w:tcBorders>
       </w:tcPr>
     </w:tblStylePr>
     <w:tblStylePr w:type="firstCol">
       <w:rPr>
-        <w:rFonts w:asciiTheme="majorHAnsi" w:eastAsiaTheme="majorEastAsia" w:hAnsiTheme="majorHAnsi" w:cstheme="majorBidi"/>
+        <w:rFonts w:asciiTheme="majorHAnsi" w:hAnsiTheme="majorHAnsi" w:eastAsiaTheme="majorEastAsia" w:cstheme="majorBidi"/>
         <w:b/>
         <w:bCs/>
       </w:rPr>
     </w:tblStylePr>
     <w:tblStylePr w:type="lastCol">
       <w:rPr>
-        <w:rFonts w:asciiTheme="majorHAnsi" w:eastAsiaTheme="majorEastAsia" w:hAnsiTheme="majorHAnsi" w:cstheme="majorBidi"/>
-        <w:b/>
-        <w:bCs/>
-      </w:rPr>
-      <w:tblPr/>
-      <w:tcPr>
-        <w:tcBorders>
-          <w:top w:val="single" w:sz="8" w:space="0" w:color="8064A2" w:themeColor="accent4"/>
-          <w:left w:val="single" w:sz="8" w:space="0" w:color="8064A2" w:themeColor="accent4"/>
-          <w:bottom w:val="single" w:sz="8" w:space="0" w:color="8064A2" w:themeColor="accent4"/>
-          <w:right w:val="single" w:sz="8" w:space="0" w:color="8064A2" w:themeColor="accent4"/>
+        <w:rFonts w:asciiTheme="majorHAnsi" w:hAnsiTheme="majorHAnsi" w:eastAsiaTheme="majorEastAsia" w:cstheme="majorBidi"/>
+        <w:b/>
+        <w:bCs/>
+      </w:rPr>
+      <w:tblPr/>
+      <w:tcPr>
+        <w:tcBorders>
+          <w:top w:val="single" w:color="8064A2" w:themeColor="accent4" w:sz="8" w:space="0"/>
+          <w:left w:val="single" w:color="8064A2" w:themeColor="accent4" w:sz="8" w:space="0"/>
+          <w:bottom w:val="single" w:color="8064A2" w:themeColor="accent4" w:sz="8" w:space="0"/>
+          <w:right w:val="single" w:color="8064A2" w:themeColor="accent4" w:sz="8" w:space="0"/>
         </w:tcBorders>
       </w:tcPr>
     </w:tblStylePr>
@@ -16296,10 +16296,10 @@
       <w:tblPr/>
       <w:tcPr>
         <w:tcBorders>
-          <w:top w:val="single" w:sz="8" w:space="0" w:color="8064A2" w:themeColor="accent4"/>
-          <w:left w:val="single" w:sz="8" w:space="0" w:color="8064A2" w:themeColor="accent4"/>
-          <w:bottom w:val="single" w:sz="8" w:space="0" w:color="8064A2" w:themeColor="accent4"/>
-          <w:right w:val="single" w:sz="8" w:space="0" w:color="8064A2" w:themeColor="accent4"/>
+          <w:top w:val="single" w:color="8064A2" w:themeColor="accent4" w:sz="8" w:space="0"/>
+          <w:left w:val="single" w:color="8064A2" w:themeColor="accent4" w:sz="8" w:space="0"/>
+          <w:bottom w:val="single" w:color="8064A2" w:themeColor="accent4" w:sz="8" w:space="0"/>
+          <w:right w:val="single" w:color="8064A2" w:themeColor="accent4" w:sz="8" w:space="0"/>
         </w:tcBorders>
         <w:shd w:val="clear" w:color="auto" w:fill="DFD8E8" w:themeFill="accent4" w:themeFillTint="3F"/>
       </w:tcPr>
@@ -16308,11 +16308,11 @@
       <w:tblPr/>
       <w:tcPr>
         <w:tcBorders>
-          <w:top w:val="single" w:sz="8" w:space="0" w:color="8064A2" w:themeColor="accent4"/>
-          <w:left w:val="single" w:sz="8" w:space="0" w:color="8064A2" w:themeColor="accent4"/>
-          <w:bottom w:val="single" w:sz="8" w:space="0" w:color="8064A2" w:themeColor="accent4"/>
-          <w:right w:val="single" w:sz="8" w:space="0" w:color="8064A2" w:themeColor="accent4"/>
-          <w:insideV w:val="single" w:sz="8" w:space="0" w:color="8064A2" w:themeColor="accent4"/>
+          <w:top w:val="single" w:color="8064A2" w:themeColor="accent4" w:sz="8" w:space="0"/>
+          <w:left w:val="single" w:color="8064A2" w:themeColor="accent4" w:sz="8" w:space="0"/>
+          <w:bottom w:val="single" w:color="8064A2" w:themeColor="accent4" w:sz="8" w:space="0"/>
+          <w:right w:val="single" w:color="8064A2" w:themeColor="accent4" w:sz="8" w:space="0"/>
+          <w:insideV w:val="single" w:color="8064A2" w:themeColor="accent4" w:sz="8" w:space="0"/>
         </w:tcBorders>
         <w:shd w:val="clear" w:color="auto" w:fill="DFD8E8" w:themeFill="accent4" w:themeFillTint="3F"/>
       </w:tcPr>
@@ -16321,11 +16321,11 @@
       <w:tblPr/>
       <w:tcPr>
         <w:tcBorders>
-          <w:top w:val="single" w:sz="8" w:space="0" w:color="8064A2" w:themeColor="accent4"/>
-          <w:left w:val="single" w:sz="8" w:space="0" w:color="8064A2" w:themeColor="accent4"/>
-          <w:bottom w:val="single" w:sz="8" w:space="0" w:color="8064A2" w:themeColor="accent4"/>
-          <w:right w:val="single" w:sz="8" w:space="0" w:color="8064A2" w:themeColor="accent4"/>
-          <w:insideV w:val="single" w:sz="8" w:space="0" w:color="8064A2" w:themeColor="accent4"/>
+          <w:top w:val="single" w:color="8064A2" w:themeColor="accent4" w:sz="8" w:space="0"/>
+          <w:left w:val="single" w:color="8064A2" w:themeColor="accent4" w:sz="8" w:space="0"/>
+          <w:bottom w:val="single" w:color="8064A2" w:themeColor="accent4" w:sz="8" w:space="0"/>
+          <w:right w:val="single" w:color="8064A2" w:themeColor="accent4" w:sz="8" w:space="0"/>
+          <w:insideV w:val="single" w:color="8064A2" w:themeColor="accent4" w:sz="8" w:space="0"/>
         </w:tcBorders>
       </w:tcPr>
     </w:tblStylePr>
@@ -16343,12 +16343,12 @@
       <w:tblStyleColBandSize w:val="1"/>
       <w:tblInd w:w="0" w:type="dxa"/>
       <w:tblBorders>
-        <w:top w:val="single" w:sz="8" w:space="0" w:color="4BACC6" w:themeColor="accent5"/>
-        <w:left w:val="single" w:sz="8" w:space="0" w:color="4BACC6" w:themeColor="accent5"/>
-        <w:bottom w:val="single" w:sz="8" w:space="0" w:color="4BACC6" w:themeColor="accent5"/>
-        <w:right w:val="single" w:sz="8" w:space="0" w:color="4BACC6" w:themeColor="accent5"/>
-        <w:insideH w:val="single" w:sz="8" w:space="0" w:color="4BACC6" w:themeColor="accent5"/>
-        <w:insideV w:val="single" w:sz="8" w:space="0" w:color="4BACC6" w:themeColor="accent5"/>
+        <w:top w:val="single" w:color="4BACC6" w:themeColor="accent5" w:sz="8" w:space="0"/>
+        <w:left w:val="single" w:color="4BACC6" w:themeColor="accent5" w:sz="8" w:space="0"/>
+        <w:bottom w:val="single" w:color="4BACC6" w:themeColor="accent5" w:sz="8" w:space="0"/>
+        <w:right w:val="single" w:color="4BACC6" w:themeColor="accent5" w:sz="8" w:space="0"/>
+        <w:insideH w:val="single" w:color="4BACC6" w:themeColor="accent5" w:sz="8" w:space="0"/>
+        <w:insideV w:val="single" w:color="4BACC6" w:themeColor="accent5" w:sz="8" w:space="0"/>
       </w:tblBorders>
       <w:tblCellMar>
         <w:top w:w="0" w:type="dxa"/>
@@ -16362,19 +16362,19 @@
         <w:spacing w:before="0" w:after="0" w:line="240" w:lineRule="auto"/>
       </w:pPr>
       <w:rPr>
-        <w:rFonts w:asciiTheme="majorHAnsi" w:eastAsiaTheme="majorEastAsia" w:hAnsiTheme="majorHAnsi" w:cstheme="majorBidi"/>
-        <w:b/>
-        <w:bCs/>
-      </w:rPr>
-      <w:tblPr/>
-      <w:tcPr>
-        <w:tcBorders>
-          <w:top w:val="single" w:sz="8" w:space="0" w:color="4BACC6" w:themeColor="accent5"/>
-          <w:left w:val="single" w:sz="8" w:space="0" w:color="4BACC6" w:themeColor="accent5"/>
-          <w:bottom w:val="single" w:sz="18" w:space="0" w:color="4BACC6" w:themeColor="accent5"/>
-          <w:right w:val="single" w:sz="8" w:space="0" w:color="4BACC6" w:themeColor="accent5"/>
-          <w:insideH w:val="nil"/>
-          <w:insideV w:val="single" w:sz="8" w:space="0" w:color="4BACC6" w:themeColor="accent5"/>
+        <w:rFonts w:asciiTheme="majorHAnsi" w:hAnsiTheme="majorHAnsi" w:eastAsiaTheme="majorEastAsia" w:cstheme="majorBidi"/>
+        <w:b/>
+        <w:bCs/>
+      </w:rPr>
+      <w:tblPr/>
+      <w:tcPr>
+        <w:tcBorders>
+          <w:top w:val="single" w:color="4BACC6" w:themeColor="accent5" w:sz="8" w:space="0"/>
+          <w:left w:val="single" w:color="4BACC6" w:themeColor="accent5" w:sz="8" w:space="0"/>
+          <w:bottom w:val="single" w:color="4BACC6" w:themeColor="accent5" w:sz="18" w:space="0"/>
+          <w:right w:val="single" w:color="4BACC6" w:themeColor="accent5" w:sz="8" w:space="0"/>
+          <w:insideH w:val="nil"/>
+          <w:insideV w:val="single" w:color="4BACC6" w:themeColor="accent5" w:sz="8" w:space="0"/>
         </w:tcBorders>
       </w:tcPr>
     </w:tblStylePr>
@@ -16383,42 +16383,42 @@
         <w:spacing w:before="0" w:after="0" w:line="240" w:lineRule="auto"/>
       </w:pPr>
       <w:rPr>
-        <w:rFonts w:asciiTheme="majorHAnsi" w:eastAsiaTheme="majorEastAsia" w:hAnsiTheme="majorHAnsi" w:cstheme="majorBidi"/>
-        <w:b/>
-        <w:bCs/>
-      </w:rPr>
-      <w:tblPr/>
-      <w:tcPr>
-        <w:tcBorders>
-          <w:top w:val="double" w:sz="6" w:space="0" w:color="4BACC6" w:themeColor="accent5"/>
-          <w:left w:val="single" w:sz="8" w:space="0" w:color="4BACC6" w:themeColor="accent5"/>
-          <w:bottom w:val="single" w:sz="8" w:space="0" w:color="4BACC6" w:themeColor="accent5"/>
-          <w:right w:val="single" w:sz="8" w:space="0" w:color="4BACC6" w:themeColor="accent5"/>
-          <w:insideH w:val="nil"/>
-          <w:insideV w:val="single" w:sz="8" w:space="0" w:color="4BACC6" w:themeColor="accent5"/>
+        <w:rFonts w:asciiTheme="majorHAnsi" w:hAnsiTheme="majorHAnsi" w:eastAsiaTheme="majorEastAsia" w:cstheme="majorBidi"/>
+        <w:b/>
+        <w:bCs/>
+      </w:rPr>
+      <w:tblPr/>
+      <w:tcPr>
+        <w:tcBorders>
+          <w:top w:val="double" w:color="4BACC6" w:themeColor="accent5" w:sz="6" w:space="0"/>
+          <w:left w:val="single" w:color="4BACC6" w:themeColor="accent5" w:sz="8" w:space="0"/>
+          <w:bottom w:val="single" w:color="4BACC6" w:themeColor="accent5" w:sz="8" w:space="0"/>
+          <w:right w:val="single" w:color="4BACC6" w:themeColor="accent5" w:sz="8" w:space="0"/>
+          <w:insideH w:val="nil"/>
+          <w:insideV w:val="single" w:color="4BACC6" w:themeColor="accent5" w:sz="8" w:space="0"/>
         </w:tcBorders>
       </w:tcPr>
     </w:tblStylePr>
     <w:tblStylePr w:type="firstCol">
       <w:rPr>
-        <w:rFonts w:asciiTheme="majorHAnsi" w:eastAsiaTheme="majorEastAsia" w:hAnsiTheme="majorHAnsi" w:cstheme="majorBidi"/>
+        <w:rFonts w:asciiTheme="majorHAnsi" w:hAnsiTheme="majorHAnsi" w:eastAsiaTheme="majorEastAsia" w:cstheme="majorBidi"/>
         <w:b/>
         <w:bCs/>
       </w:rPr>
     </w:tblStylePr>
     <w:tblStylePr w:type="lastCol">
       <w:rPr>
-        <w:rFonts w:asciiTheme="majorHAnsi" w:eastAsiaTheme="majorEastAsia" w:hAnsiTheme="majorHAnsi" w:cstheme="majorBidi"/>
-        <w:b/>
-        <w:bCs/>
-      </w:rPr>
-      <w:tblPr/>
-      <w:tcPr>
-        <w:tcBorders>
-          <w:top w:val="single" w:sz="8" w:space="0" w:color="4BACC6" w:themeColor="accent5"/>
-          <w:left w:val="single" w:sz="8" w:space="0" w:color="4BACC6" w:themeColor="accent5"/>
-          <w:bottom w:val="single" w:sz="8" w:space="0" w:color="4BACC6" w:themeColor="accent5"/>
-          <w:right w:val="single" w:sz="8" w:space="0" w:color="4BACC6" w:themeColor="accent5"/>
+        <w:rFonts w:asciiTheme="majorHAnsi" w:hAnsiTheme="majorHAnsi" w:eastAsiaTheme="majorEastAsia" w:cstheme="majorBidi"/>
+        <w:b/>
+        <w:bCs/>
+      </w:rPr>
+      <w:tblPr/>
+      <w:tcPr>
+        <w:tcBorders>
+          <w:top w:val="single" w:color="4BACC6" w:themeColor="accent5" w:sz="8" w:space="0"/>
+          <w:left w:val="single" w:color="4BACC6" w:themeColor="accent5" w:sz="8" w:space="0"/>
+          <w:bottom w:val="single" w:color="4BACC6" w:themeColor="accent5" w:sz="8" w:space="0"/>
+          <w:right w:val="single" w:color="4BACC6" w:themeColor="accent5" w:sz="8" w:space="0"/>
         </w:tcBorders>
       </w:tcPr>
     </w:tblStylePr>
@@ -16426,10 +16426,10 @@
       <w:tblPr/>
       <w:tcPr>
         <w:tcBorders>
-          <w:top w:val="single" w:sz="8" w:space="0" w:color="4BACC6" w:themeColor="accent5"/>
-          <w:left w:val="single" w:sz="8" w:space="0" w:color="4BACC6" w:themeColor="accent5"/>
-          <w:bottom w:val="single" w:sz="8" w:space="0" w:color="4BACC6" w:themeColor="accent5"/>
-          <w:right w:val="single" w:sz="8" w:space="0" w:color="4BACC6" w:themeColor="accent5"/>
+          <w:top w:val="single" w:color="4BACC6" w:themeColor="accent5" w:sz="8" w:space="0"/>
+          <w:left w:val="single" w:color="4BACC6" w:themeColor="accent5" w:sz="8" w:space="0"/>
+          <w:bottom w:val="single" w:color="4BACC6" w:themeColor="accent5" w:sz="8" w:space="0"/>
+          <w:right w:val="single" w:color="4BACC6" w:themeColor="accent5" w:sz="8" w:space="0"/>
         </w:tcBorders>
         <w:shd w:val="clear" w:color="auto" w:fill="D2EAF1" w:themeFill="accent5" w:themeFillTint="3F"/>
       </w:tcPr>
@@ -16438,11 +16438,11 @@
       <w:tblPr/>
       <w:tcPr>
         <w:tcBorders>
-          <w:top w:val="single" w:sz="8" w:space="0" w:color="4BACC6" w:themeColor="accent5"/>
-          <w:left w:val="single" w:sz="8" w:space="0" w:color="4BACC6" w:themeColor="accent5"/>
-          <w:bottom w:val="single" w:sz="8" w:space="0" w:color="4BACC6" w:themeColor="accent5"/>
-          <w:right w:val="single" w:sz="8" w:space="0" w:color="4BACC6" w:themeColor="accent5"/>
-          <w:insideV w:val="single" w:sz="8" w:space="0" w:color="4BACC6" w:themeColor="accent5"/>
+          <w:top w:val="single" w:color="4BACC6" w:themeColor="accent5" w:sz="8" w:space="0"/>
+          <w:left w:val="single" w:color="4BACC6" w:themeColor="accent5" w:sz="8" w:space="0"/>
+          <w:bottom w:val="single" w:color="4BACC6" w:themeColor="accent5" w:sz="8" w:space="0"/>
+          <w:right w:val="single" w:color="4BACC6" w:themeColor="accent5" w:sz="8" w:space="0"/>
+          <w:insideV w:val="single" w:color="4BACC6" w:themeColor="accent5" w:sz="8" w:space="0"/>
         </w:tcBorders>
         <w:shd w:val="clear" w:color="auto" w:fill="D2EAF1" w:themeFill="accent5" w:themeFillTint="3F"/>
       </w:tcPr>
@@ -16451,11 +16451,11 @@
       <w:tblPr/>
       <w:tcPr>
         <w:tcBorders>
-          <w:top w:val="single" w:sz="8" w:space="0" w:color="4BACC6" w:themeColor="accent5"/>
-          <w:left w:val="single" w:sz="8" w:space="0" w:color="4BACC6" w:themeColor="accent5"/>
-          <w:bottom w:val="single" w:sz="8" w:space="0" w:color="4BACC6" w:themeColor="accent5"/>
-          <w:right w:val="single" w:sz="8" w:space="0" w:color="4BACC6" w:themeColor="accent5"/>
-          <w:insideV w:val="single" w:sz="8" w:space="0" w:color="4BACC6" w:themeColor="accent5"/>
+          <w:top w:val="single" w:color="4BACC6" w:themeColor="accent5" w:sz="8" w:space="0"/>
+          <w:left w:val="single" w:color="4BACC6" w:themeColor="accent5" w:sz="8" w:space="0"/>
+          <w:bottom w:val="single" w:color="4BACC6" w:themeColor="accent5" w:sz="8" w:space="0"/>
+          <w:right w:val="single" w:color="4BACC6" w:themeColor="accent5" w:sz="8" w:space="0"/>
+          <w:insideV w:val="single" w:color="4BACC6" w:themeColor="accent5" w:sz="8" w:space="0"/>
         </w:tcBorders>
       </w:tcPr>
     </w:tblStylePr>
@@ -16473,12 +16473,12 @@
       <w:tblStyleColBandSize w:val="1"/>
       <w:tblInd w:w="0" w:type="dxa"/>
       <w:tblBorders>
-        <w:top w:val="single" w:sz="8" w:space="0" w:color="F79646" w:themeColor="accent6"/>
-        <w:left w:val="single" w:sz="8" w:space="0" w:color="F79646" w:themeColor="accent6"/>
-        <w:bottom w:val="single" w:sz="8" w:space="0" w:color="F79646" w:themeColor="accent6"/>
-        <w:right w:val="single" w:sz="8" w:space="0" w:color="F79646" w:themeColor="accent6"/>
-        <w:insideH w:val="single" w:sz="8" w:space="0" w:color="F79646" w:themeColor="accent6"/>
-        <w:insideV w:val="single" w:sz="8" w:space="0" w:color="F79646" w:themeColor="accent6"/>
+        <w:top w:val="single" w:color="F79646" w:themeColor="accent6" w:sz="8" w:space="0"/>
+        <w:left w:val="single" w:color="F79646" w:themeColor="accent6" w:sz="8" w:space="0"/>
+        <w:bottom w:val="single" w:color="F79646" w:themeColor="accent6" w:sz="8" w:space="0"/>
+        <w:right w:val="single" w:color="F79646" w:themeColor="accent6" w:sz="8" w:space="0"/>
+        <w:insideH w:val="single" w:color="F79646" w:themeColor="accent6" w:sz="8" w:space="0"/>
+        <w:insideV w:val="single" w:color="F79646" w:themeColor="accent6" w:sz="8" w:space="0"/>
       </w:tblBorders>
       <w:tblCellMar>
         <w:top w:w="0" w:type="dxa"/>
@@ -16492,19 +16492,19 @@
         <w:spacing w:before="0" w:after="0" w:line="240" w:lineRule="auto"/>
       </w:pPr>
       <w:rPr>
-        <w:rFonts w:asciiTheme="majorHAnsi" w:eastAsiaTheme="majorEastAsia" w:hAnsiTheme="majorHAnsi" w:cstheme="majorBidi"/>
-        <w:b/>
-        <w:bCs/>
-      </w:rPr>
-      <w:tblPr/>
-      <w:tcPr>
-        <w:tcBorders>
-          <w:top w:val="single" w:sz="8" w:space="0" w:color="F79646" w:themeColor="accent6"/>
-          <w:left w:val="single" w:sz="8" w:space="0" w:color="F79646" w:themeColor="accent6"/>
-          <w:bottom w:val="single" w:sz="18" w:space="0" w:color="F79646" w:themeColor="accent6"/>
-          <w:right w:val="single" w:sz="8" w:space="0" w:color="F79646" w:themeColor="accent6"/>
-          <w:insideH w:val="nil"/>
-          <w:insideV w:val="single" w:sz="8" w:space="0" w:color="F79646" w:themeColor="accent6"/>
+        <w:rFonts w:asciiTheme="majorHAnsi" w:hAnsiTheme="majorHAnsi" w:eastAsiaTheme="majorEastAsia" w:cstheme="majorBidi"/>
+        <w:b/>
+        <w:bCs/>
+      </w:rPr>
+      <w:tblPr/>
+      <w:tcPr>
+        <w:tcBorders>
+          <w:top w:val="single" w:color="F79646" w:themeColor="accent6" w:sz="8" w:space="0"/>
+          <w:left w:val="single" w:color="F79646" w:themeColor="accent6" w:sz="8" w:space="0"/>
+          <w:bottom w:val="single" w:color="F79646" w:themeColor="accent6" w:sz="18" w:space="0"/>
+          <w:right w:val="single" w:color="F79646" w:themeColor="accent6" w:sz="8" w:space="0"/>
+          <w:insideH w:val="nil"/>
+          <w:insideV w:val="single" w:color="F79646" w:themeColor="accent6" w:sz="8" w:space="0"/>
         </w:tcBorders>
       </w:tcPr>
     </w:tblStylePr>
@@ -16513,42 +16513,42 @@
         <w:spacing w:before="0" w:after="0" w:line="240" w:lineRule="auto"/>
       </w:pPr>
       <w:rPr>
-        <w:rFonts w:asciiTheme="majorHAnsi" w:eastAsiaTheme="majorEastAsia" w:hAnsiTheme="majorHAnsi" w:cstheme="majorBidi"/>
-        <w:b/>
-        <w:bCs/>
-      </w:rPr>
-      <w:tblPr/>
-      <w:tcPr>
-        <w:tcBorders>
-          <w:top w:val="double" w:sz="6" w:space="0" w:color="F79646" w:themeColor="accent6"/>
-          <w:left w:val="single" w:sz="8" w:space="0" w:color="F79646" w:themeColor="accent6"/>
-          <w:bottom w:val="single" w:sz="8" w:space="0" w:color="F79646" w:themeColor="accent6"/>
-          <w:right w:val="single" w:sz="8" w:space="0" w:color="F79646" w:themeColor="accent6"/>
-          <w:insideH w:val="nil"/>
-          <w:insideV w:val="single" w:sz="8" w:space="0" w:color="F79646" w:themeColor="accent6"/>
+        <w:rFonts w:asciiTheme="majorHAnsi" w:hAnsiTheme="majorHAnsi" w:eastAsiaTheme="majorEastAsia" w:cstheme="majorBidi"/>
+        <w:b/>
+        <w:bCs/>
+      </w:rPr>
+      <w:tblPr/>
+      <w:tcPr>
+        <w:tcBorders>
+          <w:top w:val="double" w:color="F79646" w:themeColor="accent6" w:sz="6" w:space="0"/>
+          <w:left w:val="single" w:color="F79646" w:themeColor="accent6" w:sz="8" w:space="0"/>
+          <w:bottom w:val="single" w:color="F79646" w:themeColor="accent6" w:sz="8" w:space="0"/>
+          <w:right w:val="single" w:color="F79646" w:themeColor="accent6" w:sz="8" w:space="0"/>
+          <w:insideH w:val="nil"/>
+          <w:insideV w:val="single" w:color="F79646" w:themeColor="accent6" w:sz="8" w:space="0"/>
         </w:tcBorders>
       </w:tcPr>
     </w:tblStylePr>
     <w:tblStylePr w:type="firstCol">
       <w:rPr>
-        <w:rFonts w:asciiTheme="majorHAnsi" w:eastAsiaTheme="majorEastAsia" w:hAnsiTheme="majorHAnsi" w:cstheme="majorBidi"/>
+        <w:rFonts w:asciiTheme="majorHAnsi" w:hAnsiTheme="majorHAnsi" w:eastAsiaTheme="majorEastAsia" w:cstheme="majorBidi"/>
         <w:b/>
         <w:bCs/>
       </w:rPr>
     </w:tblStylePr>
     <w:tblStylePr w:type="lastCol">
       <w:rPr>
-        <w:rFonts w:asciiTheme="majorHAnsi" w:eastAsiaTheme="majorEastAsia" w:hAnsiTheme="majorHAnsi" w:cstheme="majorBidi"/>
-        <w:b/>
-        <w:bCs/>
-      </w:rPr>
-      <w:tblPr/>
-      <w:tcPr>
-        <w:tcBorders>
-          <w:top w:val="single" w:sz="8" w:space="0" w:color="F79646" w:themeColor="accent6"/>
-          <w:left w:val="single" w:sz="8" w:space="0" w:color="F79646" w:themeColor="accent6"/>
-          <w:bottom w:val="single" w:sz="8" w:space="0" w:color="F79646" w:themeColor="accent6"/>
-          <w:right w:val="single" w:sz="8" w:space="0" w:color="F79646" w:themeColor="accent6"/>
+        <w:rFonts w:asciiTheme="majorHAnsi" w:hAnsiTheme="majorHAnsi" w:eastAsiaTheme="majorEastAsia" w:cstheme="majorBidi"/>
+        <w:b/>
+        <w:bCs/>
+      </w:rPr>
+      <w:tblPr/>
+      <w:tcPr>
+        <w:tcBorders>
+          <w:top w:val="single" w:color="F79646" w:themeColor="accent6" w:sz="8" w:space="0"/>
+          <w:left w:val="single" w:color="F79646" w:themeColor="accent6" w:sz="8" w:space="0"/>
+          <w:bottom w:val="single" w:color="F79646" w:themeColor="accent6" w:sz="8" w:space="0"/>
+          <w:right w:val="single" w:color="F79646" w:themeColor="accent6" w:sz="8" w:space="0"/>
         </w:tcBorders>
       </w:tcPr>
     </w:tblStylePr>
@@ -16556,10 +16556,10 @@
       <w:tblPr/>
       <w:tcPr>
         <w:tcBorders>
-          <w:top w:val="single" w:sz="8" w:space="0" w:color="F79646" w:themeColor="accent6"/>
-          <w:left w:val="single" w:sz="8" w:space="0" w:color="F79646" w:themeColor="accent6"/>
-          <w:bottom w:val="single" w:sz="8" w:space="0" w:color="F79646" w:themeColor="accent6"/>
-          <w:right w:val="single" w:sz="8" w:space="0" w:color="F79646" w:themeColor="accent6"/>
+          <w:top w:val="single" w:color="F79646" w:themeColor="accent6" w:sz="8" w:space="0"/>
+          <w:left w:val="single" w:color="F79646" w:themeColor="accent6" w:sz="8" w:space="0"/>
+          <w:bottom w:val="single" w:color="F79646" w:themeColor="accent6" w:sz="8" w:space="0"/>
+          <w:right w:val="single" w:color="F79646" w:themeColor="accent6" w:sz="8" w:space="0"/>
         </w:tcBorders>
         <w:shd w:val="clear" w:color="auto" w:fill="FDE4D0" w:themeFill="accent6" w:themeFillTint="3F"/>
       </w:tcPr>
@@ -16568,11 +16568,11 @@
       <w:tblPr/>
       <w:tcPr>
         <w:tcBorders>
-          <w:top w:val="single" w:sz="8" w:space="0" w:color="F79646" w:themeColor="accent6"/>
-          <w:left w:val="single" w:sz="8" w:space="0" w:color="F79646" w:themeColor="accent6"/>
-          <w:bottom w:val="single" w:sz="8" w:space="0" w:color="F79646" w:themeColor="accent6"/>
-          <w:right w:val="single" w:sz="8" w:space="0" w:color="F79646" w:themeColor="accent6"/>
-          <w:insideV w:val="single" w:sz="8" w:space="0" w:color="F79646" w:themeColor="accent6"/>
+          <w:top w:val="single" w:color="F79646" w:themeColor="accent6" w:sz="8" w:space="0"/>
+          <w:left w:val="single" w:color="F79646" w:themeColor="accent6" w:sz="8" w:space="0"/>
+          <w:bottom w:val="single" w:color="F79646" w:themeColor="accent6" w:sz="8" w:space="0"/>
+          <w:right w:val="single" w:color="F79646" w:themeColor="accent6" w:sz="8" w:space="0"/>
+          <w:insideV w:val="single" w:color="F79646" w:themeColor="accent6" w:sz="8" w:space="0"/>
         </w:tcBorders>
         <w:shd w:val="clear" w:color="auto" w:fill="FDE4D0" w:themeFill="accent6" w:themeFillTint="3F"/>
       </w:tcPr>
@@ -16581,11 +16581,11 @@
       <w:tblPr/>
       <w:tcPr>
         <w:tcBorders>
-          <w:top w:val="single" w:sz="8" w:space="0" w:color="F79646" w:themeColor="accent6"/>
-          <w:left w:val="single" w:sz="8" w:space="0" w:color="F79646" w:themeColor="accent6"/>
-          <w:bottom w:val="single" w:sz="8" w:space="0" w:color="F79646" w:themeColor="accent6"/>
-          <w:right w:val="single" w:sz="8" w:space="0" w:color="F79646" w:themeColor="accent6"/>
-          <w:insideV w:val="single" w:sz="8" w:space="0" w:color="F79646" w:themeColor="accent6"/>
+          <w:top w:val="single" w:color="F79646" w:themeColor="accent6" w:sz="8" w:space="0"/>
+          <w:left w:val="single" w:color="F79646" w:themeColor="accent6" w:sz="8" w:space="0"/>
+          <w:bottom w:val="single" w:color="F79646" w:themeColor="accent6" w:sz="8" w:space="0"/>
+          <w:right w:val="single" w:color="F79646" w:themeColor="accent6" w:sz="8" w:space="0"/>
+          <w:insideV w:val="single" w:color="F79646" w:themeColor="accent6" w:sz="8" w:space="0"/>
         </w:tcBorders>
       </w:tcPr>
     </w:tblStylePr>
@@ -16603,11 +16603,11 @@
       <w:tblStyleColBandSize w:val="1"/>
       <w:tblInd w:w="0" w:type="dxa"/>
       <w:tblBorders>
-        <w:top w:val="single" w:sz="8" w:space="0" w:color="404040" w:themeColor="text1" w:themeTint="BF"/>
-        <w:left w:val="single" w:sz="8" w:space="0" w:color="404040" w:themeColor="text1" w:themeTint="BF"/>
-        <w:bottom w:val="single" w:sz="8" w:space="0" w:color="404040" w:themeColor="text1" w:themeTint="BF"/>
-        <w:right w:val="single" w:sz="8" w:space="0" w:color="404040" w:themeColor="text1" w:themeTint="BF"/>
-        <w:insideH w:val="single" w:sz="8" w:space="0" w:color="404040" w:themeColor="text1" w:themeTint="BF"/>
+        <w:top w:val="single" w:color="404040" w:themeColor="text1" w:themeTint="BF" w:sz="8" w:space="0"/>
+        <w:left w:val="single" w:color="404040" w:themeColor="text1" w:themeTint="BF" w:sz="8" w:space="0"/>
+        <w:bottom w:val="single" w:color="404040" w:themeColor="text1" w:themeTint="BF" w:sz="8" w:space="0"/>
+        <w:right w:val="single" w:color="404040" w:themeColor="text1" w:themeTint="BF" w:sz="8" w:space="0"/>
+        <w:insideH w:val="single" w:color="404040" w:themeColor="text1" w:themeTint="BF" w:sz="8" w:space="0"/>
       </w:tblBorders>
       <w:tblCellMar>
         <w:top w:w="0" w:type="dxa"/>
@@ -16628,10 +16628,10 @@
       <w:tblPr/>
       <w:tcPr>
         <w:tcBorders>
-          <w:top w:val="single" w:sz="8" w:space="0" w:color="404040" w:themeColor="text1" w:themeTint="BF"/>
-          <w:left w:val="single" w:sz="8" w:space="0" w:color="404040" w:themeColor="text1" w:themeTint="BF"/>
-          <w:bottom w:val="single" w:sz="8" w:space="0" w:color="404040" w:themeColor="text1" w:themeTint="BF"/>
-          <w:right w:val="single" w:sz="8" w:space="0" w:color="404040" w:themeColor="text1" w:themeTint="BF"/>
+          <w:top w:val="single" w:color="404040" w:themeColor="text1" w:themeTint="BF" w:sz="8" w:space="0"/>
+          <w:left w:val="single" w:color="404040" w:themeColor="text1" w:themeTint="BF" w:sz="8" w:space="0"/>
+          <w:bottom w:val="single" w:color="404040" w:themeColor="text1" w:themeTint="BF" w:sz="8" w:space="0"/>
+          <w:right w:val="single" w:color="404040" w:themeColor="text1" w:themeTint="BF" w:sz="8" w:space="0"/>
           <w:insideH w:val="nil"/>
           <w:insideV w:val="nil"/>
         </w:tcBorders>
@@ -16649,10 +16649,10 @@
       <w:tblPr/>
       <w:tcPr>
         <w:tcBorders>
-          <w:top w:val="double" w:sz="6" w:space="0" w:color="404040" w:themeColor="text1" w:themeTint="BF"/>
-          <w:left w:val="single" w:sz="8" w:space="0" w:color="404040" w:themeColor="text1" w:themeTint="BF"/>
-          <w:bottom w:val="single" w:sz="8" w:space="0" w:color="404040" w:themeColor="text1" w:themeTint="BF"/>
-          <w:right w:val="single" w:sz="8" w:space="0" w:color="404040" w:themeColor="text1" w:themeTint="BF"/>
+          <w:top w:val="double" w:color="404040" w:themeColor="text1" w:themeTint="BF" w:sz="6" w:space="0"/>
+          <w:left w:val="single" w:color="404040" w:themeColor="text1" w:themeTint="BF" w:sz="8" w:space="0"/>
+          <w:bottom w:val="single" w:color="404040" w:themeColor="text1" w:themeTint="BF" w:sz="8" w:space="0"/>
+          <w:right w:val="single" w:color="404040" w:themeColor="text1" w:themeTint="BF" w:sz="8" w:space="0"/>
           <w:insideH w:val="nil"/>
           <w:insideV w:val="nil"/>
         </w:tcBorders>
@@ -16709,11 +16709,11 @@
       <w:tblStyleColBandSize w:val="1"/>
       <w:tblInd w:w="0" w:type="dxa"/>
       <w:tblBorders>
-        <w:top w:val="single" w:sz="8" w:space="0" w:color="7BA0CD" w:themeColor="accent1" w:themeTint="BF"/>
-        <w:left w:val="single" w:sz="8" w:space="0" w:color="7BA0CD" w:themeColor="accent1" w:themeTint="BF"/>
-        <w:bottom w:val="single" w:sz="8" w:space="0" w:color="7BA0CD" w:themeColor="accent1" w:themeTint="BF"/>
-        <w:right w:val="single" w:sz="8" w:space="0" w:color="7BA0CD" w:themeColor="accent1" w:themeTint="BF"/>
-        <w:insideH w:val="single" w:sz="8" w:space="0" w:color="7BA0CD" w:themeColor="accent1" w:themeTint="BF"/>
+        <w:top w:val="single" w:color="7BA0CD" w:themeColor="accent1" w:themeTint="BF" w:sz="8" w:space="0"/>
+        <w:left w:val="single" w:color="7BA0CD" w:themeColor="accent1" w:themeTint="BF" w:sz="8" w:space="0"/>
+        <w:bottom w:val="single" w:color="7BA0CD" w:themeColor="accent1" w:themeTint="BF" w:sz="8" w:space="0"/>
+        <w:right w:val="single" w:color="7BA0CD" w:themeColor="accent1" w:themeTint="BF" w:sz="8" w:space="0"/>
+        <w:insideH w:val="single" w:color="7BA0CD" w:themeColor="accent1" w:themeTint="BF" w:sz="8" w:space="0"/>
       </w:tblBorders>
       <w:tblCellMar>
         <w:top w:w="0" w:type="dxa"/>
@@ -16734,10 +16734,10 @@
       <w:tblPr/>
       <w:tcPr>
         <w:tcBorders>
-          <w:top w:val="single" w:sz="8" w:space="0" w:color="7BA0CD" w:themeColor="accent1" w:themeTint="BF"/>
-          <w:left w:val="single" w:sz="8" w:space="0" w:color="7BA0CD" w:themeColor="accent1" w:themeTint="BF"/>
-          <w:bottom w:val="single" w:sz="8" w:space="0" w:color="7BA0CD" w:themeColor="accent1" w:themeTint="BF"/>
-          <w:right w:val="single" w:sz="8" w:space="0" w:color="7BA0CD" w:themeColor="accent1" w:themeTint="BF"/>
+          <w:top w:val="single" w:color="7BA0CD" w:themeColor="accent1" w:themeTint="BF" w:sz="8" w:space="0"/>
+          <w:left w:val="single" w:color="7BA0CD" w:themeColor="accent1" w:themeTint="BF" w:sz="8" w:space="0"/>
+          <w:bottom w:val="single" w:color="7BA0CD" w:themeColor="accent1" w:themeTint="BF" w:sz="8" w:space="0"/>
+          <w:right w:val="single" w:color="7BA0CD" w:themeColor="accent1" w:themeTint="BF" w:sz="8" w:space="0"/>
           <w:insideH w:val="nil"/>
           <w:insideV w:val="nil"/>
         </w:tcBorders>
@@ -16755,10 +16755,10 @@
       <w:tblPr/>
       <w:tcPr>
         <w:tcBorders>
-          <w:top w:val="double" w:sz="6" w:space="0" w:color="7BA0CD" w:themeColor="accent1" w:themeTint="BF"/>
-          <w:left w:val="single" w:sz="8" w:space="0" w:color="7BA0CD" w:themeColor="accent1" w:themeTint="BF"/>
-          <w:bottom w:val="single" w:sz="8" w:space="0" w:color="7BA0CD" w:themeColor="accent1" w:themeTint="BF"/>
-          <w:right w:val="single" w:sz="8" w:space="0" w:color="7BA0CD" w:themeColor="accent1" w:themeTint="BF"/>
+          <w:top w:val="double" w:color="7BA0CD" w:themeColor="accent1" w:themeTint="BF" w:sz="6" w:space="0"/>
+          <w:left w:val="single" w:color="7BA0CD" w:themeColor="accent1" w:themeTint="BF" w:sz="8" w:space="0"/>
+          <w:bottom w:val="single" w:color="7BA0CD" w:themeColor="accent1" w:themeTint="BF" w:sz="8" w:space="0"/>
+          <w:right w:val="single" w:color="7BA0CD" w:themeColor="accent1" w:themeTint="BF" w:sz="8" w:space="0"/>
           <w:insideH w:val="nil"/>
           <w:insideV w:val="nil"/>
         </w:tcBorders>
@@ -16815,11 +16815,11 @@
       <w:tblStyleColBandSize w:val="1"/>
       <w:tblInd w:w="0" w:type="dxa"/>
       <w:tblBorders>
-        <w:top w:val="single" w:sz="8" w:space="0" w:color="CF7B79" w:themeColor="accent2" w:themeTint="BF"/>
-        <w:left w:val="single" w:sz="8" w:space="0" w:color="CF7B79" w:themeColor="accent2" w:themeTint="BF"/>
-        <w:bottom w:val="single" w:sz="8" w:space="0" w:color="CF7B79" w:themeColor="accent2" w:themeTint="BF"/>
-        <w:right w:val="single" w:sz="8" w:space="0" w:color="CF7B79" w:themeColor="accent2" w:themeTint="BF"/>
-        <w:insideH w:val="single" w:sz="8" w:space="0" w:color="CF7B79" w:themeColor="accent2" w:themeTint="BF"/>
+        <w:top w:val="single" w:color="CF7B79" w:themeColor="accent2" w:themeTint="BF" w:sz="8" w:space="0"/>
+        <w:left w:val="single" w:color="CF7B79" w:themeColor="accent2" w:themeTint="BF" w:sz="8" w:space="0"/>
+        <w:bottom w:val="single" w:color="CF7B79" w:themeColor="accent2" w:themeTint="BF" w:sz="8" w:space="0"/>
+        <w:right w:val="single" w:color="CF7B79" w:themeColor="accent2" w:themeTint="BF" w:sz="8" w:space="0"/>
+        <w:insideH w:val="single" w:color="CF7B79" w:themeColor="accent2" w:themeTint="BF" w:sz="8" w:space="0"/>
       </w:tblBorders>
       <w:tblCellMar>
         <w:top w:w="0" w:type="dxa"/>
@@ -16840,10 +16840,10 @@
       <w:tblPr/>
       <w:tcPr>
         <w:tcBorders>
-          <w:top w:val="single" w:sz="8" w:space="0" w:color="CF7B79" w:themeColor="accent2" w:themeTint="BF"/>
-          <w:left w:val="single" w:sz="8" w:space="0" w:color="CF7B79" w:themeColor="accent2" w:themeTint="BF"/>
-          <w:bottom w:val="single" w:sz="8" w:space="0" w:color="CF7B79" w:themeColor="accent2" w:themeTint="BF"/>
-          <w:right w:val="single" w:sz="8" w:space="0" w:color="CF7B79" w:themeColor="accent2" w:themeTint="BF"/>
+          <w:top w:val="single" w:color="CF7B79" w:themeColor="accent2" w:themeTint="BF" w:sz="8" w:space="0"/>
+          <w:left w:val="single" w:color="CF7B79" w:themeColor="accent2" w:themeTint="BF" w:sz="8" w:space="0"/>
+          <w:bottom w:val="single" w:color="CF7B79" w:themeColor="accent2" w:themeTint="BF" w:sz="8" w:space="0"/>
+          <w:right w:val="single" w:color="CF7B79" w:themeColor="accent2" w:themeTint="BF" w:sz="8" w:space="0"/>
           <w:insideH w:val="nil"/>
           <w:insideV w:val="nil"/>
         </w:tcBorders>
@@ -16861,10 +16861,10 @@
       <w:tblPr/>
       <w:tcPr>
         <w:tcBorders>
-          <w:top w:val="double" w:sz="6" w:space="0" w:color="CF7B79" w:themeColor="accent2" w:themeTint="BF"/>
-          <w:left w:val="single" w:sz="8" w:space="0" w:color="CF7B79" w:themeColor="accent2" w:themeTint="BF"/>
-          <w:bottom w:val="single" w:sz="8" w:space="0" w:color="CF7B79" w:themeColor="accent2" w:themeTint="BF"/>
-          <w:right w:val="single" w:sz="8" w:space="0" w:color="CF7B79" w:themeColor="accent2" w:themeTint="BF"/>
+          <w:top w:val="double" w:color="CF7B79" w:themeColor="accent2" w:themeTint="BF" w:sz="6" w:space="0"/>
+          <w:left w:val="single" w:color="CF7B79" w:themeColor="accent2" w:themeTint="BF" w:sz="8" w:space="0"/>
+          <w:bottom w:val="single" w:color="CF7B79" w:themeColor="accent2" w:themeTint="BF" w:sz="8" w:space="0"/>
+          <w:right w:val="single" w:color="CF7B79" w:themeColor="accent2" w:themeTint="BF" w:sz="8" w:space="0"/>
           <w:insideH w:val="nil"/>
           <w:insideV w:val="nil"/>
         </w:tcBorders>
@@ -16921,11 +16921,11 @@
       <w:tblStyleColBandSize w:val="1"/>
       <w:tblInd w:w="0" w:type="dxa"/>
       <w:tblBorders>
-        <w:top w:val="single" w:sz="8" w:space="0" w:color="B3CC82" w:themeColor="accent3" w:themeTint="BF"/>
-        <w:left w:val="single" w:sz="8" w:space="0" w:color="B3CC82" w:themeColor="accent3" w:themeTint="BF"/>
-        <w:bottom w:val="single" w:sz="8" w:space="0" w:color="B3CC82" w:themeColor="accent3" w:themeTint="BF"/>
-        <w:right w:val="single" w:sz="8" w:space="0" w:color="B3CC82" w:themeColor="accent3" w:themeTint="BF"/>
-        <w:insideH w:val="single" w:sz="8" w:space="0" w:color="B3CC82" w:themeColor="accent3" w:themeTint="BF"/>
+        <w:top w:val="single" w:color="B3CC82" w:themeColor="accent3" w:themeTint="BF" w:sz="8" w:space="0"/>
+        <w:left w:val="single" w:color="B3CC82" w:themeColor="accent3" w:themeTint="BF" w:sz="8" w:space="0"/>
+        <w:bottom w:val="single" w:color="B3CC82" w:themeColor="accent3" w:themeTint="BF" w:sz="8" w:space="0"/>
+        <w:right w:val="single" w:color="B3CC82" w:themeColor="accent3" w:themeTint="BF" w:sz="8" w:space="0"/>
+        <w:insideH w:val="single" w:color="B3CC82" w:themeColor="accent3" w:themeTint="BF" w:sz="8" w:space="0"/>
       </w:tblBorders>
       <w:tblCellMar>
         <w:top w:w="0" w:type="dxa"/>
@@ -16946,10 +16946,10 @@
       <w:tblPr/>
       <w:tcPr>
         <w:tcBorders>
-          <w:top w:val="single" w:sz="8" w:space="0" w:color="B3CC82" w:themeColor="accent3" w:themeTint="BF"/>
-          <w:left w:val="single" w:sz="8" w:space="0" w:color="B3CC82" w:themeColor="accent3" w:themeTint="BF"/>
-          <w:bottom w:val="single" w:sz="8" w:space="0" w:color="B3CC82" w:themeColor="accent3" w:themeTint="BF"/>
-          <w:right w:val="single" w:sz="8" w:space="0" w:color="B3CC82" w:themeColor="accent3" w:themeTint="BF"/>
+          <w:top w:val="single" w:color="B3CC82" w:themeColor="accent3" w:themeTint="BF" w:sz="8" w:space="0"/>
+          <w:left w:val="single" w:color="B3CC82" w:themeColor="accent3" w:themeTint="BF" w:sz="8" w:space="0"/>
+          <w:bottom w:val="single" w:color="B3CC82" w:themeColor="accent3" w:themeTint="BF" w:sz="8" w:space="0"/>
+          <w:right w:val="single" w:color="B3CC82" w:themeColor="accent3" w:themeTint="BF" w:sz="8" w:space="0"/>
           <w:insideH w:val="nil"/>
           <w:insideV w:val="nil"/>
         </w:tcBorders>
@@ -16967,10 +16967,10 @@
       <w:tblPr/>
       <w:tcPr>
         <w:tcBorders>
-          <w:top w:val="double" w:sz="6" w:space="0" w:color="B3CC82" w:themeColor="accent3" w:themeTint="BF"/>
-          <w:left w:val="single" w:sz="8" w:space="0" w:color="B3CC82" w:themeColor="accent3" w:themeTint="BF"/>
-          <w:bottom w:val="single" w:sz="8" w:space="0" w:color="B3CC82" w:themeColor="accent3" w:themeTint="BF"/>
-          <w:right w:val="single" w:sz="8" w:space="0" w:color="B3CC82" w:themeColor="accent3" w:themeTint="BF"/>
+          <w:top w:val="double" w:color="B3CC82" w:themeColor="accent3" w:themeTint="BF" w:sz="6" w:space="0"/>
+          <w:left w:val="single" w:color="B3CC82" w:themeColor="accent3" w:themeTint="BF" w:sz="8" w:space="0"/>
+          <w:bottom w:val="single" w:color="B3CC82" w:themeColor="accent3" w:themeTint="BF" w:sz="8" w:space="0"/>
+          <w:right w:val="single" w:color="B3CC82" w:themeColor="accent3" w:themeTint="BF" w:sz="8" w:space="0"/>
           <w:insideH w:val="nil"/>
           <w:insideV w:val="nil"/>
         </w:tcBorders>
@@ -17027,11 +17027,11 @@
       <w:tblStyleColBandSize w:val="1"/>
       <w:tblInd w:w="0" w:type="dxa"/>
       <w:tblBorders>
-        <w:top w:val="single" w:sz="8" w:space="0" w:color="9F8AB9" w:themeColor="accent4" w:themeTint="BF"/>
-        <w:left w:val="single" w:sz="8" w:space="0" w:color="9F8AB9" w:themeColor="accent4" w:themeTint="BF"/>
-        <w:bottom w:val="single" w:sz="8" w:space="0" w:color="9F8AB9" w:themeColor="accent4" w:themeTint="BF"/>
-        <w:right w:val="single" w:sz="8" w:space="0" w:color="9F8AB9" w:themeColor="accent4" w:themeTint="BF"/>
-        <w:insideH w:val="single" w:sz="8" w:space="0" w:color="9F8AB9" w:themeColor="accent4" w:themeTint="BF"/>
+        <w:top w:val="single" w:color="9F8AB9" w:themeColor="accent4" w:themeTint="BF" w:sz="8" w:space="0"/>
+        <w:left w:val="single" w:color="9F8AB9" w:themeColor="accent4" w:themeTint="BF" w:sz="8" w:space="0"/>
+        <w:bottom w:val="single" w:color="9F8AB9" w:themeColor="accent4" w:themeTint="BF" w:sz="8" w:space="0"/>
+        <w:right w:val="single" w:color="9F8AB9" w:themeColor="accent4" w:themeTint="BF" w:sz="8" w:space="0"/>
+        <w:insideH w:val="single" w:color="9F8AB9" w:themeColor="accent4" w:themeTint="BF" w:sz="8" w:space="0"/>
       </w:tblBorders>
       <w:tblCellMar>
         <w:top w:w="0" w:type="dxa"/>
@@ -17052,10 +17052,10 @@
       <w:tblPr/>
       <w:tcPr>
         <w:tcBorders>
-          <w:top w:val="single" w:sz="8" w:space="0" w:color="9F8AB9" w:themeColor="accent4" w:themeTint="BF"/>
-          <w:left w:val="single" w:sz="8" w:space="0" w:color="9F8AB9" w:themeColor="accent4" w:themeTint="BF"/>
-          <w:bottom w:val="single" w:sz="8" w:space="0" w:color="9F8AB9" w:themeColor="accent4" w:themeTint="BF"/>
-          <w:right w:val="single" w:sz="8" w:space="0" w:color="9F8AB9" w:themeColor="accent4" w:themeTint="BF"/>
+          <w:top w:val="single" w:color="9F8AB9" w:themeColor="accent4" w:themeTint="BF" w:sz="8" w:space="0"/>
+          <w:left w:val="single" w:color="9F8AB9" w:themeColor="accent4" w:themeTint="BF" w:sz="8" w:space="0"/>
+          <w:bottom w:val="single" w:color="9F8AB9" w:themeColor="accent4" w:themeTint="BF" w:sz="8" w:space="0"/>
+          <w:right w:val="single" w:color="9F8AB9" w:themeColor="accent4" w:themeTint="BF" w:sz="8" w:space="0"/>
           <w:insideH w:val="nil"/>
           <w:insideV w:val="nil"/>
         </w:tcBorders>
@@ -17073,10 +17073,10 @@
       <w:tblPr/>
       <w:tcPr>
         <w:tcBorders>
-          <w:top w:val="double" w:sz="6" w:space="0" w:color="9F8AB9" w:themeColor="accent4" w:themeTint="BF"/>
-          <w:left w:val="single" w:sz="8" w:space="0" w:color="9F8AB9" w:themeColor="accent4" w:themeTint="BF"/>
-          <w:bottom w:val="single" w:sz="8" w:space="0" w:color="9F8AB9" w:themeColor="accent4" w:themeTint="BF"/>
-          <w:right w:val="single" w:sz="8" w:space="0" w:color="9F8AB9" w:themeColor="accent4" w:themeTint="BF"/>
+          <w:top w:val="double" w:color="9F8AB9" w:themeColor="accent4" w:themeTint="BF" w:sz="6" w:space="0"/>
+          <w:left w:val="single" w:color="9F8AB9" w:themeColor="accent4" w:themeTint="BF" w:sz="8" w:space="0"/>
+          <w:bottom w:val="single" w:color="9F8AB9" w:themeColor="accent4" w:themeTint="BF" w:sz="8" w:space="0"/>
+          <w:right w:val="single" w:color="9F8AB9" w:themeColor="accent4" w:themeTint="BF" w:sz="8" w:space="0"/>
           <w:insideH w:val="nil"/>
           <w:insideV w:val="nil"/>
         </w:tcBorders>
@@ -17133,11 +17133,11 @@
       <w:tblStyleColBandSize w:val="1"/>
       <w:tblInd w:w="0" w:type="dxa"/>
       <w:tblBorders>
-        <w:top w:val="single" w:sz="8" w:space="0" w:color="78C0D4" w:themeColor="accent5" w:themeTint="BF"/>
-        <w:left w:val="single" w:sz="8" w:space="0" w:color="78C0D4" w:themeColor="accent5" w:themeTint="BF"/>
-        <w:bottom w:val="single" w:sz="8" w:space="0" w:color="78C0D4" w:themeColor="accent5" w:themeTint="BF"/>
-        <w:right w:val="single" w:sz="8" w:space="0" w:color="78C0D4" w:themeColor="accent5" w:themeTint="BF"/>
-        <w:insideH w:val="single" w:sz="8" w:space="0" w:color="78C0D4" w:themeColor="accent5" w:themeTint="BF"/>
+        <w:top w:val="single" w:color="78C0D4" w:themeColor="accent5" w:themeTint="BF" w:sz="8" w:space="0"/>
+        <w:left w:val="single" w:color="78C0D4" w:themeColor="accent5" w:themeTint="BF" w:sz="8" w:space="0"/>
+        <w:bottom w:val="single" w:color="78C0D4" w:themeColor="accent5" w:themeTint="BF" w:sz="8" w:space="0"/>
+        <w:right w:val="single" w:color="78C0D4" w:themeColor="accent5" w:themeTint="BF" w:sz="8" w:space="0"/>
+        <w:insideH w:val="single" w:color="78C0D4" w:themeColor="accent5" w:themeTint="BF" w:sz="8" w:space="0"/>
       </w:tblBorders>
       <w:tblCellMar>
         <w:top w:w="0" w:type="dxa"/>
@@ -17158,10 +17158,10 @@
       <w:tblPr/>
       <w:tcPr>
         <w:tcBorders>
-          <w:top w:val="single" w:sz="8" w:space="0" w:color="78C0D4" w:themeColor="accent5" w:themeTint="BF"/>
-          <w:left w:val="single" w:sz="8" w:space="0" w:color="78C0D4" w:themeColor="accent5" w:themeTint="BF"/>
-          <w:bottom w:val="single" w:sz="8" w:space="0" w:color="78C0D4" w:themeColor="accent5" w:themeTint="BF"/>
-          <w:right w:val="single" w:sz="8" w:space="0" w:color="78C0D4" w:themeColor="accent5" w:themeTint="BF"/>
+          <w:top w:val="single" w:color="78C0D4" w:themeColor="accent5" w:themeTint="BF" w:sz="8" w:space="0"/>
+          <w:left w:val="single" w:color="78C0D4" w:themeColor="accent5" w:themeTint="BF" w:sz="8" w:space="0"/>
+          <w:bottom w:val="single" w:color="78C0D4" w:themeColor="accent5" w:themeTint="BF" w:sz="8" w:space="0"/>
+          <w:right w:val="single" w:color="78C0D4" w:themeColor="accent5" w:themeTint="BF" w:sz="8" w:space="0"/>
           <w:insideH w:val="nil"/>
           <w:insideV w:val="nil"/>
         </w:tcBorders>
@@ -17179,10 +17179,10 @@
       <w:tblPr/>
       <w:tcPr>
         <w:tcBorders>
-          <w:top w:val="double" w:sz="6" w:space="0" w:color="78C0D4" w:themeColor="accent5" w:themeTint="BF"/>
-          <w:left w:val="single" w:sz="8" w:space="0" w:color="78C0D4" w:themeColor="accent5" w:themeTint="BF"/>
-          <w:bottom w:val="single" w:sz="8" w:space="0" w:color="78C0D4" w:themeColor="accent5" w:themeTint="BF"/>
-          <w:right w:val="single" w:sz="8" w:space="0" w:color="78C0D4" w:themeColor="accent5" w:themeTint="BF"/>
+          <w:top w:val="double" w:color="78C0D4" w:themeColor="accent5" w:themeTint="BF" w:sz="6" w:space="0"/>
+          <w:left w:val="single" w:color="78C0D4" w:themeColor="accent5" w:themeTint="BF" w:sz="8" w:space="0"/>
+          <w:bottom w:val="single" w:color="78C0D4" w:themeColor="accent5" w:themeTint="BF" w:sz="8" w:space="0"/>
+          <w:right w:val="single" w:color="78C0D4" w:themeColor="accent5" w:themeTint="BF" w:sz="8" w:space="0"/>
           <w:insideH w:val="nil"/>
           <w:insideV w:val="nil"/>
         </w:tcBorders>
@@ -17239,11 +17239,11 @@
       <w:tblStyleColBandSize w:val="1"/>
       <w:tblInd w:w="0" w:type="dxa"/>
       <w:tblBorders>
-        <w:top w:val="single" w:sz="8" w:space="0" w:color="F9B074" w:themeColor="accent6" w:themeTint="BF"/>
-        <w:left w:val="single" w:sz="8" w:space="0" w:color="F9B074" w:themeColor="accent6" w:themeTint="BF"/>
-        <w:bottom w:val="single" w:sz="8" w:space="0" w:color="F9B074" w:themeColor="accent6" w:themeTint="BF"/>
-        <w:right w:val="single" w:sz="8" w:space="0" w:color="F9B074" w:themeColor="accent6" w:themeTint="BF"/>
-        <w:insideH w:val="single" w:sz="8" w:space="0" w:color="F9B074" w:themeColor="accent6" w:themeTint="BF"/>
+        <w:top w:val="single" w:color="F9B074" w:themeColor="accent6" w:themeTint="BF" w:sz="8" w:space="0"/>
+        <w:left w:val="single" w:color="F9B074" w:themeColor="accent6" w:themeTint="BF" w:sz="8" w:space="0"/>
+        <w:bottom w:val="single" w:color="F9B074" w:themeColor="accent6" w:themeTint="BF" w:sz="8" w:space="0"/>
+        <w:right w:val="single" w:color="F9B074" w:themeColor="accent6" w:themeTint="BF" w:sz="8" w:space="0"/>
+        <w:insideH w:val="single" w:color="F9B074" w:themeColor="accent6" w:themeTint="BF" w:sz="8" w:space="0"/>
       </w:tblBorders>
       <w:tblCellMar>
         <w:top w:w="0" w:type="dxa"/>
@@ -17264,10 +17264,10 @@
       <w:tblPr/>
       <w:tcPr>
         <w:tcBorders>
-          <w:top w:val="single" w:sz="8" w:space="0" w:color="F9B074" w:themeColor="accent6" w:themeTint="BF"/>
-          <w:left w:val="single" w:sz="8" w:space="0" w:color="F9B074" w:themeColor="accent6" w:themeTint="BF"/>
-          <w:bottom w:val="single" w:sz="8" w:space="0" w:color="F9B074" w:themeColor="accent6" w:themeTint="BF"/>
-          <w:right w:val="single" w:sz="8" w:space="0" w:color="F9B074" w:themeColor="accent6" w:themeTint="BF"/>
+          <w:top w:val="single" w:color="F9B074" w:themeColor="accent6" w:themeTint="BF" w:sz="8" w:space="0"/>
+          <w:left w:val="single" w:color="F9B074" w:themeColor="accent6" w:themeTint="BF" w:sz="8" w:space="0"/>
+          <w:bottom w:val="single" w:color="F9B074" w:themeColor="accent6" w:themeTint="BF" w:sz="8" w:space="0"/>
+          <w:right w:val="single" w:color="F9B074" w:themeColor="accent6" w:themeTint="BF" w:sz="8" w:space="0"/>
           <w:insideH w:val="nil"/>
           <w:insideV w:val="nil"/>
         </w:tcBorders>
@@ -17285,10 +17285,10 @@
       <w:tblPr/>
       <w:tcPr>
         <w:tcBorders>
-          <w:top w:val="double" w:sz="6" w:space="0" w:color="F9B074" w:themeColor="accent6" w:themeTint="BF"/>
-          <w:left w:val="single" w:sz="8" w:space="0" w:color="F9B074" w:themeColor="accent6" w:themeTint="BF"/>
-          <w:bottom w:val="single" w:sz="8" w:space="0" w:color="F9B074" w:themeColor="accent6" w:themeTint="BF"/>
-          <w:right w:val="single" w:sz="8" w:space="0" w:color="F9B074" w:themeColor="accent6" w:themeTint="BF"/>
+          <w:top w:val="double" w:color="F9B074" w:themeColor="accent6" w:themeTint="BF" w:sz="6" w:space="0"/>
+          <w:left w:val="single" w:color="F9B074" w:themeColor="accent6" w:themeTint="BF" w:sz="8" w:space="0"/>
+          <w:bottom w:val="single" w:color="F9B074" w:themeColor="accent6" w:themeTint="BF" w:sz="8" w:space="0"/>
+          <w:right w:val="single" w:color="F9B074" w:themeColor="accent6" w:themeTint="BF" w:sz="8" w:space="0"/>
           <w:insideH w:val="nil"/>
           <w:insideV w:val="nil"/>
         </w:tcBorders>
@@ -17345,8 +17345,8 @@
       <w:tblStyleColBandSize w:val="1"/>
       <w:tblInd w:w="0" w:type="dxa"/>
       <w:tblBorders>
-        <w:top w:val="single" w:sz="18" w:space="0" w:color="auto"/>
-        <w:bottom w:val="single" w:sz="18" w:space="0" w:color="auto"/>
+        <w:top w:val="single" w:color="auto" w:sz="18" w:space="0"/>
+        <w:bottom w:val="single" w:color="auto" w:sz="18" w:space="0"/>
       </w:tblBorders>
       <w:tblCellMar>
         <w:top w:w="0" w:type="dxa"/>
@@ -17367,9 +17367,9 @@
       <w:tblPr/>
       <w:tcPr>
         <w:tcBorders>
-          <w:top w:val="single" w:sz="18" w:space="0" w:color="auto"/>
-          <w:left w:val="nil"/>
-          <w:bottom w:val="single" w:sz="18" w:space="0" w:color="auto"/>
+          <w:top w:val="single" w:color="auto" w:sz="18" w:space="0"/>
+          <w:left w:val="nil"/>
+          <w:bottom w:val="single" w:color="auto" w:sz="18" w:space="0"/>
           <w:right w:val="nil"/>
           <w:insideH w:val="nil"/>
           <w:insideV w:val="nil"/>
@@ -17387,9 +17387,9 @@
       <w:tblPr/>
       <w:tcPr>
         <w:tcBorders>
-          <w:top w:val="double" w:sz="6" w:space="0" w:color="auto"/>
-          <w:left w:val="nil"/>
-          <w:bottom w:val="single" w:sz="18" w:space="0" w:color="auto"/>
+          <w:top w:val="double" w:color="auto" w:sz="6" w:space="0"/>
+          <w:left w:val="nil"/>
+          <w:bottom w:val="single" w:color="auto" w:sz="18" w:space="0"/>
           <w:right w:val="nil"/>
           <w:insideH w:val="nil"/>
           <w:insideV w:val="nil"/>
@@ -17408,7 +17408,7 @@
         <w:tcBorders>
           <w:top w:val="nil"/>
           <w:left w:val="nil"/>
-          <w:bottom w:val="single" w:sz="18" w:space="0" w:color="auto"/>
+          <w:bottom w:val="single" w:color="auto" w:sz="18" w:space="0"/>
           <w:right w:val="nil"/>
           <w:insideH w:val="nil"/>
           <w:insideV w:val="nil"/>
@@ -17455,9 +17455,9 @@
       <w:tblPr/>
       <w:tcPr>
         <w:tcBorders>
-          <w:top w:val="single" w:sz="18" w:space="0" w:color="auto"/>
-          <w:left w:val="nil"/>
-          <w:bottom w:val="single" w:sz="18" w:space="0" w:color="auto"/>
+          <w:top w:val="single" w:color="auto" w:sz="18" w:space="0"/>
+          <w:left w:val="nil"/>
+          <w:bottom w:val="single" w:color="auto" w:sz="18" w:space="0"/>
           <w:right w:val="nil"/>
           <w:insideH w:val="nil"/>
           <w:insideV w:val="nil"/>
@@ -17471,9 +17471,9 @@
       <w:tblPr/>
       <w:tcPr>
         <w:tcBorders>
-          <w:top w:val="single" w:sz="18" w:space="0" w:color="auto"/>
-          <w:left w:val="nil"/>
-          <w:bottom w:val="single" w:sz="18" w:space="0" w:color="auto"/>
+          <w:top w:val="single" w:color="auto" w:sz="18" w:space="0"/>
+          <w:left w:val="nil"/>
+          <w:bottom w:val="single" w:color="auto" w:sz="18" w:space="0"/>
           <w:right w:val="nil"/>
           <w:insideH w:val="nil"/>
           <w:insideV w:val="nil"/>
@@ -17494,8 +17494,8 @@
       <w:tblStyleColBandSize w:val="1"/>
       <w:tblInd w:w="0" w:type="dxa"/>
       <w:tblBorders>
-        <w:top w:val="single" w:sz="18" w:space="0" w:color="auto"/>
-        <w:bottom w:val="single" w:sz="18" w:space="0" w:color="auto"/>
+        <w:top w:val="single" w:color="auto" w:sz="18" w:space="0"/>
+        <w:bottom w:val="single" w:color="auto" w:sz="18" w:space="0"/>
       </w:tblBorders>
       <w:tblCellMar>
         <w:top w:w="0" w:type="dxa"/>
@@ -17516,9 +17516,9 @@
       <w:tblPr/>
       <w:tcPr>
         <w:tcBorders>
-          <w:top w:val="single" w:sz="18" w:space="0" w:color="auto"/>
-          <w:left w:val="nil"/>
-          <w:bottom w:val="single" w:sz="18" w:space="0" w:color="auto"/>
+          <w:top w:val="single" w:color="auto" w:sz="18" w:space="0"/>
+          <w:left w:val="nil"/>
+          <w:bottom w:val="single" w:color="auto" w:sz="18" w:space="0"/>
           <w:right w:val="nil"/>
           <w:insideH w:val="nil"/>
           <w:insideV w:val="nil"/>
@@ -17536,9 +17536,9 @@
       <w:tblPr/>
       <w:tcPr>
         <w:tcBorders>
-          <w:top w:val="double" w:sz="6" w:space="0" w:color="auto"/>
-          <w:left w:val="nil"/>
-          <w:bottom w:val="single" w:sz="18" w:space="0" w:color="auto"/>
+          <w:top w:val="double" w:color="auto" w:sz="6" w:space="0"/>
+          <w:left w:val="nil"/>
+          <w:bottom w:val="single" w:color="auto" w:sz="18" w:space="0"/>
           <w:right w:val="nil"/>
           <w:insideH w:val="nil"/>
           <w:insideV w:val="nil"/>
@@ -17557,7 +17557,7 @@
         <w:tcBorders>
           <w:top w:val="nil"/>
           <w:left w:val="nil"/>
-          <w:bottom w:val="single" w:sz="18" w:space="0" w:color="auto"/>
+          <w:bottom w:val="single" w:color="auto" w:sz="18" w:space="0"/>
           <w:right w:val="nil"/>
           <w:insideH w:val="nil"/>
           <w:insideV w:val="nil"/>
@@ -17604,9 +17604,9 @@
       <w:tblPr/>
       <w:tcPr>
         <w:tcBorders>
-          <w:top w:val="single" w:sz="18" w:space="0" w:color="auto"/>
-          <w:left w:val="nil"/>
-          <w:bottom w:val="single" w:sz="18" w:space="0" w:color="auto"/>
+          <w:top w:val="single" w:color="auto" w:sz="18" w:space="0"/>
+          <w:left w:val="nil"/>
+          <w:bottom w:val="single" w:color="auto" w:sz="18" w:space="0"/>
           <w:right w:val="nil"/>
           <w:insideH w:val="nil"/>
           <w:insideV w:val="nil"/>
@@ -17620,9 +17620,9 @@
       <w:tblPr/>
       <w:tcPr>
         <w:tcBorders>
-          <w:top w:val="single" w:sz="18" w:space="0" w:color="auto"/>
-          <w:left w:val="nil"/>
-          <w:bottom w:val="single" w:sz="18" w:space="0" w:color="auto"/>
+          <w:top w:val="single" w:color="auto" w:sz="18" w:space="0"/>
+          <w:left w:val="nil"/>
+          <w:bottom w:val="single" w:color="auto" w:sz="18" w:space="0"/>
           <w:right w:val="nil"/>
           <w:insideH w:val="nil"/>
           <w:insideV w:val="nil"/>
@@ -17643,8 +17643,8 @@
       <w:tblStyleColBandSize w:val="1"/>
       <w:tblInd w:w="0" w:type="dxa"/>
       <w:tblBorders>
-        <w:top w:val="single" w:sz="18" w:space="0" w:color="auto"/>
-        <w:bottom w:val="single" w:sz="18" w:space="0" w:color="auto"/>
+        <w:top w:val="single" w:color="auto" w:sz="18" w:space="0"/>
+        <w:bottom w:val="single" w:color="auto" w:sz="18" w:space="0"/>
       </w:tblBorders>
       <w:tblCellMar>
         <w:top w:w="0" w:type="dxa"/>
@@ -17665,9 +17665,9 @@
       <w:tblPr/>
       <w:tcPr>
         <w:tcBorders>
-          <w:top w:val="single" w:sz="18" w:space="0" w:color="auto"/>
-          <w:left w:val="nil"/>
-          <w:bottom w:val="single" w:sz="18" w:space="0" w:color="auto"/>
+          <w:top w:val="single" w:color="auto" w:sz="18" w:space="0"/>
+          <w:left w:val="nil"/>
+          <w:bottom w:val="single" w:color="auto" w:sz="18" w:space="0"/>
           <w:right w:val="nil"/>
           <w:insideH w:val="nil"/>
           <w:insideV w:val="nil"/>
@@ -17685,9 +17685,9 @@
       <w:tblPr/>
       <w:tcPr>
         <w:tcBorders>
-          <w:top w:val="double" w:sz="6" w:space="0" w:color="auto"/>
-          <w:left w:val="nil"/>
-          <w:bottom w:val="single" w:sz="18" w:space="0" w:color="auto"/>
+          <w:top w:val="double" w:color="auto" w:sz="6" w:space="0"/>
+          <w:left w:val="nil"/>
+          <w:bottom w:val="single" w:color="auto" w:sz="18" w:space="0"/>
           <w:right w:val="nil"/>
           <w:insideH w:val="nil"/>
           <w:insideV w:val="nil"/>
@@ -17706,7 +17706,7 @@
         <w:tcBorders>
           <w:top w:val="nil"/>
           <w:left w:val="nil"/>
-          <w:bottom w:val="single" w:sz="18" w:space="0" w:color="auto"/>
+          <w:bottom w:val="single" w:color="auto" w:sz="18" w:space="0"/>
           <w:right w:val="nil"/>
           <w:insideH w:val="nil"/>
           <w:insideV w:val="nil"/>
@@ -17753,9 +17753,9 @@
       <w:tblPr/>
       <w:tcPr>
         <w:tcBorders>
-          <w:top w:val="single" w:sz="18" w:space="0" w:color="auto"/>
-          <w:left w:val="nil"/>
-          <w:bottom w:val="single" w:sz="18" w:space="0" w:color="auto"/>
+          <w:top w:val="single" w:color="auto" w:sz="18" w:space="0"/>
+          <w:left w:val="nil"/>
+          <w:bottom w:val="single" w:color="auto" w:sz="18" w:space="0"/>
           <w:right w:val="nil"/>
           <w:insideH w:val="nil"/>
           <w:insideV w:val="nil"/>
@@ -17769,9 +17769,9 @@
       <w:tblPr/>
       <w:tcPr>
         <w:tcBorders>
-          <w:top w:val="single" w:sz="18" w:space="0" w:color="auto"/>
-          <w:left w:val="nil"/>
-          <w:bottom w:val="single" w:sz="18" w:space="0" w:color="auto"/>
+          <w:top w:val="single" w:color="auto" w:sz="18" w:space="0"/>
+          <w:left w:val="nil"/>
+          <w:bottom w:val="single" w:color="auto" w:sz="18" w:space="0"/>
           <w:right w:val="nil"/>
           <w:insideH w:val="nil"/>
           <w:insideV w:val="nil"/>
@@ -17792,8 +17792,8 @@
       <w:tblStyleColBandSize w:val="1"/>
       <w:tblInd w:w="0" w:type="dxa"/>
       <w:tblBorders>
-        <w:top w:val="single" w:sz="18" w:space="0" w:color="auto"/>
-        <w:bottom w:val="single" w:sz="18" w:space="0" w:color="auto"/>
+        <w:top w:val="single" w:color="auto" w:sz="18" w:space="0"/>
+        <w:bottom w:val="single" w:color="auto" w:sz="18" w:space="0"/>
       </w:tblBorders>
       <w:tblCellMar>
         <w:top w:w="0" w:type="dxa"/>
@@ -17814,9 +17814,9 @@
       <w:tblPr/>
       <w:tcPr>
         <w:tcBorders>
-          <w:top w:val="single" w:sz="18" w:space="0" w:color="auto"/>
-          <w:left w:val="nil"/>
-          <w:bottom w:val="single" w:sz="18" w:space="0" w:color="auto"/>
+          <w:top w:val="single" w:color="auto" w:sz="18" w:space="0"/>
+          <w:left w:val="nil"/>
+          <w:bottom w:val="single" w:color="auto" w:sz="18" w:space="0"/>
           <w:right w:val="nil"/>
           <w:insideH w:val="nil"/>
           <w:insideV w:val="nil"/>
@@ -17834,9 +17834,9 @@
       <w:tblPr/>
       <w:tcPr>
         <w:tcBorders>
-          <w:top w:val="double" w:sz="6" w:space="0" w:color="auto"/>
-          <w:left w:val="nil"/>
-          <w:bottom w:val="single" w:sz="18" w:space="0" w:color="auto"/>
+          <w:top w:val="double" w:color="auto" w:sz="6" w:space="0"/>
+          <w:left w:val="nil"/>
+          <w:bottom w:val="single" w:color="auto" w:sz="18" w:space="0"/>
           <w:right w:val="nil"/>
           <w:insideH w:val="nil"/>
           <w:insideV w:val="nil"/>
@@ -17855,7 +17855,7 @@
         <w:tcBorders>
           <w:top w:val="nil"/>
           <w:left w:val="nil"/>
-          <w:bottom w:val="single" w:sz="18" w:space="0" w:color="auto"/>
+          <w:bottom w:val="single" w:color="auto" w:sz="18" w:space="0"/>
           <w:right w:val="nil"/>
           <w:insideH w:val="nil"/>
           <w:insideV w:val="nil"/>
@@ -17902,9 +17902,9 @@
       <w:tblPr/>
       <w:tcPr>
         <w:tcBorders>
-          <w:top w:val="single" w:sz="18" w:space="0" w:color="auto"/>
-          <w:left w:val="nil"/>
-          <w:bottom w:val="single" w:sz="18" w:space="0" w:color="auto"/>
+          <w:top w:val="single" w:color="auto" w:sz="18" w:space="0"/>
+          <w:left w:val="nil"/>
+          <w:bottom w:val="single" w:color="auto" w:sz="18" w:space="0"/>
           <w:right w:val="nil"/>
           <w:insideH w:val="nil"/>
           <w:insideV w:val="nil"/>
@@ -17918,9 +17918,9 @@
       <w:tblPr/>
       <w:tcPr>
         <w:tcBorders>
-          <w:top w:val="single" w:sz="18" w:space="0" w:color="auto"/>
-          <w:left w:val="nil"/>
-          <w:bottom w:val="single" w:sz="18" w:space="0" w:color="auto"/>
+          <w:top w:val="single" w:color="auto" w:sz="18" w:space="0"/>
+          <w:left w:val="nil"/>
+          <w:bottom w:val="single" w:color="auto" w:sz="18" w:space="0"/>
           <w:right w:val="nil"/>
           <w:insideH w:val="nil"/>
           <w:insideV w:val="nil"/>
@@ -17941,8 +17941,8 @@
       <w:tblStyleColBandSize w:val="1"/>
       <w:tblInd w:w="0" w:type="dxa"/>
       <w:tblBorders>
-        <w:top w:val="single" w:sz="18" w:space="0" w:color="auto"/>
-        <w:bottom w:val="single" w:sz="18" w:space="0" w:color="auto"/>
+        <w:top w:val="single" w:color="auto" w:sz="18" w:space="0"/>
+        <w:bottom w:val="single" w:color="auto" w:sz="18" w:space="0"/>
       </w:tblBorders>
       <w:tblCellMar>
         <w:top w:w="0" w:type="dxa"/>
@@ -17963,9 +17963,9 @@
       <w:tblPr/>
       <w:tcPr>
         <w:tcBorders>
-          <w:top w:val="single" w:sz="18" w:space="0" w:color="auto"/>
-          <w:left w:val="nil"/>
-          <w:bottom w:val="single" w:sz="18" w:space="0" w:color="auto"/>
+          <w:top w:val="single" w:color="auto" w:sz="18" w:space="0"/>
+          <w:left w:val="nil"/>
+          <w:bottom w:val="single" w:color="auto" w:sz="18" w:space="0"/>
           <w:right w:val="nil"/>
           <w:insideH w:val="nil"/>
           <w:insideV w:val="nil"/>
@@ -17983,9 +17983,9 @@
       <w:tblPr/>
       <w:tcPr>
         <w:tcBorders>
-          <w:top w:val="double" w:sz="6" w:space="0" w:color="auto"/>
-          <w:left w:val="nil"/>
-          <w:bottom w:val="single" w:sz="18" w:space="0" w:color="auto"/>
+          <w:top w:val="double" w:color="auto" w:sz="6" w:space="0"/>
+          <w:left w:val="nil"/>
+          <w:bottom w:val="single" w:color="auto" w:sz="18" w:space="0"/>
           <w:right w:val="nil"/>
           <w:insideH w:val="nil"/>
           <w:insideV w:val="nil"/>
@@ -18004,7 +18004,7 @@
         <w:tcBorders>
           <w:top w:val="nil"/>
           <w:left w:val="nil"/>
-          <w:bottom w:val="single" w:sz="18" w:space="0" w:color="auto"/>
+          <w:bottom w:val="single" w:color="auto" w:sz="18" w:space="0"/>
           <w:right w:val="nil"/>
           <w:insideH w:val="nil"/>
           <w:insideV w:val="nil"/>
@@ -18051,9 +18051,9 @@
       <w:tblPr/>
       <w:tcPr>
         <w:tcBorders>
-          <w:top w:val="single" w:sz="18" w:space="0" w:color="auto"/>
-          <w:left w:val="nil"/>
-          <w:bottom w:val="single" w:sz="18" w:space="0" w:color="auto"/>
+          <w:top w:val="single" w:color="auto" w:sz="18" w:space="0"/>
+          <w:left w:val="nil"/>
+          <w:bottom w:val="single" w:color="auto" w:sz="18" w:space="0"/>
           <w:right w:val="nil"/>
           <w:insideH w:val="nil"/>
           <w:insideV w:val="nil"/>
@@ -18067,9 +18067,9 @@
       <w:tblPr/>
       <w:tcPr>
         <w:tcBorders>
-          <w:top w:val="single" w:sz="18" w:space="0" w:color="auto"/>
-          <w:left w:val="nil"/>
-          <w:bottom w:val="single" w:sz="18" w:space="0" w:color="auto"/>
+          <w:top w:val="single" w:color="auto" w:sz="18" w:space="0"/>
+          <w:left w:val="nil"/>
+          <w:bottom w:val="single" w:color="auto" w:sz="18" w:space="0"/>
           <w:right w:val="nil"/>
           <w:insideH w:val="nil"/>
           <w:insideV w:val="nil"/>
@@ -18090,8 +18090,8 @@
       <w:tblStyleColBandSize w:val="1"/>
       <w:tblInd w:w="0" w:type="dxa"/>
       <w:tblBorders>
-        <w:top w:val="single" w:sz="18" w:space="0" w:color="auto"/>
-        <w:bottom w:val="single" w:sz="18" w:space="0" w:color="auto"/>
+        <w:top w:val="single" w:color="auto" w:sz="18" w:space="0"/>
+        <w:bottom w:val="single" w:color="auto" w:sz="18" w:space="0"/>
       </w:tblBorders>
       <w:tblCellMar>
         <w:top w:w="0" w:type="dxa"/>
@@ -18112,9 +18112,9 @@
       <w:tblPr/>
       <w:tcPr>
         <w:tcBorders>
-          <w:top w:val="single" w:sz="18" w:space="0" w:color="auto"/>
-          <w:left w:val="nil"/>
-          <w:bottom w:val="single" w:sz="18" w:space="0" w:color="auto"/>
+          <w:top w:val="single" w:color="auto" w:sz="18" w:space="0"/>
+          <w:left w:val="nil"/>
+          <w:bottom w:val="single" w:color="auto" w:sz="18" w:space="0"/>
           <w:right w:val="nil"/>
           <w:insideH w:val="nil"/>
           <w:insideV w:val="nil"/>
@@ -18132,9 +18132,9 @@
       <w:tblPr/>
       <w:tcPr>
         <w:tcBorders>
-          <w:top w:val="double" w:sz="6" w:space="0" w:color="auto"/>
-          <w:left w:val="nil"/>
-          <w:bottom w:val="single" w:sz="18" w:space="0" w:color="auto"/>
+          <w:top w:val="double" w:color="auto" w:sz="6" w:space="0"/>
+          <w:left w:val="nil"/>
+          <w:bottom w:val="single" w:color="auto" w:sz="18" w:space="0"/>
           <w:right w:val="nil"/>
           <w:insideH w:val="nil"/>
           <w:insideV w:val="nil"/>
@@ -18153,7 +18153,7 @@
         <w:tcBorders>
           <w:top w:val="nil"/>
           <w:left w:val="nil"/>
-          <w:bottom w:val="single" w:sz="18" w:space="0" w:color="auto"/>
+          <w:bottom w:val="single" w:color="auto" w:sz="18" w:space="0"/>
           <w:right w:val="nil"/>
           <w:insideH w:val="nil"/>
           <w:insideV w:val="nil"/>
@@ -18200,9 +18200,9 @@
       <w:tblPr/>
       <w:tcPr>
         <w:tcBorders>
-          <w:top w:val="single" w:sz="18" w:space="0" w:color="auto"/>
-          <w:left w:val="nil"/>
-          <w:bottom w:val="single" w:sz="18" w:space="0" w:color="auto"/>
+          <w:top w:val="single" w:color="auto" w:sz="18" w:space="0"/>
+          <w:left w:val="nil"/>
+          <w:bottom w:val="single" w:color="auto" w:sz="18" w:space="0"/>
           <w:right w:val="nil"/>
           <w:insideH w:val="nil"/>
           <w:insideV w:val="nil"/>
@@ -18216,9 +18216,9 @@
       <w:tblPr/>
       <w:tcPr>
         <w:tcBorders>
-          <w:top w:val="single" w:sz="18" w:space="0" w:color="auto"/>
-          <w:left w:val="nil"/>
-          <w:bottom w:val="single" w:sz="18" w:space="0" w:color="auto"/>
+          <w:top w:val="single" w:color="auto" w:sz="18" w:space="0"/>
+          <w:left w:val="nil"/>
+          <w:bottom w:val="single" w:color="auto" w:sz="18" w:space="0"/>
           <w:right w:val="nil"/>
           <w:insideH w:val="nil"/>
           <w:insideV w:val="nil"/>
@@ -18239,8 +18239,8 @@
       <w:tblStyleColBandSize w:val="1"/>
       <w:tblInd w:w="0" w:type="dxa"/>
       <w:tblBorders>
-        <w:top w:val="single" w:sz="18" w:space="0" w:color="auto"/>
-        <w:bottom w:val="single" w:sz="18" w:space="0" w:color="auto"/>
+        <w:top w:val="single" w:color="auto" w:sz="18" w:space="0"/>
+        <w:bottom w:val="single" w:color="auto" w:sz="18" w:space="0"/>
       </w:tblBorders>
       <w:tblCellMar>
         <w:top w:w="0" w:type="dxa"/>
@@ -18261,9 +18261,9 @@
       <w:tblPr/>
       <w:tcPr>
         <w:tcBorders>
-          <w:top w:val="single" w:sz="18" w:space="0" w:color="auto"/>
-          <w:left w:val="nil"/>
-          <w:bottom w:val="single" w:sz="18" w:space="0" w:color="auto"/>
+          <w:top w:val="single" w:color="auto" w:sz="18" w:space="0"/>
+          <w:left w:val="nil"/>
+          <w:bottom w:val="single" w:color="auto" w:sz="18" w:space="0"/>
           <w:right w:val="nil"/>
           <w:insideH w:val="nil"/>
           <w:insideV w:val="nil"/>
@@ -18281,9 +18281,9 @@
       <w:tblPr/>
       <w:tcPr>
         <w:tcBorders>
-          <w:top w:val="double" w:sz="6" w:space="0" w:color="auto"/>
-          <w:left w:val="nil"/>
-          <w:bottom w:val="single" w:sz="18" w:space="0" w:color="auto"/>
+          <w:top w:val="double" w:color="auto" w:sz="6" w:space="0"/>
+          <w:left w:val="nil"/>
+          <w:bottom w:val="single" w:color="auto" w:sz="18" w:space="0"/>
           <w:right w:val="nil"/>
           <w:insideH w:val="nil"/>
           <w:insideV w:val="nil"/>
@@ -18302,7 +18302,7 @@
         <w:tcBorders>
           <w:top w:val="nil"/>
           <w:left w:val="nil"/>
-          <w:bottom w:val="single" w:sz="18" w:space="0" w:color="auto"/>
+          <w:bottom w:val="single" w:color="auto" w:sz="18" w:space="0"/>
           <w:right w:val="nil"/>
           <w:insideH w:val="nil"/>
           <w:insideV w:val="nil"/>
@@ -18349,9 +18349,9 @@
       <w:tblPr/>
       <w:tcPr>
         <w:tcBorders>
-          <w:top w:val="single" w:sz="18" w:space="0" w:color="auto"/>
-          <w:left w:val="nil"/>
-          <w:bottom w:val="single" w:sz="18" w:space="0" w:color="auto"/>
+          <w:top w:val="single" w:color="auto" w:sz="18" w:space="0"/>
+          <w:left w:val="nil"/>
+          <w:bottom w:val="single" w:color="auto" w:sz="18" w:space="0"/>
           <w:right w:val="nil"/>
           <w:insideH w:val="nil"/>
           <w:insideV w:val="nil"/>
@@ -18365,9 +18365,9 @@
       <w:tblPr/>
       <w:tcPr>
         <w:tcBorders>
-          <w:top w:val="single" w:sz="18" w:space="0" w:color="auto"/>
-          <w:left w:val="nil"/>
-          <w:bottom w:val="single" w:sz="18" w:space="0" w:color="auto"/>
+          <w:top w:val="single" w:color="auto" w:sz="18" w:space="0"/>
+          <w:left w:val="nil"/>
+          <w:bottom w:val="single" w:color="auto" w:sz="18" w:space="0"/>
           <w:right w:val="nil"/>
           <w:insideH w:val="nil"/>
           <w:insideV w:val="nil"/>
@@ -18391,8 +18391,8 @@
       <w:tblStyleColBandSize w:val="1"/>
       <w:tblInd w:w="0" w:type="dxa"/>
       <w:tblBorders>
-        <w:top w:val="single" w:sz="8" w:space="0" w:color="000000" w:themeColor="text1"/>
-        <w:bottom w:val="single" w:sz="8" w:space="0" w:color="000000" w:themeColor="text1"/>
+        <w:top w:val="single" w:color="000000" w:themeColor="text1" w:sz="8" w:space="0"/>
+        <w:bottom w:val="single" w:color="000000" w:themeColor="text1" w:sz="8" w:space="0"/>
       </w:tblBorders>
       <w:tblCellMar>
         <w:top w:w="0" w:type="dxa"/>
@@ -18403,13 +18403,13 @@
     </w:tblPr>
     <w:tblStylePr w:type="firstRow">
       <w:rPr>
-        <w:rFonts w:asciiTheme="majorHAnsi" w:eastAsiaTheme="majorEastAsia" w:hAnsiTheme="majorHAnsi" w:cstheme="majorBidi"/>
+        <w:rFonts w:asciiTheme="majorHAnsi" w:hAnsiTheme="majorHAnsi" w:eastAsiaTheme="majorEastAsia" w:cstheme="majorBidi"/>
       </w:rPr>
       <w:tblPr/>
       <w:tcPr>
         <w:tcBorders>
           <w:top w:val="nil"/>
-          <w:bottom w:val="single" w:sz="8" w:space="0" w:color="000000" w:themeColor="text1"/>
+          <w:bottom w:val="single" w:color="000000" w:themeColor="text1" w:sz="8" w:space="0"/>
         </w:tcBorders>
       </w:tcPr>
     </w:tblStylePr>
@@ -18422,8 +18422,8 @@
       <w:tblPr/>
       <w:tcPr>
         <w:tcBorders>
-          <w:top w:val="single" w:sz="8" w:space="0" w:color="000000" w:themeColor="text1"/>
-          <w:bottom w:val="single" w:sz="8" w:space="0" w:color="000000" w:themeColor="text1"/>
+          <w:top w:val="single" w:color="000000" w:themeColor="text1" w:sz="8" w:space="0"/>
+          <w:bottom w:val="single" w:color="000000" w:themeColor="text1" w:sz="8" w:space="0"/>
         </w:tcBorders>
       </w:tcPr>
     </w:tblStylePr>
@@ -18441,8 +18441,8 @@
       <w:tblPr/>
       <w:tcPr>
         <w:tcBorders>
-          <w:top w:val="single" w:sz="8" w:space="0" w:color="000000" w:themeColor="text1"/>
-          <w:bottom w:val="single" w:sz="8" w:space="0" w:color="000000" w:themeColor="text1"/>
+          <w:top w:val="single" w:color="000000" w:themeColor="text1" w:sz="8" w:space="0"/>
+          <w:bottom w:val="single" w:color="000000" w:themeColor="text1" w:sz="8" w:space="0"/>
         </w:tcBorders>
       </w:tcPr>
     </w:tblStylePr>
@@ -18475,8 +18475,8 @@
       <w:tblStyleColBandSize w:val="1"/>
       <w:tblInd w:w="0" w:type="dxa"/>
       <w:tblBorders>
-        <w:top w:val="single" w:sz="8" w:space="0" w:color="4F81BD" w:themeColor="accent1"/>
-        <w:bottom w:val="single" w:sz="8" w:space="0" w:color="4F81BD" w:themeColor="accent1"/>
+        <w:top w:val="single" w:color="4F81BD" w:themeColor="accent1" w:sz="8" w:space="0"/>
+        <w:bottom w:val="single" w:color="4F81BD" w:themeColor="accent1" w:sz="8" w:space="0"/>
       </w:tblBorders>
       <w:tblCellMar>
         <w:top w:w="0" w:type="dxa"/>
@@ -18487,13 +18487,13 @@
     </w:tblPr>
     <w:tblStylePr w:type="firstRow">
       <w:rPr>
-        <w:rFonts w:asciiTheme="majorHAnsi" w:eastAsiaTheme="majorEastAsia" w:hAnsiTheme="majorHAnsi" w:cstheme="majorBidi"/>
+        <w:rFonts w:asciiTheme="majorHAnsi" w:hAnsiTheme="majorHAnsi" w:eastAsiaTheme="majorEastAsia" w:cstheme="majorBidi"/>
       </w:rPr>
       <w:tblPr/>
       <w:tcPr>
         <w:tcBorders>
           <w:top w:val="nil"/>
-          <w:bottom w:val="single" w:sz="8" w:space="0" w:color="4F81BD" w:themeColor="accent1"/>
+          <w:bottom w:val="single" w:color="4F81BD" w:themeColor="accent1" w:sz="8" w:space="0"/>
         </w:tcBorders>
       </w:tcPr>
     </w:tblStylePr>
@@ -18506,8 +18506,8 @@
       <w:tblPr/>
       <w:tcPr>
         <w:tcBorders>
-          <w:top w:val="single" w:sz="8" w:space="0" w:color="4F81BD" w:themeColor="accent1"/>
-          <w:bottom w:val="single" w:sz="8" w:space="0" w:color="4F81BD" w:themeColor="accent1"/>
+          <w:top w:val="single" w:color="4F81BD" w:themeColor="accent1" w:sz="8" w:space="0"/>
+          <w:bottom w:val="single" w:color="4F81BD" w:themeColor="accent1" w:sz="8" w:space="0"/>
         </w:tcBorders>
       </w:tcPr>
     </w:tblStylePr>
@@ -18525,8 +18525,8 @@
       <w:tblPr/>
       <w:tcPr>
         <w:tcBorders>
-          <w:top w:val="single" w:sz="8" w:space="0" w:color="4F81BD" w:themeColor="accent1"/>
-          <w:bottom w:val="single" w:sz="8" w:space="0" w:color="4F81BD" w:themeColor="accent1"/>
+          <w:top w:val="single" w:color="4F81BD" w:themeColor="accent1" w:sz="8" w:space="0"/>
+          <w:bottom w:val="single" w:color="4F81BD" w:themeColor="accent1" w:sz="8" w:space="0"/>
         </w:tcBorders>
       </w:tcPr>
     </w:tblStylePr>
@@ -18559,8 +18559,8 @@
       <w:tblStyleColBandSize w:val="1"/>
       <w:tblInd w:w="0" w:type="dxa"/>
       <w:tblBorders>
-        <w:top w:val="single" w:sz="8" w:space="0" w:color="C0504D" w:themeColor="accent2"/>
-        <w:bottom w:val="single" w:sz="8" w:space="0" w:color="C0504D" w:themeColor="accent2"/>
+        <w:top w:val="single" w:color="C0504D" w:themeColor="accent2" w:sz="8" w:space="0"/>
+        <w:bottom w:val="single" w:color="C0504D" w:themeColor="accent2" w:sz="8" w:space="0"/>
       </w:tblBorders>
       <w:tblCellMar>
         <w:top w:w="0" w:type="dxa"/>
@@ -18571,13 +18571,13 @@
     </w:tblPr>
     <w:tblStylePr w:type="firstRow">
       <w:rPr>
-        <w:rFonts w:asciiTheme="majorHAnsi" w:eastAsiaTheme="majorEastAsia" w:hAnsiTheme="majorHAnsi" w:cstheme="majorBidi"/>
+        <w:rFonts w:asciiTheme="majorHAnsi" w:hAnsiTheme="majorHAnsi" w:eastAsiaTheme="majorEastAsia" w:cstheme="majorBidi"/>
       </w:rPr>
       <w:tblPr/>
       <w:tcPr>
         <w:tcBorders>
           <w:top w:val="nil"/>
-          <w:bottom w:val="single" w:sz="8" w:space="0" w:color="C0504D" w:themeColor="accent2"/>
+          <w:bottom w:val="single" w:color="C0504D" w:themeColor="accent2" w:sz="8" w:space="0"/>
         </w:tcBorders>
       </w:tcPr>
     </w:tblStylePr>
@@ -18590,8 +18590,8 @@
       <w:tblPr/>
       <w:tcPr>
         <w:tcBorders>
-          <w:top w:val="single" w:sz="8" w:space="0" w:color="C0504D" w:themeColor="accent2"/>
-          <w:bottom w:val="single" w:sz="8" w:space="0" w:color="C0504D" w:themeColor="accent2"/>
+          <w:top w:val="single" w:color="C0504D" w:themeColor="accent2" w:sz="8" w:space="0"/>
+          <w:bottom w:val="single" w:color="C0504D" w:themeColor="accent2" w:sz="8" w:space="0"/>
         </w:tcBorders>
       </w:tcPr>
     </w:tblStylePr>
@@ -18609,8 +18609,8 @@
       <w:tblPr/>
       <w:tcPr>
         <w:tcBorders>
-          <w:top w:val="single" w:sz="8" w:space="0" w:color="C0504D" w:themeColor="accent2"/>
-          <w:bottom w:val="single" w:sz="8" w:space="0" w:color="C0504D" w:themeColor="accent2"/>
+          <w:top w:val="single" w:color="C0504D" w:themeColor="accent2" w:sz="8" w:space="0"/>
+          <w:bottom w:val="single" w:color="C0504D" w:themeColor="accent2" w:sz="8" w:space="0"/>
         </w:tcBorders>
       </w:tcPr>
     </w:tblStylePr>
@@ -18643,8 +18643,8 @@
       <w:tblStyleColBandSize w:val="1"/>
       <w:tblInd w:w="0" w:type="dxa"/>
       <w:tblBorders>
-        <w:top w:val="single" w:sz="8" w:space="0" w:color="9BBB59" w:themeColor="accent3"/>
-        <w:bottom w:val="single" w:sz="8" w:space="0" w:color="9BBB59" w:themeColor="accent3"/>
+        <w:top w:val="single" w:color="9BBB59" w:themeColor="accent3" w:sz="8" w:space="0"/>
+        <w:bottom w:val="single" w:color="9BBB59" w:themeColor="accent3" w:sz="8" w:space="0"/>
       </w:tblBorders>
       <w:tblCellMar>
         <w:top w:w="0" w:type="dxa"/>
@@ -18655,13 +18655,13 @@
     </w:tblPr>
     <w:tblStylePr w:type="firstRow">
       <w:rPr>
-        <w:rFonts w:asciiTheme="majorHAnsi" w:eastAsiaTheme="majorEastAsia" w:hAnsiTheme="majorHAnsi" w:cstheme="majorBidi"/>
+        <w:rFonts w:asciiTheme="majorHAnsi" w:hAnsiTheme="majorHAnsi" w:eastAsiaTheme="majorEastAsia" w:cstheme="majorBidi"/>
       </w:rPr>
       <w:tblPr/>
       <w:tcPr>
         <w:tcBorders>
           <w:top w:val="nil"/>
-          <w:bottom w:val="single" w:sz="8" w:space="0" w:color="9BBB59" w:themeColor="accent3"/>
+          <w:bottom w:val="single" w:color="9BBB59" w:themeColor="accent3" w:sz="8" w:space="0"/>
         </w:tcBorders>
       </w:tcPr>
     </w:tblStylePr>
@@ -18674,8 +18674,8 @@
       <w:tblPr/>
       <w:tcPr>
         <w:tcBorders>
-          <w:top w:val="single" w:sz="8" w:space="0" w:color="9BBB59" w:themeColor="accent3"/>
-          <w:bottom w:val="single" w:sz="8" w:space="0" w:color="9BBB59" w:themeColor="accent3"/>
+          <w:top w:val="single" w:color="9BBB59" w:themeColor="accent3" w:sz="8" w:space="0"/>
+          <w:bottom w:val="single" w:color="9BBB59" w:themeColor="accent3" w:sz="8" w:space="0"/>
         </w:tcBorders>
       </w:tcPr>
     </w:tblStylePr>
@@ -18693,8 +18693,8 @@
       <w:tblPr/>
       <w:tcPr>
         <w:tcBorders>
-          <w:top w:val="single" w:sz="8" w:space="0" w:color="9BBB59" w:themeColor="accent3"/>
-          <w:bottom w:val="single" w:sz="8" w:space="0" w:color="9BBB59" w:themeColor="accent3"/>
+          <w:top w:val="single" w:color="9BBB59" w:themeColor="accent3" w:sz="8" w:space="0"/>
+          <w:bottom w:val="single" w:color="9BBB59" w:themeColor="accent3" w:sz="8" w:space="0"/>
         </w:tcBorders>
       </w:tcPr>
     </w:tblStylePr>
@@ -18727,8 +18727,8 @@
       <w:tblStyleColBandSize w:val="1"/>
       <w:tblInd w:w="0" w:type="dxa"/>
       <w:tblBorders>
-        <w:top w:val="single" w:sz="8" w:space="0" w:color="8064A2" w:themeColor="accent4"/>
-        <w:bottom w:val="single" w:sz="8" w:space="0" w:color="8064A2" w:themeColor="accent4"/>
+        <w:top w:val="single" w:color="8064A2" w:themeColor="accent4" w:sz="8" w:space="0"/>
+        <w:bottom w:val="single" w:color="8064A2" w:themeColor="accent4" w:sz="8" w:space="0"/>
       </w:tblBorders>
       <w:tblCellMar>
         <w:top w:w="0" w:type="dxa"/>
@@ -18739,13 +18739,13 @@
     </w:tblPr>
     <w:tblStylePr w:type="firstRow">
       <w:rPr>
-        <w:rFonts w:asciiTheme="majorHAnsi" w:eastAsiaTheme="majorEastAsia" w:hAnsiTheme="majorHAnsi" w:cstheme="majorBidi"/>
+        <w:rFonts w:asciiTheme="majorHAnsi" w:hAnsiTheme="majorHAnsi" w:eastAsiaTheme="majorEastAsia" w:cstheme="majorBidi"/>
       </w:rPr>
       <w:tblPr/>
       <w:tcPr>
         <w:tcBorders>
           <w:top w:val="nil"/>
-          <w:bottom w:val="single" w:sz="8" w:space="0" w:color="8064A2" w:themeColor="accent4"/>
+          <w:bottom w:val="single" w:color="8064A2" w:themeColor="accent4" w:sz="8" w:space="0"/>
         </w:tcBorders>
       </w:tcPr>
     </w:tblStylePr>
@@ -18758,8 +18758,8 @@
       <w:tblPr/>
       <w:tcPr>
         <w:tcBorders>
-          <w:top w:val="single" w:sz="8" w:space="0" w:color="8064A2" w:themeColor="accent4"/>
-          <w:bottom w:val="single" w:sz="8" w:space="0" w:color="8064A2" w:themeColor="accent4"/>
+          <w:top w:val="single" w:color="8064A2" w:themeColor="accent4" w:sz="8" w:space="0"/>
+          <w:bottom w:val="single" w:color="8064A2" w:themeColor="accent4" w:sz="8" w:space="0"/>
         </w:tcBorders>
       </w:tcPr>
     </w:tblStylePr>
@@ -18777,8 +18777,8 @@
       <w:tblPr/>
       <w:tcPr>
         <w:tcBorders>
-          <w:top w:val="single" w:sz="8" w:space="0" w:color="8064A2" w:themeColor="accent4"/>
-          <w:bottom w:val="single" w:sz="8" w:space="0" w:color="8064A2" w:themeColor="accent4"/>
+          <w:top w:val="single" w:color="8064A2" w:themeColor="accent4" w:sz="8" w:space="0"/>
+          <w:bottom w:val="single" w:color="8064A2" w:themeColor="accent4" w:sz="8" w:space="0"/>
         </w:tcBorders>
       </w:tcPr>
     </w:tblStylePr>
@@ -18811,8 +18811,8 @@
       <w:tblStyleColBandSize w:val="1"/>
       <w:tblInd w:w="0" w:type="dxa"/>
       <w:tblBorders>
-        <w:top w:val="single" w:sz="8" w:space="0" w:color="4BACC6" w:themeColor="accent5"/>
-        <w:bottom w:val="single" w:sz="8" w:space="0" w:color="4BACC6" w:themeColor="accent5"/>
+        <w:top w:val="single" w:color="4BACC6" w:themeColor="accent5" w:sz="8" w:space="0"/>
+        <w:bottom w:val="single" w:color="4BACC6" w:themeColor="accent5" w:sz="8" w:space="0"/>
       </w:tblBorders>
       <w:tblCellMar>
         <w:top w:w="0" w:type="dxa"/>
@@ -18823,13 +18823,13 @@
     </w:tblPr>
     <w:tblStylePr w:type="firstRow">
       <w:rPr>
-        <w:rFonts w:asciiTheme="majorHAnsi" w:eastAsiaTheme="majorEastAsia" w:hAnsiTheme="majorHAnsi" w:cstheme="majorBidi"/>
+        <w:rFonts w:asciiTheme="majorHAnsi" w:hAnsiTheme="majorHAnsi" w:eastAsiaTheme="majorEastAsia" w:cstheme="majorBidi"/>
       </w:rPr>
       <w:tblPr/>
       <w:tcPr>
         <w:tcBorders>
           <w:top w:val="nil"/>
-          <w:bottom w:val="single" w:sz="8" w:space="0" w:color="4BACC6" w:themeColor="accent5"/>
+          <w:bottom w:val="single" w:color="4BACC6" w:themeColor="accent5" w:sz="8" w:space="0"/>
         </w:tcBorders>
       </w:tcPr>
     </w:tblStylePr>
@@ -18842,8 +18842,8 @@
       <w:tblPr/>
       <w:tcPr>
         <w:tcBorders>
-          <w:top w:val="single" w:sz="8" w:space="0" w:color="4BACC6" w:themeColor="accent5"/>
-          <w:bottom w:val="single" w:sz="8" w:space="0" w:color="4BACC6" w:themeColor="accent5"/>
+          <w:top w:val="single" w:color="4BACC6" w:themeColor="accent5" w:sz="8" w:space="0"/>
+          <w:bottom w:val="single" w:color="4BACC6" w:themeColor="accent5" w:sz="8" w:space="0"/>
         </w:tcBorders>
       </w:tcPr>
     </w:tblStylePr>
@@ -18861,8 +18861,8 @@
       <w:tblPr/>
       <w:tcPr>
         <w:tcBorders>
-          <w:top w:val="single" w:sz="8" w:space="0" w:color="4BACC6" w:themeColor="accent5"/>
-          <w:bottom w:val="single" w:sz="8" w:space="0" w:color="4BACC6" w:themeColor="accent5"/>
+          <w:top w:val="single" w:color="4BACC6" w:themeColor="accent5" w:sz="8" w:space="0"/>
+          <w:bottom w:val="single" w:color="4BACC6" w:themeColor="accent5" w:sz="8" w:space="0"/>
         </w:tcBorders>
       </w:tcPr>
     </w:tblStylePr>
@@ -18895,8 +18895,8 @@
       <w:tblStyleColBandSize w:val="1"/>
       <w:tblInd w:w="0" w:type="dxa"/>
       <w:tblBorders>
-        <w:top w:val="single" w:sz="8" w:space="0" w:color="F79646" w:themeColor="accent6"/>
-        <w:bottom w:val="single" w:sz="8" w:space="0" w:color="F79646" w:themeColor="accent6"/>
+        <w:top w:val="single" w:color="F79646" w:themeColor="accent6" w:sz="8" w:space="0"/>
+        <w:bottom w:val="single" w:color="F79646" w:themeColor="accent6" w:sz="8" w:space="0"/>
       </w:tblBorders>
       <w:tblCellMar>
         <w:top w:w="0" w:type="dxa"/>
@@ -18907,13 +18907,13 @@
     </w:tblPr>
     <w:tblStylePr w:type="firstRow">
       <w:rPr>
-        <w:rFonts w:asciiTheme="majorHAnsi" w:eastAsiaTheme="majorEastAsia" w:hAnsiTheme="majorHAnsi" w:cstheme="majorBidi"/>
+        <w:rFonts w:asciiTheme="majorHAnsi" w:hAnsiTheme="majorHAnsi" w:eastAsiaTheme="majorEastAsia" w:cstheme="majorBidi"/>
       </w:rPr>
       <w:tblPr/>
       <w:tcPr>
         <w:tcBorders>
           <w:top w:val="nil"/>
-          <w:bottom w:val="single" w:sz="8" w:space="0" w:color="F79646" w:themeColor="accent6"/>
+          <w:bottom w:val="single" w:color="F79646" w:themeColor="accent6" w:sz="8" w:space="0"/>
         </w:tcBorders>
       </w:tcPr>
     </w:tblStylePr>
@@ -18926,8 +18926,8 @@
       <w:tblPr/>
       <w:tcPr>
         <w:tcBorders>
-          <w:top w:val="single" w:sz="8" w:space="0" w:color="F79646" w:themeColor="accent6"/>
-          <w:bottom w:val="single" w:sz="8" w:space="0" w:color="F79646" w:themeColor="accent6"/>
+          <w:top w:val="single" w:color="F79646" w:themeColor="accent6" w:sz="8" w:space="0"/>
+          <w:bottom w:val="single" w:color="F79646" w:themeColor="accent6" w:sz="8" w:space="0"/>
         </w:tcBorders>
       </w:tcPr>
     </w:tblStylePr>
@@ -18945,8 +18945,8 @@
       <w:tblPr/>
       <w:tcPr>
         <w:tcBorders>
-          <w:top w:val="single" w:sz="8" w:space="0" w:color="F79646" w:themeColor="accent6"/>
-          <w:bottom w:val="single" w:sz="8" w:space="0" w:color="F79646" w:themeColor="accent6"/>
+          <w:top w:val="single" w:color="F79646" w:themeColor="accent6" w:sz="8" w:space="0"/>
+          <w:bottom w:val="single" w:color="F79646" w:themeColor="accent6" w:sz="8" w:space="0"/>
         </w:tcBorders>
       </w:tcPr>
     </w:tblStylePr>
@@ -18972,7 +18972,7 @@
       <w:spacing w:after="0" w:line="240" w:lineRule="auto"/>
     </w:pPr>
     <w:rPr>
-      <w:rFonts w:asciiTheme="majorHAnsi" w:eastAsiaTheme="majorEastAsia" w:hAnsiTheme="majorHAnsi" w:cstheme="majorBidi"/>
+      <w:rFonts w:asciiTheme="majorHAnsi" w:hAnsiTheme="majorHAnsi" w:eastAsiaTheme="majorEastAsia" w:cstheme="majorBidi"/>
       <w:color w:val="000000" w:themeColor="text1"/>
     </w:rPr>
     <w:tblPr>
@@ -18980,10 +18980,10 @@
       <w:tblStyleColBandSize w:val="1"/>
       <w:tblInd w:w="0" w:type="dxa"/>
       <w:tblBorders>
-        <w:top w:val="single" w:sz="8" w:space="0" w:color="000000" w:themeColor="text1"/>
-        <w:left w:val="single" w:sz="8" w:space="0" w:color="000000" w:themeColor="text1"/>
-        <w:bottom w:val="single" w:sz="8" w:space="0" w:color="000000" w:themeColor="text1"/>
-        <w:right w:val="single" w:sz="8" w:space="0" w:color="000000" w:themeColor="text1"/>
+        <w:top w:val="single" w:color="000000" w:themeColor="text1" w:sz="8" w:space="0"/>
+        <w:left w:val="single" w:color="000000" w:themeColor="text1" w:sz="8" w:space="0"/>
+        <w:bottom w:val="single" w:color="000000" w:themeColor="text1" w:sz="8" w:space="0"/>
+        <w:right w:val="single" w:color="000000" w:themeColor="text1" w:sz="8" w:space="0"/>
       </w:tblBorders>
       <w:tblCellMar>
         <w:top w:w="0" w:type="dxa"/>
@@ -19002,7 +19002,7 @@
         <w:tcBorders>
           <w:top w:val="nil"/>
           <w:left w:val="nil"/>
-          <w:bottom w:val="single" w:sz="24" w:space="0" w:color="000000" w:themeColor="text1"/>
+          <w:bottom w:val="single" w:color="000000" w:themeColor="text1" w:sz="24" w:space="0"/>
           <w:right w:val="nil"/>
           <w:insideH w:val="nil"/>
           <w:insideV w:val="nil"/>
@@ -19014,7 +19014,7 @@
       <w:tblPr/>
       <w:tcPr>
         <w:tcBorders>
-          <w:top w:val="single" w:sz="8" w:space="0" w:color="000000" w:themeColor="text1"/>
+          <w:top w:val="single" w:color="000000" w:themeColor="text1" w:sz="8" w:space="0"/>
           <w:left w:val="nil"/>
           <w:bottom w:val="nil"/>
           <w:right w:val="nil"/>
@@ -19031,7 +19031,7 @@
           <w:top w:val="nil"/>
           <w:left w:val="nil"/>
           <w:bottom w:val="nil"/>
-          <w:right w:val="single" w:sz="8" w:space="0" w:color="000000" w:themeColor="text1"/>
+          <w:right w:val="single" w:color="000000" w:themeColor="text1" w:sz="8" w:space="0"/>
           <w:insideH w:val="nil"/>
           <w:insideV w:val="nil"/>
         </w:tcBorders>
@@ -19043,7 +19043,7 @@
       <w:tcPr>
         <w:tcBorders>
           <w:top w:val="nil"/>
-          <w:left w:val="single" w:sz="8" w:space="0" w:color="000000" w:themeColor="text1"/>
+          <w:left w:val="single" w:color="000000" w:themeColor="text1" w:sz="8" w:space="0"/>
           <w:bottom w:val="nil"/>
           <w:right w:val="nil"/>
           <w:insideH w:val="nil"/>
@@ -19100,7 +19100,7 @@
       <w:spacing w:after="0" w:line="240" w:lineRule="auto"/>
     </w:pPr>
     <w:rPr>
-      <w:rFonts w:asciiTheme="majorHAnsi" w:eastAsiaTheme="majorEastAsia" w:hAnsiTheme="majorHAnsi" w:cstheme="majorBidi"/>
+      <w:rFonts w:asciiTheme="majorHAnsi" w:hAnsiTheme="majorHAnsi" w:eastAsiaTheme="majorEastAsia" w:cstheme="majorBidi"/>
       <w:color w:val="000000" w:themeColor="text1"/>
     </w:rPr>
     <w:tblPr>
@@ -19108,10 +19108,10 @@
       <w:tblStyleColBandSize w:val="1"/>
       <w:tblInd w:w="0" w:type="dxa"/>
       <w:tblBorders>
-        <w:top w:val="single" w:sz="8" w:space="0" w:color="4F81BD" w:themeColor="accent1"/>
-        <w:left w:val="single" w:sz="8" w:space="0" w:color="4F81BD" w:themeColor="accent1"/>
-        <w:bottom w:val="single" w:sz="8" w:space="0" w:color="4F81BD" w:themeColor="accent1"/>
-        <w:right w:val="single" w:sz="8" w:space="0" w:color="4F81BD" w:themeColor="accent1"/>
+        <w:top w:val="single" w:color="4F81BD" w:themeColor="accent1" w:sz="8" w:space="0"/>
+        <w:left w:val="single" w:color="4F81BD" w:themeColor="accent1" w:sz="8" w:space="0"/>
+        <w:bottom w:val="single" w:color="4F81BD" w:themeColor="accent1" w:sz="8" w:space="0"/>
+        <w:right w:val="single" w:color="4F81BD" w:themeColor="accent1" w:sz="8" w:space="0"/>
       </w:tblBorders>
       <w:tblCellMar>
         <w:top w:w="0" w:type="dxa"/>
@@ -19130,7 +19130,7 @@
         <w:tcBorders>
           <w:top w:val="nil"/>
           <w:left w:val="nil"/>
-          <w:bottom w:val="single" w:sz="24" w:space="0" w:color="4F81BD" w:themeColor="accent1"/>
+          <w:bottom w:val="single" w:color="4F81BD" w:themeColor="accent1" w:sz="24" w:space="0"/>
           <w:right w:val="nil"/>
           <w:insideH w:val="nil"/>
           <w:insideV w:val="nil"/>
@@ -19142,7 +19142,7 @@
       <w:tblPr/>
       <w:tcPr>
         <w:tcBorders>
-          <w:top w:val="single" w:sz="8" w:space="0" w:color="4F81BD" w:themeColor="accent1"/>
+          <w:top w:val="single" w:color="4F81BD" w:themeColor="accent1" w:sz="8" w:space="0"/>
           <w:left w:val="nil"/>
           <w:bottom w:val="nil"/>
           <w:right w:val="nil"/>
@@ -19159,7 +19159,7 @@
           <w:top w:val="nil"/>
           <w:left w:val="nil"/>
           <w:bottom w:val="nil"/>
-          <w:right w:val="single" w:sz="8" w:space="0" w:color="4F81BD" w:themeColor="accent1"/>
+          <w:right w:val="single" w:color="4F81BD" w:themeColor="accent1" w:sz="8" w:space="0"/>
           <w:insideH w:val="nil"/>
           <w:insideV w:val="nil"/>
         </w:tcBorders>
@@ -19171,7 +19171,7 @@
       <w:tcPr>
         <w:tcBorders>
           <w:top w:val="nil"/>
-          <w:left w:val="single" w:sz="8" w:space="0" w:color="4F81BD" w:themeColor="accent1"/>
+          <w:left w:val="single" w:color="4F81BD" w:themeColor="accent1" w:sz="8" w:space="0"/>
           <w:bottom w:val="nil"/>
           <w:right w:val="nil"/>
           <w:insideH w:val="nil"/>
@@ -19228,7 +19228,7 @@
       <w:spacing w:after="0" w:line="240" w:lineRule="auto"/>
     </w:pPr>
     <w:rPr>
-      <w:rFonts w:asciiTheme="majorHAnsi" w:eastAsiaTheme="majorEastAsia" w:hAnsiTheme="majorHAnsi" w:cstheme="majorBidi"/>
+      <w:rFonts w:asciiTheme="majorHAnsi" w:hAnsiTheme="majorHAnsi" w:eastAsiaTheme="majorEastAsia" w:cstheme="majorBidi"/>
       <w:color w:val="000000" w:themeColor="text1"/>
     </w:rPr>
     <w:tblPr>
@@ -19236,10 +19236,10 @@
       <w:tblStyleColBandSize w:val="1"/>
       <w:tblInd w:w="0" w:type="dxa"/>
       <w:tblBorders>
-        <w:top w:val="single" w:sz="8" w:space="0" w:color="C0504D" w:themeColor="accent2"/>
-        <w:left w:val="single" w:sz="8" w:space="0" w:color="C0504D" w:themeColor="accent2"/>
-        <w:bottom w:val="single" w:sz="8" w:space="0" w:color="C0504D" w:themeColor="accent2"/>
-        <w:right w:val="single" w:sz="8" w:space="0" w:color="C0504D" w:themeColor="accent2"/>
+        <w:top w:val="single" w:color="C0504D" w:themeColor="accent2" w:sz="8" w:space="0"/>
+        <w:left w:val="single" w:color="C0504D" w:themeColor="accent2" w:sz="8" w:space="0"/>
+        <w:bottom w:val="single" w:color="C0504D" w:themeColor="accent2" w:sz="8" w:space="0"/>
+        <w:right w:val="single" w:color="C0504D" w:themeColor="accent2" w:sz="8" w:space="0"/>
       </w:tblBorders>
       <w:tblCellMar>
         <w:top w:w="0" w:type="dxa"/>
@@ -19258,7 +19258,7 @@
         <w:tcBorders>
           <w:top w:val="nil"/>
           <w:left w:val="nil"/>
-          <w:bottom w:val="single" w:sz="24" w:space="0" w:color="C0504D" w:themeColor="accent2"/>
+          <w:bottom w:val="single" w:color="C0504D" w:themeColor="accent2" w:sz="24" w:space="0"/>
           <w:right w:val="nil"/>
           <w:insideH w:val="nil"/>
           <w:insideV w:val="nil"/>
@@ -19270,7 +19270,7 @@
       <w:tblPr/>
       <w:tcPr>
         <w:tcBorders>
-          <w:top w:val="single" w:sz="8" w:space="0" w:color="C0504D" w:themeColor="accent2"/>
+          <w:top w:val="single" w:color="C0504D" w:themeColor="accent2" w:sz="8" w:space="0"/>
           <w:left w:val="nil"/>
           <w:bottom w:val="nil"/>
           <w:right w:val="nil"/>
@@ -19287,7 +19287,7 @@
           <w:top w:val="nil"/>
           <w:left w:val="nil"/>
           <w:bottom w:val="nil"/>
-          <w:right w:val="single" w:sz="8" w:space="0" w:color="C0504D" w:themeColor="accent2"/>
+          <w:right w:val="single" w:color="C0504D" w:themeColor="accent2" w:sz="8" w:space="0"/>
           <w:insideH w:val="nil"/>
           <w:insideV w:val="nil"/>
         </w:tcBorders>
@@ -19299,7 +19299,7 @@
       <w:tcPr>
         <w:tcBorders>
           <w:top w:val="nil"/>
-          <w:left w:val="single" w:sz="8" w:space="0" w:color="C0504D" w:themeColor="accent2"/>
+          <w:left w:val="single" w:color="C0504D" w:themeColor="accent2" w:sz="8" w:space="0"/>
           <w:bottom w:val="nil"/>
           <w:right w:val="nil"/>
           <w:insideH w:val="nil"/>
@@ -19356,7 +19356,7 @@
       <w:spacing w:after="0" w:line="240" w:lineRule="auto"/>
     </w:pPr>
     <w:rPr>
-      <w:rFonts w:asciiTheme="majorHAnsi" w:eastAsiaTheme="majorEastAsia" w:hAnsiTheme="majorHAnsi" w:cstheme="majorBidi"/>
+      <w:rFonts w:asciiTheme="majorHAnsi" w:hAnsiTheme="majorHAnsi" w:eastAsiaTheme="majorEastAsia" w:cstheme="majorBidi"/>
       <w:color w:val="000000" w:themeColor="text1"/>
     </w:rPr>
     <w:tblPr>
@@ -19364,10 +19364,10 @@
       <w:tblStyleColBandSize w:val="1"/>
       <w:tblInd w:w="0" w:type="dxa"/>
       <w:tblBorders>
-        <w:top w:val="single" w:sz="8" w:space="0" w:color="9BBB59" w:themeColor="accent3"/>
-        <w:left w:val="single" w:sz="8" w:space="0" w:color="9BBB59" w:themeColor="accent3"/>
-        <w:bottom w:val="single" w:sz="8" w:space="0" w:color="9BBB59" w:themeColor="accent3"/>
-        <w:right w:val="single" w:sz="8" w:space="0" w:color="9BBB59" w:themeColor="accent3"/>
+        <w:top w:val="single" w:color="9BBB59" w:themeColor="accent3" w:sz="8" w:space="0"/>
+        <w:left w:val="single" w:color="9BBB59" w:themeColor="accent3" w:sz="8" w:space="0"/>
+        <w:bottom w:val="single" w:color="9BBB59" w:themeColor="accent3" w:sz="8" w:space="0"/>
+        <w:right w:val="single" w:color="9BBB59" w:themeColor="accent3" w:sz="8" w:space="0"/>
       </w:tblBorders>
       <w:tblCellMar>
         <w:top w:w="0" w:type="dxa"/>
@@ -19386,7 +19386,7 @@
         <w:tcBorders>
           <w:top w:val="nil"/>
           <w:left w:val="nil"/>
-          <w:bottom w:val="single" w:sz="24" w:space="0" w:color="9BBB59" w:themeColor="accent3"/>
+          <w:bottom w:val="single" w:color="9BBB59" w:themeColor="accent3" w:sz="24" w:space="0"/>
           <w:right w:val="nil"/>
           <w:insideH w:val="nil"/>
           <w:insideV w:val="nil"/>
@@ -19398,7 +19398,7 @@
       <w:tblPr/>
       <w:tcPr>
         <w:tcBorders>
-          <w:top w:val="single" w:sz="8" w:space="0" w:color="9BBB59" w:themeColor="accent3"/>
+          <w:top w:val="single" w:color="9BBB59" w:themeColor="accent3" w:sz="8" w:space="0"/>
           <w:left w:val="nil"/>
           <w:bottom w:val="nil"/>
           <w:right w:val="nil"/>
@@ -19415,7 +19415,7 @@
           <w:top w:val="nil"/>
           <w:left w:val="nil"/>
           <w:bottom w:val="nil"/>
-          <w:right w:val="single" w:sz="8" w:space="0" w:color="9BBB59" w:themeColor="accent3"/>
+          <w:right w:val="single" w:color="9BBB59" w:themeColor="accent3" w:sz="8" w:space="0"/>
           <w:insideH w:val="nil"/>
           <w:insideV w:val="nil"/>
         </w:tcBorders>
@@ -19427,7 +19427,7 @@
       <w:tcPr>
         <w:tcBorders>
           <w:top w:val="nil"/>
-          <w:left w:val="single" w:sz="8" w:space="0" w:color="9BBB59" w:themeColor="accent3"/>
+          <w:left w:val="single" w:color="9BBB59" w:themeColor="accent3" w:sz="8" w:space="0"/>
           <w:bottom w:val="nil"/>
           <w:right w:val="nil"/>
           <w:insideH w:val="nil"/>
@@ -19484,7 +19484,7 @@
       <w:spacing w:after="0" w:line="240" w:lineRule="auto"/>
     </w:pPr>
     <w:rPr>
-      <w:rFonts w:asciiTheme="majorHAnsi" w:eastAsiaTheme="majorEastAsia" w:hAnsiTheme="majorHAnsi" w:cstheme="majorBidi"/>
+      <w:rFonts w:asciiTheme="majorHAnsi" w:hAnsiTheme="majorHAnsi" w:eastAsiaTheme="majorEastAsia" w:cstheme="majorBidi"/>
       <w:color w:val="000000" w:themeColor="text1"/>
     </w:rPr>
     <w:tblPr>
@@ -19492,10 +19492,10 @@
       <w:tblStyleColBandSize w:val="1"/>
       <w:tblInd w:w="0" w:type="dxa"/>
       <w:tblBorders>
-        <w:top w:val="single" w:sz="8" w:space="0" w:color="8064A2" w:themeColor="accent4"/>
-        <w:left w:val="single" w:sz="8" w:space="0" w:color="8064A2" w:themeColor="accent4"/>
-        <w:bottom w:val="single" w:sz="8" w:space="0" w:color="8064A2" w:themeColor="accent4"/>
-        <w:right w:val="single" w:sz="8" w:space="0" w:color="8064A2" w:themeColor="accent4"/>
+        <w:top w:val="single" w:color="8064A2" w:themeColor="accent4" w:sz="8" w:space="0"/>
+        <w:left w:val="single" w:color="8064A2" w:themeColor="accent4" w:sz="8" w:space="0"/>
+        <w:bottom w:val="single" w:color="8064A2" w:themeColor="accent4" w:sz="8" w:space="0"/>
+        <w:right w:val="single" w:color="8064A2" w:themeColor="accent4" w:sz="8" w:space="0"/>
       </w:tblBorders>
       <w:tblCellMar>
         <w:top w:w="0" w:type="dxa"/>
@@ -19514,7 +19514,7 @@
         <w:tcBorders>
           <w:top w:val="nil"/>
           <w:left w:val="nil"/>
-          <w:bottom w:val="single" w:sz="24" w:space="0" w:color="8064A2" w:themeColor="accent4"/>
+          <w:bottom w:val="single" w:color="8064A2" w:themeColor="accent4" w:sz="24" w:space="0"/>
           <w:right w:val="nil"/>
           <w:insideH w:val="nil"/>
           <w:insideV w:val="nil"/>
@@ -19526,7 +19526,7 @@
       <w:tblPr/>
       <w:tcPr>
         <w:tcBorders>
-          <w:top w:val="single" w:sz="8" w:space="0" w:color="8064A2" w:themeColor="accent4"/>
+          <w:top w:val="single" w:color="8064A2" w:themeColor="accent4" w:sz="8" w:space="0"/>
           <w:left w:val="nil"/>
           <w:bottom w:val="nil"/>
           <w:right w:val="nil"/>
@@ -19543,7 +19543,7 @@
           <w:top w:val="nil"/>
           <w:left w:val="nil"/>
           <w:bottom w:val="nil"/>
-          <w:right w:val="single" w:sz="8" w:space="0" w:color="8064A2" w:themeColor="accent4"/>
+          <w:right w:val="single" w:color="8064A2" w:themeColor="accent4" w:sz="8" w:space="0"/>
           <w:insideH w:val="nil"/>
           <w:insideV w:val="nil"/>
         </w:tcBorders>
@@ -19555,7 +19555,7 @@
       <w:tcPr>
         <w:tcBorders>
           <w:top w:val="nil"/>
-          <w:left w:val="single" w:sz="8" w:space="0" w:color="8064A2" w:themeColor="accent4"/>
+          <w:left w:val="single" w:color="8064A2" w:themeColor="accent4" w:sz="8" w:space="0"/>
           <w:bottom w:val="nil"/>
           <w:right w:val="nil"/>
           <w:insideH w:val="nil"/>
@@ -19612,7 +19612,7 @@
       <w:spacing w:after="0" w:line="240" w:lineRule="auto"/>
     </w:pPr>
     <w:rPr>
-      <w:rFonts w:asciiTheme="majorHAnsi" w:eastAsiaTheme="majorEastAsia" w:hAnsiTheme="majorHAnsi" w:cstheme="majorBidi"/>
+      <w:rFonts w:asciiTheme="majorHAnsi" w:hAnsiTheme="majorHAnsi" w:eastAsiaTheme="majorEastAsia" w:cstheme="majorBidi"/>
       <w:color w:val="000000" w:themeColor="text1"/>
     </w:rPr>
     <w:tblPr>
@@ -19620,10 +19620,10 @@
       <w:tblStyleColBandSize w:val="1"/>
       <w:tblInd w:w="0" w:type="dxa"/>
       <w:tblBorders>
-        <w:top w:val="single" w:sz="8" w:space="0" w:color="4BACC6" w:themeColor="accent5"/>
-        <w:left w:val="single" w:sz="8" w:space="0" w:color="4BACC6" w:themeColor="accent5"/>
-        <w:bottom w:val="single" w:sz="8" w:space="0" w:color="4BACC6" w:themeColor="accent5"/>
-        <w:right w:val="single" w:sz="8" w:space="0" w:color="4BACC6" w:themeColor="accent5"/>
+        <w:top w:val="single" w:color="4BACC6" w:themeColor="accent5" w:sz="8" w:space="0"/>
+        <w:left w:val="single" w:color="4BACC6" w:themeColor="accent5" w:sz="8" w:space="0"/>
+        <w:bottom w:val="single" w:color="4BACC6" w:themeColor="accent5" w:sz="8" w:space="0"/>
+        <w:right w:val="single" w:color="4BACC6" w:themeColor="accent5" w:sz="8" w:space="0"/>
       </w:tblBorders>
       <w:tblCellMar>
         <w:top w:w="0" w:type="dxa"/>
@@ -19642,7 +19642,7 @@
         <w:tcBorders>
           <w:top w:val="nil"/>
           <w:left w:val="nil"/>
-          <w:bottom w:val="single" w:sz="24" w:space="0" w:color="4BACC6" w:themeColor="accent5"/>
+          <w:bottom w:val="single" w:color="4BACC6" w:themeColor="accent5" w:sz="24" w:space="0"/>
           <w:right w:val="nil"/>
           <w:insideH w:val="nil"/>
           <w:insideV w:val="nil"/>
@@ -19654,7 +19654,7 @@
       <w:tblPr/>
       <w:tcPr>
         <w:tcBorders>
-          <w:top w:val="single" w:sz="8" w:space="0" w:color="4BACC6" w:themeColor="accent5"/>
+          <w:top w:val="single" w:color="4BACC6" w:themeColor="accent5" w:sz="8" w:space="0"/>
           <w:left w:val="nil"/>
           <w:bottom w:val="nil"/>
           <w:right w:val="nil"/>
@@ -19671,7 +19671,7 @@
           <w:top w:val="nil"/>
           <w:left w:val="nil"/>
           <w:bottom w:val="nil"/>
-          <w:right w:val="single" w:sz="8" w:space="0" w:color="4BACC6" w:themeColor="accent5"/>
+          <w:right w:val="single" w:color="4BACC6" w:themeColor="accent5" w:sz="8" w:space="0"/>
           <w:insideH w:val="nil"/>
           <w:insideV w:val="nil"/>
         </w:tcBorders>
@@ -19683,7 +19683,7 @@
       <w:tcPr>
         <w:tcBorders>
           <w:top w:val="nil"/>
-          <w:left w:val="single" w:sz="8" w:space="0" w:color="4BACC6" w:themeColor="accent5"/>
+          <w:left w:val="single" w:color="4BACC6" w:themeColor="accent5" w:sz="8" w:space="0"/>
           <w:bottom w:val="nil"/>
           <w:right w:val="nil"/>
           <w:insideH w:val="nil"/>
@@ -19740,7 +19740,7 @@
       <w:spacing w:after="0" w:line="240" w:lineRule="auto"/>
     </w:pPr>
     <w:rPr>
-      <w:rFonts w:asciiTheme="majorHAnsi" w:eastAsiaTheme="majorEastAsia" w:hAnsiTheme="majorHAnsi" w:cstheme="majorBidi"/>
+      <w:rFonts w:asciiTheme="majorHAnsi" w:hAnsiTheme="majorHAnsi" w:eastAsiaTheme="majorEastAsia" w:cstheme="majorBidi"/>
       <w:color w:val="000000" w:themeColor="text1"/>
     </w:rPr>
     <w:tblPr>
@@ -19748,10 +19748,10 @@
       <w:tblStyleColBandSize w:val="1"/>
       <w:tblInd w:w="0" w:type="dxa"/>
       <w:tblBorders>
-        <w:top w:val="single" w:sz="8" w:space="0" w:color="F79646" w:themeColor="accent6"/>
-        <w:left w:val="single" w:sz="8" w:space="0" w:color="F79646" w:themeColor="accent6"/>
-        <w:bottom w:val="single" w:sz="8" w:space="0" w:color="F79646" w:themeColor="accent6"/>
-        <w:right w:val="single" w:sz="8" w:space="0" w:color="F79646" w:themeColor="accent6"/>
+        <w:top w:val="single" w:color="F79646" w:themeColor="accent6" w:sz="8" w:space="0"/>
+        <w:left w:val="single" w:color="F79646" w:themeColor="accent6" w:sz="8" w:space="0"/>
+        <w:bottom w:val="single" w:color="F79646" w:themeColor="accent6" w:sz="8" w:space="0"/>
+        <w:right w:val="single" w:color="F79646" w:themeColor="accent6" w:sz="8" w:space="0"/>
       </w:tblBorders>
       <w:tblCellMar>
         <w:top w:w="0" w:type="dxa"/>
@@ -19770,7 +19770,7 @@
         <w:tcBorders>
           <w:top w:val="nil"/>
           <w:left w:val="nil"/>
-          <w:bottom w:val="single" w:sz="24" w:space="0" w:color="F79646" w:themeColor="accent6"/>
+          <w:bottom w:val="single" w:color="F79646" w:themeColor="accent6" w:sz="24" w:space="0"/>
           <w:right w:val="nil"/>
           <w:insideH w:val="nil"/>
           <w:insideV w:val="nil"/>
@@ -19782,7 +19782,7 @@
       <w:tblPr/>
       <w:tcPr>
         <w:tcBorders>
-          <w:top w:val="single" w:sz="8" w:space="0" w:color="F79646" w:themeColor="accent6"/>
+          <w:top w:val="single" w:color="F79646" w:themeColor="accent6" w:sz="8" w:space="0"/>
           <w:left w:val="nil"/>
           <w:bottom w:val="nil"/>
           <w:right w:val="nil"/>
@@ -19799,7 +19799,7 @@
           <w:top w:val="nil"/>
           <w:left w:val="nil"/>
           <w:bottom w:val="nil"/>
-          <w:right w:val="single" w:sz="8" w:space="0" w:color="F79646" w:themeColor="accent6"/>
+          <w:right w:val="single" w:color="F79646" w:themeColor="accent6" w:sz="8" w:space="0"/>
           <w:insideH w:val="nil"/>
           <w:insideV w:val="nil"/>
         </w:tcBorders>
@@ -19811,7 +19811,7 @@
       <w:tcPr>
         <w:tcBorders>
           <w:top w:val="nil"/>
-          <w:left w:val="single" w:sz="8" w:space="0" w:color="F79646" w:themeColor="accent6"/>
+          <w:left w:val="single" w:color="F79646" w:themeColor="accent6" w:sz="8" w:space="0"/>
           <w:bottom w:val="nil"/>
           <w:right w:val="nil"/>
           <w:insideH w:val="nil"/>
@@ -19872,12 +19872,12 @@
       <w:tblStyleColBandSize w:val="1"/>
       <w:tblInd w:w="0" w:type="dxa"/>
       <w:tblBorders>
-        <w:top w:val="single" w:sz="8" w:space="0" w:color="404040" w:themeColor="text1" w:themeTint="BF"/>
-        <w:left w:val="single" w:sz="8" w:space="0" w:color="404040" w:themeColor="text1" w:themeTint="BF"/>
-        <w:bottom w:val="single" w:sz="8" w:space="0" w:color="404040" w:themeColor="text1" w:themeTint="BF"/>
-        <w:right w:val="single" w:sz="8" w:space="0" w:color="404040" w:themeColor="text1" w:themeTint="BF"/>
-        <w:insideH w:val="single" w:sz="8" w:space="0" w:color="404040" w:themeColor="text1" w:themeTint="BF"/>
-        <w:insideV w:val="single" w:sz="8" w:space="0" w:color="404040" w:themeColor="text1" w:themeTint="BF"/>
+        <w:top w:val="single" w:color="404040" w:themeColor="text1" w:themeTint="BF" w:sz="8" w:space="0"/>
+        <w:left w:val="single" w:color="404040" w:themeColor="text1" w:themeTint="BF" w:sz="8" w:space="0"/>
+        <w:bottom w:val="single" w:color="404040" w:themeColor="text1" w:themeTint="BF" w:sz="8" w:space="0"/>
+        <w:right w:val="single" w:color="404040" w:themeColor="text1" w:themeTint="BF" w:sz="8" w:space="0"/>
+        <w:insideH w:val="single" w:color="404040" w:themeColor="text1" w:themeTint="BF" w:sz="8" w:space="0"/>
+        <w:insideV w:val="single" w:color="404040" w:themeColor="text1" w:themeTint="BF" w:sz="8" w:space="0"/>
       </w:tblBorders>
       <w:tblCellMar>
         <w:top w:w="0" w:type="dxa"/>
@@ -19903,7 +19903,7 @@
       <w:tblPr/>
       <w:tcPr>
         <w:tcBorders>
-          <w:top w:val="single" w:sz="18" w:space="0" w:color="404040" w:themeColor="text1" w:themeTint="BF"/>
+          <w:top w:val="single" w:color="404040" w:themeColor="text1" w:themeTint="BF" w:sz="18" w:space="0"/>
         </w:tcBorders>
       </w:tcPr>
     </w:tblStylePr>
@@ -19945,12 +19945,12 @@
       <w:tblStyleColBandSize w:val="1"/>
       <w:tblInd w:w="0" w:type="dxa"/>
       <w:tblBorders>
-        <w:top w:val="single" w:sz="8" w:space="0" w:color="7BA0CD" w:themeColor="accent1" w:themeTint="BF"/>
-        <w:left w:val="single" w:sz="8" w:space="0" w:color="7BA0CD" w:themeColor="accent1" w:themeTint="BF"/>
-        <w:bottom w:val="single" w:sz="8" w:space="0" w:color="7BA0CD" w:themeColor="accent1" w:themeTint="BF"/>
-        <w:right w:val="single" w:sz="8" w:space="0" w:color="7BA0CD" w:themeColor="accent1" w:themeTint="BF"/>
-        <w:insideH w:val="single" w:sz="8" w:space="0" w:color="7BA0CD" w:themeColor="accent1" w:themeTint="BF"/>
-        <w:insideV w:val="single" w:sz="8" w:space="0" w:color="7BA0CD" w:themeColor="accent1" w:themeTint="BF"/>
+        <w:top w:val="single" w:color="7BA0CD" w:themeColor="accent1" w:themeTint="BF" w:sz="8" w:space="0"/>
+        <w:left w:val="single" w:color="7BA0CD" w:themeColor="accent1" w:themeTint="BF" w:sz="8" w:space="0"/>
+        <w:bottom w:val="single" w:color="7BA0CD" w:themeColor="accent1" w:themeTint="BF" w:sz="8" w:space="0"/>
+        <w:right w:val="single" w:color="7BA0CD" w:themeColor="accent1" w:themeTint="BF" w:sz="8" w:space="0"/>
+        <w:insideH w:val="single" w:color="7BA0CD" w:themeColor="accent1" w:themeTint="BF" w:sz="8" w:space="0"/>
+        <w:insideV w:val="single" w:color="7BA0CD" w:themeColor="accent1" w:themeTint="BF" w:sz="8" w:space="0"/>
       </w:tblBorders>
       <w:tblCellMar>
         <w:top w:w="0" w:type="dxa"/>
@@ -19976,7 +19976,7 @@
       <w:tblPr/>
       <w:tcPr>
         <w:tcBorders>
-          <w:top w:val="single" w:sz="18" w:space="0" w:color="7BA0CD" w:themeColor="accent1" w:themeTint="BF"/>
+          <w:top w:val="single" w:color="7BA0CD" w:themeColor="accent1" w:themeTint="BF" w:sz="18" w:space="0"/>
         </w:tcBorders>
       </w:tcPr>
     </w:tblStylePr>
@@ -20018,12 +20018,12 @@
       <w:tblStyleColBandSize w:val="1"/>
       <w:tblInd w:w="0" w:type="dxa"/>
       <w:tblBorders>
-        <w:top w:val="single" w:sz="8" w:space="0" w:color="CF7B79" w:themeColor="accent2" w:themeTint="BF"/>
-        <w:left w:val="single" w:sz="8" w:space="0" w:color="CF7B79" w:themeColor="accent2" w:themeTint="BF"/>
-        <w:bottom w:val="single" w:sz="8" w:space="0" w:color="CF7B79" w:themeColor="accent2" w:themeTint="BF"/>
-        <w:right w:val="single" w:sz="8" w:space="0" w:color="CF7B79" w:themeColor="accent2" w:themeTint="BF"/>
-        <w:insideH w:val="single" w:sz="8" w:space="0" w:color="CF7B79" w:themeColor="accent2" w:themeTint="BF"/>
-        <w:insideV w:val="single" w:sz="8" w:space="0" w:color="CF7B79" w:themeColor="accent2" w:themeTint="BF"/>
+        <w:top w:val="single" w:color="CF7B79" w:themeColor="accent2" w:themeTint="BF" w:sz="8" w:space="0"/>
+        <w:left w:val="single" w:color="CF7B79" w:themeColor="accent2" w:themeTint="BF" w:sz="8" w:space="0"/>
+        <w:bottom w:val="single" w:color="CF7B79" w:themeColor="accent2" w:themeTint="BF" w:sz="8" w:space="0"/>
+        <w:right w:val="single" w:color="CF7B79" w:themeColor="accent2" w:themeTint="BF" w:sz="8" w:space="0"/>
+        <w:insideH w:val="single" w:color="CF7B79" w:themeColor="accent2" w:themeTint="BF" w:sz="8" w:space="0"/>
+        <w:insideV w:val="single" w:color="CF7B79" w:themeColor="accent2" w:themeTint="BF" w:sz="8" w:space="0"/>
       </w:tblBorders>
       <w:tblCellMar>
         <w:top w:w="0" w:type="dxa"/>
@@ -20049,7 +20049,7 @@
       <w:tblPr/>
       <w:tcPr>
         <w:tcBorders>
-          <w:top w:val="single" w:sz="18" w:space="0" w:color="CF7B79" w:themeColor="accent2" w:themeTint="BF"/>
+          <w:top w:val="single" w:color="CF7B79" w:themeColor="accent2" w:themeTint="BF" w:sz="18" w:space="0"/>
         </w:tcBorders>
       </w:tcPr>
     </w:tblStylePr>
@@ -20091,12 +20091,12 @@
       <w:tblStyleColBandSize w:val="1"/>
       <w:tblInd w:w="0" w:type="dxa"/>
       <w:tblBorders>
-        <w:top w:val="single" w:sz="8" w:space="0" w:color="B3CC82" w:themeColor="accent3" w:themeTint="BF"/>
-        <w:left w:val="single" w:sz="8" w:space="0" w:color="B3CC82" w:themeColor="accent3" w:themeTint="BF"/>
-        <w:bottom w:val="single" w:sz="8" w:space="0" w:color="B3CC82" w:themeColor="accent3" w:themeTint="BF"/>
-        <w:right w:val="single" w:sz="8" w:space="0" w:color="B3CC82" w:themeColor="accent3" w:themeTint="BF"/>
-        <w:insideH w:val="single" w:sz="8" w:space="0" w:color="B3CC82" w:themeColor="accent3" w:themeTint="BF"/>
-        <w:insideV w:val="single" w:sz="8" w:space="0" w:color="B3CC82" w:themeColor="accent3" w:themeTint="BF"/>
+        <w:top w:val="single" w:color="B3CC82" w:themeColor="accent3" w:themeTint="BF" w:sz="8" w:space="0"/>
+        <w:left w:val="single" w:color="B3CC82" w:themeColor="accent3" w:themeTint="BF" w:sz="8" w:space="0"/>
+        <w:bottom w:val="single" w:color="B3CC82" w:themeColor="accent3" w:themeTint="BF" w:sz="8" w:space="0"/>
+        <w:right w:val="single" w:color="B3CC82" w:themeColor="accent3" w:themeTint="BF" w:sz="8" w:space="0"/>
+        <w:insideH w:val="single" w:color="B3CC82" w:themeColor="accent3" w:themeTint="BF" w:sz="8" w:space="0"/>
+        <w:insideV w:val="single" w:color="B3CC82" w:themeColor="accent3" w:themeTint="BF" w:sz="8" w:space="0"/>
       </w:tblBorders>
       <w:tblCellMar>
         <w:top w:w="0" w:type="dxa"/>
@@ -20122,7 +20122,7 @@
       <w:tblPr/>
       <w:tcPr>
         <w:tcBorders>
-          <w:top w:val="single" w:sz="18" w:space="0" w:color="B3CC82" w:themeColor="accent3" w:themeTint="BF"/>
+          <w:top w:val="single" w:color="B3CC82" w:themeColor="accent3" w:themeTint="BF" w:sz="18" w:space="0"/>
         </w:tcBorders>
       </w:tcPr>
     </w:tblStylePr>
@@ -20164,12 +20164,12 @@
       <w:tblStyleColBandSize w:val="1"/>
       <w:tblInd w:w="0" w:type="dxa"/>
       <w:tblBorders>
-        <w:top w:val="single" w:sz="8" w:space="0" w:color="9F8AB9" w:themeColor="accent4" w:themeTint="BF"/>
-        <w:left w:val="single" w:sz="8" w:space="0" w:color="9F8AB9" w:themeColor="accent4" w:themeTint="BF"/>
-        <w:bottom w:val="single" w:sz="8" w:space="0" w:color="9F8AB9" w:themeColor="accent4" w:themeTint="BF"/>
-        <w:right w:val="single" w:sz="8" w:space="0" w:color="9F8AB9" w:themeColor="accent4" w:themeTint="BF"/>
-        <w:insideH w:val="single" w:sz="8" w:space="0" w:color="9F8AB9" w:themeColor="accent4" w:themeTint="BF"/>
-        <w:insideV w:val="single" w:sz="8" w:space="0" w:color="9F8AB9" w:themeColor="accent4" w:themeTint="BF"/>
+        <w:top w:val="single" w:color="9F8AB9" w:themeColor="accent4" w:themeTint="BF" w:sz="8" w:space="0"/>
+        <w:left w:val="single" w:color="9F8AB9" w:themeColor="accent4" w:themeTint="BF" w:sz="8" w:space="0"/>
+        <w:bottom w:val="single" w:color="9F8AB9" w:themeColor="accent4" w:themeTint="BF" w:sz="8" w:space="0"/>
+        <w:right w:val="single" w:color="9F8AB9" w:themeColor="accent4" w:themeTint="BF" w:sz="8" w:space="0"/>
+        <w:insideH w:val="single" w:color="9F8AB9" w:themeColor="accent4" w:themeTint="BF" w:sz="8" w:space="0"/>
+        <w:insideV w:val="single" w:color="9F8AB9" w:themeColor="accent4" w:themeTint="BF" w:sz="8" w:space="0"/>
       </w:tblBorders>
       <w:tblCellMar>
         <w:top w:w="0" w:type="dxa"/>
@@ -20195,7 +20195,7 @@
       <w:tblPr/>
       <w:tcPr>
         <w:tcBorders>
-          <w:top w:val="single" w:sz="18" w:space="0" w:color="9F8AB9" w:themeColor="accent4" w:themeTint="BF"/>
+          <w:top w:val="single" w:color="9F8AB9" w:themeColor="accent4" w:themeTint="BF" w:sz="18" w:space="0"/>
         </w:tcBorders>
       </w:tcPr>
     </w:tblStylePr>
@@ -20237,12 +20237,12 @@
       <w:tblStyleColBandSize w:val="1"/>
       <w:tblInd w:w="0" w:type="dxa"/>
       <w:tblBorders>
-        <w:top w:val="single" w:sz="8" w:space="0" w:color="78C0D4" w:themeColor="accent5" w:themeTint="BF"/>
-        <w:left w:val="single" w:sz="8" w:space="0" w:color="78C0D4" w:themeColor="accent5" w:themeTint="BF"/>
-        <w:bottom w:val="single" w:sz="8" w:space="0" w:color="78C0D4" w:themeColor="accent5" w:themeTint="BF"/>
-        <w:right w:val="single" w:sz="8" w:space="0" w:color="78C0D4" w:themeColor="accent5" w:themeTint="BF"/>
-        <w:insideH w:val="single" w:sz="8" w:space="0" w:color="78C0D4" w:themeColor="accent5" w:themeTint="BF"/>
-        <w:insideV w:val="single" w:sz="8" w:space="0" w:color="78C0D4" w:themeColor="accent5" w:themeTint="BF"/>
+        <w:top w:val="single" w:color="78C0D4" w:themeColor="accent5" w:themeTint="BF" w:sz="8" w:space="0"/>
+        <w:left w:val="single" w:color="78C0D4" w:themeColor="accent5" w:themeTint="BF" w:sz="8" w:space="0"/>
+        <w:bottom w:val="single" w:color="78C0D4" w:themeColor="accent5" w:themeTint="BF" w:sz="8" w:space="0"/>
+        <w:right w:val="single" w:color="78C0D4" w:themeColor="accent5" w:themeTint="BF" w:sz="8" w:space="0"/>
+        <w:insideH w:val="single" w:color="78C0D4" w:themeColor="accent5" w:themeTint="BF" w:sz="8" w:space="0"/>
+        <w:insideV w:val="single" w:color="78C0D4" w:themeColor="accent5" w:themeTint="BF" w:sz="8" w:space="0"/>
       </w:tblBorders>
       <w:tblCellMar>
         <w:top w:w="0" w:type="dxa"/>
@@ -20268,7 +20268,7 @@
       <w:tblPr/>
       <w:tcPr>
         <w:tcBorders>
-          <w:top w:val="single" w:sz="18" w:space="0" w:color="78C0D4" w:themeColor="accent5" w:themeTint="BF"/>
+          <w:top w:val="single" w:color="78C0D4" w:themeColor="accent5" w:themeTint="BF" w:sz="18" w:space="0"/>
         </w:tcBorders>
       </w:tcPr>
     </w:tblStylePr>
@@ -20310,12 +20310,12 @@
       <w:tblStyleColBandSize w:val="1"/>
       <w:tblInd w:w="0" w:type="dxa"/>
       <w:tblBorders>
-        <w:top w:val="single" w:sz="8" w:space="0" w:color="F9B074" w:themeColor="accent6" w:themeTint="BF"/>
-        <w:left w:val="single" w:sz="8" w:space="0" w:color="F9B074" w:themeColor="accent6" w:themeTint="BF"/>
-        <w:bottom w:val="single" w:sz="8" w:space="0" w:color="F9B074" w:themeColor="accent6" w:themeTint="BF"/>
-        <w:right w:val="single" w:sz="8" w:space="0" w:color="F9B074" w:themeColor="accent6" w:themeTint="BF"/>
-        <w:insideH w:val="single" w:sz="8" w:space="0" w:color="F9B074" w:themeColor="accent6" w:themeTint="BF"/>
-        <w:insideV w:val="single" w:sz="8" w:space="0" w:color="F9B074" w:themeColor="accent6" w:themeTint="BF"/>
+        <w:top w:val="single" w:color="F9B074" w:themeColor="accent6" w:themeTint="BF" w:sz="8" w:space="0"/>
+        <w:left w:val="single" w:color="F9B074" w:themeColor="accent6" w:themeTint="BF" w:sz="8" w:space="0"/>
+        <w:bottom w:val="single" w:color="F9B074" w:themeColor="accent6" w:themeTint="BF" w:sz="8" w:space="0"/>
+        <w:right w:val="single" w:color="F9B074" w:themeColor="accent6" w:themeTint="BF" w:sz="8" w:space="0"/>
+        <w:insideH w:val="single" w:color="F9B074" w:themeColor="accent6" w:themeTint="BF" w:sz="8" w:space="0"/>
+        <w:insideV w:val="single" w:color="F9B074" w:themeColor="accent6" w:themeTint="BF" w:sz="8" w:space="0"/>
       </w:tblBorders>
       <w:tblCellMar>
         <w:top w:w="0" w:type="dxa"/>
@@ -20341,7 +20341,7 @@
       <w:tblPr/>
       <w:tcPr>
         <w:tcBorders>
-          <w:top w:val="single" w:sz="18" w:space="0" w:color="F9B074" w:themeColor="accent6" w:themeTint="BF"/>
+          <w:top w:val="single" w:color="F9B074" w:themeColor="accent6" w:themeTint="BF" w:sz="18" w:space="0"/>
         </w:tcBorders>
       </w:tcPr>
     </w:tblStylePr>
@@ -20379,7 +20379,7 @@
       <w:spacing w:after="0" w:line="240" w:lineRule="auto"/>
     </w:pPr>
     <w:rPr>
-      <w:rFonts w:asciiTheme="majorHAnsi" w:eastAsiaTheme="majorEastAsia" w:hAnsiTheme="majorHAnsi" w:cstheme="majorBidi"/>
+      <w:rFonts w:asciiTheme="majorHAnsi" w:hAnsiTheme="majorHAnsi" w:eastAsiaTheme="majorEastAsia" w:cstheme="majorBidi"/>
       <w:color w:val="000000" w:themeColor="text1"/>
     </w:rPr>
     <w:tblPr>
@@ -20387,12 +20387,12 @@
       <w:tblStyleColBandSize w:val="1"/>
       <w:tblInd w:w="0" w:type="dxa"/>
       <w:tblBorders>
-        <w:top w:val="single" w:sz="8" w:space="0" w:color="000000" w:themeColor="text1"/>
-        <w:left w:val="single" w:sz="8" w:space="0" w:color="000000" w:themeColor="text1"/>
-        <w:bottom w:val="single" w:sz="8" w:space="0" w:color="000000" w:themeColor="text1"/>
-        <w:right w:val="single" w:sz="8" w:space="0" w:color="000000" w:themeColor="text1"/>
-        <w:insideH w:val="single" w:sz="8" w:space="0" w:color="000000" w:themeColor="text1"/>
-        <w:insideV w:val="single" w:sz="8" w:space="0" w:color="000000" w:themeColor="text1"/>
+        <w:top w:val="single" w:color="000000" w:themeColor="text1" w:sz="8" w:space="0"/>
+        <w:left w:val="single" w:color="000000" w:themeColor="text1" w:sz="8" w:space="0"/>
+        <w:bottom w:val="single" w:color="000000" w:themeColor="text1" w:sz="8" w:space="0"/>
+        <w:right w:val="single" w:color="000000" w:themeColor="text1" w:sz="8" w:space="0"/>
+        <w:insideH w:val="single" w:color="000000" w:themeColor="text1" w:sz="8" w:space="0"/>
+        <w:insideV w:val="single" w:color="000000" w:themeColor="text1" w:sz="8" w:space="0"/>
       </w:tblBorders>
       <w:tblCellMar>
         <w:top w:w="0" w:type="dxa"/>
@@ -20424,7 +20424,7 @@
       <w:tblPr/>
       <w:tcPr>
         <w:tcBorders>
-          <w:top w:val="single" w:sz="12" w:space="0" w:color="000000" w:themeColor="text1"/>
+          <w:top w:val="single" w:color="000000" w:themeColor="text1" w:sz="12" w:space="0"/>
           <w:left w:val="nil"/>
           <w:bottom w:val="nil"/>
           <w:right w:val="nil"/>
@@ -20482,8 +20482,8 @@
       <w:tblPr/>
       <w:tcPr>
         <w:tcBorders>
-          <w:insideH w:val="single" w:sz="6" w:space="0" w:color="000000" w:themeColor="text1"/>
-          <w:insideV w:val="single" w:sz="6" w:space="0" w:color="000000" w:themeColor="text1"/>
+          <w:insideH w:val="single" w:color="000000" w:themeColor="text1" w:sz="6" w:space="0"/>
+          <w:insideV w:val="single" w:color="000000" w:themeColor="text1" w:sz="6" w:space="0"/>
         </w:tcBorders>
         <w:shd w:val="clear" w:color="auto" w:fill="808080" w:themeFill="text1" w:themeFillTint="7F"/>
       </w:tcPr>
@@ -20504,7 +20504,7 @@
       <w:spacing w:after="0" w:line="240" w:lineRule="auto"/>
     </w:pPr>
     <w:rPr>
-      <w:rFonts w:asciiTheme="majorHAnsi" w:eastAsiaTheme="majorEastAsia" w:hAnsiTheme="majorHAnsi" w:cstheme="majorBidi"/>
+      <w:rFonts w:asciiTheme="majorHAnsi" w:hAnsiTheme="majorHAnsi" w:eastAsiaTheme="majorEastAsia" w:cstheme="majorBidi"/>
       <w:color w:val="000000" w:themeColor="text1"/>
     </w:rPr>
     <w:tblPr>
@@ -20512,12 +20512,12 @@
       <w:tblStyleColBandSize w:val="1"/>
       <w:tblInd w:w="0" w:type="dxa"/>
       <w:tblBorders>
-        <w:top w:val="single" w:sz="8" w:space="0" w:color="4F81BD" w:themeColor="accent1"/>
-        <w:left w:val="single" w:sz="8" w:space="0" w:color="4F81BD" w:themeColor="accent1"/>
-        <w:bottom w:val="single" w:sz="8" w:space="0" w:color="4F81BD" w:themeColor="accent1"/>
-        <w:right w:val="single" w:sz="8" w:space="0" w:color="4F81BD" w:themeColor="accent1"/>
-        <w:insideH w:val="single" w:sz="8" w:space="0" w:color="4F81BD" w:themeColor="accent1"/>
-        <w:insideV w:val="single" w:sz="8" w:space="0" w:color="4F81BD" w:themeColor="accent1"/>
+        <w:top w:val="single" w:color="4F81BD" w:themeColor="accent1" w:sz="8" w:space="0"/>
+        <w:left w:val="single" w:color="4F81BD" w:themeColor="accent1" w:sz="8" w:space="0"/>
+        <w:bottom w:val="single" w:color="4F81BD" w:themeColor="accent1" w:sz="8" w:space="0"/>
+        <w:right w:val="single" w:color="4F81BD" w:themeColor="accent1" w:sz="8" w:space="0"/>
+        <w:insideH w:val="single" w:color="4F81BD" w:themeColor="accent1" w:sz="8" w:space="0"/>
+        <w:insideV w:val="single" w:color="4F81BD" w:themeColor="accent1" w:sz="8" w:space="0"/>
       </w:tblBorders>
       <w:tblCellMar>
         <w:top w:w="0" w:type="dxa"/>
@@ -20549,7 +20549,7 @@
       <w:tblPr/>
       <w:tcPr>
         <w:tcBorders>
-          <w:top w:val="single" w:sz="12" w:space="0" w:color="000000" w:themeColor="text1"/>
+          <w:top w:val="single" w:color="000000" w:themeColor="text1" w:sz="12" w:space="0"/>
           <w:left w:val="nil"/>
           <w:bottom w:val="nil"/>
           <w:right w:val="nil"/>
@@ -20607,8 +20607,8 @@
       <w:tblPr/>
       <w:tcPr>
         <w:tcBorders>
-          <w:insideH w:val="single" w:sz="6" w:space="0" w:color="4F81BD" w:themeColor="accent1"/>
-          <w:insideV w:val="single" w:sz="6" w:space="0" w:color="4F81BD" w:themeColor="accent1"/>
+          <w:insideH w:val="single" w:color="4F81BD" w:themeColor="accent1" w:sz="6" w:space="0"/>
+          <w:insideV w:val="single" w:color="4F81BD" w:themeColor="accent1" w:sz="6" w:space="0"/>
         </w:tcBorders>
         <w:shd w:val="clear" w:color="auto" w:fill="A7BFDE" w:themeFill="accent1" w:themeFillTint="7F"/>
       </w:tcPr>
@@ -20629,7 +20629,7 @@
       <w:spacing w:after="0" w:line="240" w:lineRule="auto"/>
     </w:pPr>
     <w:rPr>
-      <w:rFonts w:asciiTheme="majorHAnsi" w:eastAsiaTheme="majorEastAsia" w:hAnsiTheme="majorHAnsi" w:cstheme="majorBidi"/>
+      <w:rFonts w:asciiTheme="majorHAnsi" w:hAnsiTheme="majorHAnsi" w:eastAsiaTheme="majorEastAsia" w:cstheme="majorBidi"/>
       <w:color w:val="000000" w:themeColor="text1"/>
     </w:rPr>
     <w:tblPr>
@@ -20637,12 +20637,12 @@
       <w:tblStyleColBandSize w:val="1"/>
       <w:tblInd w:w="0" w:type="dxa"/>
       <w:tblBorders>
-        <w:top w:val="single" w:sz="8" w:space="0" w:color="C0504D" w:themeColor="accent2"/>
-        <w:left w:val="single" w:sz="8" w:space="0" w:color="C0504D" w:themeColor="accent2"/>
-        <w:bottom w:val="single" w:sz="8" w:space="0" w:color="C0504D" w:themeColor="accent2"/>
-        <w:right w:val="single" w:sz="8" w:space="0" w:color="C0504D" w:themeColor="accent2"/>
-        <w:insideH w:val="single" w:sz="8" w:space="0" w:color="C0504D" w:themeColor="accent2"/>
-        <w:insideV w:val="single" w:sz="8" w:space="0" w:color="C0504D" w:themeColor="accent2"/>
+        <w:top w:val="single" w:color="C0504D" w:themeColor="accent2" w:sz="8" w:space="0"/>
+        <w:left w:val="single" w:color="C0504D" w:themeColor="accent2" w:sz="8" w:space="0"/>
+        <w:bottom w:val="single" w:color="C0504D" w:themeColor="accent2" w:sz="8" w:space="0"/>
+        <w:right w:val="single" w:color="C0504D" w:themeColor="accent2" w:sz="8" w:space="0"/>
+        <w:insideH w:val="single" w:color="C0504D" w:themeColor="accent2" w:sz="8" w:space="0"/>
+        <w:insideV w:val="single" w:color="C0504D" w:themeColor="accent2" w:sz="8" w:space="0"/>
       </w:tblBorders>
       <w:tblCellMar>
         <w:top w:w="0" w:type="dxa"/>
@@ -20674,7 +20674,7 @@
       <w:tblPr/>
       <w:tcPr>
         <w:tcBorders>
-          <w:top w:val="single" w:sz="12" w:space="0" w:color="000000" w:themeColor="text1"/>
+          <w:top w:val="single" w:color="000000" w:themeColor="text1" w:sz="12" w:space="0"/>
           <w:left w:val="nil"/>
           <w:bottom w:val="nil"/>
           <w:right w:val="nil"/>
@@ -20732,8 +20732,8 @@
       <w:tblPr/>
       <w:tcPr>
         <w:tcBorders>
-          <w:insideH w:val="single" w:sz="6" w:space="0" w:color="C0504D" w:themeColor="accent2"/>
-          <w:insideV w:val="single" w:sz="6" w:space="0" w:color="C0504D" w:themeColor="accent2"/>
+          <w:insideH w:val="single" w:color="C0504D" w:themeColor="accent2" w:sz="6" w:space="0"/>
+          <w:insideV w:val="single" w:color="C0504D" w:themeColor="accent2" w:sz="6" w:space="0"/>
         </w:tcBorders>
         <w:shd w:val="clear" w:color="auto" w:fill="DFA7A6" w:themeFill="accent2" w:themeFillTint="7F"/>
       </w:tcPr>
@@ -20754,7 +20754,7 @@
       <w:spacing w:after="0" w:line="240" w:lineRule="auto"/>
     </w:pPr>
     <w:rPr>
-      <w:rFonts w:asciiTheme="majorHAnsi" w:eastAsiaTheme="majorEastAsia" w:hAnsiTheme="majorHAnsi" w:cstheme="majorBidi"/>
+      <w:rFonts w:asciiTheme="majorHAnsi" w:hAnsiTheme="majorHAnsi" w:eastAsiaTheme="majorEastAsia" w:cstheme="majorBidi"/>
       <w:color w:val="000000" w:themeColor="text1"/>
     </w:rPr>
     <w:tblPr>
@@ -20762,12 +20762,12 @@
       <w:tblStyleColBandSize w:val="1"/>
       <w:tblInd w:w="0" w:type="dxa"/>
       <w:tblBorders>
-        <w:top w:val="single" w:sz="8" w:space="0" w:color="9BBB59" w:themeColor="accent3"/>
-        <w:left w:val="single" w:sz="8" w:space="0" w:color="9BBB59" w:themeColor="accent3"/>
-        <w:bottom w:val="single" w:sz="8" w:space="0" w:color="9BBB59" w:themeColor="accent3"/>
-        <w:right w:val="single" w:sz="8" w:space="0" w:color="9BBB59" w:themeColor="accent3"/>
-        <w:insideH w:val="single" w:sz="8" w:space="0" w:color="9BBB59" w:themeColor="accent3"/>
-        <w:insideV w:val="single" w:sz="8" w:space="0" w:color="9BBB59" w:themeColor="accent3"/>
+        <w:top w:val="single" w:color="9BBB59" w:themeColor="accent3" w:sz="8" w:space="0"/>
+        <w:left w:val="single" w:color="9BBB59" w:themeColor="accent3" w:sz="8" w:space="0"/>
+        <w:bottom w:val="single" w:color="9BBB59" w:themeColor="accent3" w:sz="8" w:space="0"/>
+        <w:right w:val="single" w:color="9BBB59" w:themeColor="accent3" w:sz="8" w:space="0"/>
+        <w:insideH w:val="single" w:color="9BBB59" w:themeColor="accent3" w:sz="8" w:space="0"/>
+        <w:insideV w:val="single" w:color="9BBB59" w:themeColor="accent3" w:sz="8" w:space="0"/>
       </w:tblBorders>
       <w:tblCellMar>
         <w:top w:w="0" w:type="dxa"/>
@@ -20799,7 +20799,7 @@
       <w:tblPr/>
       <w:tcPr>
         <w:tcBorders>
-          <w:top w:val="single" w:sz="12" w:space="0" w:color="000000" w:themeColor="text1"/>
+          <w:top w:val="single" w:color="000000" w:themeColor="text1" w:sz="12" w:space="0"/>
           <w:left w:val="nil"/>
           <w:bottom w:val="nil"/>
           <w:right w:val="nil"/>
@@ -20857,8 +20857,8 @@
       <w:tblPr/>
       <w:tcPr>
         <w:tcBorders>
-          <w:insideH w:val="single" w:sz="6" w:space="0" w:color="9BBB59" w:themeColor="accent3"/>
-          <w:insideV w:val="single" w:sz="6" w:space="0" w:color="9BBB59" w:themeColor="accent3"/>
+          <w:insideH w:val="single" w:color="9BBB59" w:themeColor="accent3" w:sz="6" w:space="0"/>
+          <w:insideV w:val="single" w:color="9BBB59" w:themeColor="accent3" w:sz="6" w:space="0"/>
         </w:tcBorders>
         <w:shd w:val="clear" w:color="auto" w:fill="CDDDAC" w:themeFill="accent3" w:themeFillTint="7F"/>
       </w:tcPr>
@@ -20879,7 +20879,7 @@
       <w:spacing w:after="0" w:line="240" w:lineRule="auto"/>
     </w:pPr>
     <w:rPr>
-      <w:rFonts w:asciiTheme="majorHAnsi" w:eastAsiaTheme="majorEastAsia" w:hAnsiTheme="majorHAnsi" w:cstheme="majorBidi"/>
+      <w:rFonts w:asciiTheme="majorHAnsi" w:hAnsiTheme="majorHAnsi" w:eastAsiaTheme="majorEastAsia" w:cstheme="majorBidi"/>
       <w:color w:val="000000" w:themeColor="text1"/>
     </w:rPr>
     <w:tblPr>
@@ -20887,12 +20887,12 @@
       <w:tblStyleColBandSize w:val="1"/>
       <w:tblInd w:w="0" w:type="dxa"/>
       <w:tblBorders>
-        <w:top w:val="single" w:sz="8" w:space="0" w:color="8064A2" w:themeColor="accent4"/>
-        <w:left w:val="single" w:sz="8" w:space="0" w:color="8064A2" w:themeColor="accent4"/>
-        <w:bottom w:val="single" w:sz="8" w:space="0" w:color="8064A2" w:themeColor="accent4"/>
-        <w:right w:val="single" w:sz="8" w:space="0" w:color="8064A2" w:themeColor="accent4"/>
-        <w:insideH w:val="single" w:sz="8" w:space="0" w:color="8064A2" w:themeColor="accent4"/>
-        <w:insideV w:val="single" w:sz="8" w:space="0" w:color="8064A2" w:themeColor="accent4"/>
+        <w:top w:val="single" w:color="8064A2" w:themeColor="accent4" w:sz="8" w:space="0"/>
+        <w:left w:val="single" w:color="8064A2" w:themeColor="accent4" w:sz="8" w:space="0"/>
+        <w:bottom w:val="single" w:color="8064A2" w:themeColor="accent4" w:sz="8" w:space="0"/>
+        <w:right w:val="single" w:color="8064A2" w:themeColor="accent4" w:sz="8" w:space="0"/>
+        <w:insideH w:val="single" w:color="8064A2" w:themeColor="accent4" w:sz="8" w:space="0"/>
+        <w:insideV w:val="single" w:color="8064A2" w:themeColor="accent4" w:sz="8" w:space="0"/>
       </w:tblBorders>
       <w:tblCellMar>
         <w:top w:w="0" w:type="dxa"/>
@@ -20924,7 +20924,7 @@
       <w:tblPr/>
       <w:tcPr>
         <w:tcBorders>
-          <w:top w:val="single" w:sz="12" w:space="0" w:color="000000" w:themeColor="text1"/>
+          <w:top w:val="single" w:color="000000" w:themeColor="text1" w:sz="12" w:space="0"/>
           <w:left w:val="nil"/>
           <w:bottom w:val="nil"/>
           <w:right w:val="nil"/>
@@ -20982,8 +20982,8 @@
       <w:tblPr/>
       <w:tcPr>
         <w:tcBorders>
-          <w:insideH w:val="single" w:sz="6" w:space="0" w:color="8064A2" w:themeColor="accent4"/>
-          <w:insideV w:val="single" w:sz="6" w:space="0" w:color="8064A2" w:themeColor="accent4"/>
+          <w:insideH w:val="single" w:color="8064A2" w:themeColor="accent4" w:sz="6" w:space="0"/>
+          <w:insideV w:val="single" w:color="8064A2" w:themeColor="accent4" w:sz="6" w:space="0"/>
         </w:tcBorders>
         <w:shd w:val="clear" w:color="auto" w:fill="BFB1D0" w:themeFill="accent4" w:themeFillTint="7F"/>
       </w:tcPr>
@@ -21004,7 +21004,7 @@
       <w:spacing w:after="0" w:line="240" w:lineRule="auto"/>
     </w:pPr>
     <w:rPr>
-      <w:rFonts w:asciiTheme="majorHAnsi" w:eastAsiaTheme="majorEastAsia" w:hAnsiTheme="majorHAnsi" w:cstheme="majorBidi"/>
+      <w:rFonts w:asciiTheme="majorHAnsi" w:hAnsiTheme="majorHAnsi" w:eastAsiaTheme="majorEastAsia" w:cstheme="majorBidi"/>
       <w:color w:val="000000" w:themeColor="text1"/>
     </w:rPr>
     <w:tblPr>
@@ -21012,12 +21012,12 @@
       <w:tblStyleColBandSize w:val="1"/>
       <w:tblInd w:w="0" w:type="dxa"/>
       <w:tblBorders>
-        <w:top w:val="single" w:sz="8" w:space="0" w:color="4BACC6" w:themeColor="accent5"/>
-        <w:left w:val="single" w:sz="8" w:space="0" w:color="4BACC6" w:themeColor="accent5"/>
-        <w:bottom w:val="single" w:sz="8" w:space="0" w:color="4BACC6" w:themeColor="accent5"/>
-        <w:right w:val="single" w:sz="8" w:space="0" w:color="4BACC6" w:themeColor="accent5"/>
-        <w:insideH w:val="single" w:sz="8" w:space="0" w:color="4BACC6" w:themeColor="accent5"/>
-        <w:insideV w:val="single" w:sz="8" w:space="0" w:color="4BACC6" w:themeColor="accent5"/>
+        <w:top w:val="single" w:color="4BACC6" w:themeColor="accent5" w:sz="8" w:space="0"/>
+        <w:left w:val="single" w:color="4BACC6" w:themeColor="accent5" w:sz="8" w:space="0"/>
+        <w:bottom w:val="single" w:color="4BACC6" w:themeColor="accent5" w:sz="8" w:space="0"/>
+        <w:right w:val="single" w:color="4BACC6" w:themeColor="accent5" w:sz="8" w:space="0"/>
+        <w:insideH w:val="single" w:color="4BACC6" w:themeColor="accent5" w:sz="8" w:space="0"/>
+        <w:insideV w:val="single" w:color="4BACC6" w:themeColor="accent5" w:sz="8" w:space="0"/>
       </w:tblBorders>
       <w:tblCellMar>
         <w:top w:w="0" w:type="dxa"/>
@@ -21049,7 +21049,7 @@
       <w:tblPr/>
       <w:tcPr>
         <w:tcBorders>
-          <w:top w:val="single" w:sz="12" w:space="0" w:color="000000" w:themeColor="text1"/>
+          <w:top w:val="single" w:color="000000" w:themeColor="text1" w:sz="12" w:space="0"/>
           <w:left w:val="nil"/>
           <w:bottom w:val="nil"/>
           <w:right w:val="nil"/>
@@ -21107,8 +21107,8 @@
       <w:tblPr/>
       <w:tcPr>
         <w:tcBorders>
-          <w:insideH w:val="single" w:sz="6" w:space="0" w:color="4BACC6" w:themeColor="accent5"/>
-          <w:insideV w:val="single" w:sz="6" w:space="0" w:color="4BACC6" w:themeColor="accent5"/>
+          <w:insideH w:val="single" w:color="4BACC6" w:themeColor="accent5" w:sz="6" w:space="0"/>
+          <w:insideV w:val="single" w:color="4BACC6" w:themeColor="accent5" w:sz="6" w:space="0"/>
         </w:tcBorders>
         <w:shd w:val="clear" w:color="auto" w:fill="A5D5E2" w:themeFill="accent5" w:themeFillTint="7F"/>
       </w:tcPr>
@@ -21129,7 +21129,7 @@
       <w:spacing w:after="0" w:line="240" w:lineRule="auto"/>
     </w:pPr>
     <w:rPr>
-      <w:rFonts w:asciiTheme="majorHAnsi" w:eastAsiaTheme="majorEastAsia" w:hAnsiTheme="majorHAnsi" w:cstheme="majorBidi"/>
+      <w:rFonts w:asciiTheme="majorHAnsi" w:hAnsiTheme="majorHAnsi" w:eastAsiaTheme="majorEastAsia" w:cstheme="majorBidi"/>
       <w:color w:val="000000" w:themeColor="text1"/>
     </w:rPr>
     <w:tblPr>
@@ -21137,12 +21137,12 @@
       <w:tblStyleColBandSize w:val="1"/>
       <w:tblInd w:w="0" w:type="dxa"/>
       <w:tblBorders>
-        <w:top w:val="single" w:sz="8" w:space="0" w:color="F79646" w:themeColor="accent6"/>
-        <w:left w:val="single" w:sz="8" w:space="0" w:color="F79646" w:themeColor="accent6"/>
-        <w:bottom w:val="single" w:sz="8" w:space="0" w:color="F79646" w:themeColor="accent6"/>
-        <w:right w:val="single" w:sz="8" w:space="0" w:color="F79646" w:themeColor="accent6"/>
-        <w:insideH w:val="single" w:sz="8" w:space="0" w:color="F79646" w:themeColor="accent6"/>
-        <w:insideV w:val="single" w:sz="8" w:space="0" w:color="F79646" w:themeColor="accent6"/>
+        <w:top w:val="single" w:color="F79646" w:themeColor="accent6" w:sz="8" w:space="0"/>
+        <w:left w:val="single" w:color="F79646" w:themeColor="accent6" w:sz="8" w:space="0"/>
+        <w:bottom w:val="single" w:color="F79646" w:themeColor="accent6" w:sz="8" w:space="0"/>
+        <w:right w:val="single" w:color="F79646" w:themeColor="accent6" w:sz="8" w:space="0"/>
+        <w:insideH w:val="single" w:color="F79646" w:themeColor="accent6" w:sz="8" w:space="0"/>
+        <w:insideV w:val="single" w:color="F79646" w:themeColor="accent6" w:sz="8" w:space="0"/>
       </w:tblBorders>
       <w:tblCellMar>
         <w:top w:w="0" w:type="dxa"/>
@@ -21174,7 +21174,7 @@
       <w:tblPr/>
       <w:tcPr>
         <w:tcBorders>
-          <w:top w:val="single" w:sz="12" w:space="0" w:color="000000" w:themeColor="text1"/>
+          <w:top w:val="single" w:color="000000" w:themeColor="text1" w:sz="12" w:space="0"/>
           <w:left w:val="nil"/>
           <w:bottom w:val="nil"/>
           <w:right w:val="nil"/>
@@ -21232,8 +21232,8 @@
       <w:tblPr/>
       <w:tcPr>
         <w:tcBorders>
-          <w:insideH w:val="single" w:sz="6" w:space="0" w:color="F79646" w:themeColor="accent6"/>
-          <w:insideV w:val="single" w:sz="6" w:space="0" w:color="F79646" w:themeColor="accent6"/>
+          <w:insideH w:val="single" w:color="F79646" w:themeColor="accent6" w:sz="6" w:space="0"/>
+          <w:insideV w:val="single" w:color="F79646" w:themeColor="accent6" w:sz="6" w:space="0"/>
         </w:tcBorders>
         <w:shd w:val="clear" w:color="auto" w:fill="FBCAA2" w:themeFill="accent6" w:themeFillTint="7F"/>
       </w:tcPr>
@@ -21258,12 +21258,12 @@
       <w:tblStyleColBandSize w:val="1"/>
       <w:tblInd w:w="0" w:type="dxa"/>
       <w:tblBorders>
-        <w:top w:val="single" w:sz="8" w:space="0" w:color="FFFFFF" w:themeColor="background1"/>
-        <w:left w:val="single" w:sz="8" w:space="0" w:color="FFFFFF" w:themeColor="background1"/>
-        <w:bottom w:val="single" w:sz="8" w:space="0" w:color="FFFFFF" w:themeColor="background1"/>
-        <w:right w:val="single" w:sz="8" w:space="0" w:color="FFFFFF" w:themeColor="background1"/>
-        <w:insideH w:val="single" w:sz="6" w:space="0" w:color="FFFFFF" w:themeColor="background1"/>
-        <w:insideV w:val="single" w:sz="6" w:space="0" w:color="FFFFFF" w:themeColor="background1"/>
+        <w:top w:val="single" w:color="FFFFFF" w:themeColor="background1" w:sz="8" w:space="0"/>
+        <w:left w:val="single" w:color="FFFFFF" w:themeColor="background1" w:sz="8" w:space="0"/>
+        <w:bottom w:val="single" w:color="FFFFFF" w:themeColor="background1" w:sz="8" w:space="0"/>
+        <w:right w:val="single" w:color="FFFFFF" w:themeColor="background1" w:sz="8" w:space="0"/>
+        <w:insideH w:val="single" w:color="FFFFFF" w:themeColor="background1" w:sz="6" w:space="0"/>
+        <w:insideV w:val="single" w:color="FFFFFF" w:themeColor="background1" w:sz="6" w:space="0"/>
       </w:tblBorders>
       <w:tblCellMar>
         <w:top w:w="0" w:type="dxa"/>
@@ -21286,12 +21286,12 @@
       <w:tblPr/>
       <w:tcPr>
         <w:tcBorders>
-          <w:top w:val="single" w:sz="8" w:space="0" w:color="FFFFFF" w:themeColor="background1"/>
-          <w:left w:val="single" w:sz="8" w:space="0" w:color="FFFFFF" w:themeColor="background1"/>
-          <w:bottom w:val="single" w:sz="24" w:space="0" w:color="FFFFFF" w:themeColor="background1"/>
-          <w:right w:val="single" w:sz="8" w:space="0" w:color="FFFFFF" w:themeColor="background1"/>
-          <w:insideH w:val="nil"/>
-          <w:insideV w:val="single" w:sz="8" w:space="0" w:color="FFFFFF" w:themeColor="background1"/>
+          <w:top w:val="single" w:color="FFFFFF" w:themeColor="background1" w:sz="8" w:space="0"/>
+          <w:left w:val="single" w:color="FFFFFF" w:themeColor="background1" w:sz="8" w:space="0"/>
+          <w:bottom w:val="single" w:color="FFFFFF" w:themeColor="background1" w:sz="24" w:space="0"/>
+          <w:right w:val="single" w:color="FFFFFF" w:themeColor="background1" w:sz="8" w:space="0"/>
+          <w:insideH w:val="nil"/>
+          <w:insideV w:val="single" w:color="FFFFFF" w:themeColor="background1" w:sz="8" w:space="0"/>
         </w:tcBorders>
         <w:shd w:val="clear" w:color="auto" w:fill="000000" w:themeFill="text1"/>
       </w:tcPr>
@@ -21307,12 +21307,12 @@
       <w:tblPr/>
       <w:tcPr>
         <w:tcBorders>
-          <w:top w:val="single" w:sz="24" w:space="0" w:color="FFFFFF" w:themeColor="background1"/>
-          <w:left w:val="single" w:sz="8" w:space="0" w:color="FFFFFF" w:themeColor="background1"/>
-          <w:bottom w:val="single" w:sz="8" w:space="0" w:color="FFFFFF" w:themeColor="background1"/>
-          <w:right w:val="single" w:sz="8" w:space="0" w:color="FFFFFF" w:themeColor="background1"/>
-          <w:insideH w:val="nil"/>
-          <w:insideV w:val="single" w:sz="8" w:space="0" w:color="FFFFFF" w:themeColor="background1"/>
+          <w:top w:val="single" w:color="FFFFFF" w:themeColor="background1" w:sz="24" w:space="0"/>
+          <w:left w:val="single" w:color="FFFFFF" w:themeColor="background1" w:sz="8" w:space="0"/>
+          <w:bottom w:val="single" w:color="FFFFFF" w:themeColor="background1" w:sz="8" w:space="0"/>
+          <w:right w:val="single" w:color="FFFFFF" w:themeColor="background1" w:sz="8" w:space="0"/>
+          <w:insideH w:val="nil"/>
+          <w:insideV w:val="single" w:color="FFFFFF" w:themeColor="background1" w:sz="8" w:space="0"/>
         </w:tcBorders>
         <w:shd w:val="clear" w:color="auto" w:fill="000000" w:themeFill="text1"/>
       </w:tcPr>
@@ -21328,8 +21328,8 @@
       <w:tblPr/>
       <w:tcPr>
         <w:tcBorders>
-          <w:left w:val="single" w:sz="8" w:space="0" w:color="FFFFFF" w:themeColor="background1"/>
-          <w:right w:val="single" w:sz="24" w:space="0" w:color="FFFFFF" w:themeColor="background1"/>
+          <w:left w:val="single" w:color="FFFFFF" w:themeColor="background1" w:sz="8" w:space="0"/>
+          <w:right w:val="single" w:color="FFFFFF" w:themeColor="background1" w:sz="24" w:space="0"/>
           <w:insideH w:val="nil"/>
           <w:insideV w:val="nil"/>
         </w:tcBorders>
@@ -21348,7 +21348,7 @@
       <w:tcPr>
         <w:tcBorders>
           <w:top w:val="nil"/>
-          <w:left w:val="single" w:sz="24" w:space="0" w:color="FFFFFF" w:themeColor="background1"/>
+          <w:left w:val="single" w:color="FFFFFF" w:themeColor="background1" w:sz="24" w:space="0"/>
           <w:bottom w:val="nil"/>
           <w:right w:val="nil"/>
           <w:insideH w:val="nil"/>
@@ -21361,10 +21361,10 @@
       <w:tblPr/>
       <w:tcPr>
         <w:tcBorders>
-          <w:top w:val="single" w:sz="8" w:space="0" w:color="FFFFFF" w:themeColor="background1"/>
-          <w:left w:val="single" w:sz="8" w:space="0" w:color="FFFFFF" w:themeColor="background1"/>
-          <w:bottom w:val="single" w:sz="8" w:space="0" w:color="FFFFFF" w:themeColor="background1"/>
-          <w:right w:val="single" w:sz="8" w:space="0" w:color="FFFFFF" w:themeColor="background1"/>
+          <w:top w:val="single" w:color="FFFFFF" w:themeColor="background1" w:sz="8" w:space="0"/>
+          <w:left w:val="single" w:color="FFFFFF" w:themeColor="background1" w:sz="8" w:space="0"/>
+          <w:bottom w:val="single" w:color="FFFFFF" w:themeColor="background1" w:sz="8" w:space="0"/>
+          <w:right w:val="single" w:color="FFFFFF" w:themeColor="background1" w:sz="8" w:space="0"/>
           <w:insideH w:val="nil"/>
           <w:insideV w:val="nil"/>
         </w:tcBorders>
@@ -21375,12 +21375,12 @@
       <w:tblPr/>
       <w:tcPr>
         <w:tcBorders>
-          <w:top w:val="single" w:sz="8" w:space="0" w:color="FFFFFF" w:themeColor="background1"/>
-          <w:left w:val="single" w:sz="8" w:space="0" w:color="FFFFFF" w:themeColor="background1"/>
-          <w:bottom w:val="single" w:sz="8" w:space="0" w:color="FFFFFF" w:themeColor="background1"/>
-          <w:right w:val="single" w:sz="8" w:space="0" w:color="FFFFFF" w:themeColor="background1"/>
-          <w:insideH w:val="single" w:sz="8" w:space="0" w:color="FFFFFF" w:themeColor="background1"/>
-          <w:insideV w:val="single" w:sz="8" w:space="0" w:color="FFFFFF" w:themeColor="background1"/>
+          <w:top w:val="single" w:color="FFFFFF" w:themeColor="background1" w:sz="8" w:space="0"/>
+          <w:left w:val="single" w:color="FFFFFF" w:themeColor="background1" w:sz="8" w:space="0"/>
+          <w:bottom w:val="single" w:color="FFFFFF" w:themeColor="background1" w:sz="8" w:space="0"/>
+          <w:right w:val="single" w:color="FFFFFF" w:themeColor="background1" w:sz="8" w:space="0"/>
+          <w:insideH w:val="single" w:color="FFFFFF" w:themeColor="background1" w:sz="8" w:space="0"/>
+          <w:insideV w:val="single" w:color="FFFFFF" w:themeColor="background1" w:sz="8" w:space="0"/>
         </w:tcBorders>
         <w:shd w:val="clear" w:color="auto" w:fill="808080" w:themeFill="text1" w:themeFillTint="7F"/>
       </w:tcPr>
@@ -21399,12 +21399,12 @@
       <w:tblStyleColBandSize w:val="1"/>
       <w:tblInd w:w="0" w:type="dxa"/>
       <w:tblBorders>
-        <w:top w:val="single" w:sz="8" w:space="0" w:color="FFFFFF" w:themeColor="background1"/>
-        <w:left w:val="single" w:sz="8" w:space="0" w:color="FFFFFF" w:themeColor="background1"/>
-        <w:bottom w:val="single" w:sz="8" w:space="0" w:color="FFFFFF" w:themeColor="background1"/>
-        <w:right w:val="single" w:sz="8" w:space="0" w:color="FFFFFF" w:themeColor="background1"/>
-        <w:insideH w:val="single" w:sz="6" w:space="0" w:color="FFFFFF" w:themeColor="background1"/>
-        <w:insideV w:val="single" w:sz="6" w:space="0" w:color="FFFFFF" w:themeColor="background1"/>
+        <w:top w:val="single" w:color="FFFFFF" w:themeColor="background1" w:sz="8" w:space="0"/>
+        <w:left w:val="single" w:color="FFFFFF" w:themeColor="background1" w:sz="8" w:space="0"/>
+        <w:bottom w:val="single" w:color="FFFFFF" w:themeColor="background1" w:sz="8" w:space="0"/>
+        <w:right w:val="single" w:color="FFFFFF" w:themeColor="background1" w:sz="8" w:space="0"/>
+        <w:insideH w:val="single" w:color="FFFFFF" w:themeColor="background1" w:sz="6" w:space="0"/>
+        <w:insideV w:val="single" w:color="FFFFFF" w:themeColor="background1" w:sz="6" w:space="0"/>
       </w:tblBorders>
       <w:tblCellMar>
         <w:top w:w="0" w:type="dxa"/>
@@ -21427,12 +21427,12 @@
       <w:tblPr/>
       <w:tcPr>
         <w:tcBorders>
-          <w:top w:val="single" w:sz="8" w:space="0" w:color="FFFFFF" w:themeColor="background1"/>
-          <w:left w:val="single" w:sz="8" w:space="0" w:color="FFFFFF" w:themeColor="background1"/>
-          <w:bottom w:val="single" w:sz="24" w:space="0" w:color="FFFFFF" w:themeColor="background1"/>
-          <w:right w:val="single" w:sz="8" w:space="0" w:color="FFFFFF" w:themeColor="background1"/>
-          <w:insideH w:val="nil"/>
-          <w:insideV w:val="single" w:sz="8" w:space="0" w:color="FFFFFF" w:themeColor="background1"/>
+          <w:top w:val="single" w:color="FFFFFF" w:themeColor="background1" w:sz="8" w:space="0"/>
+          <w:left w:val="single" w:color="FFFFFF" w:themeColor="background1" w:sz="8" w:space="0"/>
+          <w:bottom w:val="single" w:color="FFFFFF" w:themeColor="background1" w:sz="24" w:space="0"/>
+          <w:right w:val="single" w:color="FFFFFF" w:themeColor="background1" w:sz="8" w:space="0"/>
+          <w:insideH w:val="nil"/>
+          <w:insideV w:val="single" w:color="FFFFFF" w:themeColor="background1" w:sz="8" w:space="0"/>
         </w:tcBorders>
         <w:shd w:val="clear" w:color="auto" w:fill="4F81BD" w:themeFill="accent1"/>
       </w:tcPr>
@@ -21448,12 +21448,12 @@
       <w:tblPr/>
       <w:tcPr>
         <w:tcBorders>
-          <w:top w:val="single" w:sz="24" w:space="0" w:color="FFFFFF" w:themeColor="background1"/>
-          <w:left w:val="single" w:sz="8" w:space="0" w:color="FFFFFF" w:themeColor="background1"/>
-          <w:bottom w:val="single" w:sz="8" w:space="0" w:color="FFFFFF" w:themeColor="background1"/>
-          <w:right w:val="single" w:sz="8" w:space="0" w:color="FFFFFF" w:themeColor="background1"/>
-          <w:insideH w:val="nil"/>
-          <w:insideV w:val="single" w:sz="8" w:space="0" w:color="FFFFFF" w:themeColor="background1"/>
+          <w:top w:val="single" w:color="FFFFFF" w:themeColor="background1" w:sz="24" w:space="0"/>
+          <w:left w:val="single" w:color="FFFFFF" w:themeColor="background1" w:sz="8" w:space="0"/>
+          <w:bottom w:val="single" w:color="FFFFFF" w:themeColor="background1" w:sz="8" w:space="0"/>
+          <w:right w:val="single" w:color="FFFFFF" w:themeColor="background1" w:sz="8" w:space="0"/>
+          <w:insideH w:val="nil"/>
+          <w:insideV w:val="single" w:color="FFFFFF" w:themeColor="background1" w:sz="8" w:space="0"/>
         </w:tcBorders>
         <w:shd w:val="clear" w:color="auto" w:fill="4F81BD" w:themeFill="accent1"/>
       </w:tcPr>
@@ -21469,8 +21469,8 @@
       <w:tblPr/>
       <w:tcPr>
         <w:tcBorders>
-          <w:left w:val="single" w:sz="8" w:space="0" w:color="FFFFFF" w:themeColor="background1"/>
-          <w:right w:val="single" w:sz="24" w:space="0" w:color="FFFFFF" w:themeColor="background1"/>
+          <w:left w:val="single" w:color="FFFFFF" w:themeColor="background1" w:sz="8" w:space="0"/>
+          <w:right w:val="single" w:color="FFFFFF" w:themeColor="background1" w:sz="24" w:space="0"/>
           <w:insideH w:val="nil"/>
           <w:insideV w:val="nil"/>
         </w:tcBorders>
@@ -21489,7 +21489,7 @@
       <w:tcPr>
         <w:tcBorders>
           <w:top w:val="nil"/>
-          <w:left w:val="single" w:sz="24" w:space="0" w:color="FFFFFF" w:themeColor="background1"/>
+          <w:left w:val="single" w:color="FFFFFF" w:themeColor="background1" w:sz="24" w:space="0"/>
           <w:bottom w:val="nil"/>
           <w:right w:val="nil"/>
           <w:insideH w:val="nil"/>
@@ -21502,10 +21502,10 @@
       <w:tblPr/>
       <w:tcPr>
         <w:tcBorders>
-          <w:top w:val="single" w:sz="8" w:space="0" w:color="FFFFFF" w:themeColor="background1"/>
-          <w:left w:val="single" w:sz="8" w:space="0" w:color="FFFFFF" w:themeColor="background1"/>
-          <w:bottom w:val="single" w:sz="8" w:space="0" w:color="FFFFFF" w:themeColor="background1"/>
-          <w:right w:val="single" w:sz="8" w:space="0" w:color="FFFFFF" w:themeColor="background1"/>
+          <w:top w:val="single" w:color="FFFFFF" w:themeColor="background1" w:sz="8" w:space="0"/>
+          <w:left w:val="single" w:color="FFFFFF" w:themeColor="background1" w:sz="8" w:space="0"/>
+          <w:bottom w:val="single" w:color="FFFFFF" w:themeColor="background1" w:sz="8" w:space="0"/>
+          <w:right w:val="single" w:color="FFFFFF" w:themeColor="background1" w:sz="8" w:space="0"/>
           <w:insideH w:val="nil"/>
           <w:insideV w:val="nil"/>
         </w:tcBorders>
@@ -21516,12 +21516,12 @@
       <w:tblPr/>
       <w:tcPr>
         <w:tcBorders>
-          <w:top w:val="single" w:sz="8" w:space="0" w:color="FFFFFF" w:themeColor="background1"/>
-          <w:left w:val="single" w:sz="8" w:space="0" w:color="FFFFFF" w:themeColor="background1"/>
-          <w:bottom w:val="single" w:sz="8" w:space="0" w:color="FFFFFF" w:themeColor="background1"/>
-          <w:right w:val="single" w:sz="8" w:space="0" w:color="FFFFFF" w:themeColor="background1"/>
-          <w:insideH w:val="single" w:sz="8" w:space="0" w:color="FFFFFF" w:themeColor="background1"/>
-          <w:insideV w:val="single" w:sz="8" w:space="0" w:color="FFFFFF" w:themeColor="background1"/>
+          <w:top w:val="single" w:color="FFFFFF" w:themeColor="background1" w:sz="8" w:space="0"/>
+          <w:left w:val="single" w:color="FFFFFF" w:themeColor="background1" w:sz="8" w:space="0"/>
+          <w:bottom w:val="single" w:color="FFFFFF" w:themeColor="background1" w:sz="8" w:space="0"/>
+          <w:right w:val="single" w:color="FFFFFF" w:themeColor="background1" w:sz="8" w:space="0"/>
+          <w:insideH w:val="single" w:color="FFFFFF" w:themeColor="background1" w:sz="8" w:space="0"/>
+          <w:insideV w:val="single" w:color="FFFFFF" w:themeColor="background1" w:sz="8" w:space="0"/>
         </w:tcBorders>
         <w:shd w:val="clear" w:color="auto" w:fill="A7BFDE" w:themeFill="accent1" w:themeFillTint="7F"/>
       </w:tcPr>
@@ -21540,12 +21540,12 @@
       <w:tblStyleColBandSize w:val="1"/>
       <w:tblInd w:w="0" w:type="dxa"/>
       <w:tblBorders>
-        <w:top w:val="single" w:sz="8" w:space="0" w:color="FFFFFF" w:themeColor="background1"/>
-        <w:left w:val="single" w:sz="8" w:space="0" w:color="FFFFFF" w:themeColor="background1"/>
-        <w:bottom w:val="single" w:sz="8" w:space="0" w:color="FFFFFF" w:themeColor="background1"/>
-        <w:right w:val="single" w:sz="8" w:space="0" w:color="FFFFFF" w:themeColor="background1"/>
-        <w:insideH w:val="single" w:sz="6" w:space="0" w:color="FFFFFF" w:themeColor="background1"/>
-        <w:insideV w:val="single" w:sz="6" w:space="0" w:color="FFFFFF" w:themeColor="background1"/>
+        <w:top w:val="single" w:color="FFFFFF" w:themeColor="background1" w:sz="8" w:space="0"/>
+        <w:left w:val="single" w:color="FFFFFF" w:themeColor="background1" w:sz="8" w:space="0"/>
+        <w:bottom w:val="single" w:color="FFFFFF" w:themeColor="background1" w:sz="8" w:space="0"/>
+        <w:right w:val="single" w:color="FFFFFF" w:themeColor="background1" w:sz="8" w:space="0"/>
+        <w:insideH w:val="single" w:color="FFFFFF" w:themeColor="background1" w:sz="6" w:space="0"/>
+        <w:insideV w:val="single" w:color="FFFFFF" w:themeColor="background1" w:sz="6" w:space="0"/>
       </w:tblBorders>
       <w:tblCellMar>
         <w:top w:w="0" w:type="dxa"/>
@@ -21568,12 +21568,12 @@
       <w:tblPr/>
       <w:tcPr>
         <w:tcBorders>
-          <w:top w:val="single" w:sz="8" w:space="0" w:color="FFFFFF" w:themeColor="background1"/>
-          <w:left w:val="single" w:sz="8" w:space="0" w:color="FFFFFF" w:themeColor="background1"/>
-          <w:bottom w:val="single" w:sz="24" w:space="0" w:color="FFFFFF" w:themeColor="background1"/>
-          <w:right w:val="single" w:sz="8" w:space="0" w:color="FFFFFF" w:themeColor="background1"/>
-          <w:insideH w:val="nil"/>
-          <w:insideV w:val="single" w:sz="8" w:space="0" w:color="FFFFFF" w:themeColor="background1"/>
+          <w:top w:val="single" w:color="FFFFFF" w:themeColor="background1" w:sz="8" w:space="0"/>
+          <w:left w:val="single" w:color="FFFFFF" w:themeColor="background1" w:sz="8" w:space="0"/>
+          <w:bottom w:val="single" w:color="FFFFFF" w:themeColor="background1" w:sz="24" w:space="0"/>
+          <w:right w:val="single" w:color="FFFFFF" w:themeColor="background1" w:sz="8" w:space="0"/>
+          <w:insideH w:val="nil"/>
+          <w:insideV w:val="single" w:color="FFFFFF" w:themeColor="background1" w:sz="8" w:space="0"/>
         </w:tcBorders>
         <w:shd w:val="clear" w:color="auto" w:fill="C0504D" w:themeFill="accent2"/>
       </w:tcPr>
@@ -21589,12 +21589,12 @@
       <w:tblPr/>
       <w:tcPr>
         <w:tcBorders>
-          <w:top w:val="single" w:sz="24" w:space="0" w:color="FFFFFF" w:themeColor="background1"/>
-          <w:left w:val="single" w:sz="8" w:space="0" w:color="FFFFFF" w:themeColor="background1"/>
-          <w:bottom w:val="single" w:sz="8" w:space="0" w:color="FFFFFF" w:themeColor="background1"/>
-          <w:right w:val="single" w:sz="8" w:space="0" w:color="FFFFFF" w:themeColor="background1"/>
-          <w:insideH w:val="nil"/>
-          <w:insideV w:val="single" w:sz="8" w:space="0" w:color="FFFFFF" w:themeColor="background1"/>
+          <w:top w:val="single" w:color="FFFFFF" w:themeColor="background1" w:sz="24" w:space="0"/>
+          <w:left w:val="single" w:color="FFFFFF" w:themeColor="background1" w:sz="8" w:space="0"/>
+          <w:bottom w:val="single" w:color="FFFFFF" w:themeColor="background1" w:sz="8" w:space="0"/>
+          <w:right w:val="single" w:color="FFFFFF" w:themeColor="background1" w:sz="8" w:space="0"/>
+          <w:insideH w:val="nil"/>
+          <w:insideV w:val="single" w:color="FFFFFF" w:themeColor="background1" w:sz="8" w:space="0"/>
         </w:tcBorders>
         <w:shd w:val="clear" w:color="auto" w:fill="C0504D" w:themeFill="accent2"/>
       </w:tcPr>
@@ -21610,8 +21610,8 @@
       <w:tblPr/>
       <w:tcPr>
         <w:tcBorders>
-          <w:left w:val="single" w:sz="8" w:space="0" w:color="FFFFFF" w:themeColor="background1"/>
-          <w:right w:val="single" w:sz="24" w:space="0" w:color="FFFFFF" w:themeColor="background1"/>
+          <w:left w:val="single" w:color="FFFFFF" w:themeColor="background1" w:sz="8" w:space="0"/>
+          <w:right w:val="single" w:color="FFFFFF" w:themeColor="background1" w:sz="24" w:space="0"/>
           <w:insideH w:val="nil"/>
           <w:insideV w:val="nil"/>
         </w:tcBorders>
@@ -21630,7 +21630,7 @@
       <w:tcPr>
         <w:tcBorders>
           <w:top w:val="nil"/>
-          <w:left w:val="single" w:sz="24" w:space="0" w:color="FFFFFF" w:themeColor="background1"/>
+          <w:left w:val="single" w:color="FFFFFF" w:themeColor="background1" w:sz="24" w:space="0"/>
           <w:bottom w:val="nil"/>
           <w:right w:val="nil"/>
           <w:insideH w:val="nil"/>
@@ -21643,10 +21643,10 @@
       <w:tblPr/>
       <w:tcPr>
         <w:tcBorders>
-          <w:top w:val="single" w:sz="8" w:space="0" w:color="FFFFFF" w:themeColor="background1"/>
-          <w:left w:val="single" w:sz="8" w:space="0" w:color="FFFFFF" w:themeColor="background1"/>
-          <w:bottom w:val="single" w:sz="8" w:space="0" w:color="FFFFFF" w:themeColor="background1"/>
-          <w:right w:val="single" w:sz="8" w:space="0" w:color="FFFFFF" w:themeColor="background1"/>
+          <w:top w:val="single" w:color="FFFFFF" w:themeColor="background1" w:sz="8" w:space="0"/>
+          <w:left w:val="single" w:color="FFFFFF" w:themeColor="background1" w:sz="8" w:space="0"/>
+          <w:bottom w:val="single" w:color="FFFFFF" w:themeColor="background1" w:sz="8" w:space="0"/>
+          <w:right w:val="single" w:color="FFFFFF" w:themeColor="background1" w:sz="8" w:space="0"/>
           <w:insideH w:val="nil"/>
           <w:insideV w:val="nil"/>
         </w:tcBorders>
@@ -21657,12 +21657,12 @@
       <w:tblPr/>
       <w:tcPr>
         <w:tcBorders>
-          <w:top w:val="single" w:sz="8" w:space="0" w:color="FFFFFF" w:themeColor="background1"/>
-          <w:left w:val="single" w:sz="8" w:space="0" w:color="FFFFFF" w:themeColor="background1"/>
-          <w:bottom w:val="single" w:sz="8" w:space="0" w:color="FFFFFF" w:themeColor="background1"/>
-          <w:right w:val="single" w:sz="8" w:space="0" w:color="FFFFFF" w:themeColor="background1"/>
-          <w:insideH w:val="single" w:sz="8" w:space="0" w:color="FFFFFF" w:themeColor="background1"/>
-          <w:insideV w:val="single" w:sz="8" w:space="0" w:color="FFFFFF" w:themeColor="background1"/>
+          <w:top w:val="single" w:color="FFFFFF" w:themeColor="background1" w:sz="8" w:space="0"/>
+          <w:left w:val="single" w:color="FFFFFF" w:themeColor="background1" w:sz="8" w:space="0"/>
+          <w:bottom w:val="single" w:color="FFFFFF" w:themeColor="background1" w:sz="8" w:space="0"/>
+          <w:right w:val="single" w:color="FFFFFF" w:themeColor="background1" w:sz="8" w:space="0"/>
+          <w:insideH w:val="single" w:color="FFFFFF" w:themeColor="background1" w:sz="8" w:space="0"/>
+          <w:insideV w:val="single" w:color="FFFFFF" w:themeColor="background1" w:sz="8" w:space="0"/>
         </w:tcBorders>
         <w:shd w:val="clear" w:color="auto" w:fill="DFA7A6" w:themeFill="accent2" w:themeFillTint="7F"/>
       </w:tcPr>
@@ -21681,12 +21681,12 @@
       <w:tblStyleColBandSize w:val="1"/>
       <w:tblInd w:w="0" w:type="dxa"/>
       <w:tblBorders>
-        <w:top w:val="single" w:sz="8" w:space="0" w:color="FFFFFF" w:themeColor="background1"/>
-        <w:left w:val="single" w:sz="8" w:space="0" w:color="FFFFFF" w:themeColor="background1"/>
-        <w:bottom w:val="single" w:sz="8" w:space="0" w:color="FFFFFF" w:themeColor="background1"/>
-        <w:right w:val="single" w:sz="8" w:space="0" w:color="FFFFFF" w:themeColor="background1"/>
-        <w:insideH w:val="single" w:sz="6" w:space="0" w:color="FFFFFF" w:themeColor="background1"/>
-        <w:insideV w:val="single" w:sz="6" w:space="0" w:color="FFFFFF" w:themeColor="background1"/>
+        <w:top w:val="single" w:color="FFFFFF" w:themeColor="background1" w:sz="8" w:space="0"/>
+        <w:left w:val="single" w:color="FFFFFF" w:themeColor="background1" w:sz="8" w:space="0"/>
+        <w:bottom w:val="single" w:color="FFFFFF" w:themeColor="background1" w:sz="8" w:space="0"/>
+        <w:right w:val="single" w:color="FFFFFF" w:themeColor="background1" w:sz="8" w:space="0"/>
+        <w:insideH w:val="single" w:color="FFFFFF" w:themeColor="background1" w:sz="6" w:space="0"/>
+        <w:insideV w:val="single" w:color="FFFFFF" w:themeColor="background1" w:sz="6" w:space="0"/>
       </w:tblBorders>
       <w:tblCellMar>
         <w:top w:w="0" w:type="dxa"/>
@@ -21709,12 +21709,12 @@
       <w:tblPr/>
       <w:tcPr>
         <w:tcBorders>
-          <w:top w:val="single" w:sz="8" w:space="0" w:color="FFFFFF" w:themeColor="background1"/>
-          <w:left w:val="single" w:sz="8" w:space="0" w:color="FFFFFF" w:themeColor="background1"/>
-          <w:bottom w:val="single" w:sz="24" w:space="0" w:color="FFFFFF" w:themeColor="background1"/>
-          <w:right w:val="single" w:sz="8" w:space="0" w:color="FFFFFF" w:themeColor="background1"/>
-          <w:insideH w:val="nil"/>
-          <w:insideV w:val="single" w:sz="8" w:space="0" w:color="FFFFFF" w:themeColor="background1"/>
+          <w:top w:val="single" w:color="FFFFFF" w:themeColor="background1" w:sz="8" w:space="0"/>
+          <w:left w:val="single" w:color="FFFFFF" w:themeColor="background1" w:sz="8" w:space="0"/>
+          <w:bottom w:val="single" w:color="FFFFFF" w:themeColor="background1" w:sz="24" w:space="0"/>
+          <w:right w:val="single" w:color="FFFFFF" w:themeColor="background1" w:sz="8" w:space="0"/>
+          <w:insideH w:val="nil"/>
+          <w:insideV w:val="single" w:color="FFFFFF" w:themeColor="background1" w:sz="8" w:space="0"/>
         </w:tcBorders>
         <w:shd w:val="clear" w:color="auto" w:fill="9BBB59" w:themeFill="accent3"/>
       </w:tcPr>
@@ -21730,12 +21730,12 @@
       <w:tblPr/>
       <w:tcPr>
         <w:tcBorders>
-          <w:top w:val="single" w:sz="24" w:space="0" w:color="FFFFFF" w:themeColor="background1"/>
-          <w:left w:val="single" w:sz="8" w:space="0" w:color="FFFFFF" w:themeColor="background1"/>
-          <w:bottom w:val="single" w:sz="8" w:space="0" w:color="FFFFFF" w:themeColor="background1"/>
-          <w:right w:val="single" w:sz="8" w:space="0" w:color="FFFFFF" w:themeColor="background1"/>
-          <w:insideH w:val="nil"/>
-          <w:insideV w:val="single" w:sz="8" w:space="0" w:color="FFFFFF" w:themeColor="background1"/>
+          <w:top w:val="single" w:color="FFFFFF" w:themeColor="background1" w:sz="24" w:space="0"/>
+          <w:left w:val="single" w:color="FFFFFF" w:themeColor="background1" w:sz="8" w:space="0"/>
+          <w:bottom w:val="single" w:color="FFFFFF" w:themeColor="background1" w:sz="8" w:space="0"/>
+          <w:right w:val="single" w:color="FFFFFF" w:themeColor="background1" w:sz="8" w:space="0"/>
+          <w:insideH w:val="nil"/>
+          <w:insideV w:val="single" w:color="FFFFFF" w:themeColor="background1" w:sz="8" w:space="0"/>
         </w:tcBorders>
         <w:shd w:val="clear" w:color="auto" w:fill="9BBB59" w:themeFill="accent3"/>
       </w:tcPr>
@@ -21751,8 +21751,8 @@
       <w:tblPr/>
       <w:tcPr>
         <w:tcBorders>
-          <w:left w:val="single" w:sz="8" w:space="0" w:color="FFFFFF" w:themeColor="background1"/>
-          <w:right w:val="single" w:sz="24" w:space="0" w:color="FFFFFF" w:themeColor="background1"/>
+          <w:left w:val="single" w:color="FFFFFF" w:themeColor="background1" w:sz="8" w:space="0"/>
+          <w:right w:val="single" w:color="FFFFFF" w:themeColor="background1" w:sz="24" w:space="0"/>
           <w:insideH w:val="nil"/>
           <w:insideV w:val="nil"/>
         </w:tcBorders>
@@ -21771,7 +21771,7 @@
       <w:tcPr>
         <w:tcBorders>
           <w:top w:val="nil"/>
-          <w:left w:val="single" w:sz="24" w:space="0" w:color="FFFFFF" w:themeColor="background1"/>
+          <w:left w:val="single" w:color="FFFFFF" w:themeColor="background1" w:sz="24" w:space="0"/>
           <w:bottom w:val="nil"/>
           <w:right w:val="nil"/>
           <w:insideH w:val="nil"/>
@@ -21784,10 +21784,10 @@
       <w:tblPr/>
       <w:tcPr>
         <w:tcBorders>
-          <w:top w:val="single" w:sz="8" w:space="0" w:color="FFFFFF" w:themeColor="background1"/>
-          <w:left w:val="single" w:sz="8" w:space="0" w:color="FFFFFF" w:themeColor="background1"/>
-          <w:bottom w:val="single" w:sz="8" w:space="0" w:color="FFFFFF" w:themeColor="background1"/>
-          <w:right w:val="single" w:sz="8" w:space="0" w:color="FFFFFF" w:themeColor="background1"/>
+          <w:top w:val="single" w:color="FFFFFF" w:themeColor="background1" w:sz="8" w:space="0"/>
+          <w:left w:val="single" w:color="FFFFFF" w:themeColor="background1" w:sz="8" w:space="0"/>
+          <w:bottom w:val="single" w:color="FFFFFF" w:themeColor="background1" w:sz="8" w:space="0"/>
+          <w:right w:val="single" w:color="FFFFFF" w:themeColor="background1" w:sz="8" w:space="0"/>
           <w:insideH w:val="nil"/>
           <w:insideV w:val="nil"/>
         </w:tcBorders>
@@ -21798,12 +21798,12 @@
       <w:tblPr/>
       <w:tcPr>
         <w:tcBorders>
-          <w:top w:val="single" w:sz="8" w:space="0" w:color="FFFFFF" w:themeColor="background1"/>
-          <w:left w:val="single" w:sz="8" w:space="0" w:color="FFFFFF" w:themeColor="background1"/>
-          <w:bottom w:val="single" w:sz="8" w:space="0" w:color="FFFFFF" w:themeColor="background1"/>
-          <w:right w:val="single" w:sz="8" w:space="0" w:color="FFFFFF" w:themeColor="background1"/>
-          <w:insideH w:val="single" w:sz="8" w:space="0" w:color="FFFFFF" w:themeColor="background1"/>
-          <w:insideV w:val="single" w:sz="8" w:space="0" w:color="FFFFFF" w:themeColor="background1"/>
+          <w:top w:val="single" w:color="FFFFFF" w:themeColor="background1" w:sz="8" w:space="0"/>
+          <w:left w:val="single" w:color="FFFFFF" w:themeColor="background1" w:sz="8" w:space="0"/>
+          <w:bottom w:val="single" w:color="FFFFFF" w:themeColor="background1" w:sz="8" w:space="0"/>
+          <w:right w:val="single" w:color="FFFFFF" w:themeColor="background1" w:sz="8" w:space="0"/>
+          <w:insideH w:val="single" w:color="FFFFFF" w:themeColor="background1" w:sz="8" w:space="0"/>
+          <w:insideV w:val="single" w:color="FFFFFF" w:themeColor="background1" w:sz="8" w:space="0"/>
         </w:tcBorders>
         <w:shd w:val="clear" w:color="auto" w:fill="CDDDAC" w:themeFill="accent3" w:themeFillTint="7F"/>
       </w:tcPr>
@@ -21822,12 +21822,12 @@
       <w:tblStyleColBandSize w:val="1"/>
       <w:tblInd w:w="0" w:type="dxa"/>
       <w:tblBorders>
-        <w:top w:val="single" w:sz="8" w:space="0" w:color="FFFFFF" w:themeColor="background1"/>
-        <w:left w:val="single" w:sz="8" w:space="0" w:color="FFFFFF" w:themeColor="background1"/>
-        <w:bottom w:val="single" w:sz="8" w:space="0" w:color="FFFFFF" w:themeColor="background1"/>
-        <w:right w:val="single" w:sz="8" w:space="0" w:color="FFFFFF" w:themeColor="background1"/>
-        <w:insideH w:val="single" w:sz="6" w:space="0" w:color="FFFFFF" w:themeColor="background1"/>
-        <w:insideV w:val="single" w:sz="6" w:space="0" w:color="FFFFFF" w:themeColor="background1"/>
+        <w:top w:val="single" w:color="FFFFFF" w:themeColor="background1" w:sz="8" w:space="0"/>
+        <w:left w:val="single" w:color="FFFFFF" w:themeColor="background1" w:sz="8" w:space="0"/>
+        <w:bottom w:val="single" w:color="FFFFFF" w:themeColor="background1" w:sz="8" w:space="0"/>
+        <w:right w:val="single" w:color="FFFFFF" w:themeColor="background1" w:sz="8" w:space="0"/>
+        <w:insideH w:val="single" w:color="FFFFFF" w:themeColor="background1" w:sz="6" w:space="0"/>
+        <w:insideV w:val="single" w:color="FFFFFF" w:themeColor="background1" w:sz="6" w:space="0"/>
       </w:tblBorders>
       <w:tblCellMar>
         <w:top w:w="0" w:type="dxa"/>
@@ -21850,12 +21850,12 @@
       <w:tblPr/>
       <w:tcPr>
         <w:tcBorders>
-          <w:top w:val="single" w:sz="8" w:space="0" w:color="FFFFFF" w:themeColor="background1"/>
-          <w:left w:val="single" w:sz="8" w:space="0" w:color="FFFFFF" w:themeColor="background1"/>
-          <w:bottom w:val="single" w:sz="24" w:space="0" w:color="FFFFFF" w:themeColor="background1"/>
-          <w:right w:val="single" w:sz="8" w:space="0" w:color="FFFFFF" w:themeColor="background1"/>
-          <w:insideH w:val="nil"/>
-          <w:insideV w:val="single" w:sz="8" w:space="0" w:color="FFFFFF" w:themeColor="background1"/>
+          <w:top w:val="single" w:color="FFFFFF" w:themeColor="background1" w:sz="8" w:space="0"/>
+          <w:left w:val="single" w:color="FFFFFF" w:themeColor="background1" w:sz="8" w:space="0"/>
+          <w:bottom w:val="single" w:color="FFFFFF" w:themeColor="background1" w:sz="24" w:space="0"/>
+          <w:right w:val="single" w:color="FFFFFF" w:themeColor="background1" w:sz="8" w:space="0"/>
+          <w:insideH w:val="nil"/>
+          <w:insideV w:val="single" w:color="FFFFFF" w:themeColor="background1" w:sz="8" w:space="0"/>
         </w:tcBorders>
         <w:shd w:val="clear" w:color="auto" w:fill="8064A2" w:themeFill="accent4"/>
       </w:tcPr>
@@ -21871,12 +21871,12 @@
       <w:tblPr/>
       <w:tcPr>
         <w:tcBorders>
-          <w:top w:val="single" w:sz="24" w:space="0" w:color="FFFFFF" w:themeColor="background1"/>
-          <w:left w:val="single" w:sz="8" w:space="0" w:color="FFFFFF" w:themeColor="background1"/>
-          <w:bottom w:val="single" w:sz="8" w:space="0" w:color="FFFFFF" w:themeColor="background1"/>
-          <w:right w:val="single" w:sz="8" w:space="0" w:color="FFFFFF" w:themeColor="background1"/>
-          <w:insideH w:val="nil"/>
-          <w:insideV w:val="single" w:sz="8" w:space="0" w:color="FFFFFF" w:themeColor="background1"/>
+          <w:top w:val="single" w:color="FFFFFF" w:themeColor="background1" w:sz="24" w:space="0"/>
+          <w:left w:val="single" w:color="FFFFFF" w:themeColor="background1" w:sz="8" w:space="0"/>
+          <w:bottom w:val="single" w:color="FFFFFF" w:themeColor="background1" w:sz="8" w:space="0"/>
+          <w:right w:val="single" w:color="FFFFFF" w:themeColor="background1" w:sz="8" w:space="0"/>
+          <w:insideH w:val="nil"/>
+          <w:insideV w:val="single" w:color="FFFFFF" w:themeColor="background1" w:sz="8" w:space="0"/>
         </w:tcBorders>
         <w:shd w:val="clear" w:color="auto" w:fill="8064A2" w:themeFill="accent4"/>
       </w:tcPr>
@@ -21892,8 +21892,8 @@
       <w:tblPr/>
       <w:tcPr>
         <w:tcBorders>
-          <w:left w:val="single" w:sz="8" w:space="0" w:color="FFFFFF" w:themeColor="background1"/>
-          <w:right w:val="single" w:sz="24" w:space="0" w:color="FFFFFF" w:themeColor="background1"/>
+          <w:left w:val="single" w:color="FFFFFF" w:themeColor="background1" w:sz="8" w:space="0"/>
+          <w:right w:val="single" w:color="FFFFFF" w:themeColor="background1" w:sz="24" w:space="0"/>
           <w:insideH w:val="nil"/>
           <w:insideV w:val="nil"/>
         </w:tcBorders>
@@ -21912,7 +21912,7 @@
       <w:tcPr>
         <w:tcBorders>
           <w:top w:val="nil"/>
-          <w:left w:val="single" w:sz="24" w:space="0" w:color="FFFFFF" w:themeColor="background1"/>
+          <w:left w:val="single" w:color="FFFFFF" w:themeColor="background1" w:sz="24" w:space="0"/>
           <w:bottom w:val="nil"/>
           <w:right w:val="nil"/>
           <w:insideH w:val="nil"/>
@@ -21925,10 +21925,10 @@
       <w:tblPr/>
       <w:tcPr>
         <w:tcBorders>
-          <w:top w:val="single" w:sz="8" w:space="0" w:color="FFFFFF" w:themeColor="background1"/>
-          <w:left w:val="single" w:sz="8" w:space="0" w:color="FFFFFF" w:themeColor="background1"/>
-          <w:bottom w:val="single" w:sz="8" w:space="0" w:color="FFFFFF" w:themeColor="background1"/>
-          <w:right w:val="single" w:sz="8" w:space="0" w:color="FFFFFF" w:themeColor="background1"/>
+          <w:top w:val="single" w:color="FFFFFF" w:themeColor="background1" w:sz="8" w:space="0"/>
+          <w:left w:val="single" w:color="FFFFFF" w:themeColor="background1" w:sz="8" w:space="0"/>
+          <w:bottom w:val="single" w:color="FFFFFF" w:themeColor="background1" w:sz="8" w:space="0"/>
+          <w:right w:val="single" w:color="FFFFFF" w:themeColor="background1" w:sz="8" w:space="0"/>
           <w:insideH w:val="nil"/>
           <w:insideV w:val="nil"/>
         </w:tcBorders>
@@ -21939,12 +21939,12 @@
       <w:tblPr/>
       <w:tcPr>
         <w:tcBorders>
-          <w:top w:val="single" w:sz="8" w:space="0" w:color="FFFFFF" w:themeColor="background1"/>
-          <w:left w:val="single" w:sz="8" w:space="0" w:color="FFFFFF" w:themeColor="background1"/>
-          <w:bottom w:val="single" w:sz="8" w:space="0" w:color="FFFFFF" w:themeColor="background1"/>
-          <w:right w:val="single" w:sz="8" w:space="0" w:color="FFFFFF" w:themeColor="background1"/>
-          <w:insideH w:val="single" w:sz="8" w:space="0" w:color="FFFFFF" w:themeColor="background1"/>
-          <w:insideV w:val="single" w:sz="8" w:space="0" w:color="FFFFFF" w:themeColor="background1"/>
+          <w:top w:val="single" w:color="FFFFFF" w:themeColor="background1" w:sz="8" w:space="0"/>
+          <w:left w:val="single" w:color="FFFFFF" w:themeColor="background1" w:sz="8" w:space="0"/>
+          <w:bottom w:val="single" w:color="FFFFFF" w:themeColor="background1" w:sz="8" w:space="0"/>
+          <w:right w:val="single" w:color="FFFFFF" w:themeColor="background1" w:sz="8" w:space="0"/>
+          <w:insideH w:val="single" w:color="FFFFFF" w:themeColor="background1" w:sz="8" w:space="0"/>
+          <w:insideV w:val="single" w:color="FFFFFF" w:themeColor="background1" w:sz="8" w:space="0"/>
         </w:tcBorders>
         <w:shd w:val="clear" w:color="auto" w:fill="BFB1D0" w:themeFill="accent4" w:themeFillTint="7F"/>
       </w:tcPr>
@@ -21963,12 +21963,12 @@
       <w:tblStyleColBandSize w:val="1"/>
       <w:tblInd w:w="0" w:type="dxa"/>
       <w:tblBorders>
-        <w:top w:val="single" w:sz="8" w:space="0" w:color="FFFFFF" w:themeColor="background1"/>
-        <w:left w:val="single" w:sz="8" w:space="0" w:color="FFFFFF" w:themeColor="background1"/>
-        <w:bottom w:val="single" w:sz="8" w:space="0" w:color="FFFFFF" w:themeColor="background1"/>
-        <w:right w:val="single" w:sz="8" w:space="0" w:color="FFFFFF" w:themeColor="background1"/>
-        <w:insideH w:val="single" w:sz="6" w:space="0" w:color="FFFFFF" w:themeColor="background1"/>
-        <w:insideV w:val="single" w:sz="6" w:space="0" w:color="FFFFFF" w:themeColor="background1"/>
+        <w:top w:val="single" w:color="FFFFFF" w:themeColor="background1" w:sz="8" w:space="0"/>
+        <w:left w:val="single" w:color="FFFFFF" w:themeColor="background1" w:sz="8" w:space="0"/>
+        <w:bottom w:val="single" w:color="FFFFFF" w:themeColor="background1" w:sz="8" w:space="0"/>
+        <w:right w:val="single" w:color="FFFFFF" w:themeColor="background1" w:sz="8" w:space="0"/>
+        <w:insideH w:val="single" w:color="FFFFFF" w:themeColor="background1" w:sz="6" w:space="0"/>
+        <w:insideV w:val="single" w:color="FFFFFF" w:themeColor="background1" w:sz="6" w:space="0"/>
       </w:tblBorders>
       <w:tblCellMar>
         <w:top w:w="0" w:type="dxa"/>
@@ -21991,12 +21991,12 @@
       <w:tblPr/>
       <w:tcPr>
         <w:tcBorders>
-          <w:top w:val="single" w:sz="8" w:space="0" w:color="FFFFFF" w:themeColor="background1"/>
-          <w:left w:val="single" w:sz="8" w:space="0" w:color="FFFFFF" w:themeColor="background1"/>
-          <w:bottom w:val="single" w:sz="24" w:space="0" w:color="FFFFFF" w:themeColor="background1"/>
-          <w:right w:val="single" w:sz="8" w:space="0" w:color="FFFFFF" w:themeColor="background1"/>
-          <w:insideH w:val="nil"/>
-          <w:insideV w:val="single" w:sz="8" w:space="0" w:color="FFFFFF" w:themeColor="background1"/>
+          <w:top w:val="single" w:color="FFFFFF" w:themeColor="background1" w:sz="8" w:space="0"/>
+          <w:left w:val="single" w:color="FFFFFF" w:themeColor="background1" w:sz="8" w:space="0"/>
+          <w:bottom w:val="single" w:color="FFFFFF" w:themeColor="background1" w:sz="24" w:space="0"/>
+          <w:right w:val="single" w:color="FFFFFF" w:themeColor="background1" w:sz="8" w:space="0"/>
+          <w:insideH w:val="nil"/>
+          <w:insideV w:val="single" w:color="FFFFFF" w:themeColor="background1" w:sz="8" w:space="0"/>
         </w:tcBorders>
         <w:shd w:val="clear" w:color="auto" w:fill="4BACC6" w:themeFill="accent5"/>
       </w:tcPr>
@@ -22012,12 +22012,12 @@
       <w:tblPr/>
       <w:tcPr>
         <w:tcBorders>
-          <w:top w:val="single" w:sz="24" w:space="0" w:color="FFFFFF" w:themeColor="background1"/>
-          <w:left w:val="single" w:sz="8" w:space="0" w:color="FFFFFF" w:themeColor="background1"/>
-          <w:bottom w:val="single" w:sz="8" w:space="0" w:color="FFFFFF" w:themeColor="background1"/>
-          <w:right w:val="single" w:sz="8" w:space="0" w:color="FFFFFF" w:themeColor="background1"/>
-          <w:insideH w:val="nil"/>
-          <w:insideV w:val="single" w:sz="8" w:space="0" w:color="FFFFFF" w:themeColor="background1"/>
+          <w:top w:val="single" w:color="FFFFFF" w:themeColor="background1" w:sz="24" w:space="0"/>
+          <w:left w:val="single" w:color="FFFFFF" w:themeColor="background1" w:sz="8" w:space="0"/>
+          <w:bottom w:val="single" w:color="FFFFFF" w:themeColor="background1" w:sz="8" w:space="0"/>
+          <w:right w:val="single" w:color="FFFFFF" w:themeColor="background1" w:sz="8" w:space="0"/>
+          <w:insideH w:val="nil"/>
+          <w:insideV w:val="single" w:color="FFFFFF" w:themeColor="background1" w:sz="8" w:space="0"/>
         </w:tcBorders>
         <w:shd w:val="clear" w:color="auto" w:fill="4BACC6" w:themeFill="accent5"/>
       </w:tcPr>
@@ -22033,8 +22033,8 @@
       <w:tblPr/>
       <w:tcPr>
         <w:tcBorders>
-          <w:left w:val="single" w:sz="8" w:space="0" w:color="FFFFFF" w:themeColor="background1"/>
-          <w:right w:val="single" w:sz="24" w:space="0" w:color="FFFFFF" w:themeColor="background1"/>
+          <w:left w:val="single" w:color="FFFFFF" w:themeColor="background1" w:sz="8" w:space="0"/>
+          <w:right w:val="single" w:color="FFFFFF" w:themeColor="background1" w:sz="24" w:space="0"/>
           <w:insideH w:val="nil"/>
           <w:insideV w:val="nil"/>
         </w:tcBorders>
@@ -22053,7 +22053,7 @@
       <w:tcPr>
         <w:tcBorders>
           <w:top w:val="nil"/>
-          <w:left w:val="single" w:sz="24" w:space="0" w:color="FFFFFF" w:themeColor="background1"/>
+          <w:left w:val="single" w:color="FFFFFF" w:themeColor="background1" w:sz="24" w:space="0"/>
           <w:bottom w:val="nil"/>
           <w:right w:val="nil"/>
           <w:insideH w:val="nil"/>
@@ -22066,10 +22066,10 @@
       <w:tblPr/>
       <w:tcPr>
         <w:tcBorders>
-          <w:top w:val="single" w:sz="8" w:space="0" w:color="FFFFFF" w:themeColor="background1"/>
-          <w:left w:val="single" w:sz="8" w:space="0" w:color="FFFFFF" w:themeColor="background1"/>
-          <w:bottom w:val="single" w:sz="8" w:space="0" w:color="FFFFFF" w:themeColor="background1"/>
-          <w:right w:val="single" w:sz="8" w:space="0" w:color="FFFFFF" w:themeColor="background1"/>
+          <w:top w:val="single" w:color="FFFFFF" w:themeColor="background1" w:sz="8" w:space="0"/>
+          <w:left w:val="single" w:color="FFFFFF" w:themeColor="background1" w:sz="8" w:space="0"/>
+          <w:bottom w:val="single" w:color="FFFFFF" w:themeColor="background1" w:sz="8" w:space="0"/>
+          <w:right w:val="single" w:color="FFFFFF" w:themeColor="background1" w:sz="8" w:space="0"/>
           <w:insideH w:val="nil"/>
           <w:insideV w:val="nil"/>
         </w:tcBorders>
@@ -22080,12 +22080,12 @@
       <w:tblPr/>
       <w:tcPr>
         <w:tcBorders>
-          <w:top w:val="single" w:sz="8" w:space="0" w:color="FFFFFF" w:themeColor="background1"/>
-          <w:left w:val="single" w:sz="8" w:space="0" w:color="FFFFFF" w:themeColor="background1"/>
-          <w:bottom w:val="single" w:sz="8" w:space="0" w:color="FFFFFF" w:themeColor="background1"/>
-          <w:right w:val="single" w:sz="8" w:space="0" w:color="FFFFFF" w:themeColor="background1"/>
-          <w:insideH w:val="single" w:sz="8" w:space="0" w:color="FFFFFF" w:themeColor="background1"/>
-          <w:insideV w:val="single" w:sz="8" w:space="0" w:color="FFFFFF" w:themeColor="background1"/>
+          <w:top w:val="single" w:color="FFFFFF" w:themeColor="background1" w:sz="8" w:space="0"/>
+          <w:left w:val="single" w:color="FFFFFF" w:themeColor="background1" w:sz="8" w:space="0"/>
+          <w:bottom w:val="single" w:color="FFFFFF" w:themeColor="background1" w:sz="8" w:space="0"/>
+          <w:right w:val="single" w:color="FFFFFF" w:themeColor="background1" w:sz="8" w:space="0"/>
+          <w:insideH w:val="single" w:color="FFFFFF" w:themeColor="background1" w:sz="8" w:space="0"/>
+          <w:insideV w:val="single" w:color="FFFFFF" w:themeColor="background1" w:sz="8" w:space="0"/>
         </w:tcBorders>
         <w:shd w:val="clear" w:color="auto" w:fill="A5D5E2" w:themeFill="accent5" w:themeFillTint="7F"/>
       </w:tcPr>
@@ -22104,12 +22104,12 @@
       <w:tblStyleColBandSize w:val="1"/>
       <w:tblInd w:w="0" w:type="dxa"/>
       <w:tblBorders>
-        <w:top w:val="single" w:sz="8" w:space="0" w:color="FFFFFF" w:themeColor="background1"/>
-        <w:left w:val="single" w:sz="8" w:space="0" w:color="FFFFFF" w:themeColor="background1"/>
-        <w:bottom w:val="single" w:sz="8" w:space="0" w:color="FFFFFF" w:themeColor="background1"/>
-        <w:right w:val="single" w:sz="8" w:space="0" w:color="FFFFFF" w:themeColor="background1"/>
-        <w:insideH w:val="single" w:sz="6" w:space="0" w:color="FFFFFF" w:themeColor="background1"/>
-        <w:insideV w:val="single" w:sz="6" w:space="0" w:color="FFFFFF" w:themeColor="background1"/>
+        <w:top w:val="single" w:color="FFFFFF" w:themeColor="background1" w:sz="8" w:space="0"/>
+        <w:left w:val="single" w:color="FFFFFF" w:themeColor="background1" w:sz="8" w:space="0"/>
+        <w:bottom w:val="single" w:color="FFFFFF" w:themeColor="background1" w:sz="8" w:space="0"/>
+        <w:right w:val="single" w:color="FFFFFF" w:themeColor="background1" w:sz="8" w:space="0"/>
+        <w:insideH w:val="single" w:color="FFFFFF" w:themeColor="background1" w:sz="6" w:space="0"/>
+        <w:insideV w:val="single" w:color="FFFFFF" w:themeColor="background1" w:sz="6" w:space="0"/>
       </w:tblBorders>
       <w:tblCellMar>
         <w:top w:w="0" w:type="dxa"/>
@@ -22132,12 +22132,12 @@
       <w:tblPr/>
       <w:tcPr>
         <w:tcBorders>
-          <w:top w:val="single" w:sz="8" w:space="0" w:color="FFFFFF" w:themeColor="background1"/>
-          <w:left w:val="single" w:sz="8" w:space="0" w:color="FFFFFF" w:themeColor="background1"/>
-          <w:bottom w:val="single" w:sz="24" w:space="0" w:color="FFFFFF" w:themeColor="background1"/>
-          <w:right w:val="single" w:sz="8" w:space="0" w:color="FFFFFF" w:themeColor="background1"/>
-          <w:insideH w:val="nil"/>
-          <w:insideV w:val="single" w:sz="8" w:space="0" w:color="FFFFFF" w:themeColor="background1"/>
+          <w:top w:val="single" w:color="FFFFFF" w:themeColor="background1" w:sz="8" w:space="0"/>
+          <w:left w:val="single" w:color="FFFFFF" w:themeColor="background1" w:sz="8" w:space="0"/>
+          <w:bottom w:val="single" w:color="FFFFFF" w:themeColor="background1" w:sz="24" w:space="0"/>
+          <w:right w:val="single" w:color="FFFFFF" w:themeColor="background1" w:sz="8" w:space="0"/>
+          <w:insideH w:val="nil"/>
+          <w:insideV w:val="single" w:color="FFFFFF" w:themeColor="background1" w:sz="8" w:space="0"/>
         </w:tcBorders>
         <w:shd w:val="clear" w:color="auto" w:fill="F79646" w:themeFill="accent6"/>
       </w:tcPr>
@@ -22153,12 +22153,12 @@
       <w:tblPr/>
       <w:tcPr>
         <w:tcBorders>
-          <w:top w:val="single" w:sz="24" w:space="0" w:color="FFFFFF" w:themeColor="background1"/>
-          <w:left w:val="single" w:sz="8" w:space="0" w:color="FFFFFF" w:themeColor="background1"/>
-          <w:bottom w:val="single" w:sz="8" w:space="0" w:color="FFFFFF" w:themeColor="background1"/>
-          <w:right w:val="single" w:sz="8" w:space="0" w:color="FFFFFF" w:themeColor="background1"/>
-          <w:insideH w:val="nil"/>
-          <w:insideV w:val="single" w:sz="8" w:space="0" w:color="FFFFFF" w:themeColor="background1"/>
+          <w:top w:val="single" w:color="FFFFFF" w:themeColor="background1" w:sz="24" w:space="0"/>
+          <w:left w:val="single" w:color="FFFFFF" w:themeColor="background1" w:sz="8" w:space="0"/>
+          <w:bottom w:val="single" w:color="FFFFFF" w:themeColor="background1" w:sz="8" w:space="0"/>
+          <w:right w:val="single" w:color="FFFFFF" w:themeColor="background1" w:sz="8" w:space="0"/>
+          <w:insideH w:val="nil"/>
+          <w:insideV w:val="single" w:color="FFFFFF" w:themeColor="background1" w:sz="8" w:space="0"/>
         </w:tcBorders>
         <w:shd w:val="clear" w:color="auto" w:fill="F79646" w:themeFill="accent6"/>
       </w:tcPr>
@@ -22174,8 +22174,8 @@
       <w:tblPr/>
       <w:tcPr>
         <w:tcBorders>
-          <w:left w:val="single" w:sz="8" w:space="0" w:color="FFFFFF" w:themeColor="background1"/>
-          <w:right w:val="single" w:sz="24" w:space="0" w:color="FFFFFF" w:themeColor="background1"/>
+          <w:left w:val="single" w:color="FFFFFF" w:themeColor="background1" w:sz="8" w:space="0"/>
+          <w:right w:val="single" w:color="FFFFFF" w:themeColor="background1" w:sz="24" w:space="0"/>
           <w:insideH w:val="nil"/>
           <w:insideV w:val="nil"/>
         </w:tcBorders>
@@ -22194,7 +22194,7 @@
       <w:tcPr>
         <w:tcBorders>
           <w:top w:val="nil"/>
-          <w:left w:val="single" w:sz="24" w:space="0" w:color="FFFFFF" w:themeColor="background1"/>
+          <w:left w:val="single" w:color="FFFFFF" w:themeColor="background1" w:sz="24" w:space="0"/>
           <w:bottom w:val="nil"/>
           <w:right w:val="nil"/>
           <w:insideH w:val="nil"/>
@@ -22207,10 +22207,10 @@
       <w:tblPr/>
       <w:tcPr>
         <w:tcBorders>
-          <w:top w:val="single" w:sz="8" w:space="0" w:color="FFFFFF" w:themeColor="background1"/>
-          <w:left w:val="single" w:sz="8" w:space="0" w:color="FFFFFF" w:themeColor="background1"/>
-          <w:bottom w:val="single" w:sz="8" w:space="0" w:color="FFFFFF" w:themeColor="background1"/>
-          <w:right w:val="single" w:sz="8" w:space="0" w:color="FFFFFF" w:themeColor="background1"/>
+          <w:top w:val="single" w:color="FFFFFF" w:themeColor="background1" w:sz="8" w:space="0"/>
+          <w:left w:val="single" w:color="FFFFFF" w:themeColor="background1" w:sz="8" w:space="0"/>
+          <w:bottom w:val="single" w:color="FFFFFF" w:themeColor="background1" w:sz="8" w:space="0"/>
+          <w:right w:val="single" w:color="FFFFFF" w:themeColor="background1" w:sz="8" w:space="0"/>
           <w:insideH w:val="nil"/>
           <w:insideV w:val="nil"/>
         </w:tcBorders>
@@ -22221,12 +22221,12 @@
       <w:tblPr/>
       <w:tcPr>
         <w:tcBorders>
-          <w:top w:val="single" w:sz="8" w:space="0" w:color="FFFFFF" w:themeColor="background1"/>
-          <w:left w:val="single" w:sz="8" w:space="0" w:color="FFFFFF" w:themeColor="background1"/>
-          <w:bottom w:val="single" w:sz="8" w:space="0" w:color="FFFFFF" w:themeColor="background1"/>
-          <w:right w:val="single" w:sz="8" w:space="0" w:color="FFFFFF" w:themeColor="background1"/>
-          <w:insideH w:val="single" w:sz="8" w:space="0" w:color="FFFFFF" w:themeColor="background1"/>
-          <w:insideV w:val="single" w:sz="8" w:space="0" w:color="FFFFFF" w:themeColor="background1"/>
+          <w:top w:val="single" w:color="FFFFFF" w:themeColor="background1" w:sz="8" w:space="0"/>
+          <w:left w:val="single" w:color="FFFFFF" w:themeColor="background1" w:sz="8" w:space="0"/>
+          <w:bottom w:val="single" w:color="FFFFFF" w:themeColor="background1" w:sz="8" w:space="0"/>
+          <w:right w:val="single" w:color="FFFFFF" w:themeColor="background1" w:sz="8" w:space="0"/>
+          <w:insideH w:val="single" w:color="FFFFFF" w:themeColor="background1" w:sz="8" w:space="0"/>
+          <w:insideV w:val="single" w:color="FFFFFF" w:themeColor="background1" w:sz="8" w:space="0"/>
         </w:tcBorders>
         <w:shd w:val="clear" w:color="auto" w:fill="FBCAA2" w:themeFill="accent6" w:themeFillTint="7F"/>
       </w:tcPr>
@@ -22267,7 +22267,7 @@
         <w:tcBorders>
           <w:top w:val="nil"/>
           <w:left w:val="nil"/>
-          <w:bottom w:val="single" w:sz="18" w:space="0" w:color="FFFFFF" w:themeColor="background1"/>
+          <w:bottom w:val="single" w:color="FFFFFF" w:themeColor="background1" w:sz="18" w:space="0"/>
           <w:right w:val="nil"/>
           <w:insideH w:val="nil"/>
           <w:insideV w:val="nil"/>
@@ -22279,7 +22279,7 @@
       <w:tblPr/>
       <w:tcPr>
         <w:tcBorders>
-          <w:top w:val="single" w:sz="18" w:space="0" w:color="FFFFFF" w:themeColor="background1"/>
+          <w:top w:val="single" w:color="FFFFFF" w:themeColor="background1" w:sz="18" w:space="0"/>
           <w:left w:val="nil"/>
           <w:bottom w:val="nil"/>
           <w:right w:val="nil"/>
@@ -22296,7 +22296,7 @@
           <w:top w:val="nil"/>
           <w:left w:val="nil"/>
           <w:bottom w:val="nil"/>
-          <w:right w:val="single" w:sz="18" w:space="0" w:color="FFFFFF" w:themeColor="background1"/>
+          <w:right w:val="single" w:color="FFFFFF" w:themeColor="background1" w:sz="18" w:space="0"/>
           <w:insideH w:val="nil"/>
           <w:insideV w:val="nil"/>
         </w:tcBorders>
@@ -22308,7 +22308,7 @@
       <w:tcPr>
         <w:tcBorders>
           <w:top w:val="nil"/>
-          <w:left w:val="single" w:sz="18" w:space="0" w:color="FFFFFF" w:themeColor="background1"/>
+          <w:left w:val="single" w:color="FFFFFF" w:themeColor="background1" w:sz="18" w:space="0"/>
           <w:bottom w:val="nil"/>
           <w:right w:val="nil"/>
           <w:insideH w:val="nil"/>
@@ -22381,7 +22381,7 @@
         <w:tcBorders>
           <w:top w:val="nil"/>
           <w:left w:val="nil"/>
-          <w:bottom w:val="single" w:sz="18" w:space="0" w:color="FFFFFF" w:themeColor="background1"/>
+          <w:bottom w:val="single" w:color="FFFFFF" w:themeColor="background1" w:sz="18" w:space="0"/>
           <w:right w:val="nil"/>
           <w:insideH w:val="nil"/>
           <w:insideV w:val="nil"/>
@@ -22393,7 +22393,7 @@
       <w:tblPr/>
       <w:tcPr>
         <w:tcBorders>
-          <w:top w:val="single" w:sz="18" w:space="0" w:color="FFFFFF" w:themeColor="background1"/>
+          <w:top w:val="single" w:color="FFFFFF" w:themeColor="background1" w:sz="18" w:space="0"/>
           <w:left w:val="nil"/>
           <w:bottom w:val="nil"/>
           <w:right w:val="nil"/>
@@ -22410,7 +22410,7 @@
           <w:top w:val="nil"/>
           <w:left w:val="nil"/>
           <w:bottom w:val="nil"/>
-          <w:right w:val="single" w:sz="18" w:space="0" w:color="FFFFFF" w:themeColor="background1"/>
+          <w:right w:val="single" w:color="FFFFFF" w:themeColor="background1" w:sz="18" w:space="0"/>
           <w:insideH w:val="nil"/>
           <w:insideV w:val="nil"/>
         </w:tcBorders>
@@ -22422,7 +22422,7 @@
       <w:tcPr>
         <w:tcBorders>
           <w:top w:val="nil"/>
-          <w:left w:val="single" w:sz="18" w:space="0" w:color="FFFFFF" w:themeColor="background1"/>
+          <w:left w:val="single" w:color="FFFFFF" w:themeColor="background1" w:sz="18" w:space="0"/>
           <w:bottom w:val="nil"/>
           <w:right w:val="nil"/>
           <w:insideH w:val="nil"/>
@@ -22495,7 +22495,7 @@
         <w:tcBorders>
           <w:top w:val="nil"/>
           <w:left w:val="nil"/>
-          <w:bottom w:val="single" w:sz="18" w:space="0" w:color="FFFFFF" w:themeColor="background1"/>
+          <w:bottom w:val="single" w:color="FFFFFF" w:themeColor="background1" w:sz="18" w:space="0"/>
           <w:right w:val="nil"/>
           <w:insideH w:val="nil"/>
           <w:insideV w:val="nil"/>
@@ -22507,7 +22507,7 @@
       <w:tblPr/>
       <w:tcPr>
         <w:tcBorders>
-          <w:top w:val="single" w:sz="18" w:space="0" w:color="FFFFFF" w:themeColor="background1"/>
+          <w:top w:val="single" w:color="FFFFFF" w:themeColor="background1" w:sz="18" w:space="0"/>
           <w:left w:val="nil"/>
           <w:bottom w:val="nil"/>
           <w:right w:val="nil"/>
@@ -22524,7 +22524,7 @@
           <w:top w:val="nil"/>
           <w:left w:val="nil"/>
           <w:bottom w:val="nil"/>
-          <w:right w:val="single" w:sz="18" w:space="0" w:color="FFFFFF" w:themeColor="background1"/>
+          <w:right w:val="single" w:color="FFFFFF" w:themeColor="background1" w:sz="18" w:space="0"/>
           <w:insideH w:val="nil"/>
           <w:insideV w:val="nil"/>
         </w:tcBorders>
@@ -22536,7 +22536,7 @@
       <w:tcPr>
         <w:tcBorders>
           <w:top w:val="nil"/>
-          <w:left w:val="single" w:sz="18" w:space="0" w:color="FFFFFF" w:themeColor="background1"/>
+          <w:left w:val="single" w:color="FFFFFF" w:themeColor="background1" w:sz="18" w:space="0"/>
           <w:bottom w:val="nil"/>
           <w:right w:val="nil"/>
           <w:insideH w:val="nil"/>
@@ -22609,7 +22609,7 @@
         <w:tcBorders>
           <w:top w:val="nil"/>
           <w:left w:val="nil"/>
-          <w:bottom w:val="single" w:sz="18" w:space="0" w:color="FFFFFF" w:themeColor="background1"/>
+          <w:bottom w:val="single" w:color="FFFFFF" w:themeColor="background1" w:sz="18" w:space="0"/>
           <w:right w:val="nil"/>
           <w:insideH w:val="nil"/>
           <w:insideV w:val="nil"/>
@@ -22621,7 +22621,7 @@
       <w:tblPr/>
       <w:tcPr>
         <w:tcBorders>
-          <w:top w:val="single" w:sz="18" w:space="0" w:color="FFFFFF" w:themeColor="background1"/>
+          <w:top w:val="single" w:color="FFFFFF" w:themeColor="background1" w:sz="18" w:space="0"/>
           <w:left w:val="nil"/>
           <w:bottom w:val="nil"/>
           <w:right w:val="nil"/>
@@ -22638,7 +22638,7 @@
           <w:top w:val="nil"/>
           <w:left w:val="nil"/>
           <w:bottom w:val="nil"/>
-          <w:right w:val="single" w:sz="18" w:space="0" w:color="FFFFFF" w:themeColor="background1"/>
+          <w:right w:val="single" w:color="FFFFFF" w:themeColor="background1" w:sz="18" w:space="0"/>
           <w:insideH w:val="nil"/>
           <w:insideV w:val="nil"/>
         </w:tcBorders>
@@ -22650,7 +22650,7 @@
       <w:tcPr>
         <w:tcBorders>
           <w:top w:val="nil"/>
-          <w:left w:val="single" w:sz="18" w:space="0" w:color="FFFFFF" w:themeColor="background1"/>
+          <w:left w:val="single" w:color="FFFFFF" w:themeColor="background1" w:sz="18" w:space="0"/>
           <w:bottom w:val="nil"/>
           <w:right w:val="nil"/>
           <w:insideH w:val="nil"/>
@@ -22723,7 +22723,7 @@
         <w:tcBorders>
           <w:top w:val="nil"/>
           <w:left w:val="nil"/>
-          <w:bottom w:val="single" w:sz="18" w:space="0" w:color="FFFFFF" w:themeColor="background1"/>
+          <w:bottom w:val="single" w:color="FFFFFF" w:themeColor="background1" w:sz="18" w:space="0"/>
           <w:right w:val="nil"/>
           <w:insideH w:val="nil"/>
           <w:insideV w:val="nil"/>
@@ -22735,7 +22735,7 @@
       <w:tblPr/>
       <w:tcPr>
         <w:tcBorders>
-          <w:top w:val="single" w:sz="18" w:space="0" w:color="FFFFFF" w:themeColor="background1"/>
+          <w:top w:val="single" w:color="FFFFFF" w:themeColor="background1" w:sz="18" w:space="0"/>
           <w:left w:val="nil"/>
           <w:bottom w:val="nil"/>
           <w:right w:val="nil"/>
@@ -22752,7 +22752,7 @@
           <w:top w:val="nil"/>
           <w:left w:val="nil"/>
           <w:bottom w:val="nil"/>
-          <w:right w:val="single" w:sz="18" w:space="0" w:color="FFFFFF" w:themeColor="background1"/>
+          <w:right w:val="single" w:color="FFFFFF" w:themeColor="background1" w:sz="18" w:space="0"/>
           <w:insideH w:val="nil"/>
           <w:insideV w:val="nil"/>
         </w:tcBorders>
@@ -22764,7 +22764,7 @@
       <w:tcPr>
         <w:tcBorders>
           <w:top w:val="nil"/>
-          <w:left w:val="single" w:sz="18" w:space="0" w:color="FFFFFF" w:themeColor="background1"/>
+          <w:left w:val="single" w:color="FFFFFF" w:themeColor="background1" w:sz="18" w:space="0"/>
           <w:bottom w:val="nil"/>
           <w:right w:val="nil"/>
           <w:insideH w:val="nil"/>
@@ -22837,7 +22837,7 @@
         <w:tcBorders>
           <w:top w:val="nil"/>
           <w:left w:val="nil"/>
-          <w:bottom w:val="single" w:sz="18" w:space="0" w:color="FFFFFF" w:themeColor="background1"/>
+          <w:bottom w:val="single" w:color="FFFFFF" w:themeColor="background1" w:sz="18" w:space="0"/>
           <w:right w:val="nil"/>
           <w:insideH w:val="nil"/>
           <w:insideV w:val="nil"/>
@@ -22849,7 +22849,7 @@
       <w:tblPr/>
       <w:tcPr>
         <w:tcBorders>
-          <w:top w:val="single" w:sz="18" w:space="0" w:color="FFFFFF" w:themeColor="background1"/>
+          <w:top w:val="single" w:color="FFFFFF" w:themeColor="background1" w:sz="18" w:space="0"/>
           <w:left w:val="nil"/>
           <w:bottom w:val="nil"/>
           <w:right w:val="nil"/>
@@ -22866,7 +22866,7 @@
           <w:top w:val="nil"/>
           <w:left w:val="nil"/>
           <w:bottom w:val="nil"/>
-          <w:right w:val="single" w:sz="18" w:space="0" w:color="FFFFFF" w:themeColor="background1"/>
+          <w:right w:val="single" w:color="FFFFFF" w:themeColor="background1" w:sz="18" w:space="0"/>
           <w:insideH w:val="nil"/>
           <w:insideV w:val="nil"/>
         </w:tcBorders>
@@ -22878,7 +22878,7 @@
       <w:tcPr>
         <w:tcBorders>
           <w:top w:val="nil"/>
-          <w:left w:val="single" w:sz="18" w:space="0" w:color="FFFFFF" w:themeColor="background1"/>
+          <w:left w:val="single" w:color="FFFFFF" w:themeColor="background1" w:sz="18" w:space="0"/>
           <w:bottom w:val="nil"/>
           <w:right w:val="nil"/>
           <w:insideH w:val="nil"/>
@@ -22951,7 +22951,7 @@
         <w:tcBorders>
           <w:top w:val="nil"/>
           <w:left w:val="nil"/>
-          <w:bottom w:val="single" w:sz="18" w:space="0" w:color="FFFFFF" w:themeColor="background1"/>
+          <w:bottom w:val="single" w:color="FFFFFF" w:themeColor="background1" w:sz="18" w:space="0"/>
           <w:right w:val="nil"/>
           <w:insideH w:val="nil"/>
           <w:insideV w:val="nil"/>
@@ -22963,7 +22963,7 @@
       <w:tblPr/>
       <w:tcPr>
         <w:tcBorders>
-          <w:top w:val="single" w:sz="18" w:space="0" w:color="FFFFFF" w:themeColor="background1"/>
+          <w:top w:val="single" w:color="FFFFFF" w:themeColor="background1" w:sz="18" w:space="0"/>
           <w:left w:val="nil"/>
           <w:bottom w:val="nil"/>
           <w:right w:val="nil"/>
@@ -22980,7 +22980,7 @@
           <w:top w:val="nil"/>
           <w:left w:val="nil"/>
           <w:bottom w:val="nil"/>
-          <w:right w:val="single" w:sz="18" w:space="0" w:color="FFFFFF" w:themeColor="background1"/>
+          <w:right w:val="single" w:color="FFFFFF" w:themeColor="background1" w:sz="18" w:space="0"/>
           <w:insideH w:val="nil"/>
           <w:insideV w:val="nil"/>
         </w:tcBorders>
@@ -22992,7 +22992,7 @@
       <w:tcPr>
         <w:tcBorders>
           <w:top w:val="nil"/>
-          <w:left w:val="single" w:sz="18" w:space="0" w:color="FFFFFF" w:themeColor="background1"/>
+          <w:left w:val="single" w:color="FFFFFF" w:themeColor="background1" w:sz="18" w:space="0"/>
           <w:bottom w:val="nil"/>
           <w:right w:val="nil"/>
           <w:insideH w:val="nil"/>
@@ -23046,12 +23046,12 @@
       <w:tblStyleColBandSize w:val="1"/>
       <w:tblInd w:w="0" w:type="dxa"/>
       <w:tblBorders>
-        <w:top w:val="single" w:sz="24" w:space="0" w:color="C0504D" w:themeColor="accent2"/>
-        <w:left w:val="single" w:sz="4" w:space="0" w:color="000000" w:themeColor="text1"/>
-        <w:bottom w:val="single" w:sz="4" w:space="0" w:color="000000" w:themeColor="text1"/>
-        <w:right w:val="single" w:sz="4" w:space="0" w:color="000000" w:themeColor="text1"/>
-        <w:insideH w:val="single" w:sz="4" w:space="0" w:color="FFFFFF" w:themeColor="background1"/>
-        <w:insideV w:val="single" w:sz="4" w:space="0" w:color="FFFFFF" w:themeColor="background1"/>
+        <w:top w:val="single" w:color="C0504D" w:themeColor="accent2" w:sz="24" w:space="0"/>
+        <w:left w:val="single" w:color="000000" w:themeColor="text1" w:sz="4" w:space="0"/>
+        <w:bottom w:val="single" w:color="000000" w:themeColor="text1" w:sz="4" w:space="0"/>
+        <w:right w:val="single" w:color="000000" w:themeColor="text1" w:sz="4" w:space="0"/>
+        <w:insideH w:val="single" w:color="FFFFFF" w:themeColor="background1" w:sz="4" w:space="0"/>
+        <w:insideV w:val="single" w:color="FFFFFF" w:themeColor="background1" w:sz="4" w:space="0"/>
       </w:tblBorders>
       <w:tblCellMar>
         <w:top w:w="0" w:type="dxa"/>
@@ -23073,7 +23073,7 @@
         <w:tcBorders>
           <w:top w:val="nil"/>
           <w:left w:val="nil"/>
-          <w:bottom w:val="single" w:sz="24" w:space="0" w:color="C0504D" w:themeColor="accent2"/>
+          <w:bottom w:val="single" w:color="C0504D" w:themeColor="accent2" w:sz="24" w:space="0"/>
           <w:right w:val="nil"/>
           <w:insideH w:val="nil"/>
           <w:insideV w:val="nil"/>
@@ -23090,7 +23090,7 @@
       <w:tblPr/>
       <w:tcPr>
         <w:tcBorders>
-          <w:top w:val="single" w:sz="6" w:space="0" w:color="FFFFFF" w:themeColor="background1"/>
+          <w:top w:val="single" w:color="FFFFFF" w:themeColor="background1" w:sz="6" w:space="0"/>
         </w:tcBorders>
         <w:shd w:val="clear" w:color="auto" w:fill="000000" w:themeFill="text1" w:themeFillShade="99"/>
       </w:tcPr>
@@ -23106,7 +23106,7 @@
           <w:left w:val="nil"/>
           <w:bottom w:val="nil"/>
           <w:right w:val="nil"/>
-          <w:insideH w:val="single" w:sz="4" w:space="0" w:color="000000" w:themeColor="text1" w:themeShade="99"/>
+          <w:insideH w:val="single" w:color="000000" w:themeColor="text1" w:themeShade="99" w:sz="4" w:space="0"/>
           <w:insideV w:val="nil"/>
         </w:tcBorders>
         <w:shd w:val="clear" w:color="auto" w:fill="000000" w:themeFill="text1" w:themeFillShade="99"/>
@@ -23168,12 +23168,12 @@
       <w:tblStyleColBandSize w:val="1"/>
       <w:tblInd w:w="0" w:type="dxa"/>
       <w:tblBorders>
-        <w:top w:val="single" w:sz="24" w:space="0" w:color="C0504D" w:themeColor="accent2"/>
-        <w:left w:val="single" w:sz="4" w:space="0" w:color="4F81BD" w:themeColor="accent1"/>
-        <w:bottom w:val="single" w:sz="4" w:space="0" w:color="4F81BD" w:themeColor="accent1"/>
-        <w:right w:val="single" w:sz="4" w:space="0" w:color="4F81BD" w:themeColor="accent1"/>
-        <w:insideH w:val="single" w:sz="4" w:space="0" w:color="FFFFFF" w:themeColor="background1"/>
-        <w:insideV w:val="single" w:sz="4" w:space="0" w:color="FFFFFF" w:themeColor="background1"/>
+        <w:top w:val="single" w:color="C0504D" w:themeColor="accent2" w:sz="24" w:space="0"/>
+        <w:left w:val="single" w:color="4F81BD" w:themeColor="accent1" w:sz="4" w:space="0"/>
+        <w:bottom w:val="single" w:color="4F81BD" w:themeColor="accent1" w:sz="4" w:space="0"/>
+        <w:right w:val="single" w:color="4F81BD" w:themeColor="accent1" w:sz="4" w:space="0"/>
+        <w:insideH w:val="single" w:color="FFFFFF" w:themeColor="background1" w:sz="4" w:space="0"/>
+        <w:insideV w:val="single" w:color="FFFFFF" w:themeColor="background1" w:sz="4" w:space="0"/>
       </w:tblBorders>
       <w:tblCellMar>
         <w:top w:w="0" w:type="dxa"/>
@@ -23195,7 +23195,7 @@
         <w:tcBorders>
           <w:top w:val="nil"/>
           <w:left w:val="nil"/>
-          <w:bottom w:val="single" w:sz="24" w:space="0" w:color="C0504D" w:themeColor="accent2"/>
+          <w:bottom w:val="single" w:color="C0504D" w:themeColor="accent2" w:sz="24" w:space="0"/>
           <w:right w:val="nil"/>
           <w:insideH w:val="nil"/>
           <w:insideV w:val="nil"/>
@@ -23212,7 +23212,7 @@
       <w:tblPr/>
       <w:tcPr>
         <w:tcBorders>
-          <w:top w:val="single" w:sz="6" w:space="0" w:color="FFFFFF" w:themeColor="background1"/>
+          <w:top w:val="single" w:color="FFFFFF" w:themeColor="background1" w:sz="6" w:space="0"/>
         </w:tcBorders>
         <w:shd w:val="clear" w:color="auto" w:fill="2C4C74" w:themeFill="accent1" w:themeFillShade="99"/>
       </w:tcPr>
@@ -23228,7 +23228,7 @@
           <w:left w:val="nil"/>
           <w:bottom w:val="nil"/>
           <w:right w:val="nil"/>
-          <w:insideH w:val="single" w:sz="4" w:space="0" w:color="2C4C74" w:themeColor="accent1" w:themeShade="99"/>
+          <w:insideH w:val="single" w:color="2C4C74" w:themeColor="accent1" w:themeShade="99" w:sz="4" w:space="0"/>
           <w:insideV w:val="nil"/>
         </w:tcBorders>
         <w:shd w:val="clear" w:color="auto" w:fill="2C4C74" w:themeFill="accent1" w:themeFillShade="99"/>
@@ -23290,12 +23290,12 @@
       <w:tblStyleColBandSize w:val="1"/>
       <w:tblInd w:w="0" w:type="dxa"/>
       <w:tblBorders>
-        <w:top w:val="single" w:sz="24" w:space="0" w:color="C0504D" w:themeColor="accent2"/>
-        <w:left w:val="single" w:sz="4" w:space="0" w:color="C0504D" w:themeColor="accent2"/>
-        <w:bottom w:val="single" w:sz="4" w:space="0" w:color="C0504D" w:themeColor="accent2"/>
-        <w:right w:val="single" w:sz="4" w:space="0" w:color="C0504D" w:themeColor="accent2"/>
-        <w:insideH w:val="single" w:sz="4" w:space="0" w:color="FFFFFF" w:themeColor="background1"/>
-        <w:insideV w:val="single" w:sz="4" w:space="0" w:color="FFFFFF" w:themeColor="background1"/>
+        <w:top w:val="single" w:color="C0504D" w:themeColor="accent2" w:sz="24" w:space="0"/>
+        <w:left w:val="single" w:color="C0504D" w:themeColor="accent2" w:sz="4" w:space="0"/>
+        <w:bottom w:val="single" w:color="C0504D" w:themeColor="accent2" w:sz="4" w:space="0"/>
+        <w:right w:val="single" w:color="C0504D" w:themeColor="accent2" w:sz="4" w:space="0"/>
+        <w:insideH w:val="single" w:color="FFFFFF" w:themeColor="background1" w:sz="4" w:space="0"/>
+        <w:insideV w:val="single" w:color="FFFFFF" w:themeColor="background1" w:sz="4" w:space="0"/>
       </w:tblBorders>
       <w:tblCellMar>
         <w:top w:w="0" w:type="dxa"/>
@@ -23317,7 +23317,7 @@
         <w:tcBorders>
           <w:top w:val="nil"/>
           <w:left w:val="nil"/>
-          <w:bottom w:val="single" w:sz="24" w:space="0" w:color="C0504D" w:themeColor="accent2"/>
+          <w:bottom w:val="single" w:color="C0504D" w:themeColor="accent2" w:sz="24" w:space="0"/>
           <w:right w:val="nil"/>
           <w:insideH w:val="nil"/>
           <w:insideV w:val="nil"/>
@@ -23334,7 +23334,7 @@
       <w:tblPr/>
       <w:tcPr>
         <w:tcBorders>
-          <w:top w:val="single" w:sz="6" w:space="0" w:color="FFFFFF" w:themeColor="background1"/>
+          <w:top w:val="single" w:color="FFFFFF" w:themeColor="background1" w:sz="6" w:space="0"/>
         </w:tcBorders>
         <w:shd w:val="clear" w:color="auto" w:fill="772C2A" w:themeFill="accent2" w:themeFillShade="99"/>
       </w:tcPr>
@@ -23350,7 +23350,7 @@
           <w:left w:val="nil"/>
           <w:bottom w:val="nil"/>
           <w:right w:val="nil"/>
-          <w:insideH w:val="single" w:sz="4" w:space="0" w:color="772C2A" w:themeColor="accent2" w:themeShade="99"/>
+          <w:insideH w:val="single" w:color="772C2A" w:themeColor="accent2" w:themeShade="99" w:sz="4" w:space="0"/>
           <w:insideV w:val="nil"/>
         </w:tcBorders>
         <w:shd w:val="clear" w:color="auto" w:fill="772C2A" w:themeFill="accent2" w:themeFillShade="99"/>
@@ -23412,12 +23412,12 @@
       <w:tblStyleColBandSize w:val="1"/>
       <w:tblInd w:w="0" w:type="dxa"/>
       <w:tblBorders>
-        <w:top w:val="single" w:sz="24" w:space="0" w:color="8064A2" w:themeColor="accent4"/>
-        <w:left w:val="single" w:sz="4" w:space="0" w:color="9BBB59" w:themeColor="accent3"/>
-        <w:bottom w:val="single" w:sz="4" w:space="0" w:color="9BBB59" w:themeColor="accent3"/>
-        <w:right w:val="single" w:sz="4" w:space="0" w:color="9BBB59" w:themeColor="accent3"/>
-        <w:insideH w:val="single" w:sz="4" w:space="0" w:color="FFFFFF" w:themeColor="background1"/>
-        <w:insideV w:val="single" w:sz="4" w:space="0" w:color="FFFFFF" w:themeColor="background1"/>
+        <w:top w:val="single" w:color="8064A2" w:themeColor="accent4" w:sz="24" w:space="0"/>
+        <w:left w:val="single" w:color="9BBB59" w:themeColor="accent3" w:sz="4" w:space="0"/>
+        <w:bottom w:val="single" w:color="9BBB59" w:themeColor="accent3" w:sz="4" w:space="0"/>
+        <w:right w:val="single" w:color="9BBB59" w:themeColor="accent3" w:sz="4" w:space="0"/>
+        <w:insideH w:val="single" w:color="FFFFFF" w:themeColor="background1" w:sz="4" w:space="0"/>
+        <w:insideV w:val="single" w:color="FFFFFF" w:themeColor="background1" w:sz="4" w:space="0"/>
       </w:tblBorders>
       <w:tblCellMar>
         <w:top w:w="0" w:type="dxa"/>
@@ -23439,7 +23439,7 @@
         <w:tcBorders>
           <w:top w:val="nil"/>
           <w:left w:val="nil"/>
-          <w:bottom w:val="single" w:sz="24" w:space="0" w:color="8064A2" w:themeColor="accent4"/>
+          <w:bottom w:val="single" w:color="8064A2" w:themeColor="accent4" w:sz="24" w:space="0"/>
           <w:right w:val="nil"/>
           <w:insideH w:val="nil"/>
           <w:insideV w:val="nil"/>
@@ -23456,7 +23456,7 @@
       <w:tblPr/>
       <w:tcPr>
         <w:tcBorders>
-          <w:top w:val="single" w:sz="6" w:space="0" w:color="FFFFFF" w:themeColor="background1"/>
+          <w:top w:val="single" w:color="FFFFFF" w:themeColor="background1" w:sz="6" w:space="0"/>
         </w:tcBorders>
         <w:shd w:val="clear" w:color="auto" w:fill="5E7530" w:themeFill="accent3" w:themeFillShade="99"/>
       </w:tcPr>
@@ -23472,7 +23472,7 @@
           <w:left w:val="nil"/>
           <w:bottom w:val="nil"/>
           <w:right w:val="nil"/>
-          <w:insideH w:val="single" w:sz="4" w:space="0" w:color="5E7530" w:themeColor="accent3" w:themeShade="99"/>
+          <w:insideH w:val="single" w:color="5E7530" w:themeColor="accent3" w:themeShade="99" w:sz="4" w:space="0"/>
           <w:insideV w:val="nil"/>
         </w:tcBorders>
         <w:shd w:val="clear" w:color="auto" w:fill="5E7530" w:themeFill="accent3" w:themeFillShade="99"/>
@@ -23524,12 +23524,12 @@
       <w:tblStyleColBandSize w:val="1"/>
       <w:tblInd w:w="0" w:type="dxa"/>
       <w:tblBorders>
-        <w:top w:val="single" w:sz="24" w:space="0" w:color="9BBB59" w:themeColor="accent3"/>
-        <w:left w:val="single" w:sz="4" w:space="0" w:color="8064A2" w:themeColor="accent4"/>
-        <w:bottom w:val="single" w:sz="4" w:space="0" w:color="8064A2" w:themeColor="accent4"/>
-        <w:right w:val="single" w:sz="4" w:space="0" w:color="8064A2" w:themeColor="accent4"/>
-        <w:insideH w:val="single" w:sz="4" w:space="0" w:color="FFFFFF" w:themeColor="background1"/>
-        <w:insideV w:val="single" w:sz="4" w:space="0" w:color="FFFFFF" w:themeColor="background1"/>
+        <w:top w:val="single" w:color="9BBB59" w:themeColor="accent3" w:sz="24" w:space="0"/>
+        <w:left w:val="single" w:color="8064A2" w:themeColor="accent4" w:sz="4" w:space="0"/>
+        <w:bottom w:val="single" w:color="8064A2" w:themeColor="accent4" w:sz="4" w:space="0"/>
+        <w:right w:val="single" w:color="8064A2" w:themeColor="accent4" w:sz="4" w:space="0"/>
+        <w:insideH w:val="single" w:color="FFFFFF" w:themeColor="background1" w:sz="4" w:space="0"/>
+        <w:insideV w:val="single" w:color="FFFFFF" w:themeColor="background1" w:sz="4" w:space="0"/>
       </w:tblBorders>
       <w:tblCellMar>
         <w:top w:w="0" w:type="dxa"/>
@@ -23551,7 +23551,7 @@
         <w:tcBorders>
           <w:top w:val="nil"/>
           <w:left w:val="nil"/>
-          <w:bottom w:val="single" w:sz="24" w:space="0" w:color="9BBB59" w:themeColor="accent3"/>
+          <w:bottom w:val="single" w:color="9BBB59" w:themeColor="accent3" w:sz="24" w:space="0"/>
           <w:right w:val="nil"/>
           <w:insideH w:val="nil"/>
           <w:insideV w:val="nil"/>
@@ -23568,7 +23568,7 @@
       <w:tblPr/>
       <w:tcPr>
         <w:tcBorders>
-          <w:top w:val="single" w:sz="6" w:space="0" w:color="FFFFFF" w:themeColor="background1"/>
+          <w:top w:val="single" w:color="FFFFFF" w:themeColor="background1" w:sz="6" w:space="0"/>
         </w:tcBorders>
         <w:shd w:val="clear" w:color="auto" w:fill="4C3B62" w:themeFill="accent4" w:themeFillShade="99"/>
       </w:tcPr>
@@ -23584,7 +23584,7 @@
           <w:left w:val="nil"/>
           <w:bottom w:val="nil"/>
           <w:right w:val="nil"/>
-          <w:insideH w:val="single" w:sz="4" w:space="0" w:color="4C3B62" w:themeColor="accent4" w:themeShade="99"/>
+          <w:insideH w:val="single" w:color="4C3B62" w:themeColor="accent4" w:themeShade="99" w:sz="4" w:space="0"/>
           <w:insideV w:val="nil"/>
         </w:tcBorders>
         <w:shd w:val="clear" w:color="auto" w:fill="4C3B62" w:themeFill="accent4" w:themeFillShade="99"/>
@@ -23646,12 +23646,12 @@
       <w:tblStyleColBandSize w:val="1"/>
       <w:tblInd w:w="0" w:type="dxa"/>
       <w:tblBorders>
-        <w:top w:val="single" w:sz="24" w:space="0" w:color="F79646" w:themeColor="accent6"/>
-        <w:left w:val="single" w:sz="4" w:space="0" w:color="4BACC6" w:themeColor="accent5"/>
-        <w:bottom w:val="single" w:sz="4" w:space="0" w:color="4BACC6" w:themeColor="accent5"/>
-        <w:right w:val="single" w:sz="4" w:space="0" w:color="4BACC6" w:themeColor="accent5"/>
-        <w:insideH w:val="single" w:sz="4" w:space="0" w:color="FFFFFF" w:themeColor="background1"/>
-        <w:insideV w:val="single" w:sz="4" w:space="0" w:color="FFFFFF" w:themeColor="background1"/>
+        <w:top w:val="single" w:color="F79646" w:themeColor="accent6" w:sz="24" w:space="0"/>
+        <w:left w:val="single" w:color="4BACC6" w:themeColor="accent5" w:sz="4" w:space="0"/>
+        <w:bottom w:val="single" w:color="4BACC6" w:themeColor="accent5" w:sz="4" w:space="0"/>
+        <w:right w:val="single" w:color="4BACC6" w:themeColor="accent5" w:sz="4" w:space="0"/>
+        <w:insideH w:val="single" w:color="FFFFFF" w:themeColor="background1" w:sz="4" w:space="0"/>
+        <w:insideV w:val="single" w:color="FFFFFF" w:themeColor="background1" w:sz="4" w:space="0"/>
       </w:tblBorders>
       <w:tblCellMar>
         <w:top w:w="0" w:type="dxa"/>
@@ -23673,7 +23673,7 @@
         <w:tcBorders>
           <w:top w:val="nil"/>
           <w:left w:val="nil"/>
-          <w:bottom w:val="single" w:sz="24" w:space="0" w:color="F79646" w:themeColor="accent6"/>
+          <w:bottom w:val="single" w:color="F79646" w:themeColor="accent6" w:sz="24" w:space="0"/>
           <w:right w:val="nil"/>
           <w:insideH w:val="nil"/>
           <w:insideV w:val="nil"/>
@@ -23690,7 +23690,7 @@
       <w:tblPr/>
       <w:tcPr>
         <w:tcBorders>
-          <w:top w:val="single" w:sz="6" w:space="0" w:color="FFFFFF" w:themeColor="background1"/>
+          <w:top w:val="single" w:color="FFFFFF" w:themeColor="background1" w:sz="6" w:space="0"/>
         </w:tcBorders>
         <w:shd w:val="clear" w:color="auto" w:fill="276A7C" w:themeFill="accent5" w:themeFillShade="99"/>
       </w:tcPr>
@@ -23706,7 +23706,7 @@
           <w:left w:val="nil"/>
           <w:bottom w:val="nil"/>
           <w:right w:val="nil"/>
-          <w:insideH w:val="single" w:sz="4" w:space="0" w:color="276A7C" w:themeColor="accent5" w:themeShade="99"/>
+          <w:insideH w:val="single" w:color="276A7C" w:themeColor="accent5" w:themeShade="99" w:sz="4" w:space="0"/>
           <w:insideV w:val="nil"/>
         </w:tcBorders>
         <w:shd w:val="clear" w:color="auto" w:fill="276A7C" w:themeFill="accent5" w:themeFillShade="99"/>
@@ -23768,12 +23768,12 @@
       <w:tblStyleColBandSize w:val="1"/>
       <w:tblInd w:w="0" w:type="dxa"/>
       <w:tblBorders>
-        <w:top w:val="single" w:sz="24" w:space="0" w:color="4BACC6" w:themeColor="accent5"/>
-        <w:left w:val="single" w:sz="4" w:space="0" w:color="F79646" w:themeColor="accent6"/>
-        <w:bottom w:val="single" w:sz="4" w:space="0" w:color="F79646" w:themeColor="accent6"/>
-        <w:right w:val="single" w:sz="4" w:space="0" w:color="F79646" w:themeColor="accent6"/>
-        <w:insideH w:val="single" w:sz="4" w:space="0" w:color="FFFFFF" w:themeColor="background1"/>
-        <w:insideV w:val="single" w:sz="4" w:space="0" w:color="FFFFFF" w:themeColor="background1"/>
+        <w:top w:val="single" w:color="4BACC6" w:themeColor="accent5" w:sz="24" w:space="0"/>
+        <w:left w:val="single" w:color="F79646" w:themeColor="accent6" w:sz="4" w:space="0"/>
+        <w:bottom w:val="single" w:color="F79646" w:themeColor="accent6" w:sz="4" w:space="0"/>
+        <w:right w:val="single" w:color="F79646" w:themeColor="accent6" w:sz="4" w:space="0"/>
+        <w:insideH w:val="single" w:color="FFFFFF" w:themeColor="background1" w:sz="4" w:space="0"/>
+        <w:insideV w:val="single" w:color="FFFFFF" w:themeColor="background1" w:sz="4" w:space="0"/>
       </w:tblBorders>
       <w:tblCellMar>
         <w:top w:w="0" w:type="dxa"/>
@@ -23795,7 +23795,7 @@
         <w:tcBorders>
           <w:top w:val="nil"/>
           <w:left w:val="nil"/>
-          <w:bottom w:val="single" w:sz="24" w:space="0" w:color="4BACC6" w:themeColor="accent5"/>
+          <w:bottom w:val="single" w:color="4BACC6" w:themeColor="accent5" w:sz="24" w:space="0"/>
           <w:right w:val="nil"/>
           <w:insideH w:val="nil"/>
           <w:insideV w:val="nil"/>
@@ -23812,7 +23812,7 @@
       <w:tblPr/>
       <w:tcPr>
         <w:tcBorders>
-          <w:top w:val="single" w:sz="6" w:space="0" w:color="FFFFFF" w:themeColor="background1"/>
+          <w:top w:val="single" w:color="FFFFFF" w:themeColor="background1" w:sz="6" w:space="0"/>
         </w:tcBorders>
         <w:shd w:val="clear" w:color="auto" w:fill="B65608" w:themeFill="accent6" w:themeFillShade="99"/>
       </w:tcPr>
@@ -23828,7 +23828,7 @@
           <w:left w:val="nil"/>
           <w:bottom w:val="nil"/>
           <w:right w:val="nil"/>
-          <w:insideH w:val="single" w:sz="4" w:space="0" w:color="B65608" w:themeColor="accent6" w:themeShade="99"/>
+          <w:insideH w:val="single" w:color="B65608" w:themeColor="accent6" w:themeShade="99" w:sz="4" w:space="0"/>
           <w:insideV w:val="nil"/>
         </w:tcBorders>
         <w:shd w:val="clear" w:color="auto" w:fill="B65608" w:themeFill="accent6" w:themeFillShade="99"/>
@@ -23908,7 +23908,7 @@
       <w:tblPr/>
       <w:tcPr>
         <w:tcBorders>
-          <w:bottom w:val="single" w:sz="12" w:space="0" w:color="FFFFFF" w:themeColor="background1"/>
+          <w:bottom w:val="single" w:color="FFFFFF" w:themeColor="background1" w:sz="12" w:space="0"/>
         </w:tcBorders>
         <w:shd w:val="clear" w:color="auto" w:fill="9E3A38" w:themeFill="accent2" w:themeFillShade="CC"/>
       </w:tcPr>
@@ -23922,7 +23922,7 @@
       <w:tblPr/>
       <w:tcPr>
         <w:tcBorders>
-          <w:top w:val="single" w:sz="12" w:space="0" w:color="000000" w:themeColor="text1"/>
+          <w:top w:val="single" w:color="000000" w:themeColor="text1" w:sz="12" w:space="0"/>
         </w:tcBorders>
         <w:shd w:val="clear" w:color="auto" w:fill="FFFFFF" w:themeFill="background1"/>
       </w:tcPr>
@@ -23994,7 +23994,7 @@
       <w:tblPr/>
       <w:tcPr>
         <w:tcBorders>
-          <w:bottom w:val="single" w:sz="12" w:space="0" w:color="FFFFFF" w:themeColor="background1"/>
+          <w:bottom w:val="single" w:color="FFFFFF" w:themeColor="background1" w:sz="12" w:space="0"/>
         </w:tcBorders>
         <w:shd w:val="clear" w:color="auto" w:fill="9E3A38" w:themeFill="accent2" w:themeFillShade="CC"/>
       </w:tcPr>
@@ -24008,7 +24008,7 @@
       <w:tblPr/>
       <w:tcPr>
         <w:tcBorders>
-          <w:top w:val="single" w:sz="12" w:space="0" w:color="000000" w:themeColor="text1"/>
+          <w:top w:val="single" w:color="000000" w:themeColor="text1" w:sz="12" w:space="0"/>
         </w:tcBorders>
         <w:shd w:val="clear" w:color="auto" w:fill="FFFFFF" w:themeFill="background1"/>
       </w:tcPr>
@@ -24080,7 +24080,7 @@
       <w:tblPr/>
       <w:tcPr>
         <w:tcBorders>
-          <w:bottom w:val="single" w:sz="12" w:space="0" w:color="FFFFFF" w:themeColor="background1"/>
+          <w:bottom w:val="single" w:color="FFFFFF" w:themeColor="background1" w:sz="12" w:space="0"/>
         </w:tcBorders>
         <w:shd w:val="clear" w:color="auto" w:fill="9E3A38" w:themeFill="accent2" w:themeFillShade="CC"/>
       </w:tcPr>
@@ -24094,7 +24094,7 @@
       <w:tblPr/>
       <w:tcPr>
         <w:tcBorders>
-          <w:top w:val="single" w:sz="12" w:space="0" w:color="000000" w:themeColor="text1"/>
+          <w:top w:val="single" w:color="000000" w:themeColor="text1" w:sz="12" w:space="0"/>
         </w:tcBorders>
         <w:shd w:val="clear" w:color="auto" w:fill="FFFFFF" w:themeFill="background1"/>
       </w:tcPr>
@@ -24166,7 +24166,7 @@
       <w:tblPr/>
       <w:tcPr>
         <w:tcBorders>
-          <w:bottom w:val="single" w:sz="12" w:space="0" w:color="FFFFFF" w:themeColor="background1"/>
+          <w:bottom w:val="single" w:color="FFFFFF" w:themeColor="background1" w:sz="12" w:space="0"/>
         </w:tcBorders>
         <w:shd w:val="clear" w:color="auto" w:fill="664E82" w:themeFill="accent4" w:themeFillShade="CC"/>
       </w:tcPr>
@@ -24180,7 +24180,7 @@
       <w:tblPr/>
       <w:tcPr>
         <w:tcBorders>
-          <w:top w:val="single" w:sz="12" w:space="0" w:color="000000" w:themeColor="text1"/>
+          <w:top w:val="single" w:color="000000" w:themeColor="text1" w:sz="12" w:space="0"/>
         </w:tcBorders>
         <w:shd w:val="clear" w:color="auto" w:fill="FFFFFF" w:themeFill="background1"/>
       </w:tcPr>
@@ -24252,7 +24252,7 @@
       <w:tblPr/>
       <w:tcPr>
         <w:tcBorders>
-          <w:bottom w:val="single" w:sz="12" w:space="0" w:color="FFFFFF" w:themeColor="background1"/>
+          <w:bottom w:val="single" w:color="FFFFFF" w:themeColor="background1" w:sz="12" w:space="0"/>
         </w:tcBorders>
         <w:shd w:val="clear" w:color="auto" w:fill="7E9C40" w:themeFill="accent3" w:themeFillShade="CC"/>
       </w:tcPr>
@@ -24266,7 +24266,7 @@
       <w:tblPr/>
       <w:tcPr>
         <w:tcBorders>
-          <w:top w:val="single" w:sz="12" w:space="0" w:color="000000" w:themeColor="text1"/>
+          <w:top w:val="single" w:color="000000" w:themeColor="text1" w:sz="12" w:space="0"/>
         </w:tcBorders>
         <w:shd w:val="clear" w:color="auto" w:fill="FFFFFF" w:themeFill="background1"/>
       </w:tcPr>
@@ -24338,7 +24338,7 @@
       <w:tblPr/>
       <w:tcPr>
         <w:tcBorders>
-          <w:bottom w:val="single" w:sz="12" w:space="0" w:color="FFFFFF" w:themeColor="background1"/>
+          <w:bottom w:val="single" w:color="FFFFFF" w:themeColor="background1" w:sz="12" w:space="0"/>
         </w:tcBorders>
         <w:shd w:val="clear" w:color="auto" w:fill="F2730A" w:themeFill="accent6" w:themeFillShade="CC"/>
       </w:tcPr>
@@ -24352,7 +24352,7 @@
       <w:tblPr/>
       <w:tcPr>
         <w:tcBorders>
-          <w:top w:val="single" w:sz="12" w:space="0" w:color="000000" w:themeColor="text1"/>
+          <w:top w:val="single" w:color="000000" w:themeColor="text1" w:sz="12" w:space="0"/>
         </w:tcBorders>
         <w:shd w:val="clear" w:color="auto" w:fill="FFFFFF" w:themeFill="background1"/>
       </w:tcPr>
@@ -24424,7 +24424,7 @@
       <w:tblPr/>
       <w:tcPr>
         <w:tcBorders>
-          <w:bottom w:val="single" w:sz="12" w:space="0" w:color="FFFFFF" w:themeColor="background1"/>
+          <w:bottom w:val="single" w:color="FFFFFF" w:themeColor="background1" w:sz="12" w:space="0"/>
         </w:tcBorders>
         <w:shd w:val="clear" w:color="auto" w:fill="348DA5" w:themeFill="accent5" w:themeFillShade="CC"/>
       </w:tcPr>
@@ -24438,7 +24438,7 @@
       <w:tblPr/>
       <w:tcPr>
         <w:tcBorders>
-          <w:top w:val="single" w:sz="12" w:space="0" w:color="000000" w:themeColor="text1"/>
+          <w:top w:val="single" w:color="000000" w:themeColor="text1" w:sz="12" w:space="0"/>
         </w:tcBorders>
         <w:shd w:val="clear" w:color="auto" w:fill="FFFFFF" w:themeFill="background1"/>
       </w:tcPr>
@@ -24492,7 +24492,7 @@
       <w:tblStyleColBandSize w:val="1"/>
       <w:tblInd w:w="0" w:type="dxa"/>
       <w:tblBorders>
-        <w:insideH w:val="single" w:sz="4" w:space="0" w:color="FFFFFF" w:themeColor="background1"/>
+        <w:insideH w:val="single" w:color="FFFFFF" w:themeColor="background1" w:sz="4" w:space="0"/>
       </w:tblBorders>
       <w:tblCellMar>
         <w:top w:w="0" w:type="dxa"/>
@@ -24572,7 +24572,7 @@
       <w:tblStyleColBandSize w:val="1"/>
       <w:tblInd w:w="0" w:type="dxa"/>
       <w:tblBorders>
-        <w:insideH w:val="single" w:sz="4" w:space="0" w:color="FFFFFF" w:themeColor="background1"/>
+        <w:insideH w:val="single" w:color="FFFFFF" w:themeColor="background1" w:sz="4" w:space="0"/>
       </w:tblBorders>
       <w:tblCellMar>
         <w:top w:w="0" w:type="dxa"/>
@@ -24652,7 +24652,7 @@
       <w:tblStyleColBandSize w:val="1"/>
       <w:tblInd w:w="0" w:type="dxa"/>
       <w:tblBorders>
-        <w:insideH w:val="single" w:sz="4" w:space="0" w:color="FFFFFF" w:themeColor="background1"/>
+        <w:insideH w:val="single" w:color="FFFFFF" w:themeColor="background1" w:sz="4" w:space="0"/>
       </w:tblBorders>
       <w:tblCellMar>
         <w:top w:w="0" w:type="dxa"/>
@@ -24732,7 +24732,7 @@
       <w:tblStyleColBandSize w:val="1"/>
       <w:tblInd w:w="0" w:type="dxa"/>
       <w:tblBorders>
-        <w:insideH w:val="single" w:sz="4" w:space="0" w:color="FFFFFF" w:themeColor="background1"/>
+        <w:insideH w:val="single" w:color="FFFFFF" w:themeColor="background1" w:sz="4" w:space="0"/>
       </w:tblBorders>
       <w:tblCellMar>
         <w:top w:w="0" w:type="dxa"/>
@@ -24812,7 +24812,7 @@
       <w:tblStyleColBandSize w:val="1"/>
       <w:tblInd w:w="0" w:type="dxa"/>
       <w:tblBorders>
-        <w:insideH w:val="single" w:sz="4" w:space="0" w:color="FFFFFF" w:themeColor="background1"/>
+        <w:insideH w:val="single" w:color="FFFFFF" w:themeColor="background1" w:sz="4" w:space="0"/>
       </w:tblBorders>
       <w:tblCellMar>
         <w:top w:w="0" w:type="dxa"/>
@@ -24892,7 +24892,7 @@
       <w:tblStyleColBandSize w:val="1"/>
       <w:tblInd w:w="0" w:type="dxa"/>
       <w:tblBorders>
-        <w:insideH w:val="single" w:sz="4" w:space="0" w:color="FFFFFF" w:themeColor="background1"/>
+        <w:insideH w:val="single" w:color="FFFFFF" w:themeColor="background1" w:sz="4" w:space="0"/>
       </w:tblBorders>
       <w:tblCellMar>
         <w:top w:w="0" w:type="dxa"/>
@@ -24972,7 +24972,7 @@
       <w:tblStyleColBandSize w:val="1"/>
       <w:tblInd w:w="0" w:type="dxa"/>
       <w:tblBorders>
-        <w:insideH w:val="single" w:sz="4" w:space="0" w:color="FFFFFF" w:themeColor="background1"/>
+        <w:insideH w:val="single" w:color="FFFFFF" w:themeColor="background1" w:sz="4" w:space="0"/>
       </w:tblBorders>
       <w:tblCellMar>
         <w:top w:w="0" w:type="dxa"/>

--- a/BGIL_DBT/validation/DM-H/DM-H2_OPUS.docx
+++ b/BGIL_DBT/validation/DM-H/DM-H2_OPUS.docx
@@ -14725,7 +14725,11 @@
           <w:tcPr>
             <w:tcW w:w="5640" w:type="dxa"/>
           </w:tcPr>
-          <w:p/>
+          <w:p>
+            <w:r>
+              <w:t xml:space="preserve">FAIL(DUE TO SOURCE GRAIN)</w:t>
+            </w:r>
+          </w:p>
         </w:tc>
       </w:tr>
       <w:tr>
@@ -14746,7 +14750,11 @@
           <w:tcPr>
             <w:tcW w:w="5640" w:type="dxa"/>
           </w:tcPr>
-          <w:p/>
+          <w:p>
+            <w:r>
+              <w:t xml:space="preserve">44</w:t>
+            </w:r>
+          </w:p>
         </w:tc>
       </w:tr>
       <w:tr>
@@ -14767,7 +14775,11 @@
           <w:tcPr>
             <w:tcW w:w="5640" w:type="dxa"/>
           </w:tcPr>
-          <w:p/>
+          <w:p>
+            <w:r>
+              <w:t xml:space="preserve">FAIL – Source grain issue. CP_PARTNERS has many partners per add_id, so CARE_OF_NAME (from addressee) is many-per-location while the satellite stores it as one-per-location. 37,056 key/load-time groups in OPUS_CP_PARTNERS have more than one row (201,836 rows; max 11,532 rows for one key at one load time). sat_multi_source dedupes by LAG(HASHDIFF) ordered only by LOAD_DATETIME, so tied rows interleave and duplicates are kept (example key 5E2B9D0E14034E25964EDE2A1044669C: 35 CP_PARTNERS rows at 2026-08-24 18:42:07.024 across 4 addressees, several identical). HASHDIFF calculation itself is correct (DM-H1 (a) PASS). Needs modeler/mapper decision: make it multi-active by partner, move CARE_OF_NAME to a party satellite, or dedupe in the stage.</w:t>
+            </w:r>
+          </w:p>
         </w:tc>
       </w:tr>
     </w:tbl>
